--- a/Tamilselvan_G_Resume.docx
+++ b/Tamilselvan_G_Resume.docx
@@ -31,9 +31,8 @@
           <w:sz w:val="21"/>
           <w:szCs w:val="21"/>
         </w:rPr>
-        <w:t xml:space="preserve">Full Stack Software </w:t>
-      </w:r>
-      <w:proofErr w:type="gramStart"/>
+        <w:t>Full Stack Software Engineer  |  Angular | .NET Core</w:t>
+      </w:r>
       <w:r>
         <w:rPr>
           <w:rFonts w:ascii="Calibri" w:eastAsia="Calibri" w:hAnsi="Calibri" w:cs="Calibri"/>
@@ -43,9 +42,8 @@
           <w:sz w:val="21"/>
           <w:szCs w:val="21"/>
         </w:rPr>
-        <w:t>Engineer  |</w:t>
-      </w:r>
-      <w:proofErr w:type="gramEnd"/>
+        <w:t xml:space="preserve"> |</w:t>
+      </w:r>
       <w:r>
         <w:rPr>
           <w:rFonts w:ascii="Calibri" w:eastAsia="Calibri" w:hAnsi="Calibri" w:cs="Calibri"/>
@@ -55,7 +53,7 @@
           <w:sz w:val="21"/>
           <w:szCs w:val="21"/>
         </w:rPr>
-        <w:t xml:space="preserve">  Angular | .NET Core</w:t>
+        <w:t xml:space="preserve"> </w:t>
       </w:r>
       <w:r>
         <w:rPr>
@@ -66,7 +64,7 @@
           <w:sz w:val="21"/>
           <w:szCs w:val="21"/>
         </w:rPr>
-        <w:t xml:space="preserve"> |</w:t>
+        <w:t>AI / RAG</w:t>
       </w:r>
       <w:r>
         <w:rPr>
@@ -88,28 +86,6 @@
           <w:sz w:val="21"/>
           <w:szCs w:val="21"/>
         </w:rPr>
-        <w:t>AI / RAG</w:t>
-      </w:r>
-      <w:r>
-        <w:rPr>
-          <w:rFonts w:ascii="Calibri" w:eastAsia="Calibri" w:hAnsi="Calibri" w:cs="Calibri"/>
-          <w:b/>
-          <w:bCs/>
-          <w:color w:val="2563EB"/>
-          <w:sz w:val="21"/>
-          <w:szCs w:val="21"/>
-        </w:rPr>
-        <w:t xml:space="preserve"> </w:t>
-      </w:r>
-      <w:r>
-        <w:rPr>
-          <w:rFonts w:ascii="Calibri" w:eastAsia="Calibri" w:hAnsi="Calibri" w:cs="Calibri"/>
-          <w:b/>
-          <w:bCs/>
-          <w:color w:val="2563EB"/>
-          <w:sz w:val="21"/>
-          <w:szCs w:val="21"/>
-        </w:rPr>
         <w:t>| SQL Server | Redis | AWS</w:t>
       </w:r>
     </w:p>
@@ -124,27 +100,7 @@
           <w:sz w:val="19"/>
           <w:szCs w:val="19"/>
         </w:rPr>
-        <w:t xml:space="preserve">+91 </w:t>
-      </w:r>
-      <w:proofErr w:type="gramStart"/>
-      <w:r>
-        <w:rPr>
-          <w:rFonts w:ascii="Calibri" w:eastAsia="Calibri" w:hAnsi="Calibri" w:cs="Calibri"/>
-          <w:color w:val="444444"/>
-          <w:sz w:val="19"/>
-          <w:szCs w:val="19"/>
-        </w:rPr>
-        <w:t>7200206323  |</w:t>
-      </w:r>
-      <w:proofErr w:type="gramEnd"/>
-      <w:r>
-        <w:rPr>
-          <w:rFonts w:ascii="Calibri" w:eastAsia="Calibri" w:hAnsi="Calibri" w:cs="Calibri"/>
-          <w:color w:val="444444"/>
-          <w:sz w:val="19"/>
-          <w:szCs w:val="19"/>
-        </w:rPr>
-        <w:t xml:space="preserve">  </w:t>
+        <w:t xml:space="preserve">+91 7200206323  |  </w:t>
       </w:r>
       <w:hyperlink r:id="rId5" w:history="1">
         <w:r>
@@ -164,27 +120,7 @@
           <w:sz w:val="19"/>
           <w:szCs w:val="19"/>
         </w:rPr>
-        <w:t xml:space="preserve">  |  Chennai, </w:t>
-      </w:r>
-      <w:proofErr w:type="gramStart"/>
-      <w:r>
-        <w:rPr>
-          <w:rFonts w:ascii="Calibri" w:eastAsia="Calibri" w:hAnsi="Calibri" w:cs="Calibri"/>
-          <w:color w:val="444444"/>
-          <w:sz w:val="19"/>
-          <w:szCs w:val="19"/>
-        </w:rPr>
-        <w:t>India  |</w:t>
-      </w:r>
-      <w:proofErr w:type="gramEnd"/>
-      <w:r>
-        <w:rPr>
-          <w:rFonts w:ascii="Calibri" w:eastAsia="Calibri" w:hAnsi="Calibri" w:cs="Calibri"/>
-          <w:color w:val="444444"/>
-          <w:sz w:val="19"/>
-          <w:szCs w:val="19"/>
-        </w:rPr>
-        <w:t xml:space="preserve">  </w:t>
+        <w:t xml:space="preserve">  |  Chennai, India  |  </w:t>
       </w:r>
       <w:hyperlink r:id="rId6" w:history="1">
         <w:r>
@@ -266,67 +202,7 @@
           <w:rFonts w:ascii="Calibri" w:eastAsia="Calibri" w:hAnsi="Calibri" w:cs="Calibri"/>
           <w:color w:val="222222"/>
         </w:rPr>
-        <w:t xml:space="preserve">Full Stack Software Engineer with 4+ years of experience delivering secure, scalable enterprise web applications across the complete SDLC. Expert in Angular (14–20), ASP.NET Core (C#), SQL Server, Docker, and Redis, with measurable impact — 20% faster UI load times, 15% backend efficiency gains, and 99.9% production uptime. Experienced in REST API design, JWT security, </w:t>
-      </w:r>
-      <w:proofErr w:type="spellStart"/>
-      <w:r>
-        <w:rPr>
-          <w:rFonts w:ascii="Calibri" w:eastAsia="Calibri" w:hAnsi="Calibri" w:cs="Calibri"/>
-          <w:color w:val="222222"/>
-        </w:rPr>
-        <w:t>SignalR</w:t>
-      </w:r>
-      <w:proofErr w:type="spellEnd"/>
-      <w:r>
-        <w:rPr>
-          <w:rFonts w:ascii="Calibri" w:eastAsia="Calibri" w:hAnsi="Calibri" w:cs="Calibri"/>
-          <w:color w:val="222222"/>
-        </w:rPr>
-        <w:t xml:space="preserve"> real-time collaboration, </w:t>
-      </w:r>
-      <w:r>
-        <w:rPr>
-          <w:rFonts w:ascii="Calibri" w:eastAsia="Calibri" w:hAnsi="Calibri" w:cs="Calibri"/>
-          <w:color w:val="222222"/>
-        </w:rPr>
-        <w:t>Retrieval-Augmented Generation (RAG) and LLM integration (API</w:t>
-      </w:r>
-      <w:r>
-        <w:rPr>
-          <w:rFonts w:ascii="Calibri" w:eastAsia="Calibri" w:hAnsi="Calibri" w:cs="Calibri"/>
-          <w:color w:val="222222"/>
-        </w:rPr>
-        <w:t xml:space="preserve"> Key</w:t>
-      </w:r>
-      <w:r>
-        <w:rPr>
-          <w:rFonts w:ascii="Calibri" w:eastAsia="Calibri" w:hAnsi="Calibri" w:cs="Calibri"/>
-          <w:color w:val="222222"/>
-        </w:rPr>
-        <w:t xml:space="preserve">, </w:t>
-      </w:r>
-      <w:proofErr w:type="spellStart"/>
-      <w:r>
-        <w:rPr>
-          <w:rFonts w:ascii="Calibri" w:eastAsia="Calibri" w:hAnsi="Calibri" w:cs="Calibri"/>
-          <w:color w:val="222222"/>
-        </w:rPr>
-        <w:t>Ollama</w:t>
-      </w:r>
-      <w:proofErr w:type="spellEnd"/>
-      <w:r>
-        <w:rPr>
-          <w:rFonts w:ascii="Calibri" w:eastAsia="Calibri" w:hAnsi="Calibri" w:cs="Calibri"/>
-          <w:color w:val="222222"/>
-        </w:rPr>
-        <w:t>), AWS S3, CI/CD automation, Clean Architecture, and Agile/Scrum delivery</w:t>
-      </w:r>
-      <w:r>
-        <w:rPr>
-          <w:rFonts w:ascii="Calibri" w:eastAsia="Calibri" w:hAnsi="Calibri" w:cs="Calibri"/>
-          <w:color w:val="222222"/>
-        </w:rPr>
-        <w:t>.</w:t>
+        <w:t>Full Stack Software Engineer with 4+ years of experience building and maintaining enterprise web applications. Skilled in Angular (14-20), ASP.NET Core (C#), SQL Server, Docker, and Redis, with experience improving application performance, backend efficiency, and production stability. Hands-on experience in REST API development, JWT authentication, SignalR, AWS S3, CI/CD, Clean Architecture, and Agile/Scrum development. Also experienced in RAG and LLM integrations using API-based services and Ollama.</w:t>
       </w:r>
     </w:p>
     <w:p>
@@ -366,55 +242,28 @@
           <w:rFonts w:ascii="Calibri" w:eastAsia="Calibri" w:hAnsi="Calibri" w:cs="Calibri"/>
           <w:color w:val="222222"/>
         </w:rPr>
-        <w:t xml:space="preserve">Angular 14–20, TypeScript, JavaScript (ES6+), </w:t>
-      </w:r>
-      <w:proofErr w:type="spellStart"/>
-      <w:r>
-        <w:rPr>
-          <w:rFonts w:ascii="Calibri" w:eastAsia="Calibri" w:hAnsi="Calibri" w:cs="Calibri"/>
-          <w:color w:val="222222"/>
-        </w:rPr>
-        <w:t>RxJS</w:t>
-      </w:r>
-      <w:proofErr w:type="spellEnd"/>
-      <w:r>
-        <w:rPr>
-          <w:rFonts w:ascii="Calibri" w:eastAsia="Calibri" w:hAnsi="Calibri" w:cs="Calibri"/>
-          <w:color w:val="222222"/>
-        </w:rPr>
-        <w:t xml:space="preserve">, HTML5, CSS3, Tailwind CSS, Bootstrap, Lazy Loading, </w:t>
-      </w:r>
-      <w:proofErr w:type="spellStart"/>
-      <w:r>
-        <w:rPr>
-          <w:rFonts w:ascii="Calibri" w:eastAsia="Calibri" w:hAnsi="Calibri" w:cs="Calibri"/>
-          <w:color w:val="222222"/>
-        </w:rPr>
-        <w:t>ApexCharts</w:t>
-      </w:r>
-      <w:proofErr w:type="spellEnd"/>
-      <w:r>
-        <w:rPr>
-          <w:rFonts w:ascii="Calibri" w:eastAsia="Calibri" w:hAnsi="Calibri" w:cs="Calibri"/>
-          <w:color w:val="222222"/>
-        </w:rPr>
-        <w:t xml:space="preserve">, </w:t>
-      </w:r>
-      <w:proofErr w:type="spellStart"/>
-      <w:r>
-        <w:rPr>
-          <w:rFonts w:ascii="Calibri" w:eastAsia="Calibri" w:hAnsi="Calibri" w:cs="Calibri"/>
-          <w:color w:val="222222"/>
-        </w:rPr>
-        <w:t>TinyMCE</w:t>
-      </w:r>
-      <w:proofErr w:type="spellEnd"/>
-      <w:r>
-        <w:rPr>
-          <w:rFonts w:ascii="Calibri" w:eastAsia="Calibri" w:hAnsi="Calibri" w:cs="Calibri"/>
-          <w:color w:val="222222"/>
-        </w:rPr>
-        <w:t>, Angular Material, Responsive UI Development, State Management, Reactive Forms</w:t>
+        <w:t>Angular 14</w:t>
+      </w:r>
+      <w:r>
+        <w:rPr>
+          <w:rFonts w:ascii="Calibri" w:eastAsia="Calibri" w:hAnsi="Calibri" w:cs="Calibri"/>
+          <w:color w:val="222222"/>
+        </w:rPr>
+        <w:t>-</w:t>
+      </w:r>
+      <w:r>
+        <w:rPr>
+          <w:rFonts w:ascii="Calibri" w:eastAsia="Calibri" w:hAnsi="Calibri" w:cs="Calibri"/>
+          <w:color w:val="222222"/>
+        </w:rPr>
+        <w:t>20, TypeScript, JavaScript (ES6+), RxJS, HTML5, CSS3, Tailwind CSS, Bootstrap, Lazy Loading, ApexCharts, TinyMCE, Angular Material, Responsive UI Development, State Management, Reactive Forms</w:t>
+      </w:r>
+      <w:r>
+        <w:rPr>
+          <w:rFonts w:ascii="Calibri" w:eastAsia="Calibri" w:hAnsi="Calibri" w:cs="Calibri"/>
+          <w:color w:val="222222"/>
+        </w:rPr>
+        <w:t>.</w:t>
       </w:r>
     </w:p>
     <w:p>
@@ -435,23 +284,14 @@
           <w:rFonts w:ascii="Calibri" w:eastAsia="Calibri" w:hAnsi="Calibri" w:cs="Calibri"/>
           <w:color w:val="222222"/>
         </w:rPr>
-        <w:t xml:space="preserve">ASP.NET Core, C#, Web API, RESTful Services, </w:t>
-      </w:r>
-      <w:proofErr w:type="spellStart"/>
-      <w:r>
-        <w:rPr>
-          <w:rFonts w:ascii="Calibri" w:eastAsia="Calibri" w:hAnsi="Calibri" w:cs="Calibri"/>
-          <w:color w:val="222222"/>
-        </w:rPr>
-        <w:t>SignalR</w:t>
-      </w:r>
-      <w:proofErr w:type="spellEnd"/>
-      <w:r>
-        <w:rPr>
-          <w:rFonts w:ascii="Calibri" w:eastAsia="Calibri" w:hAnsi="Calibri" w:cs="Calibri"/>
-          <w:color w:val="222222"/>
-        </w:rPr>
-        <w:t>, JWT Authentication, Entity Framework Core, Clean Architecture, SOLID Principles, Middleware, Dependency Injection, Exception Handling</w:t>
+        <w:t>ASP.NET Core, C#, Web API, RESTful Services, SignalR, JWT Authentication, Entity Framework Core, Clean Architecture, SOLID Principles, Middleware, Dependency Injection, Exception Handling</w:t>
+      </w:r>
+      <w:r>
+        <w:rPr>
+          <w:rFonts w:ascii="Calibri" w:eastAsia="Calibri" w:hAnsi="Calibri" w:cs="Calibri"/>
+          <w:color w:val="222222"/>
+        </w:rPr>
+        <w:t>.</w:t>
       </w:r>
     </w:p>
     <w:p>
@@ -474,6 +314,13 @@
         </w:rPr>
         <w:t>SQL Server, Query Optimization, Indexing, Stored Procedures, MongoDB (Basic), Database Design, Performance Optimization</w:t>
       </w:r>
+      <w:r>
+        <w:rPr>
+          <w:rFonts w:ascii="Calibri" w:eastAsia="Calibri" w:hAnsi="Calibri" w:cs="Calibri"/>
+          <w:color w:val="222222"/>
+        </w:rPr>
+        <w:t>.</w:t>
+      </w:r>
     </w:p>
     <w:p>
       <w:pPr>
@@ -493,33 +340,8 @@
           <w:rFonts w:ascii="Calibri" w:eastAsia="Calibri" w:hAnsi="Calibri" w:cs="Calibri"/>
           <w:color w:val="222222"/>
         </w:rPr>
-        <w:t>Manual Testing, API Testing, Unit Testing, Debugging, Bug Fixing, Postman, Swagger/</w:t>
-      </w:r>
-      <w:proofErr w:type="spellStart"/>
-      <w:r>
-        <w:rPr>
-          <w:rFonts w:ascii="Calibri" w:eastAsia="Calibri" w:hAnsi="Calibri" w:cs="Calibri"/>
-          <w:color w:val="222222"/>
-        </w:rPr>
-        <w:t>OpenAPI</w:t>
-      </w:r>
-      <w:proofErr w:type="spellEnd"/>
-      <w:r>
-        <w:rPr>
-          <w:rFonts w:ascii="Calibri" w:eastAsia="Calibri" w:hAnsi="Calibri" w:cs="Calibri"/>
-          <w:color w:val="222222"/>
-        </w:rPr>
-        <w:t xml:space="preserve">, Chrome </w:t>
-      </w:r>
-      <w:proofErr w:type="spellStart"/>
-      <w:r>
-        <w:rPr>
-          <w:rFonts w:ascii="Calibri" w:eastAsia="Calibri" w:hAnsi="Calibri" w:cs="Calibri"/>
-          <w:color w:val="222222"/>
-        </w:rPr>
-        <w:t>DevTools</w:t>
-      </w:r>
-      <w:proofErr w:type="spellEnd"/>
+        <w:t>Manual Testing, API Testing, Unit Testing, Debugging, Bug Fixing, Postman, Swagger/OpenAPI, Chrome DevTools</w:t>
+      </w:r>
     </w:p>
     <w:p>
       <w:pPr>
@@ -541,6 +363,13 @@
         </w:rPr>
         <w:t>Redis (Caching, Session, Pub/Sub), Docker, Docker Compose, AWS S3, CI/CD, GitHub Actions</w:t>
       </w:r>
+      <w:r>
+        <w:rPr>
+          <w:rFonts w:ascii="Calibri" w:eastAsia="Calibri" w:hAnsi="Calibri" w:cs="Calibri"/>
+          <w:color w:val="222222"/>
+        </w:rPr>
+        <w:t>.</w:t>
+      </w:r>
     </w:p>
     <w:p>
       <w:pPr>
@@ -574,39 +403,14 @@
           <w:rFonts w:ascii="Calibri" w:eastAsia="Calibri" w:hAnsi="Calibri" w:cs="Calibri"/>
           <w:color w:val="222222"/>
         </w:rPr>
-        <w:t xml:space="preserve">, </w:t>
-      </w:r>
-      <w:proofErr w:type="spellStart"/>
-      <w:r>
-        <w:rPr>
-          <w:rFonts w:ascii="Calibri" w:eastAsia="Calibri" w:hAnsi="Calibri" w:cs="Calibri"/>
-          <w:color w:val="222222"/>
-        </w:rPr>
-        <w:t>Ollama</w:t>
-      </w:r>
-      <w:proofErr w:type="spellEnd"/>
-      <w:r>
-        <w:rPr>
-          <w:rFonts w:ascii="Calibri" w:eastAsia="Calibri" w:hAnsi="Calibri" w:cs="Calibri"/>
-          <w:color w:val="222222"/>
-        </w:rPr>
-        <w:t>), Vector Embeddings, SSE Streaming, Prompt Engineering, Postman, Swagger/</w:t>
-      </w:r>
-      <w:proofErr w:type="spellStart"/>
-      <w:r>
-        <w:rPr>
-          <w:rFonts w:ascii="Calibri" w:eastAsia="Calibri" w:hAnsi="Calibri" w:cs="Calibri"/>
-          <w:color w:val="222222"/>
-        </w:rPr>
-        <w:t>OpenAPI</w:t>
-      </w:r>
-      <w:proofErr w:type="spellEnd"/>
-      <w:r>
-        <w:rPr>
-          <w:rFonts w:ascii="Calibri" w:eastAsia="Calibri" w:hAnsi="Calibri" w:cs="Calibri"/>
-          <w:color w:val="222222"/>
-        </w:rPr>
-        <w:t>, Git, Agile/Scrum</w:t>
+        <w:t>, Ollama), Vector Embeddings, SSE Streaming, Prompt Engineering, Postman, Swagger/OpenAPI, Git, Agile/Scrum</w:t>
+      </w:r>
+      <w:r>
+        <w:rPr>
+          <w:rFonts w:ascii="Calibri" w:eastAsia="Calibri" w:hAnsi="Calibri" w:cs="Calibri"/>
+          <w:color w:val="222222"/>
+        </w:rPr>
+        <w:t>.</w:t>
       </w:r>
     </w:p>
     <w:p>
@@ -644,9 +448,8 @@
           <w:sz w:val="22"/>
           <w:szCs w:val="22"/>
         </w:rPr>
-        <w:t xml:space="preserve">Associate Software Engineer (Full Stack) — Nova </w:t>
-      </w:r>
-      <w:proofErr w:type="spellStart"/>
+        <w:t xml:space="preserve">Associate Software Engineer (Full Stack) </w:t>
+      </w:r>
       <w:r>
         <w:rPr>
           <w:rFonts w:ascii="Calibri" w:eastAsia="Calibri" w:hAnsi="Calibri" w:cs="Calibri"/>
@@ -656,9 +459,8 @@
           <w:sz w:val="22"/>
           <w:szCs w:val="22"/>
         </w:rPr>
-        <w:t>Techset</w:t>
-      </w:r>
-      <w:proofErr w:type="spellEnd"/>
+        <w:t>-</w:t>
+      </w:r>
       <w:r>
         <w:rPr>
           <w:rFonts w:ascii="Calibri" w:eastAsia="Calibri" w:hAnsi="Calibri" w:cs="Calibri"/>
@@ -668,31 +470,7 @@
           <w:sz w:val="22"/>
           <w:szCs w:val="22"/>
         </w:rPr>
-        <w:t xml:space="preserve"> </w:t>
-      </w:r>
-      <w:proofErr w:type="spellStart"/>
-      <w:r>
-        <w:rPr>
-          <w:rFonts w:ascii="Calibri" w:eastAsia="Calibri" w:hAnsi="Calibri" w:cs="Calibri"/>
-          <w:b/>
-          <w:bCs/>
-          <w:color w:val="1F2937"/>
-          <w:sz w:val="22"/>
-          <w:szCs w:val="22"/>
-        </w:rPr>
-        <w:t>Pvt.</w:t>
-      </w:r>
-      <w:proofErr w:type="spellEnd"/>
-      <w:r>
-        <w:rPr>
-          <w:rFonts w:ascii="Calibri" w:eastAsia="Calibri" w:hAnsi="Calibri" w:cs="Calibri"/>
-          <w:b/>
-          <w:bCs/>
-          <w:color w:val="1F2937"/>
-          <w:sz w:val="22"/>
-          <w:szCs w:val="22"/>
-        </w:rPr>
-        <w:t xml:space="preserve"> Ltd., Chennai, India</w:t>
+        <w:t xml:space="preserve"> Nova Techset Pvt. Ltd., Chennai, India</w:t>
       </w:r>
       <w:r>
         <w:rPr>
@@ -702,7 +480,25 @@
           <w:color w:val="444444"/>
         </w:rPr>
         <w:tab/>
-        <w:t>Jun 2022 – Present</w:t>
+        <w:t xml:space="preserve">Jun 2022 </w:t>
+      </w:r>
+      <w:r>
+        <w:rPr>
+          <w:rFonts w:ascii="Calibri" w:eastAsia="Calibri" w:hAnsi="Calibri" w:cs="Calibri"/>
+          <w:b/>
+          <w:bCs/>
+          <w:color w:val="444444"/>
+        </w:rPr>
+        <w:t xml:space="preserve">- </w:t>
+      </w:r>
+      <w:r>
+        <w:rPr>
+          <w:rFonts w:ascii="Calibri" w:eastAsia="Calibri" w:hAnsi="Calibri" w:cs="Calibri"/>
+          <w:b/>
+          <w:bCs/>
+          <w:color w:val="444444"/>
+        </w:rPr>
+        <w:t>Present</w:t>
       </w:r>
     </w:p>
     <w:p>
@@ -733,240 +529,230 @@
           <w:rFonts w:ascii="Calibri" w:eastAsia="Calibri" w:hAnsi="Calibri" w:cs="Calibri"/>
           <w:color w:val="222222"/>
         </w:rPr>
-        <w:t>Architected and delivered 5+ enterprise web applications using Angular, ASP.NET Core, SQL Server, Docker, and Redis, maintaining 99.9% production uptime.</w:t>
-      </w:r>
-    </w:p>
-    <w:p>
-      <w:pPr>
-        <w:pStyle w:val="ListParagraph"/>
-        <w:numPr>
-          <w:ilvl w:val="0"/>
-          <w:numId w:val="2"/>
-        </w:numPr>
-        <w:spacing w:after="40"/>
-      </w:pPr>
-      <w:r>
-        <w:rPr>
-          <w:rFonts w:ascii="Calibri" w:eastAsia="Calibri" w:hAnsi="Calibri" w:cs="Calibri"/>
-          <w:color w:val="222222"/>
-        </w:rPr>
-        <w:t>Improved backend efficiency by 15% through Redis caching, SQL query optimization, indexing strategies, and architectural refinements.</w:t>
-      </w:r>
-    </w:p>
-    <w:p>
-      <w:pPr>
-        <w:pStyle w:val="ListParagraph"/>
-        <w:numPr>
-          <w:ilvl w:val="0"/>
-          <w:numId w:val="2"/>
-        </w:numPr>
-        <w:spacing w:after="40"/>
-      </w:pPr>
-      <w:r>
-        <w:rPr>
-          <w:rFonts w:ascii="Calibri" w:eastAsia="Calibri" w:hAnsi="Calibri" w:cs="Calibri"/>
-          <w:color w:val="222222"/>
-        </w:rPr>
-        <w:t xml:space="preserve">Reduced Angular UI load times by 20% via lazy loading, </w:t>
-      </w:r>
-      <w:proofErr w:type="spellStart"/>
-      <w:r>
-        <w:rPr>
-          <w:rFonts w:ascii="Calibri" w:eastAsia="Calibri" w:hAnsi="Calibri" w:cs="Calibri"/>
-          <w:color w:val="222222"/>
-        </w:rPr>
-        <w:t>OnPush</w:t>
-      </w:r>
-      <w:proofErr w:type="spellEnd"/>
-      <w:r>
-        <w:rPr>
-          <w:rFonts w:ascii="Calibri" w:eastAsia="Calibri" w:hAnsi="Calibri" w:cs="Calibri"/>
-          <w:color w:val="222222"/>
-        </w:rPr>
-        <w:t xml:space="preserve"> change detection, </w:t>
-      </w:r>
-      <w:proofErr w:type="spellStart"/>
-      <w:r>
-        <w:rPr>
-          <w:rFonts w:ascii="Calibri" w:eastAsia="Calibri" w:hAnsi="Calibri" w:cs="Calibri"/>
-          <w:color w:val="222222"/>
-        </w:rPr>
-        <w:t>RxJS</w:t>
-      </w:r>
-      <w:proofErr w:type="spellEnd"/>
-      <w:r>
-        <w:rPr>
-          <w:rFonts w:ascii="Calibri" w:eastAsia="Calibri" w:hAnsi="Calibri" w:cs="Calibri"/>
-          <w:color w:val="222222"/>
-        </w:rPr>
-        <w:t xml:space="preserve"> streams, and component-level profiling.</w:t>
-      </w:r>
-    </w:p>
-    <w:p>
-      <w:pPr>
-        <w:pStyle w:val="ListParagraph"/>
-        <w:numPr>
-          <w:ilvl w:val="0"/>
-          <w:numId w:val="2"/>
-        </w:numPr>
-        <w:spacing w:after="40"/>
-      </w:pPr>
-      <w:r>
-        <w:rPr>
-          <w:rFonts w:ascii="Calibri" w:eastAsia="Calibri" w:hAnsi="Calibri" w:cs="Calibri"/>
-          <w:color w:val="222222"/>
-        </w:rPr>
-        <w:t>Designed secure RESTful APIs with JWT authentication and RBAC middleware, hardening security across multiple production applications.</w:t>
-      </w:r>
-    </w:p>
-    <w:p>
-      <w:pPr>
-        <w:pStyle w:val="ListParagraph"/>
-        <w:numPr>
-          <w:ilvl w:val="0"/>
-          <w:numId w:val="2"/>
-        </w:numPr>
-        <w:spacing w:after="40"/>
-      </w:pPr>
-      <w:r>
-        <w:rPr>
-          <w:rFonts w:ascii="Calibri" w:eastAsia="Calibri" w:hAnsi="Calibri" w:cs="Calibri"/>
-          <w:color w:val="222222"/>
-        </w:rPr>
-        <w:t xml:space="preserve">Implemented real-time collaboration features using </w:t>
-      </w:r>
-      <w:proofErr w:type="spellStart"/>
-      <w:r>
-        <w:rPr>
-          <w:rFonts w:ascii="Calibri" w:eastAsia="Calibri" w:hAnsi="Calibri" w:cs="Calibri"/>
-          <w:color w:val="222222"/>
-        </w:rPr>
-        <w:t>SignalR</w:t>
-      </w:r>
-      <w:proofErr w:type="spellEnd"/>
-      <w:r>
-        <w:rPr>
-          <w:rFonts w:ascii="Calibri" w:eastAsia="Calibri" w:hAnsi="Calibri" w:cs="Calibri"/>
-          <w:color w:val="222222"/>
-        </w:rPr>
-        <w:t>, enabling live multi-user editing and synchronized workflows in publishing platforms.</w:t>
-      </w:r>
-    </w:p>
-    <w:p>
-      <w:pPr>
-        <w:pStyle w:val="ListParagraph"/>
-        <w:numPr>
-          <w:ilvl w:val="0"/>
-          <w:numId w:val="2"/>
-        </w:numPr>
-        <w:spacing w:after="40"/>
-      </w:pPr>
-      <w:r>
-        <w:rPr>
-          <w:rFonts w:ascii="Calibri" w:eastAsia="Calibri" w:hAnsi="Calibri" w:cs="Calibri"/>
-          <w:color w:val="222222"/>
-        </w:rPr>
-        <w:t>Containerized applications using Docker and Docker Compose, standardizing deployments and eliminating environment inconsistencies.</w:t>
-      </w:r>
-    </w:p>
-    <w:p>
-      <w:pPr>
-        <w:pStyle w:val="ListParagraph"/>
-        <w:numPr>
-          <w:ilvl w:val="0"/>
-          <w:numId w:val="2"/>
-        </w:numPr>
-        <w:spacing w:after="40"/>
-      </w:pPr>
-      <w:r>
-        <w:rPr>
-          <w:rFonts w:ascii="Calibri" w:eastAsia="Calibri" w:hAnsi="Calibri" w:cs="Calibri"/>
-          <w:color w:val="222222"/>
-        </w:rPr>
-        <w:t xml:space="preserve">Integrated AWS S3 with </w:t>
-      </w:r>
-      <w:proofErr w:type="spellStart"/>
-      <w:r>
-        <w:rPr>
-          <w:rFonts w:ascii="Calibri" w:eastAsia="Calibri" w:hAnsi="Calibri" w:cs="Calibri"/>
-          <w:color w:val="222222"/>
-        </w:rPr>
-        <w:t>presigned</w:t>
-      </w:r>
-      <w:proofErr w:type="spellEnd"/>
-      <w:r>
-        <w:rPr>
-          <w:rFonts w:ascii="Calibri" w:eastAsia="Calibri" w:hAnsi="Calibri" w:cs="Calibri"/>
-          <w:color w:val="222222"/>
-        </w:rPr>
-        <w:t xml:space="preserve"> URL workflows for secure, expiry-gated document storage across editorial and vendor platforms.</w:t>
-      </w:r>
-    </w:p>
-    <w:p>
-      <w:pPr>
-        <w:pStyle w:val="ListParagraph"/>
-        <w:numPr>
-          <w:ilvl w:val="0"/>
-          <w:numId w:val="2"/>
-        </w:numPr>
-        <w:spacing w:after="40"/>
-      </w:pPr>
-      <w:r>
-        <w:rPr>
-          <w:rFonts w:ascii="Calibri" w:eastAsia="Calibri" w:hAnsi="Calibri" w:cs="Calibri"/>
-          <w:color w:val="222222"/>
-        </w:rPr>
-        <w:t>Built AI-powered chat assistant using SSE streaming and LLM API integration (</w:t>
-      </w:r>
-      <w:proofErr w:type="spellStart"/>
-      <w:r>
-        <w:rPr>
-          <w:rFonts w:ascii="Calibri" w:eastAsia="Calibri" w:hAnsi="Calibri" w:cs="Calibri"/>
-          <w:color w:val="222222"/>
-        </w:rPr>
-        <w:t>Ollama</w:t>
-      </w:r>
-      <w:proofErr w:type="spellEnd"/>
-      <w:r>
-        <w:rPr>
-          <w:rFonts w:ascii="Calibri" w:eastAsia="Calibri" w:hAnsi="Calibri" w:cs="Calibri"/>
-          <w:color w:val="222222"/>
-        </w:rPr>
-        <w:t>), enabling real-time conversational UX in enterprise apps.</w:t>
-      </w:r>
-    </w:p>
-    <w:p>
-      <w:pPr>
-        <w:pStyle w:val="ListParagraph"/>
-        <w:numPr>
-          <w:ilvl w:val="0"/>
-          <w:numId w:val="2"/>
-        </w:numPr>
-        <w:spacing w:after="40"/>
-      </w:pPr>
-      <w:r>
-        <w:rPr>
-          <w:rFonts w:ascii="Calibri" w:eastAsia="Calibri" w:hAnsi="Calibri" w:cs="Calibri"/>
-          <w:color w:val="222222"/>
-        </w:rPr>
-        <w:t>Established CI/CD pipelines via GitHub Actions, automating build, test, and Docker image deployment workflows.</w:t>
-      </w:r>
-    </w:p>
-    <w:p>
-      <w:pPr>
-        <w:pStyle w:val="ListParagraph"/>
-        <w:numPr>
-          <w:ilvl w:val="0"/>
-          <w:numId w:val="2"/>
-        </w:numPr>
-        <w:spacing w:after="40"/>
-      </w:pPr>
-      <w:r>
-        <w:rPr>
-          <w:rFonts w:ascii="Calibri" w:eastAsia="Calibri" w:hAnsi="Calibri" w:cs="Calibri"/>
-          <w:color w:val="222222"/>
-        </w:rPr>
-        <w:t>Conducted code reviews, built reusable component libraries, and mentored junior developers — reducing post-release defects and improving team delivery quality.</w:t>
+        <w:t>Built and maintained 5+ enterprise web applications using Angular, ASP.NET Core, SQL Server, Docker, and Redis, supporting stable production deployments with 99.9% uptime</w:t>
+      </w:r>
+      <w:r>
+        <w:rPr>
+          <w:rFonts w:ascii="Calibri" w:eastAsia="Calibri" w:hAnsi="Calibri" w:cs="Calibri"/>
+          <w:color w:val="222222"/>
+        </w:rPr>
+        <w:t>.</w:t>
+      </w:r>
+    </w:p>
+    <w:p>
+      <w:pPr>
+        <w:pStyle w:val="ListParagraph"/>
+        <w:numPr>
+          <w:ilvl w:val="0"/>
+          <w:numId w:val="2"/>
+        </w:numPr>
+        <w:spacing w:after="40"/>
+      </w:pPr>
+      <w:r>
+        <w:rPr>
+          <w:rFonts w:ascii="Calibri" w:eastAsia="Calibri" w:hAnsi="Calibri" w:cs="Calibri"/>
+          <w:color w:val="222222"/>
+        </w:rPr>
+        <w:t>Improved backend performance by 15% by implementing Redis caching, optimizing SQL queries, adding database indexes, and making application-level improvements</w:t>
+      </w:r>
+      <w:r>
+        <w:rPr>
+          <w:rFonts w:ascii="Calibri" w:eastAsia="Calibri" w:hAnsi="Calibri" w:cs="Calibri"/>
+          <w:color w:val="222222"/>
+        </w:rPr>
+        <w:t>.</w:t>
+      </w:r>
+    </w:p>
+    <w:p>
+      <w:pPr>
+        <w:pStyle w:val="ListParagraph"/>
+        <w:numPr>
+          <w:ilvl w:val="0"/>
+          <w:numId w:val="2"/>
+        </w:numPr>
+        <w:spacing w:after="40"/>
+      </w:pPr>
+      <w:r>
+        <w:rPr>
+          <w:rFonts w:ascii="Calibri" w:eastAsia="Calibri" w:hAnsi="Calibri" w:cs="Calibri"/>
+          <w:color w:val="222222"/>
+        </w:rPr>
+        <w:t>Reduced Angular page load times by 20% using lazy loading, OnPush change detection, RxJS, and component-level performance analysis</w:t>
+      </w:r>
+      <w:r>
+        <w:rPr>
+          <w:rFonts w:ascii="Calibri" w:eastAsia="Calibri" w:hAnsi="Calibri" w:cs="Calibri"/>
+          <w:color w:val="222222"/>
+        </w:rPr>
+        <w:t>.</w:t>
+      </w:r>
+    </w:p>
+    <w:p>
+      <w:pPr>
+        <w:pStyle w:val="ListParagraph"/>
+        <w:numPr>
+          <w:ilvl w:val="0"/>
+          <w:numId w:val="2"/>
+        </w:numPr>
+        <w:spacing w:after="40"/>
+      </w:pPr>
+      <w:r>
+        <w:rPr>
+          <w:rFonts w:ascii="Calibri" w:eastAsia="Calibri" w:hAnsi="Calibri" w:cs="Calibri"/>
+          <w:color w:val="222222"/>
+        </w:rPr>
+        <w:t>Developed secure REST APIs using ASP.NET Core with JWT authentication and role-based access control (RBAC)</w:t>
+      </w:r>
+      <w:r>
+        <w:rPr>
+          <w:rFonts w:ascii="Calibri" w:eastAsia="Calibri" w:hAnsi="Calibri" w:cs="Calibri"/>
+          <w:color w:val="222222"/>
+        </w:rPr>
+        <w:t>.</w:t>
+      </w:r>
+    </w:p>
+    <w:p>
+      <w:pPr>
+        <w:pStyle w:val="ListParagraph"/>
+        <w:numPr>
+          <w:ilvl w:val="0"/>
+          <w:numId w:val="2"/>
+        </w:numPr>
+        <w:spacing w:after="40"/>
+      </w:pPr>
+      <w:r>
+        <w:rPr>
+          <w:rFonts w:ascii="Calibri" w:eastAsia="Calibri" w:hAnsi="Calibri" w:cs="Calibri"/>
+          <w:color w:val="222222"/>
+        </w:rPr>
+        <w:t>Added real-time collaboration features using SignalR for live multi-user editing and synchronized workflows in publishing applications</w:t>
+      </w:r>
+      <w:r>
+        <w:rPr>
+          <w:rFonts w:ascii="Calibri" w:eastAsia="Calibri" w:hAnsi="Calibri" w:cs="Calibri"/>
+          <w:color w:val="222222"/>
+        </w:rPr>
+        <w:t>.</w:t>
+      </w:r>
+    </w:p>
+    <w:p>
+      <w:pPr>
+        <w:pStyle w:val="ListParagraph"/>
+        <w:numPr>
+          <w:ilvl w:val="0"/>
+          <w:numId w:val="2"/>
+        </w:numPr>
+        <w:spacing w:after="40"/>
+      </w:pPr>
+      <w:r>
+        <w:rPr>
+          <w:rFonts w:ascii="Calibri" w:eastAsia="Calibri" w:hAnsi="Calibri" w:cs="Calibri"/>
+          <w:color w:val="222222"/>
+        </w:rPr>
+        <w:t>Containerized applications using Docker and Docker Compose to keep development, testing, and production environments consistent</w:t>
+      </w:r>
+      <w:r>
+        <w:rPr>
+          <w:rFonts w:ascii="Calibri" w:eastAsia="Calibri" w:hAnsi="Calibri" w:cs="Calibri"/>
+          <w:color w:val="222222"/>
+        </w:rPr>
+        <w:t>.</w:t>
+      </w:r>
+    </w:p>
+    <w:p>
+      <w:pPr>
+        <w:pStyle w:val="ListParagraph"/>
+        <w:numPr>
+          <w:ilvl w:val="0"/>
+          <w:numId w:val="2"/>
+        </w:numPr>
+        <w:spacing w:after="40"/>
+      </w:pPr>
+      <w:r>
+        <w:rPr>
+          <w:rFonts w:ascii="Calibri" w:eastAsia="Calibri" w:hAnsi="Calibri" w:cs="Calibri"/>
+          <w:color w:val="222222"/>
+        </w:rPr>
+        <w:t>Integrated AWS S3 for secure document storage using presigned URLs with controlled access and URL expiration</w:t>
+      </w:r>
+      <w:r>
+        <w:rPr>
+          <w:rFonts w:ascii="Calibri" w:eastAsia="Calibri" w:hAnsi="Calibri" w:cs="Calibri"/>
+          <w:color w:val="222222"/>
+        </w:rPr>
+        <w:t>.</w:t>
+      </w:r>
+    </w:p>
+    <w:p>
+      <w:pPr>
+        <w:pStyle w:val="ListParagraph"/>
+        <w:numPr>
+          <w:ilvl w:val="0"/>
+          <w:numId w:val="2"/>
+        </w:numPr>
+        <w:spacing w:after="40"/>
+      </w:pPr>
+      <w:r>
+        <w:rPr>
+          <w:rFonts w:ascii="Calibri" w:eastAsia="Calibri" w:hAnsi="Calibri" w:cs="Calibri"/>
+          <w:color w:val="222222"/>
+        </w:rPr>
+        <w:t>Developed an AI-based chat assistant using Server-Sent Events (SSE), LLM API integration, and Ollama to provide real-time responses within enterprise applications</w:t>
+      </w:r>
+      <w:r>
+        <w:rPr>
+          <w:rFonts w:ascii="Calibri" w:eastAsia="Calibri" w:hAnsi="Calibri" w:cs="Calibri"/>
+          <w:color w:val="222222"/>
+        </w:rPr>
+        <w:t>.</w:t>
+      </w:r>
+    </w:p>
+    <w:p>
+      <w:pPr>
+        <w:pStyle w:val="ListParagraph"/>
+        <w:numPr>
+          <w:ilvl w:val="0"/>
+          <w:numId w:val="2"/>
+        </w:numPr>
+        <w:spacing w:after="40"/>
+      </w:pPr>
+      <w:r>
+        <w:rPr>
+          <w:rFonts w:ascii="Calibri" w:eastAsia="Calibri" w:hAnsi="Calibri" w:cs="Calibri"/>
+          <w:color w:val="222222"/>
+        </w:rPr>
+        <w:t>Created CI/CD pipelines using GitHub Actions to automate application builds, testing, and Docker image deployments</w:t>
+      </w:r>
+      <w:r>
+        <w:rPr>
+          <w:rFonts w:ascii="Calibri" w:eastAsia="Calibri" w:hAnsi="Calibri" w:cs="Calibri"/>
+          <w:color w:val="222222"/>
+        </w:rPr>
+        <w:t>.</w:t>
+      </w:r>
+    </w:p>
+    <w:p>
+      <w:pPr>
+        <w:pStyle w:val="ListParagraph"/>
+        <w:numPr>
+          <w:ilvl w:val="0"/>
+          <w:numId w:val="2"/>
+        </w:numPr>
+        <w:spacing w:after="40"/>
+      </w:pPr>
+      <w:r>
+        <w:rPr>
+          <w:rFonts w:ascii="Calibri" w:eastAsia="Calibri" w:hAnsi="Calibri" w:cs="Calibri"/>
+          <w:color w:val="222222"/>
+        </w:rPr>
+        <w:t>Participated in code reviews, developed reusable Angular components, and supported junior developers with implementation and troubleshooting</w:t>
+      </w:r>
+      <w:r>
+        <w:rPr>
+          <w:rFonts w:ascii="Calibri" w:eastAsia="Calibri" w:hAnsi="Calibri" w:cs="Calibri"/>
+          <w:color w:val="222222"/>
+        </w:rPr>
+        <w:t>.</w:t>
       </w:r>
     </w:p>
     <w:p>
@@ -1001,7 +787,29 @@
           <w:sz w:val="21"/>
           <w:szCs w:val="21"/>
         </w:rPr>
-        <w:t>1. Vendor Management System (VMS) — Publishing Workforce Platform</w:t>
+        <w:t xml:space="preserve">1. Vendor Management System (VMS) </w:t>
+      </w:r>
+      <w:r>
+        <w:rPr>
+          <w:rFonts w:ascii="Calibri" w:eastAsia="Calibri" w:hAnsi="Calibri" w:cs="Calibri"/>
+          <w:b/>
+          <w:bCs/>
+          <w:color w:val="1F2937"/>
+          <w:sz w:val="21"/>
+          <w:szCs w:val="21"/>
+        </w:rPr>
+        <w:t>-</w:t>
+      </w:r>
+      <w:r>
+        <w:rPr>
+          <w:rFonts w:ascii="Calibri" w:eastAsia="Calibri" w:hAnsi="Calibri" w:cs="Calibri"/>
+          <w:b/>
+          <w:bCs/>
+          <w:color w:val="1F2937"/>
+          <w:sz w:val="21"/>
+          <w:szCs w:val="21"/>
+        </w:rPr>
+        <w:t xml:space="preserve"> Publishing Workforce Platform</w:t>
       </w:r>
     </w:p>
     <w:p>
@@ -1047,7 +855,38 @@
           <w:rFonts w:ascii="Calibri" w:eastAsia="Calibri" w:hAnsi="Calibri" w:cs="Calibri"/>
           <w:color w:val="222222"/>
         </w:rPr>
-        <w:t>Designed and delivered a full-cycle publishing workforce platform serving 300+ active freelancers — copyeditors, typesetters, proofreaders, and DTP specialists — connecting them with editorial projects through structured onboarding and qualification workflows.</w:t>
+        <w:t>Built and maintained a full-cycle publishing workforce platform used by 300+ active freelancers, including copyeditors, typesetters, proofreaders, and DTP specialists, with onboarding and qualification workflows</w:t>
+      </w:r>
+      <w:r>
+        <w:rPr>
+          <w:rFonts w:ascii="Calibri" w:eastAsia="Calibri" w:hAnsi="Calibri" w:cs="Calibri"/>
+          <w:color w:val="222222"/>
+        </w:rPr>
+        <w:t>.</w:t>
+      </w:r>
+    </w:p>
+    <w:p>
+      <w:pPr>
+        <w:pStyle w:val="ListParagraph"/>
+        <w:numPr>
+          <w:ilvl w:val="0"/>
+          <w:numId w:val="2"/>
+        </w:numPr>
+        <w:spacing w:after="40"/>
+      </w:pPr>
+      <w:r>
+        <w:rPr>
+          <w:rFonts w:ascii="Calibri" w:eastAsia="Calibri" w:hAnsi="Calibri" w:cs="Calibri"/>
+          <w:color w:val="222222"/>
+        </w:rPr>
+        <w:t>Developed a competency assessment system for publishing-related skills with real-time scoring and automated result tracking, reducing vendor evaluation time from days to hours</w:t>
+      </w:r>
+      <w:r>
+        <w:rPr>
+          <w:rFonts w:ascii="Calibri" w:eastAsia="Calibri" w:hAnsi="Calibri" w:cs="Calibri"/>
+          <w:color w:val="222222"/>
+        </w:rPr>
+        <w:t>.</w:t>
       </w:r>
     </w:p>
     <w:p>
@@ -1065,75 +904,86 @@
           <w:color w:val="222222"/>
         </w:rPr>
         <w:lastRenderedPageBreak/>
-        <w:t>Built a competency assessment engine for publishing-specific skills with real-time scoring and automated result tracking, reducing vendor vetting time from days to hours.</w:t>
-      </w:r>
-    </w:p>
-    <w:p>
-      <w:pPr>
-        <w:pStyle w:val="ListParagraph"/>
-        <w:numPr>
-          <w:ilvl w:val="0"/>
-          <w:numId w:val="2"/>
-        </w:numPr>
-        <w:spacing w:after="40"/>
-      </w:pPr>
-      <w:r>
-        <w:rPr>
-          <w:rFonts w:ascii="Calibri" w:eastAsia="Calibri" w:hAnsi="Calibri" w:cs="Calibri"/>
-          <w:color w:val="222222"/>
-        </w:rPr>
-        <w:t>Implemented role-based file access control via JWT claims, ensuring manuscript files and editorial assets are accessible only to qualified vendors post-assessment.</w:t>
-      </w:r>
-    </w:p>
-    <w:p>
-      <w:pPr>
-        <w:pStyle w:val="ListParagraph"/>
-        <w:numPr>
-          <w:ilvl w:val="0"/>
-          <w:numId w:val="2"/>
-        </w:numPr>
-        <w:spacing w:after="40"/>
-      </w:pPr>
-      <w:r>
-        <w:rPr>
-          <w:rFonts w:ascii="Calibri" w:eastAsia="Calibri" w:hAnsi="Calibri" w:cs="Calibri"/>
-          <w:color w:val="222222"/>
-        </w:rPr>
-        <w:t>Engineered invoice and billing workflows automating payment calculations based on word counts, deliverable types, and agreed rates — eliminating manual billing overhead.</w:t>
-      </w:r>
-    </w:p>
-    <w:p>
-      <w:pPr>
-        <w:pStyle w:val="ListParagraph"/>
-        <w:numPr>
-          <w:ilvl w:val="0"/>
-          <w:numId w:val="2"/>
-        </w:numPr>
-        <w:spacing w:after="40"/>
-      </w:pPr>
-      <w:r>
-        <w:rPr>
-          <w:rFonts w:ascii="Calibri" w:eastAsia="Calibri" w:hAnsi="Calibri" w:cs="Calibri"/>
-          <w:color w:val="222222"/>
-        </w:rPr>
-        <w:t>Integrated Redis caching for high-frequency job listing and vendor lookup APIs; containerized full stack with Docker for consistent, scalable deployments.</w:t>
-      </w:r>
-    </w:p>
-    <w:p>
-      <w:pPr>
-        <w:pStyle w:val="ListParagraph"/>
-        <w:numPr>
-          <w:ilvl w:val="0"/>
-          <w:numId w:val="2"/>
-        </w:numPr>
-        <w:spacing w:after="40"/>
-      </w:pPr>
-      <w:r>
-        <w:rPr>
-          <w:rFonts w:ascii="Calibri" w:eastAsia="Calibri" w:hAnsi="Calibri" w:cs="Calibri"/>
-          <w:color w:val="222222"/>
-        </w:rPr>
-        <w:t>Integrated AI-powered chat assistant for contextual vendor guidance, reducing onboarding friction and support overhead.</w:t>
+        <w:t>Implemented role-based file access using JWT claims so that manuscript files and editorial assets were available only to qualified vendors after completing the required assessments</w:t>
+      </w:r>
+      <w:r>
+        <w:rPr>
+          <w:rFonts w:ascii="Calibri" w:eastAsia="Calibri" w:hAnsi="Calibri" w:cs="Calibri"/>
+          <w:color w:val="222222"/>
+        </w:rPr>
+        <w:t>.</w:t>
+      </w:r>
+    </w:p>
+    <w:p>
+      <w:pPr>
+        <w:pStyle w:val="ListParagraph"/>
+        <w:numPr>
+          <w:ilvl w:val="0"/>
+          <w:numId w:val="2"/>
+        </w:numPr>
+        <w:spacing w:after="40"/>
+      </w:pPr>
+      <w:r>
+        <w:rPr>
+          <w:rFonts w:ascii="Calibri" w:eastAsia="Calibri" w:hAnsi="Calibri" w:cs="Calibri"/>
+          <w:color w:val="222222"/>
+        </w:rPr>
+        <w:t>Developed invoice and billing workflows to calculate payments based on word counts, deliverable types, and agreed rates, reducing manual billing work</w:t>
+      </w:r>
+      <w:r>
+        <w:rPr>
+          <w:rFonts w:ascii="Calibri" w:eastAsia="Calibri" w:hAnsi="Calibri" w:cs="Calibri"/>
+          <w:color w:val="222222"/>
+        </w:rPr>
+        <w:t>.</w:t>
+      </w:r>
+    </w:p>
+    <w:p>
+      <w:pPr>
+        <w:pStyle w:val="ListParagraph"/>
+        <w:numPr>
+          <w:ilvl w:val="0"/>
+          <w:numId w:val="2"/>
+        </w:numPr>
+        <w:spacing w:after="40"/>
+      </w:pPr>
+      <w:r>
+        <w:rPr>
+          <w:rFonts w:ascii="Calibri" w:eastAsia="Calibri" w:hAnsi="Calibri" w:cs="Calibri"/>
+          <w:color w:val="222222"/>
+        </w:rPr>
+        <w:t>Added Redis caching for frequently used job listing and vendor lookup APIs and used Docker to containerize the application for consistent deployments</w:t>
+      </w:r>
+      <w:r>
+        <w:rPr>
+          <w:rFonts w:ascii="Calibri" w:eastAsia="Calibri" w:hAnsi="Calibri" w:cs="Calibri"/>
+          <w:color w:val="222222"/>
+        </w:rPr>
+        <w:t>.</w:t>
+      </w:r>
+    </w:p>
+    <w:p>
+      <w:pPr>
+        <w:pStyle w:val="ListParagraph"/>
+        <w:numPr>
+          <w:ilvl w:val="0"/>
+          <w:numId w:val="2"/>
+        </w:numPr>
+        <w:spacing w:after="40"/>
+      </w:pPr>
+      <w:r>
+        <w:rPr>
+          <w:rFonts w:ascii="Calibri" w:eastAsia="Calibri" w:hAnsi="Calibri" w:cs="Calibri"/>
+          <w:color w:val="222222"/>
+        </w:rPr>
+        <w:t>Integrated an AI-based chat assistant to provide contextual guidance to vendors during onboarding and reduce the need for manual support</w:t>
+      </w:r>
+      <w:r>
+        <w:rPr>
+          <w:rFonts w:ascii="Calibri" w:eastAsia="Calibri" w:hAnsi="Calibri" w:cs="Calibri"/>
+          <w:color w:val="222222"/>
+        </w:rPr>
+        <w:t>.</w:t>
       </w:r>
     </w:p>
     <w:p>
@@ -1149,7 +999,29 @@
           <w:sz w:val="21"/>
           <w:szCs w:val="21"/>
         </w:rPr>
-        <w:t>2. NEDIT — Enterprise Web-Based Content Editing &amp; XML Proofing Platform</w:t>
+        <w:t xml:space="preserve">2. NEDIT </w:t>
+      </w:r>
+      <w:r>
+        <w:rPr>
+          <w:rFonts w:ascii="Calibri" w:eastAsia="Calibri" w:hAnsi="Calibri" w:cs="Calibri"/>
+          <w:b/>
+          <w:bCs/>
+          <w:color w:val="1F2937"/>
+          <w:sz w:val="21"/>
+          <w:szCs w:val="21"/>
+        </w:rPr>
+        <w:t>-</w:t>
+      </w:r>
+      <w:r>
+        <w:rPr>
+          <w:rFonts w:ascii="Calibri" w:eastAsia="Calibri" w:hAnsi="Calibri" w:cs="Calibri"/>
+          <w:b/>
+          <w:bCs/>
+          <w:color w:val="1F2937"/>
+          <w:sz w:val="21"/>
+          <w:szCs w:val="21"/>
+        </w:rPr>
+        <w:t xml:space="preserve"> Enterprise Web-Based Content Editing &amp; XML Proofing Platform</w:t>
       </w:r>
     </w:p>
     <w:p>
@@ -1178,21 +1050,219 @@
           <w:sz w:val="19"/>
           <w:szCs w:val="19"/>
         </w:rPr>
-        <w:t xml:space="preserve">Angular 17, TypeScript, </w:t>
-      </w:r>
-      <w:proofErr w:type="spellStart"/>
-      <w:r>
-        <w:rPr>
-          <w:rFonts w:ascii="Calibri" w:eastAsia="Calibri" w:hAnsi="Calibri" w:cs="Calibri"/>
+        <w:t>Angular 17, TypeScript, TinyMCE, ICE Plugin, SignalR, .NET Core, SQL Server, XML Processing, REST API</w:t>
+      </w:r>
+    </w:p>
+    <w:p>
+      <w:pPr>
+        <w:pStyle w:val="ListParagraph"/>
+        <w:numPr>
+          <w:ilvl w:val="0"/>
+          <w:numId w:val="2"/>
+        </w:numPr>
+        <w:spacing w:after="40"/>
+      </w:pPr>
+      <w:r>
+        <w:rPr>
+          <w:rFonts w:ascii="Calibri" w:eastAsia="Calibri" w:hAnsi="Calibri" w:cs="Calibri"/>
+          <w:color w:val="222222"/>
+        </w:rPr>
+        <w:t>Worked on an enterprise content editing and proofing platform for publishing workflows, covering content management, XML validation, and workflow automation</w:t>
+      </w:r>
+      <w:r>
+        <w:rPr>
+          <w:rFonts w:ascii="Calibri" w:eastAsia="Calibri" w:hAnsi="Calibri" w:cs="Calibri"/>
+          <w:color w:val="222222"/>
+        </w:rPr>
+        <w:t>.</w:t>
+      </w:r>
+    </w:p>
+    <w:p>
+      <w:pPr>
+        <w:pStyle w:val="ListParagraph"/>
+        <w:numPr>
+          <w:ilvl w:val="0"/>
+          <w:numId w:val="2"/>
+        </w:numPr>
+        <w:spacing w:after="40"/>
+      </w:pPr>
+      <w:r>
+        <w:rPr>
+          <w:rFonts w:ascii="Calibri" w:eastAsia="Calibri" w:hAnsi="Calibri" w:cs="Calibri"/>
+          <w:color w:val="222222"/>
+        </w:rPr>
+        <w:t>Developed rich-text editing features using TinyMCE, including text formatting, paragraph styles, footnotes, and dynamic image replacement for structured publishing workflows</w:t>
+      </w:r>
+      <w:r>
+        <w:rPr>
+          <w:rFonts w:ascii="Calibri" w:eastAsia="Calibri" w:hAnsi="Calibri" w:cs="Calibri"/>
+          <w:color w:val="222222"/>
+        </w:rPr>
+        <w:t>.</w:t>
+      </w:r>
+    </w:p>
+    <w:p>
+      <w:pPr>
+        <w:pStyle w:val="ListParagraph"/>
+        <w:numPr>
+          <w:ilvl w:val="0"/>
+          <w:numId w:val="2"/>
+        </w:numPr>
+        <w:spacing w:after="40"/>
+      </w:pPr>
+      <w:r>
+        <w:rPr>
+          <w:rFonts w:ascii="Calibri" w:eastAsia="Calibri" w:hAnsi="Calibri" w:cs="Calibri"/>
+          <w:color w:val="222222"/>
+        </w:rPr>
+        <w:t>Implemented change tracking using the ICE plugin to maintain revision history, compare content changes, and support proofing activities for distributed editorial teams</w:t>
+      </w:r>
+      <w:r>
+        <w:rPr>
+          <w:rFonts w:ascii="Calibri" w:eastAsia="Calibri" w:hAnsi="Calibri" w:cs="Calibri"/>
+          <w:color w:val="222222"/>
+        </w:rPr>
+        <w:t>.</w:t>
+      </w:r>
+    </w:p>
+    <w:p>
+      <w:pPr>
+        <w:pStyle w:val="ListParagraph"/>
+        <w:numPr>
+          <w:ilvl w:val="0"/>
+          <w:numId w:val="2"/>
+        </w:numPr>
+        <w:spacing w:after="40"/>
+      </w:pPr>
+      <w:r>
+        <w:rPr>
+          <w:rFonts w:ascii="Calibri" w:eastAsia="Calibri" w:hAnsi="Calibri" w:cs="Calibri"/>
+          <w:color w:val="222222"/>
+        </w:rPr>
+        <w:t>Implemented real-time multi-user collaboration using SignalR, allowing multiple users to edit content simultaneously and receive live updates to workflow changes</w:t>
+      </w:r>
+      <w:r>
+        <w:rPr>
+          <w:rFonts w:ascii="Calibri" w:eastAsia="Calibri" w:hAnsi="Calibri" w:cs="Calibri"/>
+          <w:color w:val="222222"/>
+        </w:rPr>
+        <w:t>.</w:t>
+      </w:r>
+    </w:p>
+    <w:p>
+      <w:pPr>
+        <w:pStyle w:val="ListParagraph"/>
+        <w:numPr>
+          <w:ilvl w:val="0"/>
+          <w:numId w:val="2"/>
+        </w:numPr>
+        <w:spacing w:after="40"/>
+      </w:pPr>
+      <w:r>
+        <w:rPr>
+          <w:rFonts w:ascii="Calibri" w:eastAsia="Calibri" w:hAnsi="Calibri" w:cs="Calibri"/>
+          <w:color w:val="222222"/>
+        </w:rPr>
+        <w:t>Developed online mathematical content editing with support for complex mathematical expressions, along with spell checking and XML validation to improve publishing accuracy</w:t>
+      </w:r>
+      <w:r>
+        <w:rPr>
+          <w:rFonts w:ascii="Calibri" w:eastAsia="Calibri" w:hAnsi="Calibri" w:cs="Calibri"/>
+          <w:color w:val="222222"/>
+        </w:rPr>
+        <w:t>.</w:t>
+      </w:r>
+    </w:p>
+    <w:p>
+      <w:pPr>
+        <w:pStyle w:val="ListParagraph"/>
+        <w:numPr>
+          <w:ilvl w:val="0"/>
+          <w:numId w:val="2"/>
+        </w:numPr>
+        <w:spacing w:after="40"/>
+      </w:pPr>
+      <w:r>
+        <w:rPr>
+          <w:rFonts w:ascii="Calibri" w:eastAsia="Calibri" w:hAnsi="Calibri" w:cs="Calibri"/>
+          <w:color w:val="222222"/>
+        </w:rPr>
+        <w:t>Maintained XML structure and formatting throughout the proofing workflow, from content ingestion through final publication, ensuring the output remained valid and consistent</w:t>
+      </w:r>
+      <w:r>
+        <w:rPr>
+          <w:rFonts w:ascii="Calibri" w:eastAsia="Calibri" w:hAnsi="Calibri" w:cs="Calibri"/>
+          <w:color w:val="222222"/>
+        </w:rPr>
+        <w:t>.</w:t>
+      </w:r>
+    </w:p>
+    <w:p>
+      <w:pPr>
+        <w:spacing w:before="160" w:after="20"/>
+      </w:pPr>
+      <w:r>
+        <w:rPr>
+          <w:rFonts w:ascii="Calibri" w:eastAsia="Calibri" w:hAnsi="Calibri" w:cs="Calibri"/>
+          <w:b/>
+          <w:bCs/>
+          <w:color w:val="1F2937"/>
+          <w:sz w:val="21"/>
+          <w:szCs w:val="21"/>
+        </w:rPr>
+        <w:t xml:space="preserve">3. </w:t>
+      </w:r>
+      <w:r>
+        <w:rPr>
+          <w:rFonts w:ascii="Calibri" w:eastAsia="Calibri" w:hAnsi="Calibri" w:cs="Calibri"/>
+          <w:b/>
+          <w:bCs/>
+          <w:color w:val="1F2937"/>
+          <w:sz w:val="21"/>
+          <w:szCs w:val="21"/>
+        </w:rPr>
+        <w:t xml:space="preserve">nPMS </w:t>
+      </w:r>
+      <w:r>
+        <w:rPr>
+          <w:rFonts w:ascii="Calibri" w:eastAsia="Calibri" w:hAnsi="Calibri" w:cs="Calibri"/>
+          <w:b/>
+          <w:bCs/>
+          <w:color w:val="1F2937"/>
+          <w:sz w:val="21"/>
+          <w:szCs w:val="21"/>
+        </w:rPr>
+        <w:t>-</w:t>
+      </w:r>
+      <w:r>
+        <w:rPr>
+          <w:rFonts w:ascii="Calibri" w:eastAsia="Calibri" w:hAnsi="Calibri" w:cs="Calibri"/>
+          <w:b/>
+          <w:bCs/>
+          <w:color w:val="1F2937"/>
+          <w:sz w:val="21"/>
+          <w:szCs w:val="21"/>
+        </w:rPr>
+        <w:t xml:space="preserve"> Enterprise Project Management System</w:t>
+      </w:r>
+    </w:p>
+    <w:p>
+      <w:pPr>
+        <w:spacing w:after="80"/>
+      </w:pPr>
+      <w:r>
+        <w:rPr>
+          <w:rFonts w:ascii="Calibri" w:eastAsia="Calibri" w:hAnsi="Calibri" w:cs="Calibri"/>
+          <w:b/>
+          <w:bCs/>
           <w:i/>
           <w:iCs/>
           <w:color w:val="444444"/>
           <w:sz w:val="19"/>
           <w:szCs w:val="19"/>
         </w:rPr>
-        <w:t>TinyMCE</w:t>
-      </w:r>
-      <w:proofErr w:type="spellEnd"/>
+        <w:t xml:space="preserve">Stack: </w:t>
+      </w:r>
       <w:r>
         <w:rPr>
           <w:rFonts w:ascii="Calibri" w:eastAsia="Calibri" w:hAnsi="Calibri" w:cs="Calibri"/>
@@ -1202,10 +1272,142 @@
           <w:sz w:val="19"/>
           <w:szCs w:val="19"/>
         </w:rPr>
-        <w:t xml:space="preserve">, ICE Plugin, </w:t>
-      </w:r>
-      <w:proofErr w:type="spellStart"/>
-      <w:r>
+        <w:t>Angular 20, .NET Core 10, MongoDB, JWT, REST API, AI Integration</w:t>
+      </w:r>
+    </w:p>
+    <w:p>
+      <w:pPr>
+        <w:pStyle w:val="ListParagraph"/>
+        <w:numPr>
+          <w:ilvl w:val="0"/>
+          <w:numId w:val="2"/>
+        </w:numPr>
+        <w:spacing w:after="40"/>
+        <w:rPr>
+          <w:rFonts w:ascii="Calibri" w:eastAsia="Calibri" w:hAnsi="Calibri" w:cs="Calibri"/>
+          <w:color w:val="222222"/>
+        </w:rPr>
+      </w:pPr>
+      <w:r>
+        <w:rPr>
+          <w:rFonts w:ascii="Calibri" w:eastAsia="Calibri" w:hAnsi="Calibri" w:cs="Calibri"/>
+          <w:color w:val="222222"/>
+        </w:rPr>
+        <w:t>Developed and maintained the frontend, backend, and AI integrations for nPMS, an enterprise project management platform with role-based login and access control for project teams</w:t>
+      </w:r>
+      <w:r>
+        <w:rPr>
+          <w:rFonts w:ascii="Calibri" w:eastAsia="Calibri" w:hAnsi="Calibri" w:cs="Calibri"/>
+          <w:color w:val="222222"/>
+        </w:rPr>
+        <w:t>.</w:t>
+      </w:r>
+    </w:p>
+    <w:p>
+      <w:pPr>
+        <w:pStyle w:val="ListParagraph"/>
+        <w:numPr>
+          <w:ilvl w:val="0"/>
+          <w:numId w:val="2"/>
+        </w:numPr>
+        <w:spacing w:after="40"/>
+        <w:rPr>
+          <w:rFonts w:ascii="Calibri" w:eastAsia="Calibri" w:hAnsi="Calibri" w:cs="Calibri"/>
+          <w:color w:val="222222"/>
+        </w:rPr>
+      </w:pPr>
+      <w:r>
+        <w:rPr>
+          <w:rFonts w:ascii="Calibri" w:eastAsia="Calibri" w:hAnsi="Calibri" w:cs="Calibri"/>
+          <w:color w:val="222222"/>
+        </w:rPr>
+        <w:t>Built an automated issue-tracking and alert system for project managers handling 100+ issues per day. The system identifies at-risk or missed article issues and sends real-time notifications to help teams address them before delivery deadlines</w:t>
+      </w:r>
+      <w:r>
+        <w:rPr>
+          <w:rFonts w:ascii="Calibri" w:eastAsia="Calibri" w:hAnsi="Calibri" w:cs="Calibri"/>
+          <w:color w:val="222222"/>
+        </w:rPr>
+        <w:t>.</w:t>
+      </w:r>
+    </w:p>
+    <w:p>
+      <w:pPr>
+        <w:pStyle w:val="ListParagraph"/>
+        <w:numPr>
+          <w:ilvl w:val="0"/>
+          <w:numId w:val="2"/>
+        </w:numPr>
+        <w:spacing w:after="40"/>
+        <w:rPr>
+          <w:rFonts w:ascii="Calibri" w:eastAsia="Calibri" w:hAnsi="Calibri" w:cs="Calibri"/>
+          <w:color w:val="222222"/>
+        </w:rPr>
+      </w:pPr>
+      <w:r>
+        <w:rPr>
+          <w:rFonts w:ascii="Calibri" w:eastAsia="Calibri" w:hAnsi="Calibri" w:cs="Calibri"/>
+          <w:color w:val="222222"/>
+        </w:rPr>
+        <w:t>Implemented role-based authentication and authorization (RBAC) to control access to project and issue-management modules based on user roles</w:t>
+      </w:r>
+      <w:r>
+        <w:rPr>
+          <w:rFonts w:ascii="Calibri" w:eastAsia="Calibri" w:hAnsi="Calibri" w:cs="Calibri"/>
+          <w:color w:val="222222"/>
+        </w:rPr>
+        <w:t>.</w:t>
+      </w:r>
+    </w:p>
+    <w:p>
+      <w:pPr>
+        <w:spacing w:before="160" w:after="20"/>
+        <w:rPr>
+          <w:rFonts w:ascii="Calibri" w:eastAsia="Calibri" w:hAnsi="Calibri" w:cs="Calibri"/>
+          <w:b/>
+          <w:bCs/>
+          <w:color w:val="1F2937"/>
+          <w:sz w:val="21"/>
+          <w:szCs w:val="21"/>
+        </w:rPr>
+      </w:pPr>
+      <w:r>
+        <w:rPr>
+          <w:rFonts w:ascii="Calibri" w:eastAsia="Calibri" w:hAnsi="Calibri" w:cs="Calibri"/>
+          <w:b/>
+          <w:bCs/>
+          <w:color w:val="1F2937"/>
+          <w:sz w:val="21"/>
+          <w:szCs w:val="21"/>
+        </w:rPr>
+        <w:t xml:space="preserve">4. AI RAG Assistant </w:t>
+      </w:r>
+      <w:r>
+        <w:rPr>
+          <w:rFonts w:ascii="Calibri" w:eastAsia="Calibri" w:hAnsi="Calibri" w:cs="Calibri"/>
+          <w:b/>
+          <w:bCs/>
+          <w:color w:val="1F2937"/>
+          <w:sz w:val="21"/>
+          <w:szCs w:val="21"/>
+        </w:rPr>
+        <w:t>-</w:t>
+      </w:r>
+      <w:r>
+        <w:rPr>
+          <w:rFonts w:ascii="Calibri" w:eastAsia="Calibri" w:hAnsi="Calibri" w:cs="Calibri"/>
+          <w:b/>
+          <w:bCs/>
+          <w:color w:val="1F2937"/>
+          <w:sz w:val="21"/>
+          <w:szCs w:val="21"/>
+        </w:rPr>
+        <w:t xml:space="preserve"> Retrieval-Augmented Generation Document Assistant</w:t>
+      </w:r>
+    </w:p>
+    <w:p>
+      <w:pPr>
+        <w:spacing w:after="80"/>
         <w:rPr>
           <w:rFonts w:ascii="Calibri" w:eastAsia="Calibri" w:hAnsi="Calibri" w:cs="Calibri"/>
           <w:i/>
@@ -1214,339 +1416,221 @@
           <w:sz w:val="19"/>
           <w:szCs w:val="19"/>
         </w:rPr>
-        <w:t>SignalR</w:t>
-      </w:r>
-      <w:proofErr w:type="spellEnd"/>
-      <w:r>
-        <w:rPr>
-          <w:rFonts w:ascii="Calibri" w:eastAsia="Calibri" w:hAnsi="Calibri" w:cs="Calibri"/>
+      </w:pPr>
+      <w:r>
+        <w:rPr>
+          <w:rFonts w:ascii="Calibri" w:eastAsia="Calibri" w:hAnsi="Calibri" w:cs="Calibri"/>
+          <w:b/>
+          <w:bCs/>
           <w:i/>
           <w:iCs/>
           <w:color w:val="444444"/>
           <w:sz w:val="19"/>
           <w:szCs w:val="19"/>
         </w:rPr>
-        <w:t>, .NET Core, SQL Server, XML Processing, REST API</w:t>
-      </w:r>
-    </w:p>
-    <w:p>
-      <w:pPr>
-        <w:pStyle w:val="ListParagraph"/>
-        <w:numPr>
-          <w:ilvl w:val="0"/>
-          <w:numId w:val="2"/>
-        </w:numPr>
-        <w:spacing w:after="40"/>
-      </w:pPr>
-      <w:r>
-        <w:rPr>
-          <w:rFonts w:ascii="Calibri" w:eastAsia="Calibri" w:hAnsi="Calibri" w:cs="Calibri"/>
-          <w:color w:val="222222"/>
-        </w:rPr>
-        <w:t>Contributed to an enterprise-grade content editing and proofing platform enabling end-to-end content management, XML validation, and workflow automation for publishing operations.</w:t>
-      </w:r>
-    </w:p>
-    <w:p>
-      <w:pPr>
-        <w:pStyle w:val="ListParagraph"/>
-        <w:numPr>
-          <w:ilvl w:val="0"/>
-          <w:numId w:val="2"/>
-        </w:numPr>
-        <w:spacing w:after="40"/>
-      </w:pPr>
-      <w:r>
-        <w:rPr>
-          <w:rFonts w:ascii="Calibri" w:eastAsia="Calibri" w:hAnsi="Calibri" w:cs="Calibri"/>
-          <w:color w:val="222222"/>
-        </w:rPr>
-        <w:t xml:space="preserve">Developed advanced rich-text editing using </w:t>
-      </w:r>
-      <w:proofErr w:type="spellStart"/>
-      <w:r>
-        <w:rPr>
-          <w:rFonts w:ascii="Calibri" w:eastAsia="Calibri" w:hAnsi="Calibri" w:cs="Calibri"/>
-          <w:color w:val="222222"/>
-        </w:rPr>
-        <w:t>TinyMCE</w:t>
-      </w:r>
-      <w:proofErr w:type="spellEnd"/>
-      <w:r>
-        <w:rPr>
-          <w:rFonts w:ascii="Calibri" w:eastAsia="Calibri" w:hAnsi="Calibri" w:cs="Calibri"/>
-          <w:color w:val="222222"/>
-        </w:rPr>
-        <w:t xml:space="preserve"> with text formatting, paragraph styling, footnotes, and dynamic image replacement — enhancing editorial flexibility across structured publishing workflows.</w:t>
-      </w:r>
-    </w:p>
-    <w:p>
-      <w:pPr>
-        <w:pStyle w:val="ListParagraph"/>
-        <w:numPr>
-          <w:ilvl w:val="0"/>
-          <w:numId w:val="2"/>
-        </w:numPr>
-        <w:spacing w:after="40"/>
-      </w:pPr>
-      <w:r>
-        <w:rPr>
-          <w:rFonts w:ascii="Calibri" w:eastAsia="Calibri" w:hAnsi="Calibri" w:cs="Calibri"/>
-          <w:color w:val="222222"/>
-        </w:rPr>
-        <w:t>Built ICE Plugin-based change tracking, enabling accurate revision history, content diffing, and proofing collaboration for distributed editorial teams.</w:t>
-      </w:r>
-    </w:p>
-    <w:p>
-      <w:pPr>
-        <w:pStyle w:val="ListParagraph"/>
-        <w:numPr>
-          <w:ilvl w:val="0"/>
-          <w:numId w:val="2"/>
-        </w:numPr>
-        <w:spacing w:after="40"/>
-      </w:pPr>
-      <w:r>
-        <w:rPr>
-          <w:rFonts w:ascii="Calibri" w:eastAsia="Calibri" w:hAnsi="Calibri" w:cs="Calibri"/>
-          <w:color w:val="222222"/>
-        </w:rPr>
-        <w:t xml:space="preserve">Implemented real-time multi-user collaboration using </w:t>
-      </w:r>
-      <w:proofErr w:type="spellStart"/>
-      <w:r>
-        <w:rPr>
-          <w:rFonts w:ascii="Calibri" w:eastAsia="Calibri" w:hAnsi="Calibri" w:cs="Calibri"/>
-          <w:color w:val="222222"/>
-        </w:rPr>
-        <w:t>SignalR</w:t>
-      </w:r>
-      <w:proofErr w:type="spellEnd"/>
-      <w:r>
-        <w:rPr>
-          <w:rFonts w:ascii="Calibri" w:eastAsia="Calibri" w:hAnsi="Calibri" w:cs="Calibri"/>
-          <w:color w:val="222222"/>
-        </w:rPr>
-        <w:t>, allowing simultaneous editing with live updates and synchronized workflow state across stakeholders.</w:t>
-      </w:r>
-    </w:p>
-    <w:p>
-      <w:pPr>
-        <w:pStyle w:val="ListParagraph"/>
-        <w:numPr>
-          <w:ilvl w:val="0"/>
-          <w:numId w:val="2"/>
-        </w:numPr>
-        <w:spacing w:after="40"/>
-      </w:pPr>
-      <w:r>
-        <w:rPr>
-          <w:rFonts w:ascii="Calibri" w:eastAsia="Calibri" w:hAnsi="Calibri" w:cs="Calibri"/>
-          <w:color w:val="222222"/>
-        </w:rPr>
-        <w:t>Delivered online mathematical content editing with accurate rendering of complex expressions, and integrated spell-checking and XML validation to ensure error-free, standards-compliant publishing output.</w:t>
-      </w:r>
-    </w:p>
-    <w:p>
-      <w:pPr>
-        <w:pStyle w:val="ListParagraph"/>
-        <w:numPr>
-          <w:ilvl w:val="0"/>
-          <w:numId w:val="2"/>
-        </w:numPr>
-        <w:spacing w:after="40"/>
-      </w:pPr>
-      <w:r>
-        <w:rPr>
-          <w:rFonts w:ascii="Calibri" w:eastAsia="Calibri" w:hAnsi="Calibri" w:cs="Calibri"/>
-          <w:color w:val="222222"/>
-        </w:rPr>
-        <w:t>Ensured XML structural integrity preservation throughout the full proofing lifecycle — from content ingestion through to final publication — maintaining compliance at every workflow stage.</w:t>
-      </w:r>
-    </w:p>
-    <w:p>
-      <w:pPr>
-        <w:spacing w:before="160" w:after="20"/>
-      </w:pPr>
-      <w:r>
-        <w:rPr>
-          <w:rFonts w:ascii="Calibri" w:eastAsia="Calibri" w:hAnsi="Calibri" w:cs="Calibri"/>
-          <w:b/>
-          <w:bCs/>
-          <w:color w:val="1F2937"/>
-          <w:sz w:val="21"/>
-          <w:szCs w:val="21"/>
-        </w:rPr>
-        <w:t xml:space="preserve">3. </w:t>
-      </w:r>
-      <w:proofErr w:type="spellStart"/>
-      <w:r>
-        <w:rPr>
-          <w:rFonts w:ascii="Calibri" w:eastAsia="Calibri" w:hAnsi="Calibri" w:cs="Calibri"/>
-          <w:b/>
-          <w:bCs/>
-          <w:color w:val="1F2937"/>
-          <w:sz w:val="21"/>
-          <w:szCs w:val="21"/>
-        </w:rPr>
-        <w:t>nPMS</w:t>
-      </w:r>
-      <w:proofErr w:type="spellEnd"/>
-      <w:r>
-        <w:rPr>
-          <w:rFonts w:ascii="Calibri" w:eastAsia="Calibri" w:hAnsi="Calibri" w:cs="Calibri"/>
-          <w:b/>
-          <w:bCs/>
-          <w:color w:val="1F2937"/>
-          <w:sz w:val="21"/>
-          <w:szCs w:val="21"/>
-        </w:rPr>
-        <w:t xml:space="preserve"> — Enterprise Project Management System</w:t>
-      </w:r>
-    </w:p>
-    <w:p>
-      <w:pPr>
-        <w:spacing w:after="80"/>
-      </w:pPr>
-      <w:r>
-        <w:rPr>
-          <w:rFonts w:ascii="Calibri" w:eastAsia="Calibri" w:hAnsi="Calibri" w:cs="Calibri"/>
-          <w:b/>
-          <w:bCs/>
+        <w:t xml:space="preserve">Stack: </w:t>
+      </w:r>
+      <w:r>
+        <w:rPr>
+          <w:rFonts w:ascii="Calibri" w:eastAsia="Calibri" w:hAnsi="Calibri" w:cs="Calibri"/>
           <w:i/>
           <w:iCs/>
           <w:color w:val="444444"/>
           <w:sz w:val="19"/>
           <w:szCs w:val="19"/>
         </w:rPr>
-        <w:t xml:space="preserve">Stack: </w:t>
-      </w:r>
-      <w:r>
-        <w:rPr>
-          <w:rFonts w:ascii="Calibri" w:eastAsia="Calibri" w:hAnsi="Calibri" w:cs="Calibri"/>
+        <w:t>FastAPI, Python, Qdrant, Redis, Google Gemini API, Ollama, Docker, Render CI/CD</w:t>
+      </w:r>
+    </w:p>
+    <w:p>
+      <w:pPr>
+        <w:pStyle w:val="ListParagraph"/>
+        <w:numPr>
+          <w:ilvl w:val="0"/>
+          <w:numId w:val="2"/>
+        </w:numPr>
+        <w:spacing w:after="40"/>
+        <w:rPr>
+          <w:rFonts w:ascii="Calibri" w:eastAsia="Calibri" w:hAnsi="Calibri" w:cs="Calibri"/>
+          <w:color w:val="222222"/>
+        </w:rPr>
+      </w:pPr>
+      <w:r>
+        <w:rPr>
+          <w:rFonts w:ascii="Calibri" w:eastAsia="Calibri" w:hAnsi="Calibri" w:cs="Calibri"/>
+          <w:color w:val="222222"/>
+        </w:rPr>
+        <w:t>Built a full-stack RAG (Retrieval-Augmented Generation) document assistant that supports PDF, DOCX, TXT, and CSV files and provides answers with source citations</w:t>
+      </w:r>
+      <w:r>
+        <w:rPr>
+          <w:rFonts w:ascii="Calibri" w:eastAsia="Calibri" w:hAnsi="Calibri" w:cs="Calibri"/>
+          <w:color w:val="222222"/>
+        </w:rPr>
+        <w:t>.</w:t>
+      </w:r>
+    </w:p>
+    <w:p>
+      <w:pPr>
+        <w:pStyle w:val="ListParagraph"/>
+        <w:numPr>
+          <w:ilvl w:val="0"/>
+          <w:numId w:val="2"/>
+        </w:numPr>
+        <w:spacing w:after="40"/>
+        <w:rPr>
+          <w:rFonts w:ascii="Calibri" w:eastAsia="Calibri" w:hAnsi="Calibri" w:cs="Calibri"/>
+          <w:color w:val="222222"/>
+        </w:rPr>
+      </w:pPr>
+      <w:r>
+        <w:rPr>
+          <w:rFonts w:ascii="Calibri" w:eastAsia="Calibri" w:hAnsi="Calibri" w:cs="Calibri"/>
+          <w:color w:val="222222"/>
+        </w:rPr>
+        <w:t>Developed the document ingestion pipeline for text extraction, recursive chunking (1,000 tokens with 200-token overlap), and vector embedding generation. Stored embeddings in Qdrant and used cosine similarity search with top-k retrieval</w:t>
+      </w:r>
+      <w:r>
+        <w:rPr>
+          <w:rFonts w:ascii="Calibri" w:eastAsia="Calibri" w:hAnsi="Calibri" w:cs="Calibri"/>
+          <w:color w:val="222222"/>
+        </w:rPr>
+        <w:t>.</w:t>
+      </w:r>
+    </w:p>
+    <w:p>
+      <w:pPr>
+        <w:pStyle w:val="ListParagraph"/>
+        <w:numPr>
+          <w:ilvl w:val="0"/>
+          <w:numId w:val="2"/>
+        </w:numPr>
+        <w:spacing w:after="40"/>
+        <w:rPr>
+          <w:rFonts w:ascii="Calibri" w:eastAsia="Calibri" w:hAnsi="Calibri" w:cs="Calibri"/>
+          <w:color w:val="222222"/>
+        </w:rPr>
+      </w:pPr>
+      <w:r>
+        <w:rPr>
+          <w:rFonts w:ascii="Calibri" w:eastAsia="Calibri" w:hAnsi="Calibri" w:cs="Calibri"/>
+          <w:color w:val="222222"/>
+        </w:rPr>
+        <w:t>Integrated Google Gemini API for LLM and embedding generation, using Gemini models for production and Ollama with bge-m3 and qwen2.5:7b for local development and testing</w:t>
+      </w:r>
+      <w:r>
+        <w:rPr>
+          <w:rFonts w:ascii="Calibri" w:eastAsia="Calibri" w:hAnsi="Calibri" w:cs="Calibri"/>
+          <w:color w:val="222222"/>
+        </w:rPr>
+        <w:t>.</w:t>
+      </w:r>
+    </w:p>
+    <w:p>
+      <w:pPr>
+        <w:pStyle w:val="ListParagraph"/>
+        <w:numPr>
+          <w:ilvl w:val="0"/>
+          <w:numId w:val="2"/>
+        </w:numPr>
+        <w:spacing w:after="40"/>
+        <w:rPr>
+          <w:rFonts w:ascii="Calibri" w:eastAsia="Calibri" w:hAnsi="Calibri" w:cs="Calibri"/>
+          <w:color w:val="222222"/>
+        </w:rPr>
+      </w:pPr>
+      <w:r>
+        <w:rPr>
+          <w:rFonts w:ascii="Calibri" w:eastAsia="Calibri" w:hAnsi="Calibri" w:cs="Calibri"/>
+          <w:color w:val="222222"/>
+        </w:rPr>
+        <w:t>Used Redis for conversation history, document tracking, and response caching to reduce repeated LLM requests and improve response time</w:t>
+      </w:r>
+    </w:p>
+    <w:p>
+      <w:pPr>
+        <w:pStyle w:val="ListParagraph"/>
+        <w:numPr>
+          <w:ilvl w:val="0"/>
+          <w:numId w:val="2"/>
+        </w:numPr>
+        <w:spacing w:after="40"/>
+        <w:rPr>
+          <w:rFonts w:ascii="Calibri" w:eastAsia="Calibri" w:hAnsi="Calibri" w:cs="Calibri"/>
+          <w:color w:val="222222"/>
+        </w:rPr>
+      </w:pPr>
+      <w:r>
+        <w:rPr>
+          <w:rFonts w:ascii="Calibri" w:eastAsia="Calibri" w:hAnsi="Calibri" w:cs="Calibri"/>
+          <w:color w:val="222222"/>
+        </w:rPr>
+        <w:t>Containerized the application using Docker Compose and set up CI/CD deployment to Render</w:t>
+      </w:r>
+      <w:r>
+        <w:rPr>
+          <w:rFonts w:ascii="Calibri" w:eastAsia="Calibri" w:hAnsi="Calibri" w:cs="Calibri"/>
+          <w:color w:val="222222"/>
+        </w:rPr>
+        <w:t>.</w:t>
+      </w:r>
+    </w:p>
+    <w:p>
+      <w:pPr>
+        <w:pStyle w:val="ListParagraph"/>
+        <w:numPr>
+          <w:ilvl w:val="0"/>
+          <w:numId w:val="2"/>
+        </w:numPr>
+        <w:spacing w:after="40"/>
+        <w:rPr>
+          <w:rFonts w:ascii="Calibri" w:eastAsia="Calibri" w:hAnsi="Calibri" w:cs="Calibri"/>
+          <w:color w:val="222222"/>
+        </w:rPr>
+      </w:pPr>
+      <w:r>
+        <w:rPr>
+          <w:rFonts w:ascii="Calibri" w:eastAsia="Calibri" w:hAnsi="Calibri" w:cs="Calibri"/>
+          <w:color w:val="222222"/>
+        </w:rPr>
+        <w:t>Developed the backend using FastAPI with dependency injection, making the chunking, embedding, and API layers easier to test using mocked external services</w:t>
+      </w:r>
+      <w:r>
+        <w:rPr>
+          <w:rFonts w:ascii="Calibri" w:eastAsia="Calibri" w:hAnsi="Calibri" w:cs="Calibri"/>
+          <w:color w:val="222222"/>
+        </w:rPr>
+        <w:t>.</w:t>
+      </w:r>
+    </w:p>
+    <w:p>
+      <w:pPr>
+        <w:spacing w:after="40"/>
+        <w:ind w:left="101"/>
+        <w:rPr>
+          <w:rFonts w:ascii="Calibri" w:eastAsia="Calibri" w:hAnsi="Calibri" w:cs="Calibri"/>
+          <w:b/>
+          <w:bCs/>
           <w:i/>
           <w:iCs/>
           <w:color w:val="444444"/>
           <w:sz w:val="19"/>
           <w:szCs w:val="19"/>
         </w:rPr>
-        <w:t>Angular 20, .NET Core 10, MongoDB, JWT, REST API, AI Integration</w:t>
-      </w:r>
-    </w:p>
-    <w:p>
-      <w:pPr>
-        <w:pStyle w:val="ListParagraph"/>
-        <w:numPr>
-          <w:ilvl w:val="0"/>
-          <w:numId w:val="2"/>
-        </w:numPr>
-        <w:spacing w:after="40"/>
-        <w:rPr>
-          <w:rFonts w:ascii="Calibri" w:eastAsia="Calibri" w:hAnsi="Calibri" w:cs="Calibri"/>
-          <w:color w:val="222222"/>
-        </w:rPr>
-      </w:pPr>
-      <w:r>
-        <w:rPr>
-          <w:rFonts w:ascii="Calibri" w:eastAsia="Calibri" w:hAnsi="Calibri" w:cs="Calibri"/>
-          <w:color w:val="222222"/>
-        </w:rPr>
-        <w:t xml:space="preserve">Own end-to-end development of the frontend, backend, and AI integrations for </w:t>
-      </w:r>
-      <w:proofErr w:type="spellStart"/>
-      <w:r>
-        <w:rPr>
-          <w:rFonts w:ascii="Calibri" w:eastAsia="Calibri" w:hAnsi="Calibri" w:cs="Calibri"/>
-          <w:color w:val="222222"/>
-        </w:rPr>
-        <w:t>nPMS</w:t>
-      </w:r>
-      <w:proofErr w:type="spellEnd"/>
-      <w:r>
-        <w:rPr>
-          <w:rFonts w:ascii="Calibri" w:eastAsia="Calibri" w:hAnsi="Calibri" w:cs="Calibri"/>
-          <w:color w:val="222222"/>
-        </w:rPr>
-        <w:t>, an enterprise project management platform with role-based login and access control across project teams.</w:t>
-      </w:r>
-    </w:p>
-    <w:p>
-      <w:pPr>
-        <w:pStyle w:val="ListParagraph"/>
-        <w:numPr>
-          <w:ilvl w:val="0"/>
-          <w:numId w:val="2"/>
-        </w:numPr>
-        <w:spacing w:after="40"/>
-        <w:rPr>
-          <w:rFonts w:ascii="Calibri" w:eastAsia="Calibri" w:hAnsi="Calibri" w:cs="Calibri"/>
-          <w:color w:val="222222"/>
-        </w:rPr>
-      </w:pPr>
-      <w:r>
-        <w:rPr>
-          <w:rFonts w:ascii="Calibri" w:eastAsia="Calibri" w:hAnsi="Calibri" w:cs="Calibri"/>
-          <w:color w:val="222222"/>
-        </w:rPr>
-        <w:t>Built an automated issue-tracking and alerting system for project managers handling 100+ issues daily, flagging at-risk or overlooked article issues and notifying PMs in real time — eliminating missed issues and ensuring on-time article delivery.</w:t>
-      </w:r>
-    </w:p>
-    <w:p>
-      <w:pPr>
-        <w:pStyle w:val="ListParagraph"/>
-        <w:numPr>
-          <w:ilvl w:val="0"/>
-          <w:numId w:val="2"/>
-        </w:numPr>
-        <w:spacing w:after="40"/>
-        <w:rPr>
-          <w:rFonts w:ascii="Calibri" w:eastAsia="Calibri" w:hAnsi="Calibri" w:cs="Calibri"/>
-          <w:color w:val="222222"/>
-        </w:rPr>
-      </w:pPr>
-      <w:r>
-        <w:rPr>
-          <w:rFonts w:ascii="Calibri" w:eastAsia="Calibri" w:hAnsi="Calibri" w:cs="Calibri"/>
-          <w:color w:val="222222"/>
-        </w:rPr>
-        <w:t>Implemented role-based authentication and authorization (RBAC), securing access across project and issue-management modules by user role.</w:t>
-      </w:r>
-    </w:p>
-    <w:p>
-      <w:pPr>
-        <w:spacing w:before="160" w:after="20"/>
-        <w:rPr>
-          <w:rFonts w:ascii="Calibri" w:eastAsia="Calibri" w:hAnsi="Calibri" w:cs="Calibri"/>
-          <w:b/>
-          <w:bCs/>
-          <w:color w:val="1F2937"/>
-          <w:sz w:val="21"/>
-          <w:szCs w:val="21"/>
-        </w:rPr>
-      </w:pPr>
-      <w:r>
-        <w:rPr>
-          <w:rFonts w:ascii="Calibri" w:eastAsia="Calibri" w:hAnsi="Calibri" w:cs="Calibri"/>
-          <w:b/>
-          <w:bCs/>
-          <w:color w:val="1F2937"/>
-          <w:sz w:val="21"/>
-          <w:szCs w:val="21"/>
-        </w:rPr>
-        <w:t>4. AI RAG Assistant — Retrieval-Augmented Generation Document Assistant</w:t>
-      </w:r>
-    </w:p>
-    <w:p>
-      <w:pPr>
-        <w:spacing w:after="80"/>
-        <w:rPr>
-          <w:rFonts w:ascii="Calibri" w:eastAsia="Calibri" w:hAnsi="Calibri" w:cs="Calibri"/>
+      </w:pPr>
+      <w:r>
+        <w:rPr>
+          <w:rFonts w:ascii="Calibri" w:eastAsia="Calibri" w:hAnsi="Calibri" w:cs="Calibri"/>
+          <w:b/>
+          <w:bCs/>
           <w:i/>
           <w:iCs/>
           <w:color w:val="444444"/>
           <w:sz w:val="19"/>
           <w:szCs w:val="19"/>
         </w:rPr>
-      </w:pPr>
+        <w:t>Live</w:t>
+      </w:r>
       <w:r>
         <w:rPr>
           <w:rFonts w:ascii="Calibri" w:eastAsia="Calibri" w:hAnsi="Calibri" w:cs="Calibri"/>
@@ -1558,232 +1642,7 @@
           <w:sz w:val="19"/>
           <w:szCs w:val="19"/>
         </w:rPr>
-        <w:t xml:space="preserve">Stack: </w:t>
-      </w:r>
-      <w:proofErr w:type="spellStart"/>
-      <w:r>
-        <w:rPr>
-          <w:rFonts w:ascii="Calibri" w:eastAsia="Calibri" w:hAnsi="Calibri" w:cs="Calibri"/>
-          <w:i/>
-          <w:iCs/>
-          <w:color w:val="444444"/>
-          <w:sz w:val="19"/>
-          <w:szCs w:val="19"/>
-        </w:rPr>
-        <w:t>FastAPI</w:t>
-      </w:r>
-      <w:proofErr w:type="spellEnd"/>
-      <w:r>
-        <w:rPr>
-          <w:rFonts w:ascii="Calibri" w:eastAsia="Calibri" w:hAnsi="Calibri" w:cs="Calibri"/>
-          <w:i/>
-          <w:iCs/>
-          <w:color w:val="444444"/>
-          <w:sz w:val="19"/>
-          <w:szCs w:val="19"/>
-        </w:rPr>
-        <w:t xml:space="preserve">, Python, </w:t>
-      </w:r>
-      <w:proofErr w:type="spellStart"/>
-      <w:r>
-        <w:rPr>
-          <w:rFonts w:ascii="Calibri" w:eastAsia="Calibri" w:hAnsi="Calibri" w:cs="Calibri"/>
-          <w:i/>
-          <w:iCs/>
-          <w:color w:val="444444"/>
-          <w:sz w:val="19"/>
-          <w:szCs w:val="19"/>
-        </w:rPr>
-        <w:t>Qdrant</w:t>
-      </w:r>
-      <w:proofErr w:type="spellEnd"/>
-      <w:r>
-        <w:rPr>
-          <w:rFonts w:ascii="Calibri" w:eastAsia="Calibri" w:hAnsi="Calibri" w:cs="Calibri"/>
-          <w:i/>
-          <w:iCs/>
-          <w:color w:val="444444"/>
-          <w:sz w:val="19"/>
-          <w:szCs w:val="19"/>
-        </w:rPr>
-        <w:t xml:space="preserve">, Redis, Google Gemini API, </w:t>
-      </w:r>
-      <w:proofErr w:type="spellStart"/>
-      <w:r>
-        <w:rPr>
-          <w:rFonts w:ascii="Calibri" w:eastAsia="Calibri" w:hAnsi="Calibri" w:cs="Calibri"/>
-          <w:i/>
-          <w:iCs/>
-          <w:color w:val="444444"/>
-          <w:sz w:val="19"/>
-          <w:szCs w:val="19"/>
-        </w:rPr>
-        <w:t>Ollama</w:t>
-      </w:r>
-      <w:proofErr w:type="spellEnd"/>
-      <w:r>
-        <w:rPr>
-          <w:rFonts w:ascii="Calibri" w:eastAsia="Calibri" w:hAnsi="Calibri" w:cs="Calibri"/>
-          <w:i/>
-          <w:iCs/>
-          <w:color w:val="444444"/>
-          <w:sz w:val="19"/>
-          <w:szCs w:val="19"/>
-        </w:rPr>
-        <w:t>, Docker, Render CI/CD</w:t>
-      </w:r>
-    </w:p>
-    <w:p>
-      <w:pPr>
-        <w:pStyle w:val="ListParagraph"/>
-        <w:numPr>
-          <w:ilvl w:val="0"/>
-          <w:numId w:val="2"/>
-        </w:numPr>
-        <w:spacing w:after="40"/>
-        <w:rPr>
-          <w:rFonts w:ascii="Calibri" w:eastAsia="Calibri" w:hAnsi="Calibri" w:cs="Calibri"/>
-          <w:color w:val="222222"/>
-        </w:rPr>
-      </w:pPr>
-      <w:r>
-        <w:rPr>
-          <w:rFonts w:ascii="Calibri" w:eastAsia="Calibri" w:hAnsi="Calibri" w:cs="Calibri"/>
-          <w:color w:val="222222"/>
-        </w:rPr>
-        <w:t>Designed and built a full-stack RAG (Retrieval-Augmented Generation) document assistant that ingests PDF, DOCX, TXT, and CSV files and answers user questions with citation-grounded, source-referenced responses.</w:t>
-      </w:r>
-    </w:p>
-    <w:p>
-      <w:pPr>
-        <w:pStyle w:val="ListParagraph"/>
-        <w:numPr>
-          <w:ilvl w:val="0"/>
-          <w:numId w:val="2"/>
-        </w:numPr>
-        <w:spacing w:after="40"/>
-        <w:rPr>
-          <w:rFonts w:ascii="Calibri" w:eastAsia="Calibri" w:hAnsi="Calibri" w:cs="Calibri"/>
-          <w:color w:val="222222"/>
-        </w:rPr>
-      </w:pPr>
-      <w:r>
-        <w:rPr>
-          <w:rFonts w:ascii="Calibri" w:eastAsia="Calibri" w:hAnsi="Calibri" w:cs="Calibri"/>
-          <w:color w:val="222222"/>
-        </w:rPr>
-        <w:t xml:space="preserve">Engineered the ingestion pipeline — text extraction, recursive chunking (1000 tokens, 200 overlap), and vector embedding generation — storing vectors in </w:t>
-      </w:r>
-      <w:proofErr w:type="spellStart"/>
-      <w:r>
-        <w:rPr>
-          <w:rFonts w:ascii="Calibri" w:eastAsia="Calibri" w:hAnsi="Calibri" w:cs="Calibri"/>
-          <w:color w:val="222222"/>
-        </w:rPr>
-        <w:t>Qdrant</w:t>
-      </w:r>
-      <w:proofErr w:type="spellEnd"/>
-      <w:r>
-        <w:rPr>
-          <w:rFonts w:ascii="Calibri" w:eastAsia="Calibri" w:hAnsi="Calibri" w:cs="Calibri"/>
-          <w:color w:val="222222"/>
-        </w:rPr>
-        <w:t xml:space="preserve"> for high-speed cosine-similarity retrieval (top-k=5).</w:t>
-      </w:r>
-    </w:p>
-    <w:p>
-      <w:pPr>
-        <w:pStyle w:val="ListParagraph"/>
-        <w:numPr>
-          <w:ilvl w:val="0"/>
-          <w:numId w:val="2"/>
-        </w:numPr>
-        <w:spacing w:after="40"/>
-        <w:rPr>
-          <w:rFonts w:ascii="Calibri" w:eastAsia="Calibri" w:hAnsi="Calibri" w:cs="Calibri"/>
-          <w:color w:val="222222"/>
-        </w:rPr>
-      </w:pPr>
-      <w:r>
-        <w:rPr>
-          <w:rFonts w:ascii="Calibri" w:eastAsia="Calibri" w:hAnsi="Calibri" w:cs="Calibri"/>
-          <w:color w:val="222222"/>
-        </w:rPr>
-        <w:t xml:space="preserve">Integrated Google Gemini API for production inference — </w:t>
-      </w:r>
-      <w:proofErr w:type="spellStart"/>
-      <w:r>
-        <w:rPr>
-          <w:rFonts w:ascii="Calibri" w:eastAsia="Calibri" w:hAnsi="Calibri" w:cs="Calibri"/>
-          <w:color w:val="222222"/>
-        </w:rPr>
-        <w:t>gemini</w:t>
-      </w:r>
-      <w:proofErr w:type="spellEnd"/>
-      <w:r>
-        <w:rPr>
-          <w:rFonts w:ascii="Calibri" w:eastAsia="Calibri" w:hAnsi="Calibri" w:cs="Calibri"/>
-          <w:color w:val="222222"/>
-        </w:rPr>
-        <w:t xml:space="preserve">-flash-lite-latest for chat generation and gemini-embedding-001 (768-dimension) for embeddings — with </w:t>
-      </w:r>
-      <w:proofErr w:type="spellStart"/>
-      <w:r>
-        <w:rPr>
-          <w:rFonts w:ascii="Calibri" w:eastAsia="Calibri" w:hAnsi="Calibri" w:cs="Calibri"/>
-          <w:color w:val="222222"/>
-        </w:rPr>
-        <w:t>Ollama</w:t>
-      </w:r>
-      <w:proofErr w:type="spellEnd"/>
-      <w:r>
-        <w:rPr>
-          <w:rFonts w:ascii="Calibri" w:eastAsia="Calibri" w:hAnsi="Calibri" w:cs="Calibri"/>
-          <w:color w:val="222222"/>
-        </w:rPr>
-        <w:t>-based local models (bge-m3, qwen2.5:7b) for local development.</w:t>
-      </w:r>
-    </w:p>
-    <w:p>
-      <w:pPr>
-        <w:pStyle w:val="ListParagraph"/>
-        <w:numPr>
-          <w:ilvl w:val="0"/>
-          <w:numId w:val="2"/>
-        </w:numPr>
-        <w:spacing w:after="40"/>
-        <w:rPr>
-          <w:rFonts w:ascii="Calibri" w:eastAsia="Calibri" w:hAnsi="Calibri" w:cs="Calibri"/>
-          <w:color w:val="222222"/>
-        </w:rPr>
-      </w:pPr>
-      <w:r>
-        <w:rPr>
-          <w:rFonts w:ascii="Calibri" w:eastAsia="Calibri" w:hAnsi="Calibri" w:cs="Calibri"/>
-          <w:color w:val="222222"/>
-        </w:rPr>
-        <w:t>Used Redis for conversation memory, document registry, and answer caching, reducing latency and redundant LLM calls</w:t>
-      </w:r>
-    </w:p>
-    <w:p>
-      <w:pPr>
-        <w:pStyle w:val="ListParagraph"/>
-        <w:numPr>
-          <w:ilvl w:val="0"/>
-          <w:numId w:val="2"/>
-        </w:numPr>
-        <w:spacing w:after="40"/>
-        <w:rPr>
-          <w:rFonts w:ascii="Calibri" w:eastAsia="Calibri" w:hAnsi="Calibri" w:cs="Calibri"/>
-          <w:color w:val="222222"/>
-        </w:rPr>
-      </w:pPr>
-      <w:r>
-        <w:rPr>
-          <w:rFonts w:ascii="Calibri" w:eastAsia="Calibri" w:hAnsi="Calibri" w:cs="Calibri"/>
-          <w:color w:val="222222"/>
-        </w:rPr>
-        <w:t xml:space="preserve">Containerized the application with Docker Compose and deployed it to Render via an automated CI/CD pipeline (live at </w:t>
+        <w:t xml:space="preserve">: </w:t>
       </w:r>
       <w:hyperlink r:id="rId9" w:history="1">
         <w:r>
@@ -1791,67 +1650,9 @@
             <w:rStyle w:val="Hyperlink"/>
             <w:rFonts w:ascii="Calibri" w:eastAsia="Calibri" w:hAnsi="Calibri" w:cs="Calibri"/>
           </w:rPr>
-          <w:t>ai-rag-agent-rmvy.onrende</w:t>
-        </w:r>
-        <w:r>
-          <w:rPr>
-            <w:rStyle w:val="Hyperlink"/>
-            <w:rFonts w:ascii="Calibri" w:eastAsia="Calibri" w:hAnsi="Calibri" w:cs="Calibri"/>
-          </w:rPr>
-          <w:t>r</w:t>
-        </w:r>
-        <w:r>
-          <w:rPr>
-            <w:rStyle w:val="Hyperlink"/>
-            <w:rFonts w:ascii="Calibri" w:eastAsia="Calibri" w:hAnsi="Calibri" w:cs="Calibri"/>
-          </w:rPr>
-          <w:t>.com</w:t>
+          <w:t>AI-Rag-Agent</w:t>
         </w:r>
       </w:hyperlink>
-      <w:r>
-        <w:rPr>
-          <w:rFonts w:ascii="Calibri" w:eastAsia="Calibri" w:hAnsi="Calibri" w:cs="Calibri"/>
-          <w:color w:val="222222"/>
-        </w:rPr>
-        <w:t>).</w:t>
-      </w:r>
-    </w:p>
-    <w:p>
-      <w:pPr>
-        <w:pStyle w:val="ListParagraph"/>
-        <w:numPr>
-          <w:ilvl w:val="0"/>
-          <w:numId w:val="2"/>
-        </w:numPr>
-        <w:spacing w:after="40"/>
-        <w:rPr>
-          <w:rFonts w:ascii="Calibri" w:eastAsia="Calibri" w:hAnsi="Calibri" w:cs="Calibri"/>
-          <w:color w:val="222222"/>
-        </w:rPr>
-      </w:pPr>
-      <w:r>
-        <w:rPr>
-          <w:rFonts w:ascii="Calibri" w:eastAsia="Calibri" w:hAnsi="Calibri" w:cs="Calibri"/>
-          <w:color w:val="222222"/>
-        </w:rPr>
-        <w:t xml:space="preserve">Built with an injectable, dependency-based </w:t>
-      </w:r>
-      <w:proofErr w:type="spellStart"/>
-      <w:r>
-        <w:rPr>
-          <w:rFonts w:ascii="Calibri" w:eastAsia="Calibri" w:hAnsi="Calibri" w:cs="Calibri"/>
-          <w:color w:val="222222"/>
-        </w:rPr>
-        <w:t>FastAPI</w:t>
-      </w:r>
-      <w:proofErr w:type="spellEnd"/>
-      <w:r>
-        <w:rPr>
-          <w:rFonts w:ascii="Calibri" w:eastAsia="Calibri" w:hAnsi="Calibri" w:cs="Calibri"/>
-          <w:color w:val="222222"/>
-        </w:rPr>
-        <w:t xml:space="preserve"> service architecture, enabling full unit-test coverage of chunking, embedding, and API layers using mocked external services.</w:t>
-      </w:r>
     </w:p>
     <w:p>
       <w:pPr>
@@ -1886,7 +1687,25 @@
           <w:bCs/>
           <w:color w:val="1F2937"/>
         </w:rPr>
-        <w:t>B.E. Computer Science — Alpha Engineering College, Anna University</w:t>
+        <w:t xml:space="preserve">B.E. Computer Science </w:t>
+      </w:r>
+      <w:r>
+        <w:rPr>
+          <w:rFonts w:ascii="Calibri" w:eastAsia="Calibri" w:hAnsi="Calibri" w:cs="Calibri"/>
+          <w:b/>
+          <w:bCs/>
+          <w:color w:val="1F2937"/>
+        </w:rPr>
+        <w:t>-</w:t>
+      </w:r>
+      <w:r>
+        <w:rPr>
+          <w:rFonts w:ascii="Calibri" w:eastAsia="Calibri" w:hAnsi="Calibri" w:cs="Calibri"/>
+          <w:b/>
+          <w:bCs/>
+          <w:color w:val="1F2937"/>
+        </w:rPr>
+        <w:t xml:space="preserve"> Alpha Engineering College, Anna University</w:t>
       </w:r>
       <w:r>
         <w:rPr>
@@ -1941,24 +1760,21 @@
           <w:rFonts w:ascii="Calibri" w:eastAsia="Calibri" w:hAnsi="Calibri" w:cs="Calibri"/>
           <w:color w:val="222222"/>
         </w:rPr>
-        <w:t>Skill Training Certificate — Web Developer, Government of Tamil Nadu, SCVT (Dec 2021)</w:t>
-      </w:r>
-    </w:p>
-    <w:p>
-      <w:pPr>
-        <w:pStyle w:val="ListParagraph"/>
-        <w:numPr>
-          <w:ilvl w:val="0"/>
-          <w:numId w:val="2"/>
-        </w:numPr>
-        <w:spacing w:after="40"/>
-      </w:pPr>
-      <w:r>
-        <w:rPr>
-          <w:rFonts w:ascii="Calibri" w:eastAsia="Calibri" w:hAnsi="Calibri" w:cs="Calibri"/>
-          <w:color w:val="222222"/>
-        </w:rPr>
-        <w:t>Microsoft Azure Developer Associate (AZ-204) — In Progress</w:t>
+        <w:t xml:space="preserve">Skill Training Certificate </w:t>
+      </w:r>
+      <w:r>
+        <w:rPr>
+          <w:rFonts w:ascii="Calibri" w:eastAsia="Calibri" w:hAnsi="Calibri" w:cs="Calibri"/>
+          <w:color w:val="222222"/>
+        </w:rPr>
+        <w:t>-</w:t>
+      </w:r>
+      <w:r>
+        <w:rPr>
+          <w:rFonts w:ascii="Calibri" w:eastAsia="Calibri" w:hAnsi="Calibri" w:cs="Calibri"/>
+          <w:color w:val="222222"/>
+        </w:rPr>
+        <w:t xml:space="preserve"> Web Developer, Government of Tamil Nadu, SCVT (Dec 2021)</w:t>
       </w:r>
     </w:p>
     <w:sectPr>
@@ -2608,7 +2424,6 @@
   <w:style w:type="character" w:default="1" w:styleId="DefaultParagraphFont">
     <w:name w:val="Default Paragraph Font"/>
     <w:uiPriority w:val="1"/>
-    <w:semiHidden/>
     <w:unhideWhenUsed/>
   </w:style>
   <w:style w:type="table" w:default="1" w:styleId="TableNormal">

--- a/Tamilselvan_G_Resume.docx
+++ b/Tamilselvan_G_Resume.docx
@@ -46,7 +46,7 @@
           <w:b/>
           <w:sz w:val="22"/>
         </w:rPr>
-        <w:t xml:space="preserve"> | AI / RAG</w:t>
+        <w:t xml:space="preserve"> </w:t>
       </w:r>
     </w:p>
     <w:p>
@@ -74,6 +74,9 @@
         </w:r>
       </w:hyperlink>
       <w:r>
+        <w:rPr>
+          <w:rFonts w:ascii="Arial" w:hAnsi="Arial" w:cs="Arial"/>
+        </w:rPr>
         <w:t xml:space="preserve"> </w:t>
       </w:r>
       <w:r>
@@ -149,57 +152,11 @@
       </w:pPr>
       <w:r>
         <w:rPr>
-          <w:rFonts w:ascii="Arial" w:hAnsi="Arial" w:cs="Arial"/>
-        </w:rPr>
-        <w:t>Software Engineer with 4+ years of experience building and maintaining enterprise web applications using Angular, TypeScript, C#, ASP.NET Core, SQL Server and MongoDB. Experienced in developing features across frontend, backend and database layers, with hands</w:t>
-      </w:r>
-      <w:r>
-        <w:rPr>
-          <w:rFonts w:ascii="Arial" w:hAnsi="Arial" w:cs="Arial"/>
-        </w:rPr>
-        <w:t>-</w:t>
-      </w:r>
-      <w:r>
-        <w:rPr>
-          <w:rFonts w:ascii="Arial" w:hAnsi="Arial" w:cs="Arial"/>
-        </w:rPr>
-        <w:t>on ownership of application modules from initial setup through deployment and production support. Worked on publishing, workforce management, project management and email</w:t>
-      </w:r>
-      <w:r>
-        <w:rPr>
-          <w:rFonts w:ascii="Arial" w:hAnsi="Arial" w:cs="Arial"/>
-        </w:rPr>
-        <w:t>-</w:t>
-      </w:r>
-      <w:r>
-        <w:rPr>
-          <w:rFonts w:ascii="Arial" w:hAnsi="Arial" w:cs="Arial"/>
-        </w:rPr>
-        <w:t>processing applications, including AI</w:t>
-      </w:r>
-      <w:r>
-        <w:rPr>
-          <w:rFonts w:ascii="Arial" w:hAnsi="Arial" w:cs="Arial"/>
-        </w:rPr>
-        <w:t>-</w:t>
-      </w:r>
-      <w:r>
-        <w:rPr>
-          <w:rFonts w:ascii="Arial" w:hAnsi="Arial" w:cs="Arial"/>
-        </w:rPr>
-        <w:t>assisted features for email classification and summarization. Also built a personal Python</w:t>
-      </w:r>
-      <w:r>
-        <w:rPr>
-          <w:rFonts w:ascii="Arial" w:hAnsi="Arial" w:cs="Arial"/>
-        </w:rPr>
-        <w:t>-</w:t>
-      </w:r>
-      <w:r>
-        <w:rPr>
-          <w:rFonts w:ascii="Arial" w:hAnsi="Arial" w:cs="Arial"/>
-        </w:rPr>
-        <w:t>based RAG application using FastAPI, Qdrant, Redis, Google Gemini and Ollama.</w:t>
+          <w:rFonts w:ascii="Arial" w:eastAsia="Arial" w:hAnsi="Arial" w:cs="Arial"/>
+          <w:sz w:val="19"/>
+          <w:szCs w:val="19"/>
+        </w:rPr>
+        <w:t>Full Stack Software Engineer with 4+ years of experience building enterprise web applications with Angular (14–20), ASP.NET Core (.NET 6, .NET 8 and .NET 10) and SQL Server. Develops REST APIs and Angular frontend and sees modules through from first setup to deployment and production support. Has worked on publishing, workforce management, project management and email-monitoring systems, including dashboards that display AI-generated email summaries and classifications.</w:t>
       </w:r>
     </w:p>
     <w:p>
@@ -221,122 +178,300 @@
     </w:p>
     <w:p>
       <w:pPr>
-        <w:keepLines/>
-        <w:spacing w:after="40"/>
+        <w:spacing w:after="28"/>
         <w:rPr>
           <w:rFonts w:ascii="Arial" w:hAnsi="Arial" w:cs="Arial"/>
         </w:rPr>
       </w:pPr>
       <w:r>
         <w:rPr>
-          <w:rFonts w:ascii="Arial" w:hAnsi="Arial" w:cs="Arial"/>
-        </w:rPr>
-        <w:t>Languages: C#, TypeScript, JavaScript, SQL, Python</w:t>
+          <w:rFonts w:ascii="Arial" w:eastAsia="Arial" w:hAnsi="Arial" w:cs="Arial"/>
+          <w:b/>
+          <w:bCs/>
+          <w:sz w:val="19"/>
+          <w:szCs w:val="19"/>
+        </w:rPr>
+        <w:t xml:space="preserve">Languages: </w:t>
+      </w:r>
+      <w:r>
+        <w:rPr>
+          <w:rFonts w:ascii="Arial" w:eastAsia="Arial" w:hAnsi="Arial" w:cs="Arial"/>
+          <w:sz w:val="19"/>
+          <w:szCs w:val="19"/>
+        </w:rPr>
+        <w:t>C#, TypeScript, JavaScript, SQL, Python</w:t>
       </w:r>
     </w:p>
     <w:p>
       <w:pPr>
-        <w:keepLines/>
-        <w:spacing w:after="40"/>
+        <w:spacing w:after="28"/>
         <w:rPr>
           <w:rFonts w:ascii="Arial" w:hAnsi="Arial" w:cs="Arial"/>
         </w:rPr>
       </w:pPr>
       <w:r>
         <w:rPr>
-          <w:rFonts w:ascii="Arial" w:hAnsi="Arial" w:cs="Arial"/>
-        </w:rPr>
-        <w:t>Frontend: Angular 14–20, RxJS, HTML5, CSS3, Tailwind CSS, Bootstrap, Angular Material, Reactive Forms, Lazy Loading, ApexCharts, TinyMCE</w:t>
+          <w:rFonts w:ascii="Arial" w:eastAsia="Arial" w:hAnsi="Arial" w:cs="Arial"/>
+          <w:b/>
+          <w:bCs/>
+          <w:sz w:val="19"/>
+          <w:szCs w:val="19"/>
+        </w:rPr>
+        <w:t xml:space="preserve">.NET &amp; Backend: </w:t>
+      </w:r>
+      <w:r>
+        <w:rPr>
+          <w:rFonts w:ascii="Arial" w:eastAsia="Arial" w:hAnsi="Arial" w:cs="Arial"/>
+          <w:sz w:val="19"/>
+          <w:szCs w:val="19"/>
+        </w:rPr>
+        <w:t>ASP.NET Core Web API, ASP.NET MVC with Razor Views (.NET Framework 4), .NET 6, .NET 8, .NET 10, Entity Framework Core, LINQ, Dependency Injection, Repository Pattern, Unit of Work, SOLID Principles, Clean Architecture, Middleware, REST APIs, API Integration, SignalR</w:t>
       </w:r>
     </w:p>
     <w:p>
       <w:pPr>
-        <w:keepLines/>
-        <w:spacing w:after="40"/>
+        <w:spacing w:after="28"/>
         <w:rPr>
           <w:rFonts w:ascii="Arial" w:hAnsi="Arial" w:cs="Arial"/>
         </w:rPr>
       </w:pPr>
       <w:r>
         <w:rPr>
-          <w:rFonts w:ascii="Arial" w:hAnsi="Arial" w:cs="Arial"/>
-        </w:rPr>
-        <w:t>Backend: ASP.NET Core, C#, Web API, REST APIs, SignalR, Entity Framework Core, Dependency Injection, Middleware, JWT Authentication, RBAC, Clean Architecture</w:t>
+          <w:rFonts w:ascii="Arial" w:eastAsia="Arial" w:hAnsi="Arial" w:cs="Arial"/>
+          <w:b/>
+          <w:bCs/>
+          <w:sz w:val="19"/>
+          <w:szCs w:val="19"/>
+        </w:rPr>
+        <w:t xml:space="preserve">Security: </w:t>
+      </w:r>
+      <w:r>
+        <w:rPr>
+          <w:rFonts w:ascii="Arial" w:eastAsia="Arial" w:hAnsi="Arial" w:cs="Arial"/>
+          <w:sz w:val="19"/>
+          <w:szCs w:val="19"/>
+        </w:rPr>
+        <w:t>Authentication &amp; Authorization, JWT Authentication, Role</w:t>
+      </w:r>
+      <w:r>
+        <w:rPr>
+          <w:rFonts w:ascii="Arial" w:eastAsia="Arial" w:hAnsi="Arial" w:cs="Arial"/>
+          <w:sz w:val="19"/>
+          <w:szCs w:val="19"/>
+        </w:rPr>
+        <w:t>-</w:t>
+      </w:r>
+      <w:r>
+        <w:rPr>
+          <w:rFonts w:ascii="Arial" w:eastAsia="Arial" w:hAnsi="Arial" w:cs="Arial"/>
+          <w:sz w:val="19"/>
+          <w:szCs w:val="19"/>
+        </w:rPr>
+        <w:t>Based Access Control (RBAC)</w:t>
       </w:r>
     </w:p>
     <w:p>
       <w:pPr>
-        <w:keepLines/>
-        <w:spacing w:after="40"/>
+        <w:spacing w:after="28"/>
         <w:rPr>
           <w:rFonts w:ascii="Arial" w:hAnsi="Arial" w:cs="Arial"/>
         </w:rPr>
       </w:pPr>
       <w:r>
         <w:rPr>
-          <w:rFonts w:ascii="Arial" w:hAnsi="Arial" w:cs="Arial"/>
-        </w:rPr>
-        <w:t>Databases: SQL Server, MongoDB, Redis</w:t>
+          <w:rFonts w:ascii="Arial" w:eastAsia="Arial" w:hAnsi="Arial" w:cs="Arial"/>
+          <w:b/>
+          <w:bCs/>
+          <w:sz w:val="19"/>
+          <w:szCs w:val="19"/>
+        </w:rPr>
+        <w:t xml:space="preserve">Frontend: </w:t>
+      </w:r>
+      <w:r>
+        <w:rPr>
+          <w:rFonts w:ascii="Arial" w:eastAsia="Arial" w:hAnsi="Arial" w:cs="Arial"/>
+          <w:sz w:val="19"/>
+          <w:szCs w:val="19"/>
+        </w:rPr>
+        <w:t xml:space="preserve">Angular 14–20, Components, Services, Directives, Pipes, Routing, Route Guards, HTTP Interceptors, </w:t>
+      </w:r>
+      <w:r>
+        <w:rPr>
+          <w:rFonts w:ascii="Arial" w:eastAsia="Arial" w:hAnsi="Arial" w:cs="Arial"/>
+          <w:sz w:val="19"/>
+          <w:szCs w:val="19"/>
+        </w:rPr>
+        <w:t>HTTP Client</w:t>
+      </w:r>
+      <w:r>
+        <w:rPr>
+          <w:rFonts w:ascii="Arial" w:eastAsia="Arial" w:hAnsi="Arial" w:cs="Arial"/>
+          <w:sz w:val="19"/>
+          <w:szCs w:val="19"/>
+        </w:rPr>
+        <w:t xml:space="preserve">, RxJS Observables, Signals, State Management, Reactive Forms, Lazy Loading, HTML5, CSS3, Tailwind CSS, Bootstrap, Angular Material, </w:t>
+      </w:r>
+      <w:r>
+        <w:rPr>
+          <w:rFonts w:ascii="Arial" w:eastAsia="Arial" w:hAnsi="Arial" w:cs="Arial"/>
+          <w:sz w:val="19"/>
+          <w:szCs w:val="19"/>
+        </w:rPr>
+        <w:t>Apex Charts</w:t>
+      </w:r>
+      <w:r>
+        <w:rPr>
+          <w:rFonts w:ascii="Arial" w:eastAsia="Arial" w:hAnsi="Arial" w:cs="Arial"/>
+          <w:sz w:val="19"/>
+          <w:szCs w:val="19"/>
+        </w:rPr>
+        <w:t>, TinyMCE</w:t>
       </w:r>
     </w:p>
     <w:p>
       <w:pPr>
-        <w:keepLines/>
-        <w:spacing w:after="40"/>
+        <w:spacing w:after="28"/>
         <w:rPr>
           <w:rFonts w:ascii="Arial" w:hAnsi="Arial" w:cs="Arial"/>
         </w:rPr>
       </w:pPr>
       <w:r>
         <w:rPr>
-          <w:rFonts w:ascii="Arial" w:hAnsi="Arial" w:cs="Arial"/>
-        </w:rPr>
-        <w:t>Testing &amp; API Tools: Manual Testing, API Testing, Postman, Swagger/OpenAPI, Chrome DevTools, Debugging</w:t>
+          <w:rFonts w:ascii="Arial" w:eastAsia="Arial" w:hAnsi="Arial" w:cs="Arial"/>
+          <w:b/>
+          <w:bCs/>
+          <w:sz w:val="19"/>
+          <w:szCs w:val="19"/>
+        </w:rPr>
+        <w:t xml:space="preserve">Databases: </w:t>
+      </w:r>
+      <w:r>
+        <w:rPr>
+          <w:rFonts w:ascii="Arial" w:eastAsia="Arial" w:hAnsi="Arial" w:cs="Arial"/>
+          <w:sz w:val="19"/>
+          <w:szCs w:val="19"/>
+        </w:rPr>
+        <w:t>SQL Server (Stored Procedures, SQL Query Optimization, Indexing), MongoDB, Redis</w:t>
       </w:r>
     </w:p>
     <w:p>
       <w:pPr>
-        <w:keepLines/>
-        <w:spacing w:after="40"/>
+        <w:spacing w:after="28"/>
         <w:rPr>
           <w:rFonts w:ascii="Arial" w:hAnsi="Arial" w:cs="Arial"/>
         </w:rPr>
       </w:pPr>
       <w:r>
         <w:rPr>
-          <w:rFonts w:ascii="Arial" w:hAnsi="Arial" w:cs="Arial"/>
-        </w:rPr>
-        <w:t>Cloud, DevOps &amp; Hosting: Docker, Docker Compose, Git, GitHub Actions, AWS S3, IIS</w:t>
+          <w:rFonts w:ascii="Arial" w:eastAsia="Arial" w:hAnsi="Arial" w:cs="Arial"/>
+          <w:b/>
+          <w:bCs/>
+          <w:sz w:val="19"/>
+          <w:szCs w:val="19"/>
+        </w:rPr>
+        <w:t xml:space="preserve">Cloud, DevOps &amp; Hosting: </w:t>
+      </w:r>
+      <w:r>
+        <w:rPr>
+          <w:rFonts w:ascii="Arial" w:eastAsia="Arial" w:hAnsi="Arial" w:cs="Arial"/>
+          <w:sz w:val="19"/>
+          <w:szCs w:val="19"/>
+        </w:rPr>
+        <w:t>Docker, Docker Compose, Git, GitHub Actions, AWS S3, IIS</w:t>
       </w:r>
     </w:p>
     <w:p>
       <w:pPr>
-        <w:keepLines/>
-        <w:spacing w:after="40"/>
+        <w:spacing w:after="28"/>
         <w:rPr>
           <w:rFonts w:ascii="Arial" w:hAnsi="Arial" w:cs="Arial"/>
         </w:rPr>
       </w:pPr>
       <w:r>
         <w:rPr>
-          <w:rFonts w:ascii="Arial" w:hAnsi="Arial" w:cs="Arial"/>
-        </w:rPr>
-        <w:t>AI &amp; Integration: RAG, LLM Integration, Google Gemini API, Ollama, Vector Embeddings, Qdrant, SSE Streaming, Prompt Engineering</w:t>
+          <w:rFonts w:ascii="Arial" w:eastAsia="Arial" w:hAnsi="Arial" w:cs="Arial"/>
+          <w:b/>
+          <w:bCs/>
+          <w:sz w:val="19"/>
+          <w:szCs w:val="19"/>
+        </w:rPr>
+        <w:t xml:space="preserve">API Tools &amp; Debugging: </w:t>
+      </w:r>
+      <w:r>
+        <w:rPr>
+          <w:rFonts w:ascii="Arial" w:eastAsia="Arial" w:hAnsi="Arial" w:cs="Arial"/>
+          <w:sz w:val="19"/>
+          <w:szCs w:val="19"/>
+        </w:rPr>
+        <w:t>Postman, Swagger/OpenAPI, Chrome Dev</w:t>
+      </w:r>
+      <w:r>
+        <w:rPr>
+          <w:rFonts w:ascii="Arial" w:eastAsia="Arial" w:hAnsi="Arial" w:cs="Arial"/>
+          <w:sz w:val="19"/>
+          <w:szCs w:val="19"/>
+        </w:rPr>
+        <w:t xml:space="preserve"> </w:t>
+      </w:r>
+      <w:r>
+        <w:rPr>
+          <w:rFonts w:ascii="Arial" w:eastAsia="Arial" w:hAnsi="Arial" w:cs="Arial"/>
+          <w:sz w:val="19"/>
+          <w:szCs w:val="19"/>
+        </w:rPr>
+        <w:t>Tools, API Testing, Troubleshooting</w:t>
       </w:r>
     </w:p>
     <w:p>
       <w:pPr>
-        <w:keepLines/>
-        <w:spacing w:after="40"/>
+        <w:spacing w:after="28"/>
         <w:rPr>
           <w:rFonts w:ascii="Arial" w:hAnsi="Arial" w:cs="Arial"/>
         </w:rPr>
       </w:pPr>
       <w:r>
         <w:rPr>
+          <w:rFonts w:ascii="Arial" w:eastAsia="Arial" w:hAnsi="Arial" w:cs="Arial"/>
+          <w:b/>
+          <w:bCs/>
+          <w:sz w:val="19"/>
+          <w:szCs w:val="19"/>
+        </w:rPr>
+        <w:t xml:space="preserve">AI &amp; Integration: </w:t>
+      </w:r>
+      <w:r>
+        <w:rPr>
+          <w:rFonts w:ascii="Arial" w:eastAsia="Arial" w:hAnsi="Arial" w:cs="Arial"/>
+          <w:sz w:val="19"/>
+          <w:szCs w:val="19"/>
+        </w:rPr>
+        <w:t>RAG, LLM Integration, Google Gemini API, Ollama, Vector Embeddings, Qdrant, SSE Streaming, Prompt Engineering</w:t>
+      </w:r>
+    </w:p>
+    <w:p>
+      <w:pPr>
+        <w:spacing w:after="28"/>
+        <w:rPr>
           <w:rFonts w:ascii="Arial" w:hAnsi="Arial" w:cs="Arial"/>
         </w:rPr>
-        <w:t>Development Practices: Agile/Scrum, Code Review, Troubleshooting, Performance Optimization</w:t>
+      </w:pPr>
+      <w:r>
+        <w:rPr>
+          <w:rFonts w:ascii="Arial" w:eastAsia="Arial" w:hAnsi="Arial" w:cs="Arial"/>
+          <w:b/>
+          <w:bCs/>
+          <w:sz w:val="19"/>
+          <w:szCs w:val="19"/>
+        </w:rPr>
+        <w:t xml:space="preserve">Practices: </w:t>
+      </w:r>
+      <w:r>
+        <w:rPr>
+          <w:rFonts w:ascii="Arial" w:eastAsia="Arial" w:hAnsi="Arial" w:cs="Arial"/>
+          <w:sz w:val="19"/>
+          <w:szCs w:val="19"/>
+        </w:rPr>
+        <w:t>Agile/Scrum, Code Review, Performance Optimization</w:t>
       </w:r>
     </w:p>
     <w:p>
@@ -373,7 +508,13 @@
         <w:rPr>
           <w:rFonts w:ascii="Arial" w:hAnsi="Arial" w:cs="Arial"/>
         </w:rPr>
-        <w:t xml:space="preserve">- </w:t>
+        <w:t>-</w:t>
+      </w:r>
+      <w:r>
+        <w:rPr>
+          <w:rFonts w:ascii="Arial" w:hAnsi="Arial" w:cs="Arial"/>
+        </w:rPr>
+        <w:t xml:space="preserve"> </w:t>
       </w:r>
       <w:r>
         <w:rPr>
@@ -384,515 +525,379 @@
     </w:p>
     <w:p>
       <w:pPr>
-        <w:keepLines/>
-        <w:spacing w:after="40"/>
+        <w:spacing w:after="20"/>
         <w:rPr>
           <w:rFonts w:ascii="Arial" w:hAnsi="Arial" w:cs="Arial"/>
         </w:rPr>
       </w:pPr>
       <w:r>
         <w:rPr>
-          <w:rFonts w:ascii="Arial" w:hAnsi="Arial" w:cs="Arial"/>
-        </w:rPr>
-        <w:t>Associate Software Engineer | Sep 202</w:t>
-      </w:r>
-      <w:r>
-        <w:rPr>
-          <w:rFonts w:ascii="Arial" w:hAnsi="Arial" w:cs="Arial"/>
-        </w:rPr>
-        <w:t>2</w:t>
-      </w:r>
-      <w:r>
-        <w:rPr>
-          <w:rFonts w:ascii="Arial" w:hAnsi="Arial" w:cs="Arial"/>
-        </w:rPr>
-        <w:t xml:space="preserve"> </w:t>
-      </w:r>
-      <w:r>
-        <w:rPr>
-          <w:rFonts w:ascii="Arial" w:hAnsi="Arial" w:cs="Arial"/>
-        </w:rPr>
-        <w:t>-</w:t>
-      </w:r>
-      <w:r>
-        <w:rPr>
-          <w:rFonts w:ascii="Arial" w:hAnsi="Arial" w:cs="Arial"/>
-        </w:rPr>
-        <w:t xml:space="preserve"> Present</w:t>
+          <w:rFonts w:ascii="Arial" w:eastAsia="Arial" w:hAnsi="Arial" w:cs="Arial"/>
+          <w:i/>
+          <w:iCs/>
+          <w:sz w:val="19"/>
+          <w:szCs w:val="19"/>
+        </w:rPr>
+        <w:t xml:space="preserve">Associate Software Engineer (Sep 2024 – </w:t>
+      </w:r>
+      <w:r>
+        <w:rPr>
+          <w:rFonts w:ascii="Arial" w:eastAsia="Arial" w:hAnsi="Arial" w:cs="Arial"/>
+          <w:i/>
+          <w:iCs/>
+          <w:sz w:val="19"/>
+          <w:szCs w:val="19"/>
+        </w:rPr>
+        <w:t>Present) | Junior</w:t>
+      </w:r>
+      <w:r>
+        <w:rPr>
+          <w:rFonts w:ascii="Arial" w:eastAsia="Arial" w:hAnsi="Arial" w:cs="Arial"/>
+          <w:i/>
+          <w:iCs/>
+          <w:sz w:val="19"/>
+          <w:szCs w:val="19"/>
+        </w:rPr>
+        <w:t xml:space="preserve"> Software Engineer (Mar 2023 – Aug 2024</w:t>
+      </w:r>
+      <w:r>
+        <w:rPr>
+          <w:rFonts w:ascii="Arial" w:eastAsia="Arial" w:hAnsi="Arial" w:cs="Arial"/>
+          <w:i/>
+          <w:iCs/>
+          <w:sz w:val="19"/>
+          <w:szCs w:val="19"/>
+        </w:rPr>
+        <w:t xml:space="preserve">) </w:t>
+      </w:r>
+      <w:r>
+        <w:rPr>
+          <w:rFonts w:ascii="Arial" w:eastAsia="Arial" w:hAnsi="Arial" w:cs="Arial"/>
+          <w:i/>
+          <w:iCs/>
+          <w:sz w:val="19"/>
+          <w:szCs w:val="19"/>
+        </w:rPr>
+        <w:t>| Trainee</w:t>
+      </w:r>
+      <w:r>
+        <w:rPr>
+          <w:rFonts w:ascii="Arial" w:eastAsia="Arial" w:hAnsi="Arial" w:cs="Arial"/>
+          <w:i/>
+          <w:iCs/>
+          <w:sz w:val="19"/>
+          <w:szCs w:val="19"/>
+        </w:rPr>
+        <w:t xml:space="preserve"> Software Engineer (Jun 2022 – Feb 2023)</w:t>
       </w:r>
     </w:p>
     <w:p>
       <w:pPr>
-        <w:keepLines/>
-        <w:spacing w:after="40"/>
+        <w:pStyle w:val="ListParagraph"/>
+        <w:numPr>
+          <w:ilvl w:val="0"/>
+          <w:numId w:val="44"/>
+        </w:numPr>
+        <w:spacing w:after="28"/>
         <w:rPr>
           <w:rFonts w:ascii="Arial" w:hAnsi="Arial" w:cs="Arial"/>
         </w:rPr>
       </w:pPr>
       <w:r>
         <w:rPr>
-          <w:rFonts w:ascii="Arial" w:hAnsi="Arial" w:cs="Arial"/>
-        </w:rPr>
-        <w:t xml:space="preserve">Junior Software Engineer | Mar 2023 </w:t>
-      </w:r>
-      <w:r>
-        <w:rPr>
-          <w:rFonts w:ascii="Arial" w:hAnsi="Arial" w:cs="Arial"/>
+          <w:rFonts w:ascii="Arial" w:eastAsia="Arial" w:hAnsi="Arial" w:cs="Arial"/>
+          <w:sz w:val="19"/>
+          <w:szCs w:val="19"/>
+        </w:rPr>
+        <w:t>Built and maintained full</w:t>
+      </w:r>
+      <w:r>
+        <w:rPr>
+          <w:rFonts w:ascii="Arial" w:eastAsia="Arial" w:hAnsi="Arial" w:cs="Arial"/>
+          <w:sz w:val="19"/>
+          <w:szCs w:val="19"/>
         </w:rPr>
         <w:t>-</w:t>
       </w:r>
       <w:r>
         <w:rPr>
-          <w:rFonts w:ascii="Arial" w:hAnsi="Arial" w:cs="Arial"/>
-        </w:rPr>
-        <w:t xml:space="preserve"> Aug 2024</w:t>
+          <w:rFonts w:ascii="Arial" w:eastAsia="Arial" w:hAnsi="Arial" w:cs="Arial"/>
+          <w:sz w:val="19"/>
+          <w:szCs w:val="19"/>
+        </w:rPr>
+        <w:t>stack features across five enterprise applications covering publishing workflows, content editing, workforce management, project management and employee profiling, and grew from Trainee to Associate Software Engineer along the way.</w:t>
       </w:r>
     </w:p>
     <w:p>
       <w:pPr>
-        <w:keepLines/>
-        <w:spacing w:after="40"/>
+        <w:pStyle w:val="ListParagraph"/>
+        <w:numPr>
+          <w:ilvl w:val="0"/>
+          <w:numId w:val="44"/>
+        </w:numPr>
+        <w:spacing w:after="28"/>
         <w:rPr>
           <w:rFonts w:ascii="Arial" w:hAnsi="Arial" w:cs="Arial"/>
         </w:rPr>
       </w:pPr>
       <w:r>
         <w:rPr>
-          <w:rFonts w:ascii="Arial" w:hAnsi="Arial" w:cs="Arial"/>
-        </w:rPr>
-        <w:t xml:space="preserve">Trainee Software Engineer | Jun 2022 </w:t>
-      </w:r>
-      <w:r>
-        <w:rPr>
-          <w:rFonts w:ascii="Arial" w:hAnsi="Arial" w:cs="Arial"/>
-        </w:rPr>
-        <w:t>-</w:t>
-      </w:r>
-      <w:r>
-        <w:rPr>
-          <w:rFonts w:ascii="Arial" w:hAnsi="Arial" w:cs="Arial"/>
-        </w:rPr>
-        <w:t xml:space="preserve"> Feb 2023</w:t>
+          <w:rFonts w:ascii="Arial" w:eastAsia="Arial" w:hAnsi="Arial" w:cs="Arial"/>
+          <w:sz w:val="19"/>
+          <w:szCs w:val="19"/>
+        </w:rPr>
+        <w:t>Developed REST APIs in ASP.NET Core Web API on .NET 6, .NET 8 and .NET 10 using Entity Framework Core, LINQ and Dependency Injection. Followed SOLID principles and used the Repository Pattern with Unit of Work for data access.</w:t>
       </w:r>
     </w:p>
     <w:p>
       <w:pPr>
-        <w:keepLines/>
-        <w:ind w:left="245" w:hanging="173"/>
+        <w:pStyle w:val="ListParagraph"/>
+        <w:numPr>
+          <w:ilvl w:val="0"/>
+          <w:numId w:val="44"/>
+        </w:numPr>
+        <w:spacing w:after="28"/>
         <w:rPr>
           <w:rFonts w:ascii="Arial" w:hAnsi="Arial" w:cs="Arial"/>
         </w:rPr>
       </w:pPr>
       <w:r>
         <w:rPr>
-          <w:rFonts w:ascii="Arial" w:hAnsi="Arial" w:cs="Arial"/>
-          <w:b/>
-        </w:rPr>
-        <w:t xml:space="preserve">• </w:t>
-      </w:r>
-      <w:r>
-        <w:rPr>
-          <w:rFonts w:ascii="Arial" w:hAnsi="Arial" w:cs="Arial"/>
-        </w:rPr>
-        <w:t>Progressed from Trainee Software Engineer to Associate Software Engineer while working on multiple enterprise applications for publishing and business operations.</w:t>
+          <w:rFonts w:ascii="Arial" w:eastAsia="Arial" w:hAnsi="Arial" w:cs="Arial"/>
+          <w:sz w:val="19"/>
+          <w:szCs w:val="19"/>
+        </w:rPr>
+        <w:t>Maintained and extended an ASP.NET MVC application on .NET Framework 4, working with Razor views, controllers and models.</w:t>
       </w:r>
     </w:p>
     <w:p>
       <w:pPr>
-        <w:keepLines/>
-        <w:ind w:left="245" w:hanging="173"/>
+        <w:pStyle w:val="ListParagraph"/>
+        <w:numPr>
+          <w:ilvl w:val="0"/>
+          <w:numId w:val="44"/>
+        </w:numPr>
+        <w:spacing w:after="28"/>
         <w:rPr>
           <w:rFonts w:ascii="Arial" w:hAnsi="Arial" w:cs="Arial"/>
         </w:rPr>
       </w:pPr>
       <w:r>
         <w:rPr>
-          <w:rFonts w:ascii="Arial" w:hAnsi="Arial" w:cs="Arial"/>
-          <w:b/>
-        </w:rPr>
-        <w:t xml:space="preserve">• </w:t>
-      </w:r>
-      <w:r>
-        <w:rPr>
-          <w:rFonts w:ascii="Arial" w:hAnsi="Arial" w:cs="Arial"/>
-        </w:rPr>
-        <w:t>Developed full</w:t>
-      </w:r>
-      <w:r>
-        <w:rPr>
-          <w:rFonts w:ascii="Arial" w:hAnsi="Arial" w:cs="Arial"/>
-        </w:rPr>
-        <w:t>-</w:t>
-      </w:r>
-      <w:r>
-        <w:rPr>
-          <w:rFonts w:ascii="Arial" w:hAnsi="Arial" w:cs="Arial"/>
-        </w:rPr>
-        <w:t>stack features using Angular, TypeScript, ASP.NET Core, C#, SQL Server and MongoDB, working across UI, REST APIs, database operations and application integration.</w:t>
+          <w:rFonts w:ascii="Arial" w:eastAsia="Arial" w:hAnsi="Arial" w:cs="Arial"/>
+          <w:sz w:val="19"/>
+          <w:szCs w:val="19"/>
+        </w:rPr>
+        <w:t>Wrote SQL Server stored procedures and tuned slow queries through indexing and SQL query optimization. Together with Redis caching, this improved backend performance by roughly 15% at project level.</w:t>
       </w:r>
     </w:p>
     <w:p>
       <w:pPr>
-        <w:keepLines/>
-        <w:ind w:left="245" w:hanging="173"/>
+        <w:pStyle w:val="ListParagraph"/>
+        <w:numPr>
+          <w:ilvl w:val="0"/>
+          <w:numId w:val="44"/>
+        </w:numPr>
+        <w:spacing w:after="28"/>
         <w:rPr>
           <w:rFonts w:ascii="Arial" w:hAnsi="Arial" w:cs="Arial"/>
         </w:rPr>
       </w:pPr>
       <w:r>
         <w:rPr>
-          <w:rFonts w:ascii="Arial" w:hAnsi="Arial" w:cs="Arial"/>
-          <w:b/>
-        </w:rPr>
-        <w:t xml:space="preserve">• </w:t>
-      </w:r>
-      <w:r>
-        <w:rPr>
-          <w:rFonts w:ascii="Arial" w:hAnsi="Arial" w:cs="Arial"/>
-        </w:rPr>
-        <w:t>Worked on five enterprise applications across publishing workflows, content editing, workforce management, project management and employee profiling.</w:t>
+          <w:rFonts w:ascii="Arial" w:eastAsia="Arial" w:hAnsi="Arial" w:cs="Arial"/>
+          <w:sz w:val="19"/>
+          <w:szCs w:val="19"/>
+        </w:rPr>
+        <w:t>Implemented authentication and authorization with JWT and role</w:t>
+      </w:r>
+      <w:r>
+        <w:rPr>
+          <w:rFonts w:ascii="Arial" w:eastAsia="Arial" w:hAnsi="Arial" w:cs="Arial"/>
+          <w:sz w:val="19"/>
+          <w:szCs w:val="19"/>
+        </w:rPr>
+        <w:t>-</w:t>
+      </w:r>
+      <w:r>
+        <w:rPr>
+          <w:rFonts w:ascii="Arial" w:eastAsia="Arial" w:hAnsi="Arial" w:cs="Arial"/>
+          <w:sz w:val="19"/>
+          <w:szCs w:val="19"/>
+        </w:rPr>
+        <w:t>based access control (RBAC) so each user role sees only its own screens and data.</w:t>
       </w:r>
     </w:p>
     <w:p>
       <w:pPr>
-        <w:keepLines/>
-        <w:ind w:left="245" w:hanging="173"/>
+        <w:pStyle w:val="ListParagraph"/>
+        <w:numPr>
+          <w:ilvl w:val="0"/>
+          <w:numId w:val="44"/>
+        </w:numPr>
+        <w:spacing w:after="28"/>
         <w:rPr>
           <w:rFonts w:ascii="Arial" w:hAnsi="Arial" w:cs="Arial"/>
         </w:rPr>
       </w:pPr>
       <w:r>
         <w:rPr>
-          <w:rFonts w:ascii="Arial" w:hAnsi="Arial" w:cs="Arial"/>
-          <w:b/>
-        </w:rPr>
-        <w:t xml:space="preserve">• </w:t>
-      </w:r>
-      <w:r>
-        <w:rPr>
-          <w:rFonts w:ascii="Arial" w:hAnsi="Arial" w:cs="Arial"/>
-        </w:rPr>
-        <w:t>Improved backend efficiency through SQL query optimization, indexing, Redis caching and application</w:t>
-      </w:r>
-      <w:r>
-        <w:rPr>
-          <w:rFonts w:ascii="Arial" w:hAnsi="Arial" w:cs="Arial"/>
-        </w:rPr>
-        <w:t>-</w:t>
-      </w:r>
-      <w:r>
-        <w:rPr>
-          <w:rFonts w:ascii="Arial" w:hAnsi="Arial" w:cs="Arial"/>
-        </w:rPr>
-        <w:t>level improvements; project</w:t>
-      </w:r>
-      <w:r>
-        <w:rPr>
-          <w:rFonts w:ascii="Arial" w:hAnsi="Arial" w:cs="Arial"/>
-        </w:rPr>
-        <w:t>-</w:t>
-      </w:r>
-      <w:r>
-        <w:rPr>
-          <w:rFonts w:ascii="Arial" w:hAnsi="Arial" w:cs="Arial"/>
-        </w:rPr>
-        <w:t>level improvements were estimated at approximately 15%.</w:t>
+          <w:rFonts w:ascii="Arial" w:eastAsia="Arial" w:hAnsi="Arial" w:cs="Arial"/>
+          <w:sz w:val="19"/>
+          <w:szCs w:val="19"/>
+        </w:rPr>
+        <w:t>Built Angular 14–20 front ends from reusable components, services, custom directives and pipes, with routing protected by route guards, HTTP interceptors on API calls, Reactive Forms, and Signals and RxJS Observables for state management.</w:t>
       </w:r>
     </w:p>
     <w:p>
       <w:pPr>
-        <w:keepLines/>
-        <w:ind w:left="245" w:hanging="173"/>
+        <w:pStyle w:val="ListParagraph"/>
+        <w:numPr>
+          <w:ilvl w:val="0"/>
+          <w:numId w:val="44"/>
+        </w:numPr>
+        <w:spacing w:after="28"/>
         <w:rPr>
           <w:rFonts w:ascii="Arial" w:hAnsi="Arial" w:cs="Arial"/>
         </w:rPr>
       </w:pPr>
       <w:r>
         <w:rPr>
-          <w:rFonts w:ascii="Arial" w:hAnsi="Arial" w:cs="Arial"/>
-          <w:b/>
-        </w:rPr>
-        <w:t xml:space="preserve">• </w:t>
-      </w:r>
-      <w:r>
-        <w:rPr>
-          <w:rFonts w:ascii="Arial" w:hAnsi="Arial" w:cs="Arial"/>
-        </w:rPr>
-        <w:t xml:space="preserve">Improved Angular application performance using lazy loading, </w:t>
-      </w:r>
-      <w:proofErr w:type="spellStart"/>
-      <w:r>
-        <w:rPr>
-          <w:rFonts w:ascii="Arial" w:hAnsi="Arial" w:cs="Arial"/>
-        </w:rPr>
-        <w:t>RxJS</w:t>
-      </w:r>
-      <w:proofErr w:type="spellEnd"/>
-      <w:r>
-        <w:rPr>
-          <w:rFonts w:ascii="Arial" w:hAnsi="Arial" w:cs="Arial"/>
-        </w:rPr>
-        <w:t xml:space="preserve"> optimization, component</w:t>
-      </w:r>
-      <w:r>
-        <w:rPr>
-          <w:rFonts w:ascii="Arial" w:hAnsi="Arial" w:cs="Arial"/>
-        </w:rPr>
-        <w:t>-</w:t>
-      </w:r>
-      <w:r>
-        <w:rPr>
-          <w:rFonts w:ascii="Arial" w:hAnsi="Arial" w:cs="Arial"/>
-        </w:rPr>
-        <w:t>level improvements and frontend profiling.</w:t>
+          <w:rFonts w:ascii="Arial" w:eastAsia="Arial" w:hAnsi="Arial" w:cs="Arial"/>
+          <w:sz w:val="19"/>
+          <w:szCs w:val="19"/>
+        </w:rPr>
+        <w:t>Improved Angular performance with lazy loading, RxJS optimization and frontend profiling.</w:t>
       </w:r>
     </w:p>
     <w:p>
       <w:pPr>
-        <w:keepLines/>
-        <w:ind w:left="245" w:hanging="173"/>
+        <w:pStyle w:val="ListParagraph"/>
+        <w:numPr>
+          <w:ilvl w:val="0"/>
+          <w:numId w:val="44"/>
+        </w:numPr>
+        <w:spacing w:after="28"/>
         <w:rPr>
           <w:rFonts w:ascii="Arial" w:hAnsi="Arial" w:cs="Arial"/>
         </w:rPr>
       </w:pPr>
       <w:r>
         <w:rPr>
-          <w:rFonts w:ascii="Arial" w:hAnsi="Arial" w:cs="Arial"/>
-          <w:b/>
-        </w:rPr>
-        <w:t xml:space="preserve">• </w:t>
-      </w:r>
-      <w:r>
-        <w:rPr>
-          <w:rFonts w:ascii="Arial" w:hAnsi="Arial" w:cs="Arial"/>
-        </w:rPr>
-        <w:t>Designed and implemented REST APIs with ASP.NET Core and C#, including authentication, authorization and role</w:t>
-      </w:r>
-      <w:r>
-        <w:rPr>
-          <w:rFonts w:ascii="Arial" w:hAnsi="Arial" w:cs="Arial"/>
+          <w:rFonts w:ascii="Arial" w:eastAsia="Arial" w:hAnsi="Arial" w:cs="Arial"/>
+          <w:sz w:val="19"/>
+          <w:szCs w:val="19"/>
+        </w:rPr>
+        <w:t>Added real</w:t>
+      </w:r>
+      <w:r>
+        <w:rPr>
+          <w:rFonts w:ascii="Arial" w:eastAsia="Arial" w:hAnsi="Arial" w:cs="Arial"/>
+          <w:sz w:val="19"/>
+          <w:szCs w:val="19"/>
         </w:rPr>
         <w:t>-</w:t>
       </w:r>
       <w:r>
         <w:rPr>
-          <w:rFonts w:ascii="Arial" w:hAnsi="Arial" w:cs="Arial"/>
-        </w:rPr>
-        <w:t>based access control for enterprise applications.</w:t>
+          <w:rFonts w:ascii="Arial" w:eastAsia="Arial" w:hAnsi="Arial" w:cs="Arial"/>
+          <w:sz w:val="19"/>
+          <w:szCs w:val="19"/>
+        </w:rPr>
+        <w:t>time collaboration features with SignalR for the publishing and workflow applications.</w:t>
       </w:r>
     </w:p>
     <w:p>
       <w:pPr>
-        <w:keepLines/>
-        <w:ind w:left="245" w:hanging="173"/>
+        <w:pStyle w:val="ListParagraph"/>
+        <w:numPr>
+          <w:ilvl w:val="0"/>
+          <w:numId w:val="44"/>
+        </w:numPr>
+        <w:spacing w:after="28"/>
         <w:rPr>
           <w:rFonts w:ascii="Arial" w:hAnsi="Arial" w:cs="Arial"/>
         </w:rPr>
       </w:pPr>
       <w:r>
         <w:rPr>
-          <w:rFonts w:ascii="Arial" w:hAnsi="Arial" w:cs="Arial"/>
-          <w:b/>
-        </w:rPr>
-        <w:t xml:space="preserve">• </w:t>
-      </w:r>
-      <w:r>
-        <w:rPr>
-          <w:rFonts w:ascii="Arial" w:hAnsi="Arial" w:cs="Arial"/>
-        </w:rPr>
-        <w:t>Implemented real</w:t>
-      </w:r>
-      <w:r>
-        <w:rPr>
-          <w:rFonts w:ascii="Arial" w:hAnsi="Arial" w:cs="Arial"/>
+          <w:rFonts w:ascii="Arial" w:eastAsia="Arial" w:hAnsi="Arial" w:cs="Arial"/>
+          <w:sz w:val="19"/>
+          <w:szCs w:val="19"/>
+        </w:rPr>
+        <w:t>Used MongoDB for the project management and email</w:t>
+      </w:r>
+      <w:r>
+        <w:rPr>
+          <w:rFonts w:ascii="Arial" w:eastAsia="Arial" w:hAnsi="Arial" w:cs="Arial"/>
+          <w:sz w:val="19"/>
+          <w:szCs w:val="19"/>
         </w:rPr>
         <w:t>-</w:t>
       </w:r>
       <w:r>
         <w:rPr>
-          <w:rFonts w:ascii="Arial" w:hAnsi="Arial" w:cs="Arial"/>
-        </w:rPr>
-        <w:t>time application functionality using SignalR for collaborative publishing and workflow</w:t>
-      </w:r>
-      <w:r>
-        <w:rPr>
-          <w:rFonts w:ascii="Arial" w:hAnsi="Arial" w:cs="Arial"/>
-        </w:rPr>
-        <w:t>-</w:t>
-      </w:r>
-      <w:r>
-        <w:rPr>
-          <w:rFonts w:ascii="Arial" w:hAnsi="Arial" w:cs="Arial"/>
-        </w:rPr>
-        <w:t>related features.</w:t>
+          <w:rFonts w:ascii="Arial" w:eastAsia="Arial" w:hAnsi="Arial" w:cs="Arial"/>
+          <w:sz w:val="19"/>
+          <w:szCs w:val="19"/>
+        </w:rPr>
+        <w:t>processing workflows, including conversation data, message tracking and dashboard queries.</w:t>
       </w:r>
     </w:p>
     <w:p>
       <w:pPr>
-        <w:keepLines/>
-        <w:ind w:left="245" w:hanging="173"/>
+        <w:pStyle w:val="ListParagraph"/>
+        <w:numPr>
+          <w:ilvl w:val="0"/>
+          <w:numId w:val="44"/>
+        </w:numPr>
+        <w:spacing w:after="28"/>
         <w:rPr>
           <w:rFonts w:ascii="Arial" w:hAnsi="Arial" w:cs="Arial"/>
         </w:rPr>
       </w:pPr>
       <w:r>
         <w:rPr>
-          <w:rFonts w:ascii="Arial" w:hAnsi="Arial" w:cs="Arial"/>
-          <w:b/>
-        </w:rPr>
-        <w:t xml:space="preserve">• </w:t>
-      </w:r>
-      <w:r>
-        <w:rPr>
-          <w:rFonts w:ascii="Arial" w:hAnsi="Arial" w:cs="Arial"/>
-        </w:rPr>
-        <w:t>Worked with MongoDB for project management and email</w:t>
-      </w:r>
-      <w:r>
-        <w:rPr>
-          <w:rFonts w:ascii="Arial" w:hAnsi="Arial" w:cs="Arial"/>
-        </w:rPr>
-        <w:t>-</w:t>
-      </w:r>
-      <w:r>
-        <w:rPr>
-          <w:rFonts w:ascii="Arial" w:hAnsi="Arial" w:cs="Arial"/>
-        </w:rPr>
-        <w:t>processing workflows, including conversation data, message tracking and dashboard</w:t>
-      </w:r>
-      <w:r>
-        <w:rPr>
-          <w:rFonts w:ascii="Arial" w:hAnsi="Arial" w:cs="Arial"/>
-        </w:rPr>
-        <w:t>-</w:t>
-      </w:r>
-      <w:r>
-        <w:rPr>
-          <w:rFonts w:ascii="Arial" w:hAnsi="Arial" w:cs="Arial"/>
-        </w:rPr>
-        <w:t>related queries.</w:t>
+          <w:rFonts w:ascii="Arial" w:eastAsia="Arial" w:hAnsi="Arial" w:cs="Arial"/>
+          <w:sz w:val="19"/>
+          <w:szCs w:val="19"/>
+        </w:rPr>
+        <w:t>Containerized applications with Docker and Docker Compose and supported hosting and deployment on IIS.</w:t>
       </w:r>
     </w:p>
     <w:p>
       <w:pPr>
-        <w:keepLines/>
-        <w:ind w:left="245" w:hanging="173"/>
+        <w:pStyle w:val="ListParagraph"/>
+        <w:numPr>
+          <w:ilvl w:val="0"/>
+          <w:numId w:val="44"/>
+        </w:numPr>
+        <w:spacing w:after="28"/>
         <w:rPr>
           <w:rFonts w:ascii="Arial" w:hAnsi="Arial" w:cs="Arial"/>
         </w:rPr>
       </w:pPr>
       <w:r>
         <w:rPr>
-          <w:rFonts w:ascii="Arial" w:hAnsi="Arial" w:cs="Arial"/>
-          <w:b/>
-        </w:rPr>
-        <w:t xml:space="preserve">• </w:t>
-      </w:r>
-      <w:r>
-        <w:rPr>
-          <w:rFonts w:ascii="Arial" w:hAnsi="Arial" w:cs="Arial"/>
-        </w:rPr>
-        <w:t>Worked with AWS S3</w:t>
-      </w:r>
-      <w:r>
-        <w:rPr>
-          <w:rFonts w:ascii="Arial" w:hAnsi="Arial" w:cs="Arial"/>
+          <w:rFonts w:ascii="Arial" w:eastAsia="Arial" w:hAnsi="Arial" w:cs="Arial"/>
+          <w:sz w:val="19"/>
+          <w:szCs w:val="19"/>
+        </w:rPr>
+        <w:t>Tested and debugged APIs with Postman, Swagger/OpenAPI and Chrome DevTools, and worked with the AI team on API integration of AI</w:t>
+      </w:r>
+      <w:r>
+        <w:rPr>
+          <w:rFonts w:ascii="Arial" w:eastAsia="Arial" w:hAnsi="Arial" w:cs="Arial"/>
+          <w:sz w:val="19"/>
+          <w:szCs w:val="19"/>
         </w:rPr>
         <w:t>-</w:t>
       </w:r>
       <w:r>
         <w:rPr>
-          <w:rFonts w:ascii="Arial" w:hAnsi="Arial" w:cs="Arial"/>
-        </w:rPr>
-        <w:t>based file upload and download functionality and reused the established file</w:t>
-      </w:r>
-      <w:r>
-        <w:rPr>
-          <w:rFonts w:ascii="Arial" w:hAnsi="Arial" w:cs="Arial"/>
-        </w:rPr>
-        <w:t>-</w:t>
-      </w:r>
-      <w:r>
-        <w:rPr>
-          <w:rFonts w:ascii="Arial" w:hAnsi="Arial" w:cs="Arial"/>
-        </w:rPr>
-        <w:t>handling approach across applications.</w:t>
-      </w:r>
-    </w:p>
-    <w:p>
-      <w:pPr>
-        <w:keepLines/>
-        <w:ind w:left="245" w:hanging="173"/>
-        <w:rPr>
-          <w:rFonts w:ascii="Arial" w:hAnsi="Arial" w:cs="Arial"/>
-        </w:rPr>
-      </w:pPr>
-      <w:r>
-        <w:rPr>
-          <w:rFonts w:ascii="Arial" w:hAnsi="Arial" w:cs="Arial"/>
-          <w:b/>
-        </w:rPr>
-        <w:t xml:space="preserve">• </w:t>
-      </w:r>
-      <w:r>
-        <w:rPr>
-          <w:rFonts w:ascii="Arial" w:hAnsi="Arial" w:cs="Arial"/>
-        </w:rPr>
-        <w:t>Containerized applications using Docker and Docker Compose and supported application hosting and deployment through IIS.</w:t>
-      </w:r>
-    </w:p>
-    <w:p>
-      <w:pPr>
-        <w:keepLines/>
-        <w:ind w:left="245" w:hanging="173"/>
-        <w:rPr>
-          <w:rFonts w:ascii="Arial" w:hAnsi="Arial" w:cs="Arial"/>
-        </w:rPr>
-      </w:pPr>
-      <w:r>
-        <w:rPr>
-          <w:rFonts w:ascii="Arial" w:hAnsi="Arial" w:cs="Arial"/>
-          <w:b/>
-        </w:rPr>
-        <w:t xml:space="preserve">• </w:t>
-      </w:r>
-      <w:r>
-        <w:rPr>
-          <w:rFonts w:ascii="Arial" w:hAnsi="Arial" w:cs="Arial"/>
-        </w:rPr>
-        <w:t>Performed manual testing, API testing, debugging and issue investigation using Postman, Swagger/OpenAPI and Chrome DevTools.</w:t>
-      </w:r>
-    </w:p>
-    <w:p>
-      <w:pPr>
-        <w:keepLines/>
-        <w:ind w:left="245" w:hanging="173"/>
-        <w:rPr>
-          <w:rFonts w:ascii="Arial" w:hAnsi="Arial" w:cs="Arial"/>
-        </w:rPr>
-      </w:pPr>
-      <w:r>
-        <w:rPr>
-          <w:rFonts w:ascii="Arial" w:hAnsi="Arial" w:cs="Arial"/>
-          <w:b/>
-        </w:rPr>
-        <w:t xml:space="preserve">• </w:t>
-      </w:r>
-      <w:r>
-        <w:rPr>
-          <w:rFonts w:ascii="Arial" w:hAnsi="Arial" w:cs="Arial"/>
-        </w:rPr>
-        <w:t>Collaborated with development and AI teams to integrate AI</w:t>
-      </w:r>
-      <w:r>
-        <w:rPr>
-          <w:rFonts w:ascii="Arial" w:hAnsi="Arial" w:cs="Arial"/>
-        </w:rPr>
-        <w:t>-</w:t>
-      </w:r>
-      <w:r>
-        <w:rPr>
-          <w:rFonts w:ascii="Arial" w:hAnsi="Arial" w:cs="Arial"/>
+          <w:rFonts w:ascii="Arial" w:eastAsia="Arial" w:hAnsi="Arial" w:cs="Arial"/>
+          <w:sz w:val="19"/>
+          <w:szCs w:val="19"/>
         </w:rPr>
         <w:t>generated email summaries and classification results into enterprise dashboards.</w:t>
       </w:r>
@@ -925,21 +930,7 @@
         <w:rPr>
           <w:rFonts w:ascii="Arial" w:hAnsi="Arial" w:cs="Arial"/>
         </w:rPr>
-        <w:t xml:space="preserve">1. </w:t>
-      </w:r>
-      <w:proofErr w:type="spellStart"/>
-      <w:r>
-        <w:rPr>
-          <w:rFonts w:ascii="Arial" w:hAnsi="Arial" w:cs="Arial"/>
-        </w:rPr>
-        <w:t>nPMS</w:t>
-      </w:r>
-      <w:proofErr w:type="spellEnd"/>
-      <w:r>
-        <w:rPr>
-          <w:rFonts w:ascii="Arial" w:hAnsi="Arial" w:cs="Arial"/>
-        </w:rPr>
-        <w:t xml:space="preserve"> </w:t>
+        <w:t xml:space="preserve">1. nPMS </w:t>
       </w:r>
       <w:r>
         <w:rPr>
@@ -960,214 +951,290 @@
         <w:spacing w:after="40"/>
         <w:rPr>
           <w:rFonts w:ascii="Arial" w:hAnsi="Arial" w:cs="Arial"/>
+          <w:sz w:val="20"/>
+          <w:szCs w:val="20"/>
         </w:rPr>
       </w:pPr>
       <w:r>
         <w:rPr>
           <w:rFonts w:ascii="Arial" w:hAnsi="Arial" w:cs="Arial"/>
-        </w:rPr>
-        <w:t>Technologies: Angular 20, TypeScript, .NET Core 10, C#, MongoDB, REST API, JWT, AI Integration</w:t>
+          <w:sz w:val="20"/>
+          <w:szCs w:val="20"/>
+        </w:rPr>
+        <w:t>Technologies: Angular 20, TypeScript</w:t>
+      </w:r>
+      <w:r>
+        <w:rPr>
+          <w:rFonts w:ascii="Arial" w:hAnsi="Arial" w:cs="Arial"/>
+          <w:sz w:val="20"/>
+          <w:szCs w:val="20"/>
+        </w:rPr>
+        <w:t>,</w:t>
+      </w:r>
+      <w:r>
+        <w:rPr>
+          <w:rFonts w:ascii="Arial" w:eastAsia="Arial" w:hAnsi="Arial" w:cs="Arial"/>
+          <w:i/>
+          <w:iCs/>
+          <w:sz w:val="20"/>
+          <w:szCs w:val="20"/>
+        </w:rPr>
+        <w:t xml:space="preserve"> </w:t>
+      </w:r>
+      <w:r>
+        <w:rPr>
+          <w:rFonts w:ascii="Arial" w:eastAsia="Arial" w:hAnsi="Arial" w:cs="Arial"/>
+          <w:i/>
+          <w:iCs/>
+          <w:sz w:val="20"/>
+          <w:szCs w:val="20"/>
+        </w:rPr>
+        <w:t xml:space="preserve">ASP.NET Core (.NET </w:t>
+      </w:r>
+      <w:r>
+        <w:rPr>
+          <w:rFonts w:ascii="Arial" w:eastAsia="Arial" w:hAnsi="Arial" w:cs="Arial"/>
+          <w:i/>
+          <w:iCs/>
+          <w:sz w:val="20"/>
+          <w:szCs w:val="20"/>
+        </w:rPr>
+        <w:t>10</w:t>
+      </w:r>
+      <w:r>
+        <w:rPr>
+          <w:rFonts w:ascii="Arial" w:eastAsia="Arial" w:hAnsi="Arial" w:cs="Arial"/>
+          <w:i/>
+          <w:iCs/>
+          <w:sz w:val="20"/>
+          <w:szCs w:val="20"/>
+        </w:rPr>
+        <w:t>)</w:t>
+      </w:r>
+      <w:r>
+        <w:rPr>
+          <w:rFonts w:ascii="Arial" w:hAnsi="Arial" w:cs="Arial"/>
+          <w:sz w:val="20"/>
+          <w:szCs w:val="20"/>
+        </w:rPr>
+        <w:t>, C#, MongoDB, REST API, JWT, AI Integration</w:t>
       </w:r>
     </w:p>
     <w:p>
       <w:pPr>
-        <w:keepLines/>
-        <w:ind w:left="245" w:hanging="173"/>
-        <w:rPr>
-          <w:rFonts w:ascii="Arial" w:hAnsi="Arial" w:cs="Arial"/>
-        </w:rPr>
-      </w:pPr>
-      <w:r>
-        <w:rPr>
-          <w:rFonts w:ascii="Arial" w:hAnsi="Arial" w:cs="Arial"/>
-          <w:b/>
-        </w:rPr>
-        <w:t xml:space="preserve">• </w:t>
-      </w:r>
-      <w:r>
-        <w:rPr>
-          <w:rFonts w:ascii="Arial" w:hAnsi="Arial" w:cs="Arial"/>
-        </w:rPr>
-        <w:t>Own end</w:t>
-      </w:r>
-      <w:r>
-        <w:rPr>
-          <w:rFonts w:ascii="Arial" w:hAnsi="Arial" w:cs="Arial"/>
+        <w:pStyle w:val="ListParagraph"/>
+        <w:numPr>
+          <w:ilvl w:val="0"/>
+          <w:numId w:val="45"/>
+        </w:numPr>
+        <w:spacing w:after="28"/>
+        <w:rPr>
+          <w:rFonts w:ascii="Arial" w:eastAsia="Arial" w:hAnsi="Arial" w:cs="Arial"/>
+          <w:sz w:val="19"/>
+          <w:szCs w:val="19"/>
+        </w:rPr>
+      </w:pPr>
+      <w:r>
+        <w:rPr>
+          <w:rFonts w:ascii="Arial" w:eastAsia="Arial" w:hAnsi="Arial" w:cs="Arial"/>
+          <w:sz w:val="19"/>
+          <w:szCs w:val="19"/>
+        </w:rPr>
+        <w:t>Own the front end and back end of an enterprise system that tracks project</w:t>
+      </w:r>
+      <w:r>
+        <w:rPr>
+          <w:rFonts w:ascii="Arial" w:eastAsia="Arial" w:hAnsi="Arial" w:cs="Arial"/>
+          <w:sz w:val="19"/>
+          <w:szCs w:val="19"/>
         </w:rPr>
         <w:t>-</w:t>
       </w:r>
       <w:r>
         <w:rPr>
-          <w:rFonts w:ascii="Arial" w:hAnsi="Arial" w:cs="Arial"/>
-        </w:rPr>
-        <w:t>to</w:t>
-      </w:r>
-      <w:r>
-        <w:rPr>
-          <w:rFonts w:ascii="Arial" w:hAnsi="Arial" w:cs="Arial"/>
-        </w:rPr>
-        <w:t>-</w:t>
-      </w:r>
-      <w:r>
-        <w:rPr>
-          <w:rFonts w:ascii="Arial" w:hAnsi="Arial" w:cs="Arial"/>
-        </w:rPr>
-        <w:t>end frontend and backend development for an enterprise project management and email monitoring system used to track project</w:t>
-      </w:r>
-      <w:r>
-        <w:rPr>
-          <w:rFonts w:ascii="Arial" w:hAnsi="Arial" w:cs="Arial"/>
-        </w:rPr>
-        <w:t>-</w:t>
-      </w:r>
-      <w:r>
-        <w:rPr>
-          <w:rFonts w:ascii="Arial" w:hAnsi="Arial" w:cs="Arial"/>
-        </w:rPr>
-        <w:t>related PM emails.</w:t>
+          <w:rFonts w:ascii="Arial" w:eastAsia="Arial" w:hAnsi="Arial" w:cs="Arial"/>
+          <w:sz w:val="19"/>
+          <w:szCs w:val="19"/>
+        </w:rPr>
+        <w:t>related emails sent to project managers.</w:t>
       </w:r>
     </w:p>
     <w:p>
       <w:pPr>
-        <w:keepLines/>
-        <w:ind w:left="245" w:hanging="173"/>
-        <w:rPr>
-          <w:rFonts w:ascii="Arial" w:hAnsi="Arial" w:cs="Arial"/>
-        </w:rPr>
-      </w:pPr>
-      <w:r>
-        <w:rPr>
-          <w:rFonts w:ascii="Arial" w:hAnsi="Arial" w:cs="Arial"/>
-          <w:b/>
-        </w:rPr>
-        <w:t xml:space="preserve">• </w:t>
-      </w:r>
-      <w:r>
-        <w:rPr>
-          <w:rFonts w:ascii="Arial" w:hAnsi="Arial" w:cs="Arial"/>
-        </w:rPr>
-        <w:t>Built email monitoring and classification workflows that categorize incoming emails based on business requirements and present the results through role</w:t>
-      </w:r>
-      <w:r>
-        <w:rPr>
-          <w:rFonts w:ascii="Arial" w:hAnsi="Arial" w:cs="Arial"/>
+        <w:pStyle w:val="ListParagraph"/>
+        <w:numPr>
+          <w:ilvl w:val="0"/>
+          <w:numId w:val="45"/>
+        </w:numPr>
+        <w:spacing w:after="28"/>
+        <w:rPr>
+          <w:rFonts w:ascii="Arial" w:eastAsia="Arial" w:hAnsi="Arial" w:cs="Arial"/>
+          <w:sz w:val="19"/>
+          <w:szCs w:val="19"/>
+        </w:rPr>
+      </w:pPr>
+      <w:r>
+        <w:rPr>
+          <w:rFonts w:ascii="Arial" w:eastAsia="Arial" w:hAnsi="Arial" w:cs="Arial"/>
+          <w:sz w:val="19"/>
+          <w:szCs w:val="19"/>
+        </w:rPr>
+        <w:t>Built the classification workflow that sorts incoming emails by business rules, with role</w:t>
+      </w:r>
+      <w:r>
+        <w:rPr>
+          <w:rFonts w:ascii="Arial" w:eastAsia="Arial" w:hAnsi="Arial" w:cs="Arial"/>
+          <w:sz w:val="19"/>
+          <w:szCs w:val="19"/>
         </w:rPr>
         <w:t>-</w:t>
       </w:r>
       <w:r>
         <w:rPr>
-          <w:rFonts w:ascii="Arial" w:hAnsi="Arial" w:cs="Arial"/>
-        </w:rPr>
-        <w:t>based dashboards.</w:t>
+          <w:rFonts w:ascii="Arial" w:eastAsia="Arial" w:hAnsi="Arial" w:cs="Arial"/>
+          <w:sz w:val="19"/>
+          <w:szCs w:val="19"/>
+        </w:rPr>
+        <w:t xml:space="preserve">based dashboards for management, publishers, managers, team </w:t>
+      </w:r>
+      <w:r>
+        <w:rPr>
+          <w:rFonts w:ascii="Arial" w:eastAsia="Arial" w:hAnsi="Arial" w:cs="Arial"/>
+          <w:sz w:val="19"/>
+          <w:szCs w:val="19"/>
+        </w:rPr>
+        <w:t>leaders</w:t>
+      </w:r>
+      <w:r>
+        <w:rPr>
+          <w:rFonts w:ascii="Arial" w:eastAsia="Arial" w:hAnsi="Arial" w:cs="Arial"/>
+          <w:sz w:val="19"/>
+          <w:szCs w:val="19"/>
+        </w:rPr>
+        <w:t xml:space="preserve"> and project managers.</w:t>
       </w:r>
     </w:p>
     <w:p>
       <w:pPr>
-        <w:keepLines/>
-        <w:ind w:left="245" w:hanging="173"/>
-        <w:rPr>
-          <w:rFonts w:ascii="Arial" w:hAnsi="Arial" w:cs="Arial"/>
-        </w:rPr>
-      </w:pPr>
-      <w:r>
-        <w:rPr>
-          <w:rFonts w:ascii="Arial" w:hAnsi="Arial" w:cs="Arial"/>
-          <w:b/>
-        </w:rPr>
-        <w:lastRenderedPageBreak/>
-        <w:t xml:space="preserve">• </w:t>
-      </w:r>
-      <w:r>
-        <w:rPr>
-          <w:rFonts w:ascii="Arial" w:hAnsi="Arial" w:cs="Arial"/>
-        </w:rPr>
-        <w:t>Developed hierarchical dashboards for management, publishers, managers, team leads and project managers, providing visibility into pending emails and email</w:t>
-      </w:r>
-      <w:r>
-        <w:rPr>
-          <w:rFonts w:ascii="Arial" w:hAnsi="Arial" w:cs="Arial"/>
-        </w:rPr>
-        <w:t>-</w:t>
-      </w:r>
-      <w:r>
-        <w:rPr>
-          <w:rFonts w:ascii="Arial" w:hAnsi="Arial" w:cs="Arial"/>
-        </w:rPr>
-        <w:t>related activities.</w:t>
+        <w:pStyle w:val="ListParagraph"/>
+        <w:numPr>
+          <w:ilvl w:val="0"/>
+          <w:numId w:val="45"/>
+        </w:numPr>
+        <w:spacing w:after="28"/>
+        <w:rPr>
+          <w:rFonts w:ascii="Arial" w:eastAsia="Arial" w:hAnsi="Arial" w:cs="Arial"/>
+          <w:sz w:val="19"/>
+          <w:szCs w:val="19"/>
+        </w:rPr>
+      </w:pPr>
+      <w:r>
+        <w:rPr>
+          <w:rFonts w:ascii="Arial" w:eastAsia="Arial" w:hAnsi="Arial" w:cs="Arial"/>
+          <w:sz w:val="19"/>
+          <w:szCs w:val="19"/>
+        </w:rPr>
+        <w:t xml:space="preserve">Added tracking for pending responses and for responses made after 20 hours, so SLA </w:t>
+      </w:r>
+      <w:r>
+        <w:rPr>
+          <w:rFonts w:ascii="Arial" w:eastAsia="Arial" w:hAnsi="Arial" w:cs="Arial"/>
+          <w:sz w:val="19"/>
+          <w:szCs w:val="19"/>
+        </w:rPr>
+        <w:t>slippage is easy to spot</w:t>
+      </w:r>
+      <w:r>
+        <w:rPr>
+          <w:rFonts w:ascii="Arial" w:eastAsia="Arial" w:hAnsi="Arial" w:cs="Arial"/>
+          <w:sz w:val="19"/>
+          <w:szCs w:val="19"/>
+        </w:rPr>
+        <w:t>.</w:t>
       </w:r>
     </w:p>
     <w:p>
       <w:pPr>
-        <w:keepLines/>
-        <w:ind w:left="245" w:hanging="173"/>
-        <w:rPr>
-          <w:rFonts w:ascii="Arial" w:hAnsi="Arial" w:cs="Arial"/>
-        </w:rPr>
-      </w:pPr>
-      <w:r>
-        <w:rPr>
-          <w:rFonts w:ascii="Arial" w:hAnsi="Arial" w:cs="Arial"/>
-          <w:b/>
-        </w:rPr>
-        <w:t xml:space="preserve">• </w:t>
-      </w:r>
-      <w:r>
-        <w:rPr>
-          <w:rFonts w:ascii="Arial" w:hAnsi="Arial" w:cs="Arial"/>
-        </w:rPr>
-        <w:t>Implemented tracking for email response and SLA</w:t>
-      </w:r>
-      <w:r>
-        <w:rPr>
-          <w:rFonts w:ascii="Arial" w:hAnsi="Arial" w:cs="Arial"/>
+        <w:pStyle w:val="ListParagraph"/>
+        <w:numPr>
+          <w:ilvl w:val="0"/>
+          <w:numId w:val="45"/>
+        </w:numPr>
+        <w:spacing w:after="28"/>
+        <w:rPr>
+          <w:rFonts w:ascii="Arial" w:eastAsia="Arial" w:hAnsi="Arial" w:cs="Arial"/>
+          <w:sz w:val="19"/>
+          <w:szCs w:val="19"/>
+        </w:rPr>
+      </w:pPr>
+      <w:r>
+        <w:rPr>
+          <w:rFonts w:ascii="Arial" w:eastAsia="Arial" w:hAnsi="Arial" w:cs="Arial"/>
+          <w:sz w:val="19"/>
+          <w:szCs w:val="19"/>
+        </w:rPr>
+        <w:lastRenderedPageBreak/>
+        <w:t>Integrated AI</w:t>
+      </w:r>
+      <w:r>
+        <w:rPr>
+          <w:rFonts w:ascii="Arial" w:eastAsia="Arial" w:hAnsi="Arial" w:cs="Arial"/>
+          <w:sz w:val="19"/>
+          <w:szCs w:val="19"/>
         </w:rPr>
         <w:t>-</w:t>
       </w:r>
       <w:r>
         <w:rPr>
-          <w:rFonts w:ascii="Arial" w:hAnsi="Arial" w:cs="Arial"/>
-        </w:rPr>
-        <w:t>related metrics, including pending responses, responses after 20 hours and other operational status information.</w:t>
+          <w:rFonts w:ascii="Arial" w:eastAsia="Arial" w:hAnsi="Arial" w:cs="Arial"/>
+          <w:sz w:val="19"/>
+          <w:szCs w:val="19"/>
+        </w:rPr>
+        <w:t>generated email summaries and classification reasons from the AI team’s processed data into the application.</w:t>
       </w:r>
     </w:p>
     <w:p>
       <w:pPr>
-        <w:keepLines/>
-        <w:ind w:left="245" w:hanging="173"/>
-        <w:rPr>
-          <w:rFonts w:ascii="Arial" w:hAnsi="Arial" w:cs="Arial"/>
-        </w:rPr>
-      </w:pPr>
-      <w:r>
-        <w:rPr>
-          <w:rFonts w:ascii="Arial" w:hAnsi="Arial" w:cs="Arial"/>
-          <w:b/>
-        </w:rPr>
-        <w:t xml:space="preserve">• </w:t>
-      </w:r>
-      <w:r>
-        <w:rPr>
-          <w:rFonts w:ascii="Arial" w:hAnsi="Arial" w:cs="Arial"/>
-        </w:rPr>
-        <w:t>Integrated AI</w:t>
-      </w:r>
-      <w:r>
-        <w:rPr>
-          <w:rFonts w:ascii="Arial" w:hAnsi="Arial" w:cs="Arial"/>
+        <w:pStyle w:val="ListParagraph"/>
+        <w:numPr>
+          <w:ilvl w:val="0"/>
+          <w:numId w:val="45"/>
+        </w:numPr>
+        <w:spacing w:after="28"/>
+        <w:rPr>
+          <w:rFonts w:ascii="Arial" w:eastAsia="Arial" w:hAnsi="Arial" w:cs="Arial"/>
+          <w:sz w:val="19"/>
+          <w:szCs w:val="19"/>
+        </w:rPr>
+      </w:pPr>
+      <w:r>
+        <w:rPr>
+          <w:rFonts w:ascii="Arial" w:eastAsia="Arial" w:hAnsi="Arial" w:cs="Arial"/>
+          <w:sz w:val="19"/>
+          <w:szCs w:val="19"/>
+        </w:rPr>
+        <w:t>Designed the MongoDB structure for email conversations, covering received and sent messages and conversation</w:t>
+      </w:r>
+      <w:r>
+        <w:rPr>
+          <w:rFonts w:ascii="Arial" w:eastAsia="Arial" w:hAnsi="Arial" w:cs="Arial"/>
+          <w:sz w:val="19"/>
+          <w:szCs w:val="19"/>
         </w:rPr>
         <w:t>-</w:t>
       </w:r>
       <w:r>
         <w:rPr>
-          <w:rFonts w:ascii="Arial" w:hAnsi="Arial" w:cs="Arial"/>
-        </w:rPr>
-        <w:t>generated email summaries and classification/reason information into the application to help users understand email context more quickly.</w:t>
+          <w:rFonts w:ascii="Arial" w:eastAsia="Arial" w:hAnsi="Arial" w:cs="Arial"/>
+          <w:sz w:val="19"/>
+          <w:szCs w:val="19"/>
+        </w:rPr>
+        <w:t>level status.</w:t>
       </w:r>
     </w:p>
     <w:p>
       <w:pPr>
-        <w:keepLines/>
-        <w:ind w:left="245" w:hanging="173"/>
+        <w:pStyle w:val="Heading2"/>
         <w:rPr>
           <w:rFonts w:ascii="Arial" w:hAnsi="Arial" w:cs="Arial"/>
         </w:rPr>
@@ -1175,278 +1242,510 @@
       <w:r>
         <w:rPr>
           <w:rFonts w:ascii="Arial" w:hAnsi="Arial" w:cs="Arial"/>
-          <w:b/>
-        </w:rPr>
-        <w:t xml:space="preserve">• </w:t>
+        </w:rPr>
+        <w:t xml:space="preserve">2. </w:t>
       </w:r>
       <w:r>
         <w:rPr>
           <w:rFonts w:ascii="Arial" w:hAnsi="Arial" w:cs="Arial"/>
         </w:rPr>
-        <w:t>Worked with the AI team to consume processed email data and display AI</w:t>
+        <w:t>n</w:t>
       </w:r>
       <w:r>
         <w:rPr>
           <w:rFonts w:ascii="Arial" w:hAnsi="Arial" w:cs="Arial"/>
         </w:rPr>
+        <w:t xml:space="preserve">VMS </w:t>
+      </w:r>
+      <w:r>
+        <w:rPr>
+          <w:rFonts w:ascii="Arial" w:hAnsi="Arial" w:cs="Arial"/>
+        </w:rPr>
         <w:t>-</w:t>
       </w:r>
       <w:r>
         <w:rPr>
           <w:rFonts w:ascii="Arial" w:hAnsi="Arial" w:cs="Arial"/>
         </w:rPr>
-        <w:t>generated information within the application.</w:t>
+        <w:t xml:space="preserve"> Vendor Management System</w:t>
       </w:r>
     </w:p>
     <w:p>
       <w:pPr>
         <w:keepLines/>
-        <w:ind w:left="245" w:hanging="173"/>
+        <w:spacing w:after="40"/>
         <w:rPr>
           <w:rFonts w:ascii="Arial" w:hAnsi="Arial" w:cs="Arial"/>
+          <w:sz w:val="20"/>
+          <w:szCs w:val="20"/>
         </w:rPr>
       </w:pPr>
       <w:r>
         <w:rPr>
           <w:rFonts w:ascii="Arial" w:hAnsi="Arial" w:cs="Arial"/>
-          <w:b/>
-        </w:rPr>
-        <w:t xml:space="preserve">• </w:t>
+          <w:sz w:val="20"/>
+          <w:szCs w:val="20"/>
+        </w:rPr>
+        <w:t xml:space="preserve">Technologies: Angular, TypeScript, Tailwind CSS, </w:t>
+      </w:r>
+      <w:r>
+        <w:rPr>
+          <w:rFonts w:ascii="Arial" w:eastAsia="Arial" w:hAnsi="Arial" w:cs="Arial"/>
+          <w:i/>
+          <w:iCs/>
+          <w:sz w:val="20"/>
+          <w:szCs w:val="20"/>
+        </w:rPr>
+        <w:t>ASP.NET Core (.NET 6</w:t>
+      </w:r>
+      <w:r>
+        <w:rPr>
+          <w:rFonts w:ascii="Arial" w:eastAsia="Arial" w:hAnsi="Arial" w:cs="Arial"/>
+          <w:i/>
+          <w:iCs/>
+          <w:sz w:val="20"/>
+          <w:szCs w:val="20"/>
+        </w:rPr>
+        <w:t xml:space="preserve">), </w:t>
       </w:r>
       <w:r>
         <w:rPr>
           <w:rFonts w:ascii="Arial" w:hAnsi="Arial" w:cs="Arial"/>
-        </w:rPr>
-        <w:t>Implemented MongoDB</w:t>
+          <w:sz w:val="20"/>
+          <w:szCs w:val="20"/>
+        </w:rPr>
+        <w:t>C#</w:t>
       </w:r>
       <w:r>
         <w:rPr>
           <w:rFonts w:ascii="Arial" w:hAnsi="Arial" w:cs="Arial"/>
-        </w:rPr>
-        <w:t>-</w:t>
-      </w:r>
-      <w:r>
-        <w:rPr>
-          <w:rFonts w:ascii="Arial" w:hAnsi="Arial" w:cs="Arial"/>
-        </w:rPr>
-        <w:t>based conversation and message handling for email threads, including received/sent message information and conversation</w:t>
-      </w:r>
-      <w:r>
-        <w:rPr>
-          <w:rFonts w:ascii="Arial" w:hAnsi="Arial" w:cs="Arial"/>
-        </w:rPr>
-        <w:t>-</w:t>
-      </w:r>
-      <w:r>
-        <w:rPr>
-          <w:rFonts w:ascii="Arial" w:hAnsi="Arial" w:cs="Arial"/>
-        </w:rPr>
-        <w:t>level status tracking.</w:t>
+          <w:sz w:val="20"/>
+          <w:szCs w:val="20"/>
+        </w:rPr>
+        <w:t>, SQL Server, JWT, REST API</w:t>
       </w:r>
     </w:p>
     <w:p>
       <w:pPr>
-        <w:pStyle w:val="Heading2"/>
-        <w:rPr>
-          <w:rFonts w:ascii="Arial" w:hAnsi="Arial" w:cs="Arial"/>
-        </w:rPr>
-      </w:pPr>
-      <w:r>
-        <w:rPr>
-          <w:rFonts w:ascii="Arial" w:hAnsi="Arial" w:cs="Arial"/>
-        </w:rPr>
-        <w:t xml:space="preserve">2. NVMS </w:t>
-      </w:r>
-      <w:r>
-        <w:rPr>
-          <w:rFonts w:ascii="Arial" w:hAnsi="Arial" w:cs="Arial"/>
-        </w:rPr>
-        <w:t>-</w:t>
-      </w:r>
-      <w:r>
-        <w:rPr>
-          <w:rFonts w:ascii="Arial" w:hAnsi="Arial" w:cs="Arial"/>
-        </w:rPr>
-        <w:t xml:space="preserve"> Vendor Management System</w:t>
+        <w:pStyle w:val="ListParagraph"/>
+        <w:numPr>
+          <w:ilvl w:val="0"/>
+          <w:numId w:val="46"/>
+        </w:numPr>
+        <w:spacing w:after="28"/>
+        <w:rPr>
+          <w:rFonts w:ascii="Arial" w:eastAsia="Arial" w:hAnsi="Arial" w:cs="Arial"/>
+          <w:sz w:val="19"/>
+          <w:szCs w:val="19"/>
+        </w:rPr>
+      </w:pPr>
+      <w:r>
+        <w:rPr>
+          <w:rFonts w:ascii="Arial" w:eastAsia="Arial" w:hAnsi="Arial" w:cs="Arial"/>
+          <w:sz w:val="19"/>
+          <w:szCs w:val="19"/>
+        </w:rPr>
+        <w:t>Developed and maintained a vendor management platform for publishing workforce operations, managing a network of 300+ freelancers.</w:t>
       </w:r>
     </w:p>
     <w:p>
       <w:pPr>
+        <w:pStyle w:val="ListParagraph"/>
+        <w:numPr>
+          <w:ilvl w:val="0"/>
+          <w:numId w:val="46"/>
+        </w:numPr>
+        <w:spacing w:after="28"/>
+        <w:rPr>
+          <w:rFonts w:ascii="Arial" w:eastAsia="Arial" w:hAnsi="Arial" w:cs="Arial"/>
+          <w:sz w:val="19"/>
+          <w:szCs w:val="19"/>
+        </w:rPr>
+      </w:pPr>
+      <w:r>
+        <w:rPr>
+          <w:rFonts w:ascii="Arial" w:eastAsia="Arial" w:hAnsi="Arial" w:cs="Arial"/>
+          <w:sz w:val="19"/>
+          <w:szCs w:val="19"/>
+        </w:rPr>
+        <w:t>Built the front</w:t>
+      </w:r>
+      <w:r>
+        <w:rPr>
+          <w:rFonts w:ascii="Arial" w:eastAsia="Arial" w:hAnsi="Arial" w:cs="Arial"/>
+          <w:sz w:val="19"/>
+          <w:szCs w:val="19"/>
+        </w:rPr>
+        <w:t>-</w:t>
+      </w:r>
+      <w:r>
+        <w:rPr>
+          <w:rFonts w:ascii="Arial" w:eastAsia="Arial" w:hAnsi="Arial" w:cs="Arial"/>
+          <w:sz w:val="19"/>
+          <w:szCs w:val="19"/>
+        </w:rPr>
+        <w:t>end modules for vendor onboarding, qualification, service allocation and invoice management, plus vendor competency and assessment workflows.</w:t>
+      </w:r>
+      <w:r>
+        <w:t xml:space="preserve"> </w:t>
+      </w:r>
+      <w:r>
+        <w:rPr>
+          <w:rFonts w:ascii="Arial" w:eastAsia="Arial" w:hAnsi="Arial" w:cs="Arial"/>
+          <w:sz w:val="19"/>
+          <w:szCs w:val="19"/>
+        </w:rPr>
+        <w:t xml:space="preserve">reducing administrative overhead by </w:t>
+      </w:r>
+      <w:r>
+        <w:rPr>
+          <w:rFonts w:ascii="Arial" w:eastAsia="Arial" w:hAnsi="Arial" w:cs="Arial"/>
+          <w:b/>
+          <w:bCs/>
+          <w:sz w:val="19"/>
+          <w:szCs w:val="19"/>
+        </w:rPr>
+        <w:t>30%</w:t>
+      </w:r>
+    </w:p>
+    <w:p>
+      <w:pPr>
+        <w:pStyle w:val="ListParagraph"/>
+        <w:numPr>
+          <w:ilvl w:val="0"/>
+          <w:numId w:val="46"/>
+        </w:numPr>
+        <w:spacing w:after="28"/>
+        <w:rPr>
+          <w:rFonts w:ascii="Arial" w:eastAsia="Arial" w:hAnsi="Arial" w:cs="Arial"/>
+          <w:sz w:val="19"/>
+          <w:szCs w:val="19"/>
+        </w:rPr>
+      </w:pPr>
+      <w:r>
+        <w:rPr>
+          <w:rFonts w:ascii="Arial" w:eastAsia="Arial" w:hAnsi="Arial" w:cs="Arial"/>
+          <w:sz w:val="19"/>
+          <w:szCs w:val="19"/>
+        </w:rPr>
+        <w:t>Worked on invoice and billing workflows that depend on word counts, deliverable types and rates.</w:t>
+      </w:r>
+    </w:p>
+    <w:p>
+      <w:pPr>
+        <w:pStyle w:val="ListParagraph"/>
+        <w:numPr>
+          <w:ilvl w:val="0"/>
+          <w:numId w:val="46"/>
+        </w:numPr>
+        <w:spacing w:after="28"/>
+        <w:rPr>
+          <w:rFonts w:ascii="Arial" w:eastAsia="Arial" w:hAnsi="Arial" w:cs="Arial"/>
+          <w:sz w:val="19"/>
+          <w:szCs w:val="19"/>
+        </w:rPr>
+      </w:pPr>
+      <w:r>
+        <w:rPr>
+          <w:rFonts w:ascii="Arial" w:eastAsia="Arial" w:hAnsi="Arial" w:cs="Arial"/>
+          <w:sz w:val="19"/>
+          <w:szCs w:val="19"/>
+        </w:rPr>
+        <w:t>Secured the application with JWT authentication and role</w:t>
+      </w:r>
+      <w:r>
+        <w:rPr>
+          <w:rFonts w:ascii="Arial" w:eastAsia="Arial" w:hAnsi="Arial" w:cs="Arial"/>
+          <w:sz w:val="19"/>
+          <w:szCs w:val="19"/>
+        </w:rPr>
+        <w:t>-</w:t>
+      </w:r>
+      <w:r>
+        <w:rPr>
+          <w:rFonts w:ascii="Arial" w:eastAsia="Arial" w:hAnsi="Arial" w:cs="Arial"/>
+          <w:sz w:val="19"/>
+          <w:szCs w:val="19"/>
+        </w:rPr>
+        <w:t xml:space="preserve">based </w:t>
+      </w:r>
+      <w:r>
+        <w:rPr>
+          <w:rFonts w:ascii="Arial" w:eastAsia="Arial" w:hAnsi="Arial" w:cs="Arial"/>
+          <w:sz w:val="19"/>
+          <w:szCs w:val="19"/>
+        </w:rPr>
+        <w:t>authorization and</w:t>
+      </w:r>
+      <w:r>
+        <w:rPr>
+          <w:rFonts w:ascii="Arial" w:eastAsia="Arial" w:hAnsi="Arial" w:cs="Arial"/>
+          <w:sz w:val="19"/>
+          <w:szCs w:val="19"/>
+        </w:rPr>
+        <w:t xml:space="preserve"> used caching with optimized database operations for frequently called APIs.</w:t>
+      </w:r>
+    </w:p>
+    <w:p>
+      <w:pPr>
+        <w:pStyle w:val="ListParagraph"/>
+        <w:numPr>
+          <w:ilvl w:val="0"/>
+          <w:numId w:val="46"/>
+        </w:numPr>
+        <w:spacing w:after="28"/>
+        <w:rPr>
+          <w:rFonts w:ascii="Arial" w:eastAsia="Arial" w:hAnsi="Arial" w:cs="Arial"/>
+          <w:sz w:val="19"/>
+          <w:szCs w:val="19"/>
+        </w:rPr>
+      </w:pPr>
+      <w:r>
+        <w:rPr>
+          <w:rFonts w:ascii="Arial" w:eastAsia="Arial" w:hAnsi="Arial" w:cs="Arial"/>
+          <w:sz w:val="19"/>
+          <w:szCs w:val="19"/>
+        </w:rPr>
+        <w:t>Integrated the team’s existing AWS S3 file upload and download module into the application.</w:t>
+      </w:r>
+    </w:p>
+    <w:p>
+      <w:pPr>
+        <w:pStyle w:val="Heading2"/>
+        <w:rPr>
+          <w:rFonts w:ascii="Arial" w:hAnsi="Arial" w:cs="Arial"/>
+        </w:rPr>
+      </w:pPr>
+      <w:r>
+        <w:rPr>
+          <w:rFonts w:ascii="Arial" w:hAnsi="Arial" w:cs="Arial"/>
+        </w:rPr>
+        <w:t xml:space="preserve">3. </w:t>
+      </w:r>
+      <w:r>
+        <w:rPr>
+          <w:rFonts w:ascii="Arial" w:hAnsi="Arial" w:cs="Arial"/>
+        </w:rPr>
+        <w:t>n</w:t>
+      </w:r>
+      <w:r>
+        <w:rPr>
+          <w:rFonts w:ascii="Arial" w:hAnsi="Arial" w:cs="Arial"/>
+        </w:rPr>
+        <w:t xml:space="preserve">EDIT </w:t>
+      </w:r>
+      <w:r>
+        <w:rPr>
+          <w:rFonts w:ascii="Arial" w:hAnsi="Arial" w:cs="Arial"/>
+        </w:rPr>
+        <w:t>-</w:t>
+      </w:r>
+      <w:r>
+        <w:rPr>
+          <w:rFonts w:ascii="Arial" w:hAnsi="Arial" w:cs="Arial"/>
+        </w:rPr>
+        <w:t xml:space="preserve"> Web</w:t>
+      </w:r>
+      <w:r>
+        <w:rPr>
+          <w:rFonts w:ascii="Arial" w:hAnsi="Arial" w:cs="Arial"/>
+        </w:rPr>
+        <w:t>-</w:t>
+      </w:r>
+      <w:r>
+        <w:rPr>
+          <w:rFonts w:ascii="Arial" w:hAnsi="Arial" w:cs="Arial"/>
+        </w:rPr>
+        <w:t>Based Content Editing &amp; XML Proofing Platform</w:t>
+      </w:r>
+    </w:p>
+    <w:p>
+      <w:pPr>
         <w:keepLines/>
         <w:spacing w:after="40"/>
         <w:rPr>
           <w:rFonts w:ascii="Arial" w:hAnsi="Arial" w:cs="Arial"/>
+          <w:sz w:val="20"/>
+          <w:szCs w:val="20"/>
         </w:rPr>
       </w:pPr>
       <w:r>
         <w:rPr>
           <w:rFonts w:ascii="Arial" w:hAnsi="Arial" w:cs="Arial"/>
-        </w:rPr>
-        <w:t>Technologies: Angular, TypeScript, Tailwind CSS, .NET Core, C#, SQL Server, Redis, Docker, JWT, REST API</w:t>
+          <w:sz w:val="20"/>
+          <w:szCs w:val="20"/>
+        </w:rPr>
+        <w:t xml:space="preserve">Technologies: Angular, TypeScript, TinyMCE, ICE Plugin, SignalR, </w:t>
+      </w:r>
+      <w:r>
+        <w:rPr>
+          <w:rFonts w:ascii="Arial" w:eastAsia="Arial" w:hAnsi="Arial" w:cs="Arial"/>
+          <w:i/>
+          <w:iCs/>
+          <w:sz w:val="20"/>
+          <w:szCs w:val="20"/>
+        </w:rPr>
+        <w:t xml:space="preserve">ASP.NET Core (.NET 6), </w:t>
+      </w:r>
+      <w:r>
+        <w:rPr>
+          <w:rFonts w:ascii="Arial" w:hAnsi="Arial" w:cs="Arial"/>
+          <w:sz w:val="20"/>
+          <w:szCs w:val="20"/>
+        </w:rPr>
+        <w:t>C#, SQL Server, XML</w:t>
       </w:r>
     </w:p>
     <w:p>
       <w:pPr>
-        <w:keepLines/>
-        <w:ind w:left="245" w:hanging="173"/>
-        <w:rPr>
-          <w:rFonts w:ascii="Arial" w:hAnsi="Arial" w:cs="Arial"/>
-        </w:rPr>
-      </w:pPr>
-      <w:r>
-        <w:rPr>
-          <w:rFonts w:ascii="Arial" w:hAnsi="Arial" w:cs="Arial"/>
-          <w:b/>
-        </w:rPr>
-        <w:t xml:space="preserve">• </w:t>
-      </w:r>
-      <w:r>
-        <w:rPr>
-          <w:rFonts w:ascii="Arial" w:hAnsi="Arial" w:cs="Arial"/>
-        </w:rPr>
-        <w:t>Developed and maintained an enterprise vendor management platform supporting publishing workforce operations and managing a network of 300+ freelancers.</w:t>
+        <w:pStyle w:val="ListParagraph"/>
+        <w:numPr>
+          <w:ilvl w:val="0"/>
+          <w:numId w:val="47"/>
+        </w:numPr>
+        <w:spacing w:after="28"/>
+        <w:rPr>
+          <w:rFonts w:ascii="Arial" w:eastAsia="Arial" w:hAnsi="Arial" w:cs="Arial"/>
+          <w:sz w:val="19"/>
+          <w:szCs w:val="19"/>
+        </w:rPr>
+      </w:pPr>
+      <w:r>
+        <w:rPr>
+          <w:rFonts w:ascii="Arial" w:eastAsia="Arial" w:hAnsi="Arial" w:cs="Arial"/>
+          <w:sz w:val="19"/>
+          <w:szCs w:val="19"/>
+        </w:rPr>
+        <w:t>Contributed to an enterprise application used for content editing, XML validation and proofing in publishing operations.</w:t>
       </w:r>
     </w:p>
     <w:p>
       <w:pPr>
-        <w:keepLines/>
-        <w:ind w:left="245" w:hanging="173"/>
-        <w:rPr>
-          <w:rFonts w:ascii="Arial" w:hAnsi="Arial" w:cs="Arial"/>
-        </w:rPr>
-      </w:pPr>
-      <w:r>
-        <w:rPr>
-          <w:rFonts w:ascii="Arial" w:hAnsi="Arial" w:cs="Arial"/>
-          <w:b/>
-        </w:rPr>
-        <w:t xml:space="preserve">• </w:t>
-      </w:r>
-      <w:r>
-        <w:rPr>
-          <w:rFonts w:ascii="Arial" w:hAnsi="Arial" w:cs="Arial"/>
-        </w:rPr>
-        <w:t>Built frontend modules for vendor onboarding, qualification, service allocation, invoice management and operational workflows.</w:t>
+        <w:pStyle w:val="ListParagraph"/>
+        <w:numPr>
+          <w:ilvl w:val="0"/>
+          <w:numId w:val="47"/>
+        </w:numPr>
+        <w:spacing w:after="28"/>
+        <w:rPr>
+          <w:rFonts w:ascii="Arial" w:eastAsia="Arial" w:hAnsi="Arial" w:cs="Arial"/>
+          <w:sz w:val="19"/>
+          <w:szCs w:val="19"/>
+        </w:rPr>
+      </w:pPr>
+      <w:r>
+        <w:rPr>
+          <w:rFonts w:ascii="Arial" w:eastAsia="Arial" w:hAnsi="Arial" w:cs="Arial"/>
+          <w:sz w:val="19"/>
+          <w:szCs w:val="19"/>
+        </w:rPr>
+        <w:t>Developed rich</w:t>
+      </w:r>
+      <w:r>
+        <w:rPr>
+          <w:rFonts w:ascii="Arial" w:eastAsia="Arial" w:hAnsi="Arial" w:cs="Arial"/>
+          <w:sz w:val="19"/>
+          <w:szCs w:val="19"/>
+        </w:rPr>
+        <w:t>-</w:t>
+      </w:r>
+      <w:r>
+        <w:rPr>
+          <w:rFonts w:ascii="Arial" w:eastAsia="Arial" w:hAnsi="Arial" w:cs="Arial"/>
+          <w:sz w:val="19"/>
+          <w:szCs w:val="19"/>
+        </w:rPr>
+        <w:t>text editing with TinyMCE, including formatting, paragraph styles, footnotes and image operations.</w:t>
       </w:r>
     </w:p>
     <w:p>
       <w:pPr>
-        <w:keepLines/>
-        <w:ind w:left="245" w:hanging="173"/>
-        <w:rPr>
-          <w:rFonts w:ascii="Arial" w:hAnsi="Arial" w:cs="Arial"/>
-        </w:rPr>
-      </w:pPr>
-      <w:r>
-        <w:rPr>
-          <w:rFonts w:ascii="Arial" w:hAnsi="Arial" w:cs="Arial"/>
-          <w:b/>
-        </w:rPr>
-        <w:t xml:space="preserve">• </w:t>
-      </w:r>
-      <w:r>
-        <w:rPr>
-          <w:rFonts w:ascii="Arial" w:hAnsi="Arial" w:cs="Arial"/>
-        </w:rPr>
-        <w:t>Implemented role</w:t>
-      </w:r>
-      <w:r>
-        <w:rPr>
-          <w:rFonts w:ascii="Arial" w:hAnsi="Arial" w:cs="Arial"/>
-        </w:rPr>
-        <w:t>-</w:t>
-      </w:r>
-      <w:r>
-        <w:rPr>
-          <w:rFonts w:ascii="Arial" w:hAnsi="Arial" w:cs="Arial"/>
-        </w:rPr>
-        <w:t>based access and secured application functionality using JWT</w:t>
-      </w:r>
-      <w:r>
-        <w:rPr>
-          <w:rFonts w:ascii="Arial" w:hAnsi="Arial" w:cs="Arial"/>
-        </w:rPr>
-        <w:t>-</w:t>
-      </w:r>
-      <w:r>
-        <w:rPr>
-          <w:rFonts w:ascii="Arial" w:hAnsi="Arial" w:cs="Arial"/>
-        </w:rPr>
-        <w:t>based authentication and authorization.</w:t>
+        <w:pStyle w:val="ListParagraph"/>
+        <w:numPr>
+          <w:ilvl w:val="0"/>
+          <w:numId w:val="47"/>
+        </w:numPr>
+        <w:spacing w:after="28"/>
+        <w:rPr>
+          <w:rFonts w:ascii="Arial" w:eastAsia="Arial" w:hAnsi="Arial" w:cs="Arial"/>
+          <w:sz w:val="19"/>
+          <w:szCs w:val="19"/>
+        </w:rPr>
+      </w:pPr>
+      <w:r>
+        <w:rPr>
+          <w:rFonts w:ascii="Arial" w:eastAsia="Arial" w:hAnsi="Arial" w:cs="Arial"/>
+          <w:sz w:val="19"/>
+          <w:szCs w:val="19"/>
+        </w:rPr>
+        <w:t>Implemented and enhanced change tracking with the ICE Plugin for revision history and content comparison.</w:t>
       </w:r>
     </w:p>
     <w:p>
       <w:pPr>
-        <w:keepLines/>
-        <w:ind w:left="245" w:hanging="173"/>
-        <w:rPr>
-          <w:rFonts w:ascii="Arial" w:hAnsi="Arial" w:cs="Arial"/>
-        </w:rPr>
-      </w:pPr>
-      <w:r>
-        <w:rPr>
-          <w:rFonts w:ascii="Arial" w:hAnsi="Arial" w:cs="Arial"/>
-          <w:b/>
-        </w:rPr>
-        <w:t xml:space="preserve">• </w:t>
-      </w:r>
-      <w:r>
-        <w:rPr>
-          <w:rFonts w:ascii="Arial" w:hAnsi="Arial" w:cs="Arial"/>
-        </w:rPr>
-        <w:t>Developed vendor competency and assessment workflows to capture publishing</w:t>
-      </w:r>
-      <w:r>
-        <w:rPr>
-          <w:rFonts w:ascii="Arial" w:hAnsi="Arial" w:cs="Arial"/>
-        </w:rPr>
-        <w:t>-</w:t>
-      </w:r>
-      <w:r>
-        <w:rPr>
-          <w:rFonts w:ascii="Arial" w:hAnsi="Arial" w:cs="Arial"/>
-        </w:rPr>
-        <w:t>specific skills and qualification results.</w:t>
+        <w:pStyle w:val="ListParagraph"/>
+        <w:numPr>
+          <w:ilvl w:val="0"/>
+          <w:numId w:val="47"/>
+        </w:numPr>
+        <w:spacing w:after="28"/>
+        <w:rPr>
+          <w:rFonts w:ascii="Arial" w:eastAsia="Arial" w:hAnsi="Arial" w:cs="Arial"/>
+          <w:sz w:val="19"/>
+          <w:szCs w:val="19"/>
+        </w:rPr>
+      </w:pPr>
+      <w:r>
+        <w:rPr>
+          <w:rFonts w:ascii="Arial" w:eastAsia="Arial" w:hAnsi="Arial" w:cs="Arial"/>
+          <w:sz w:val="19"/>
+          <w:szCs w:val="19"/>
+        </w:rPr>
+        <w:t>Worked on SignalR features that keep editing and workflow updates in sync between users.</w:t>
       </w:r>
     </w:p>
     <w:p>
       <w:pPr>
-        <w:keepLines/>
-        <w:ind w:left="245" w:hanging="173"/>
-        <w:rPr>
-          <w:rFonts w:ascii="Arial" w:hAnsi="Arial" w:cs="Arial"/>
-        </w:rPr>
-      </w:pPr>
-      <w:r>
-        <w:rPr>
-          <w:rFonts w:ascii="Arial" w:hAnsi="Arial" w:cs="Arial"/>
-          <w:b/>
-        </w:rPr>
-        <w:t xml:space="preserve">• </w:t>
-      </w:r>
-      <w:r>
-        <w:rPr>
-          <w:rFonts w:ascii="Arial" w:hAnsi="Arial" w:cs="Arial"/>
-        </w:rPr>
-        <w:t>Worked on invoice and billing workflows involving word counts, deliverable types, rates and payment</w:t>
-      </w:r>
-      <w:r>
-        <w:rPr>
-          <w:rFonts w:ascii="Arial" w:hAnsi="Arial" w:cs="Arial"/>
+        <w:pStyle w:val="ListParagraph"/>
+        <w:numPr>
+          <w:ilvl w:val="0"/>
+          <w:numId w:val="47"/>
+        </w:numPr>
+        <w:spacing w:after="28"/>
+        <w:rPr>
+          <w:rFonts w:ascii="Arial" w:eastAsia="Arial" w:hAnsi="Arial" w:cs="Arial"/>
+          <w:sz w:val="19"/>
+          <w:szCs w:val="19"/>
+        </w:rPr>
+      </w:pPr>
+      <w:r>
+        <w:rPr>
+          <w:rFonts w:ascii="Arial" w:eastAsia="Arial" w:hAnsi="Arial" w:cs="Arial"/>
+          <w:sz w:val="19"/>
+          <w:szCs w:val="19"/>
+        </w:rPr>
+        <w:t>Built support for mathematical content, spell</w:t>
+      </w:r>
+      <w:r>
+        <w:rPr>
+          <w:rFonts w:ascii="Arial" w:eastAsia="Arial" w:hAnsi="Arial" w:cs="Arial"/>
+          <w:sz w:val="19"/>
+          <w:szCs w:val="19"/>
         </w:rPr>
         <w:t>-</w:t>
       </w:r>
       <w:r>
         <w:rPr>
-          <w:rFonts w:ascii="Arial" w:hAnsi="Arial" w:cs="Arial"/>
-        </w:rPr>
-        <w:t>related information.</w:t>
+          <w:rFonts w:ascii="Arial" w:eastAsia="Arial" w:hAnsi="Arial" w:cs="Arial"/>
+          <w:sz w:val="19"/>
+          <w:szCs w:val="19"/>
+        </w:rPr>
+        <w:t>checking and XML validation while keeping XML structure intact through editing and proofing.</w:t>
       </w:r>
     </w:p>
     <w:p>
       <w:pPr>
-        <w:keepLines/>
-        <w:ind w:left="245" w:hanging="173"/>
+        <w:pStyle w:val="Heading2"/>
         <w:rPr>
           <w:rFonts w:ascii="Arial" w:hAnsi="Arial" w:cs="Arial"/>
         </w:rPr>
@@ -1454,471 +1753,218 @@
       <w:r>
         <w:rPr>
           <w:rFonts w:ascii="Arial" w:hAnsi="Arial" w:cs="Arial"/>
-          <w:b/>
-        </w:rPr>
-        <w:t xml:space="preserve">• </w:t>
+        </w:rPr>
+        <w:t xml:space="preserve">4. Sesame </w:t>
       </w:r>
       <w:r>
         <w:rPr>
           <w:rFonts w:ascii="Arial" w:hAnsi="Arial" w:cs="Arial"/>
         </w:rPr>
-        <w:t>Used Redis caching for frequently accessed application data and optimized backend/database operations for commonly used APIs.</w:t>
+        <w:t>-</w:t>
+      </w:r>
+      <w:r>
+        <w:rPr>
+          <w:rFonts w:ascii="Arial" w:hAnsi="Arial" w:cs="Arial"/>
+        </w:rPr>
+        <w:t xml:space="preserve"> Article Tracking &amp; Publishing Workflow System</w:t>
       </w:r>
     </w:p>
     <w:p>
       <w:pPr>
         <w:keepLines/>
-        <w:ind w:left="245" w:hanging="173"/>
+        <w:spacing w:after="40"/>
         <w:rPr>
           <w:rFonts w:ascii="Arial" w:hAnsi="Arial" w:cs="Arial"/>
+          <w:sz w:val="20"/>
+          <w:szCs w:val="20"/>
         </w:rPr>
       </w:pPr>
       <w:r>
         <w:rPr>
           <w:rFonts w:ascii="Arial" w:hAnsi="Arial" w:cs="Arial"/>
-          <w:b/>
-        </w:rPr>
-        <w:t xml:space="preserve">• </w:t>
+          <w:sz w:val="20"/>
+          <w:szCs w:val="20"/>
+        </w:rPr>
+        <w:t>Technologies: Angular, TypeScript</w:t>
       </w:r>
       <w:r>
         <w:rPr>
           <w:rFonts w:ascii="Arial" w:hAnsi="Arial" w:cs="Arial"/>
-        </w:rPr>
-        <w:t>Worked with existing AWS S3 file upload and download functionality and reused the established implementation for application requirements.</w:t>
+          <w:sz w:val="20"/>
+          <w:szCs w:val="20"/>
+        </w:rPr>
+        <w:t xml:space="preserve">, </w:t>
+      </w:r>
+      <w:r>
+        <w:rPr>
+          <w:rFonts w:ascii="Arial" w:hAnsi="Arial" w:cs="Arial"/>
+          <w:sz w:val="20"/>
+          <w:szCs w:val="20"/>
+        </w:rPr>
+        <w:t>ASP.NET Web API 2,</w:t>
+      </w:r>
+      <w:r>
+        <w:rPr>
+          <w:rFonts w:ascii="Arial" w:hAnsi="Arial" w:cs="Arial"/>
+          <w:sz w:val="20"/>
+          <w:szCs w:val="20"/>
+        </w:rPr>
+        <w:t xml:space="preserve"> .NET</w:t>
+      </w:r>
+      <w:r>
+        <w:rPr>
+          <w:rFonts w:ascii="Arial" w:hAnsi="Arial" w:cs="Arial"/>
+          <w:sz w:val="20"/>
+          <w:szCs w:val="20"/>
+        </w:rPr>
+        <w:t xml:space="preserve"> Framework 4</w:t>
+      </w:r>
+      <w:r>
+        <w:rPr>
+          <w:rFonts w:ascii="Arial" w:hAnsi="Arial" w:cs="Arial"/>
+          <w:sz w:val="20"/>
+          <w:szCs w:val="20"/>
+        </w:rPr>
+        <w:t>, C#, SQL Server, REST APIs</w:t>
       </w:r>
     </w:p>
     <w:p>
       <w:pPr>
-        <w:pStyle w:val="Heading2"/>
-        <w:rPr>
-          <w:rFonts w:ascii="Arial" w:hAnsi="Arial" w:cs="Arial"/>
-        </w:rPr>
-      </w:pPr>
-      <w:r>
-        <w:rPr>
-          <w:rFonts w:ascii="Arial" w:hAnsi="Arial" w:cs="Arial"/>
-        </w:rPr>
-        <w:t xml:space="preserve">3. NEDIT </w:t>
-      </w:r>
-      <w:r>
-        <w:rPr>
-          <w:rFonts w:ascii="Arial" w:hAnsi="Arial" w:cs="Arial"/>
-        </w:rPr>
-        <w:t>-</w:t>
-      </w:r>
-      <w:r>
-        <w:rPr>
-          <w:rFonts w:ascii="Arial" w:hAnsi="Arial" w:cs="Arial"/>
-        </w:rPr>
-        <w:t xml:space="preserve"> Web</w:t>
-      </w:r>
-      <w:r>
-        <w:rPr>
-          <w:rFonts w:ascii="Arial" w:hAnsi="Arial" w:cs="Arial"/>
-        </w:rPr>
-        <w:t>-</w:t>
-      </w:r>
-      <w:r>
-        <w:rPr>
-          <w:rFonts w:ascii="Arial" w:hAnsi="Arial" w:cs="Arial"/>
-        </w:rPr>
-        <w:t>Based Content Editing &amp; XML Proofing Platform</w:t>
+        <w:pStyle w:val="ListParagraph"/>
+        <w:numPr>
+          <w:ilvl w:val="0"/>
+          <w:numId w:val="48"/>
+        </w:numPr>
+        <w:spacing w:after="28"/>
+        <w:rPr>
+          <w:rFonts w:ascii="Arial" w:eastAsia="Arial" w:hAnsi="Arial" w:cs="Arial"/>
+          <w:sz w:val="19"/>
+          <w:szCs w:val="19"/>
+        </w:rPr>
+      </w:pPr>
+      <w:r>
+        <w:rPr>
+          <w:rFonts w:ascii="Arial" w:eastAsia="Arial" w:hAnsi="Arial" w:cs="Arial"/>
+          <w:sz w:val="19"/>
+          <w:szCs w:val="19"/>
+        </w:rPr>
+        <w:t>Worked on an enterprise publishing application used to track articles and manage their workflow through different stages.</w:t>
       </w:r>
     </w:p>
     <w:p>
       <w:pPr>
-        <w:keepLines/>
-        <w:spacing w:after="40"/>
-        <w:rPr>
-          <w:rFonts w:ascii="Arial" w:hAnsi="Arial" w:cs="Arial"/>
-        </w:rPr>
-      </w:pPr>
-      <w:r>
-        <w:rPr>
-          <w:rFonts w:ascii="Arial" w:hAnsi="Arial" w:cs="Arial"/>
-        </w:rPr>
-        <w:t xml:space="preserve">Technologies: Angular, TypeScript, </w:t>
-      </w:r>
-      <w:proofErr w:type="spellStart"/>
-      <w:r>
-        <w:rPr>
-          <w:rFonts w:ascii="Arial" w:hAnsi="Arial" w:cs="Arial"/>
-        </w:rPr>
-        <w:t>TinyMCE</w:t>
-      </w:r>
-      <w:proofErr w:type="spellEnd"/>
-      <w:r>
-        <w:rPr>
-          <w:rFonts w:ascii="Arial" w:hAnsi="Arial" w:cs="Arial"/>
-        </w:rPr>
-        <w:t xml:space="preserve">, ICE Plugin, </w:t>
-      </w:r>
-      <w:proofErr w:type="spellStart"/>
-      <w:r>
-        <w:rPr>
-          <w:rFonts w:ascii="Arial" w:hAnsi="Arial" w:cs="Arial"/>
-        </w:rPr>
-        <w:t>SignalR</w:t>
-      </w:r>
-      <w:proofErr w:type="spellEnd"/>
-      <w:r>
-        <w:rPr>
-          <w:rFonts w:ascii="Arial" w:hAnsi="Arial" w:cs="Arial"/>
-        </w:rPr>
-        <w:t>, .NET Core, C#, SQL Server, XML</w:t>
+        <w:pStyle w:val="ListParagraph"/>
+        <w:numPr>
+          <w:ilvl w:val="0"/>
+          <w:numId w:val="48"/>
+        </w:numPr>
+        <w:spacing w:after="28"/>
+        <w:rPr>
+          <w:rFonts w:ascii="Arial" w:eastAsia="Arial" w:hAnsi="Arial" w:cs="Arial"/>
+          <w:sz w:val="19"/>
+          <w:szCs w:val="19"/>
+        </w:rPr>
+      </w:pPr>
+      <w:r>
+        <w:rPr>
+          <w:rFonts w:ascii="Arial" w:eastAsia="Arial" w:hAnsi="Arial" w:cs="Arial"/>
+          <w:sz w:val="19"/>
+          <w:szCs w:val="19"/>
+        </w:rPr>
+        <w:t>Developed and maintained multiple master pages used to configure and manage application</w:t>
+      </w:r>
+      <w:r>
+        <w:rPr>
+          <w:rFonts w:ascii="Arial" w:eastAsia="Arial" w:hAnsi="Arial" w:cs="Arial"/>
+          <w:sz w:val="19"/>
+          <w:szCs w:val="19"/>
+        </w:rPr>
+        <w:t>-</w:t>
+      </w:r>
+      <w:r>
+        <w:rPr>
+          <w:rFonts w:ascii="Arial" w:eastAsia="Arial" w:hAnsi="Arial" w:cs="Arial"/>
+          <w:sz w:val="19"/>
+          <w:szCs w:val="19"/>
+        </w:rPr>
+        <w:t>level business data.</w:t>
       </w:r>
     </w:p>
     <w:p>
       <w:pPr>
-        <w:keepLines/>
-        <w:ind w:left="245" w:hanging="173"/>
-        <w:rPr>
-          <w:rFonts w:ascii="Arial" w:hAnsi="Arial" w:cs="Arial"/>
-        </w:rPr>
-      </w:pPr>
-      <w:r>
-        <w:rPr>
-          <w:rFonts w:ascii="Arial" w:hAnsi="Arial" w:cs="Arial"/>
-          <w:b/>
-        </w:rPr>
-        <w:t xml:space="preserve">• </w:t>
-      </w:r>
-      <w:r>
-        <w:rPr>
-          <w:rFonts w:ascii="Arial" w:hAnsi="Arial" w:cs="Arial"/>
-        </w:rPr>
-        <w:t>Contributed to an enterprise web application used for content editing, XML validation and proofing workflows in publishing operations.</w:t>
-      </w:r>
-    </w:p>
-    <w:p>
-      <w:pPr>
-        <w:keepLines/>
-        <w:ind w:left="245" w:hanging="173"/>
-        <w:rPr>
-          <w:rFonts w:ascii="Arial" w:hAnsi="Arial" w:cs="Arial"/>
-        </w:rPr>
-      </w:pPr>
-      <w:r>
-        <w:rPr>
-          <w:rFonts w:ascii="Arial" w:hAnsi="Arial" w:cs="Arial"/>
-          <w:b/>
-        </w:rPr>
-        <w:t xml:space="preserve">• </w:t>
-      </w:r>
-      <w:r>
-        <w:rPr>
-          <w:rFonts w:ascii="Arial" w:hAnsi="Arial" w:cs="Arial"/>
-        </w:rPr>
-        <w:t>Developed rich</w:t>
-      </w:r>
-      <w:r>
-        <w:rPr>
-          <w:rFonts w:ascii="Arial" w:hAnsi="Arial" w:cs="Arial"/>
-        </w:rPr>
-        <w:t>-</w:t>
-      </w:r>
-      <w:r>
-        <w:rPr>
-          <w:rFonts w:ascii="Arial" w:hAnsi="Arial" w:cs="Arial"/>
-        </w:rPr>
-        <w:t>text editing functionality using TinyMCE, including formatting, paragraph styling, footnotes and image</w:t>
-      </w:r>
-      <w:r>
-        <w:rPr>
-          <w:rFonts w:ascii="Arial" w:hAnsi="Arial" w:cs="Arial"/>
-        </w:rPr>
-        <w:t>-</w:t>
-      </w:r>
-      <w:r>
-        <w:rPr>
-          <w:rFonts w:ascii="Arial" w:hAnsi="Arial" w:cs="Arial"/>
-        </w:rPr>
-        <w:t>related content operations.</w:t>
-      </w:r>
-    </w:p>
-    <w:p>
-      <w:pPr>
-        <w:keepLines/>
-        <w:ind w:left="245" w:hanging="173"/>
-        <w:rPr>
-          <w:rFonts w:ascii="Arial" w:hAnsi="Arial" w:cs="Arial"/>
-        </w:rPr>
-      </w:pPr>
-      <w:r>
-        <w:rPr>
-          <w:rFonts w:ascii="Arial" w:hAnsi="Arial" w:cs="Arial"/>
-          <w:b/>
-        </w:rPr>
-        <w:t xml:space="preserve">• </w:t>
-      </w:r>
-      <w:r>
-        <w:rPr>
-          <w:rFonts w:ascii="Arial" w:hAnsi="Arial" w:cs="Arial"/>
-        </w:rPr>
-        <w:t>Implemented and enhanced change</w:t>
-      </w:r>
-      <w:r>
-        <w:rPr>
-          <w:rFonts w:ascii="Arial" w:hAnsi="Arial" w:cs="Arial"/>
-        </w:rPr>
-        <w:t>-</w:t>
-      </w:r>
-      <w:r>
-        <w:rPr>
-          <w:rFonts w:ascii="Arial" w:hAnsi="Arial" w:cs="Arial"/>
-        </w:rPr>
-        <w:t>tracking functionality using the ICE Plugin for revision history and content comparison.</w:t>
-      </w:r>
-    </w:p>
-    <w:p>
-      <w:pPr>
-        <w:keepLines/>
-        <w:ind w:left="245" w:hanging="173"/>
-        <w:rPr>
-          <w:rFonts w:ascii="Arial" w:hAnsi="Arial" w:cs="Arial"/>
-        </w:rPr>
-      </w:pPr>
-      <w:r>
-        <w:rPr>
-          <w:rFonts w:ascii="Arial" w:hAnsi="Arial" w:cs="Arial"/>
-          <w:b/>
-        </w:rPr>
-        <w:t xml:space="preserve">• </w:t>
-      </w:r>
-      <w:r>
-        <w:rPr>
-          <w:rFonts w:ascii="Arial" w:hAnsi="Arial" w:cs="Arial"/>
-        </w:rPr>
-        <w:t xml:space="preserve">Worked on </w:t>
-      </w:r>
-      <w:proofErr w:type="spellStart"/>
-      <w:r>
-        <w:rPr>
-          <w:rFonts w:ascii="Arial" w:hAnsi="Arial" w:cs="Arial"/>
-        </w:rPr>
-        <w:t>SignalR</w:t>
-      </w:r>
-      <w:proofErr w:type="spellEnd"/>
-      <w:r>
-        <w:rPr>
-          <w:rFonts w:ascii="Arial" w:hAnsi="Arial" w:cs="Arial"/>
-        </w:rPr>
-        <w:t>-</w:t>
-      </w:r>
-      <w:r>
-        <w:rPr>
-          <w:rFonts w:ascii="Arial" w:hAnsi="Arial" w:cs="Arial"/>
-        </w:rPr>
-        <w:t>based real</w:t>
-      </w:r>
-      <w:r>
-        <w:rPr>
-          <w:rFonts w:ascii="Arial" w:hAnsi="Arial" w:cs="Arial"/>
-        </w:rPr>
-        <w:t>-</w:t>
-      </w:r>
-      <w:r>
-        <w:rPr>
-          <w:rFonts w:ascii="Arial" w:hAnsi="Arial" w:cs="Arial"/>
-        </w:rPr>
-        <w:t>time collaboration features to synchronize editing and workflow updates between users.</w:t>
-      </w:r>
-    </w:p>
-    <w:p>
-      <w:pPr>
-        <w:keepLines/>
-        <w:ind w:left="245" w:hanging="173"/>
-        <w:rPr>
-          <w:rFonts w:ascii="Arial" w:hAnsi="Arial" w:cs="Arial"/>
-        </w:rPr>
-      </w:pPr>
-      <w:r>
-        <w:rPr>
-          <w:rFonts w:ascii="Arial" w:hAnsi="Arial" w:cs="Arial"/>
-          <w:b/>
-        </w:rPr>
-        <w:t xml:space="preserve">• </w:t>
-      </w:r>
-      <w:r>
-        <w:rPr>
-          <w:rFonts w:ascii="Arial" w:hAnsi="Arial" w:cs="Arial"/>
-        </w:rPr>
-        <w:t>Developed features for mathematical content editing and integrated spell</w:t>
-      </w:r>
-      <w:r>
-        <w:rPr>
-          <w:rFonts w:ascii="Arial" w:hAnsi="Arial" w:cs="Arial"/>
-        </w:rPr>
-        <w:t>-</w:t>
-      </w:r>
-      <w:r>
-        <w:rPr>
-          <w:rFonts w:ascii="Arial" w:hAnsi="Arial" w:cs="Arial"/>
-        </w:rPr>
-        <w:t>checking and XML validation into the publishing workflow.</w:t>
-      </w:r>
-    </w:p>
-    <w:p>
-      <w:pPr>
-        <w:keepLines/>
-        <w:ind w:left="245" w:hanging="173"/>
-        <w:rPr>
-          <w:rFonts w:ascii="Arial" w:hAnsi="Arial" w:cs="Arial"/>
-        </w:rPr>
-      </w:pPr>
-      <w:r>
-        <w:rPr>
-          <w:rFonts w:ascii="Arial" w:hAnsi="Arial" w:cs="Arial"/>
-          <w:b/>
-        </w:rPr>
-        <w:t xml:space="preserve">• </w:t>
-      </w:r>
-      <w:r>
-        <w:rPr>
-          <w:rFonts w:ascii="Arial" w:hAnsi="Arial" w:cs="Arial"/>
-        </w:rPr>
-        <w:t>Worked on maintaining XML structure and content integrity throughout editing and proofing processes.</w:t>
-      </w:r>
-    </w:p>
-    <w:p>
-      <w:pPr>
-        <w:pStyle w:val="Heading2"/>
-        <w:rPr>
-          <w:rFonts w:ascii="Arial" w:hAnsi="Arial" w:cs="Arial"/>
-        </w:rPr>
-      </w:pPr>
-      <w:r>
-        <w:rPr>
-          <w:rFonts w:ascii="Arial" w:hAnsi="Arial" w:cs="Arial"/>
-        </w:rPr>
-        <w:t xml:space="preserve">4. Sesame </w:t>
-      </w:r>
-      <w:r>
-        <w:rPr>
-          <w:rFonts w:ascii="Arial" w:hAnsi="Arial" w:cs="Arial"/>
-        </w:rPr>
-        <w:t>-</w:t>
-      </w:r>
-      <w:r>
-        <w:rPr>
-          <w:rFonts w:ascii="Arial" w:hAnsi="Arial" w:cs="Arial"/>
-        </w:rPr>
-        <w:t xml:space="preserve"> Article Tracking &amp; Publishing Workflow System</w:t>
-      </w:r>
-    </w:p>
-    <w:p>
-      <w:pPr>
-        <w:keepLines/>
-        <w:spacing w:after="40"/>
-        <w:rPr>
-          <w:rFonts w:ascii="Arial" w:hAnsi="Arial" w:cs="Arial"/>
-        </w:rPr>
-      </w:pPr>
-      <w:r>
-        <w:rPr>
-          <w:rFonts w:ascii="Arial" w:hAnsi="Arial" w:cs="Arial"/>
-        </w:rPr>
-        <w:t>Technologies: Angular, TypeScript, ASP.NET Core, C#, SQL Server, REST APIs</w:t>
-      </w:r>
-    </w:p>
-    <w:p>
-      <w:pPr>
-        <w:keepLines/>
-        <w:ind w:left="245" w:hanging="173"/>
-        <w:rPr>
-          <w:rFonts w:ascii="Arial" w:hAnsi="Arial" w:cs="Arial"/>
-        </w:rPr>
-      </w:pPr>
-      <w:r>
-        <w:rPr>
-          <w:rFonts w:ascii="Arial" w:hAnsi="Arial" w:cs="Arial"/>
-          <w:b/>
-        </w:rPr>
-        <w:t xml:space="preserve">• </w:t>
-      </w:r>
-      <w:r>
-        <w:rPr>
-          <w:rFonts w:ascii="Arial" w:hAnsi="Arial" w:cs="Arial"/>
-        </w:rPr>
-        <w:t>Worked on an enterprise publishing application used to track articles and manage their workflow through different stages.</w:t>
-      </w:r>
-    </w:p>
-    <w:p>
-      <w:pPr>
-        <w:keepLines/>
-        <w:ind w:left="245" w:hanging="173"/>
-        <w:rPr>
-          <w:rFonts w:ascii="Arial" w:hAnsi="Arial" w:cs="Arial"/>
-        </w:rPr>
-      </w:pPr>
-      <w:r>
-        <w:rPr>
-          <w:rFonts w:ascii="Arial" w:hAnsi="Arial" w:cs="Arial"/>
-          <w:b/>
-        </w:rPr>
-        <w:t xml:space="preserve">• </w:t>
-      </w:r>
-      <w:r>
-        <w:rPr>
-          <w:rFonts w:ascii="Arial" w:hAnsi="Arial" w:cs="Arial"/>
-        </w:rPr>
-        <w:t>Developed and maintained multiple master pages used to configure and manage application</w:t>
-      </w:r>
-      <w:r>
-        <w:rPr>
-          <w:rFonts w:ascii="Arial" w:hAnsi="Arial" w:cs="Arial"/>
-        </w:rPr>
-        <w:t>-</w:t>
-      </w:r>
-      <w:r>
-        <w:rPr>
-          <w:rFonts w:ascii="Arial" w:hAnsi="Arial" w:cs="Arial"/>
-        </w:rPr>
-        <w:t>level business data.</w:t>
-      </w:r>
-    </w:p>
-    <w:p>
-      <w:pPr>
-        <w:keepLines/>
-        <w:ind w:left="245" w:hanging="173"/>
-        <w:rPr>
-          <w:rFonts w:ascii="Arial" w:hAnsi="Arial" w:cs="Arial"/>
-        </w:rPr>
-      </w:pPr>
-      <w:r>
-        <w:rPr>
-          <w:rFonts w:ascii="Arial" w:hAnsi="Arial" w:cs="Arial"/>
-          <w:b/>
-        </w:rPr>
-        <w:t xml:space="preserve">• </w:t>
-      </w:r>
-      <w:r>
-        <w:rPr>
-          <w:rFonts w:ascii="Arial" w:hAnsi="Arial" w:cs="Arial"/>
-        </w:rPr>
-        <w:t>Worked across frontend and backend layers to implement business requirements and connect Angular screens with ASP.NET Core APIs.</w:t>
-      </w:r>
-      <w:r>
-        <w:rPr>
-          <w:rFonts w:ascii="Arial" w:hAnsi="Arial" w:cs="Arial"/>
+        <w:pStyle w:val="ListParagraph"/>
+        <w:numPr>
+          <w:ilvl w:val="0"/>
+          <w:numId w:val="48"/>
+        </w:numPr>
+        <w:spacing w:after="28"/>
+        <w:rPr>
+          <w:rFonts w:ascii="Arial" w:eastAsia="Arial" w:hAnsi="Arial" w:cs="Arial"/>
+          <w:sz w:val="19"/>
+          <w:szCs w:val="19"/>
+        </w:rPr>
+      </w:pPr>
+      <w:r>
+        <w:rPr>
+          <w:rFonts w:ascii="Arial" w:eastAsia="Arial" w:hAnsi="Arial" w:cs="Arial"/>
+          <w:sz w:val="19"/>
+          <w:szCs w:val="19"/>
+        </w:rPr>
+        <w:t xml:space="preserve">Worked across frontend and backend layers to implement business requirements and connect Angular screens with </w:t>
+      </w:r>
+      <w:r>
+        <w:rPr>
+          <w:rFonts w:ascii="Arial" w:eastAsia="Arial" w:hAnsi="Arial" w:cs="Arial"/>
+          <w:sz w:val="19"/>
+          <w:szCs w:val="19"/>
+        </w:rPr>
+        <w:t>ASP.NET Web API 2</w:t>
+      </w:r>
+      <w:r>
+        <w:rPr>
+          <w:rFonts w:ascii="Arial" w:eastAsia="Arial" w:hAnsi="Arial" w:cs="Arial"/>
+          <w:sz w:val="19"/>
+          <w:szCs w:val="19"/>
         </w:rPr>
         <w:t xml:space="preserve"> </w:t>
       </w:r>
       <w:r>
         <w:rPr>
-          <w:rFonts w:ascii="Arial" w:hAnsi="Arial" w:cs="Arial"/>
-        </w:rPr>
-        <w:t xml:space="preserve">Handled </w:t>
-      </w:r>
-      <w:r>
-        <w:rPr>
-          <w:rFonts w:ascii="Arial" w:hAnsi="Arial" w:cs="Arial"/>
-        </w:rPr>
-        <w:t>UI</w:t>
-      </w:r>
-      <w:r>
-        <w:rPr>
-          <w:rFonts w:ascii="Arial" w:hAnsi="Arial" w:cs="Arial"/>
+          <w:rFonts w:ascii="Arial" w:eastAsia="Arial" w:hAnsi="Arial" w:cs="Arial"/>
+          <w:sz w:val="19"/>
+          <w:szCs w:val="19"/>
+        </w:rPr>
+        <w:t>endpoints</w:t>
+      </w:r>
+      <w:r>
+        <w:rPr>
+          <w:rFonts w:ascii="Arial" w:eastAsia="Arial" w:hAnsi="Arial" w:cs="Arial"/>
+          <w:sz w:val="19"/>
+          <w:szCs w:val="19"/>
+        </w:rPr>
+        <w:t>.</w:t>
+      </w:r>
+      <w:r>
+        <w:rPr>
+          <w:rFonts w:ascii="Arial" w:eastAsia="Arial" w:hAnsi="Arial" w:cs="Arial"/>
+          <w:sz w:val="19"/>
+          <w:szCs w:val="19"/>
+        </w:rPr>
+        <w:t xml:space="preserve"> </w:t>
+      </w:r>
+      <w:r>
+        <w:rPr>
+          <w:rFonts w:ascii="Arial" w:eastAsia="Arial" w:hAnsi="Arial" w:cs="Arial"/>
+          <w:sz w:val="19"/>
+          <w:szCs w:val="19"/>
+        </w:rPr>
+        <w:t>Handled UI</w:t>
+      </w:r>
+      <w:r>
+        <w:rPr>
+          <w:rFonts w:ascii="Arial" w:eastAsia="Arial" w:hAnsi="Arial" w:cs="Arial"/>
+          <w:sz w:val="19"/>
+          <w:szCs w:val="19"/>
         </w:rPr>
         <w:t xml:space="preserve"> development, API integration, form validation and data management for assigned modules.</w:t>
       </w:r>
@@ -1984,277 +2030,258 @@
         <w:spacing w:after="40"/>
         <w:rPr>
           <w:rFonts w:ascii="Arial" w:hAnsi="Arial" w:cs="Arial"/>
+          <w:sz w:val="20"/>
+          <w:szCs w:val="20"/>
         </w:rPr>
       </w:pPr>
       <w:r>
         <w:rPr>
           <w:rFonts w:ascii="Arial" w:hAnsi="Arial" w:cs="Arial"/>
-        </w:rPr>
-        <w:t xml:space="preserve">Technologies: Python, </w:t>
-      </w:r>
-      <w:proofErr w:type="spellStart"/>
-      <w:r>
-        <w:rPr>
-          <w:rFonts w:ascii="Arial" w:hAnsi="Arial" w:cs="Arial"/>
-        </w:rPr>
-        <w:t>FastAPI</w:t>
-      </w:r>
-      <w:proofErr w:type="spellEnd"/>
-      <w:r>
-        <w:rPr>
-          <w:rFonts w:ascii="Arial" w:hAnsi="Arial" w:cs="Arial"/>
-        </w:rPr>
-        <w:t xml:space="preserve">, </w:t>
-      </w:r>
-      <w:proofErr w:type="spellStart"/>
-      <w:r>
-        <w:rPr>
-          <w:rFonts w:ascii="Arial" w:hAnsi="Arial" w:cs="Arial"/>
-        </w:rPr>
-        <w:t>Qdrant</w:t>
-      </w:r>
-      <w:proofErr w:type="spellEnd"/>
-      <w:r>
-        <w:rPr>
-          <w:rFonts w:ascii="Arial" w:hAnsi="Arial" w:cs="Arial"/>
-        </w:rPr>
-        <w:t>, Redis, Google Gemini API, Ollama, Docker, GitHub Actions, Render</w:t>
+          <w:sz w:val="20"/>
+          <w:szCs w:val="20"/>
+        </w:rPr>
+        <w:t>Technologies: Python, FastAPI, Qdrant, Redis, Google Gemini API, Ollama, Docker, GitHub Actions, Render</w:t>
       </w:r>
     </w:p>
     <w:p>
       <w:pPr>
+        <w:pStyle w:val="ListParagraph"/>
         <w:keepLines/>
-        <w:ind w:left="245" w:hanging="173"/>
-        <w:rPr>
-          <w:rFonts w:ascii="Arial" w:hAnsi="Arial" w:cs="Arial"/>
-        </w:rPr>
-      </w:pPr>
-      <w:r>
-        <w:rPr>
-          <w:rFonts w:ascii="Arial" w:hAnsi="Arial" w:cs="Arial"/>
-          <w:b/>
-        </w:rPr>
-        <w:t xml:space="preserve">• </w:t>
-      </w:r>
-      <w:r>
-        <w:rPr>
-          <w:rFonts w:ascii="Arial" w:hAnsi="Arial" w:cs="Arial"/>
+        <w:numPr>
+          <w:ilvl w:val="0"/>
+          <w:numId w:val="49"/>
+        </w:numPr>
+        <w:rPr>
+          <w:rFonts w:ascii="Arial" w:eastAsia="Arial" w:hAnsi="Arial" w:cs="Arial"/>
+          <w:sz w:val="19"/>
+          <w:szCs w:val="19"/>
+        </w:rPr>
+      </w:pPr>
+      <w:r>
+        <w:rPr>
+          <w:rFonts w:ascii="Arial" w:eastAsia="Arial" w:hAnsi="Arial" w:cs="Arial"/>
+          <w:sz w:val="19"/>
+          <w:szCs w:val="19"/>
         </w:rPr>
         <w:t>Built a personal Retrieval</w:t>
       </w:r>
       <w:r>
         <w:rPr>
-          <w:rFonts w:ascii="Arial" w:hAnsi="Arial" w:cs="Arial"/>
+          <w:rFonts w:ascii="Arial" w:eastAsia="Arial" w:hAnsi="Arial" w:cs="Arial"/>
+          <w:sz w:val="19"/>
+          <w:szCs w:val="19"/>
         </w:rPr>
         <w:t>-</w:t>
       </w:r>
       <w:r>
         <w:rPr>
-          <w:rFonts w:ascii="Arial" w:hAnsi="Arial" w:cs="Arial"/>
+          <w:rFonts w:ascii="Arial" w:eastAsia="Arial" w:hAnsi="Arial" w:cs="Arial"/>
+          <w:sz w:val="19"/>
+          <w:szCs w:val="19"/>
         </w:rPr>
         <w:t>Augmented Generation (RAG) application that allows users to upload PDF, DOCX, TXT and CSV documents and ask questions against their content.</w:t>
       </w:r>
     </w:p>
     <w:p>
       <w:pPr>
+        <w:pStyle w:val="ListParagraph"/>
         <w:keepLines/>
-        <w:ind w:left="245" w:hanging="173"/>
-        <w:rPr>
-          <w:rFonts w:ascii="Arial" w:hAnsi="Arial" w:cs="Arial"/>
-        </w:rPr>
-      </w:pPr>
-      <w:r>
-        <w:rPr>
-          <w:rFonts w:ascii="Arial" w:hAnsi="Arial" w:cs="Arial"/>
-          <w:b/>
-        </w:rPr>
-        <w:t xml:space="preserve">• </w:t>
-      </w:r>
-      <w:r>
-        <w:rPr>
-          <w:rFonts w:ascii="Arial" w:hAnsi="Arial" w:cs="Arial"/>
+        <w:numPr>
+          <w:ilvl w:val="0"/>
+          <w:numId w:val="49"/>
+        </w:numPr>
+        <w:rPr>
+          <w:rFonts w:ascii="Arial" w:eastAsia="Arial" w:hAnsi="Arial" w:cs="Arial"/>
+          <w:sz w:val="19"/>
+          <w:szCs w:val="19"/>
+        </w:rPr>
+      </w:pPr>
+      <w:r>
+        <w:rPr>
+          <w:rFonts w:ascii="Arial" w:eastAsia="Arial" w:hAnsi="Arial" w:cs="Arial"/>
+          <w:sz w:val="19"/>
+          <w:szCs w:val="19"/>
         </w:rPr>
         <w:t>Implemented document ingestion, text extraction, chunking, embedding generation and vector search using Python, Qdrant and Google Gemini.</w:t>
       </w:r>
     </w:p>
     <w:p>
       <w:pPr>
+        <w:pStyle w:val="ListParagraph"/>
         <w:keepLines/>
-        <w:ind w:left="245" w:hanging="173"/>
-        <w:rPr>
-          <w:rFonts w:ascii="Arial" w:hAnsi="Arial" w:cs="Arial"/>
-        </w:rPr>
-      </w:pPr>
-      <w:r>
-        <w:rPr>
-          <w:rFonts w:ascii="Arial" w:hAnsi="Arial" w:cs="Arial"/>
-          <w:b/>
-        </w:rPr>
-        <w:t xml:space="preserve">• </w:t>
-      </w:r>
-      <w:r>
-        <w:rPr>
-          <w:rFonts w:ascii="Arial" w:hAnsi="Arial" w:cs="Arial"/>
+        <w:numPr>
+          <w:ilvl w:val="0"/>
+          <w:numId w:val="49"/>
+        </w:numPr>
+        <w:rPr>
+          <w:rFonts w:ascii="Arial" w:eastAsia="Arial" w:hAnsi="Arial" w:cs="Arial"/>
+          <w:sz w:val="19"/>
+          <w:szCs w:val="19"/>
+        </w:rPr>
+      </w:pPr>
+      <w:r>
+        <w:rPr>
+          <w:rFonts w:ascii="Arial" w:eastAsia="Arial" w:hAnsi="Arial" w:cs="Arial"/>
+          <w:sz w:val="19"/>
+          <w:szCs w:val="19"/>
         </w:rPr>
         <w:t>Used Qdrant for vector storage and similarity search to retrieve relevant document chunks before generating answers.</w:t>
       </w:r>
     </w:p>
     <w:p>
       <w:pPr>
+        <w:pStyle w:val="ListParagraph"/>
         <w:keepLines/>
-        <w:ind w:left="245" w:hanging="173"/>
-        <w:rPr>
-          <w:rFonts w:ascii="Arial" w:hAnsi="Arial" w:cs="Arial"/>
-        </w:rPr>
-      </w:pPr>
-      <w:r>
-        <w:rPr>
-          <w:rFonts w:ascii="Arial" w:hAnsi="Arial" w:cs="Arial"/>
-          <w:b/>
-        </w:rPr>
-        <w:t xml:space="preserve">• </w:t>
-      </w:r>
-      <w:r>
-        <w:rPr>
-          <w:rFonts w:ascii="Arial" w:hAnsi="Arial" w:cs="Arial"/>
+        <w:numPr>
+          <w:ilvl w:val="0"/>
+          <w:numId w:val="49"/>
+        </w:numPr>
+        <w:rPr>
+          <w:rFonts w:ascii="Arial" w:eastAsia="Arial" w:hAnsi="Arial" w:cs="Arial"/>
+          <w:sz w:val="19"/>
+          <w:szCs w:val="19"/>
+        </w:rPr>
+      </w:pPr>
+      <w:r>
+        <w:rPr>
+          <w:rFonts w:ascii="Arial" w:eastAsia="Arial" w:hAnsi="Arial" w:cs="Arial"/>
+          <w:sz w:val="19"/>
+          <w:szCs w:val="19"/>
         </w:rPr>
         <w:t>Integrated Google Gemini for LLM</w:t>
       </w:r>
       <w:r>
         <w:rPr>
-          <w:rFonts w:ascii="Arial" w:hAnsi="Arial" w:cs="Arial"/>
+          <w:rFonts w:ascii="Arial" w:eastAsia="Arial" w:hAnsi="Arial" w:cs="Arial"/>
+          <w:sz w:val="19"/>
+          <w:szCs w:val="19"/>
         </w:rPr>
         <w:t>-</w:t>
       </w:r>
       <w:r>
         <w:rPr>
-          <w:rFonts w:ascii="Arial" w:hAnsi="Arial" w:cs="Arial"/>
+          <w:rFonts w:ascii="Arial" w:eastAsia="Arial" w:hAnsi="Arial" w:cs="Arial"/>
+          <w:sz w:val="19"/>
+          <w:szCs w:val="19"/>
         </w:rPr>
         <w:t>based responses and used Ollama with local models such as bge</w:t>
       </w:r>
       <w:r>
         <w:rPr>
-          <w:rFonts w:ascii="Arial" w:hAnsi="Arial" w:cs="Arial"/>
+          <w:rFonts w:ascii="Arial" w:eastAsia="Arial" w:hAnsi="Arial" w:cs="Arial"/>
+          <w:sz w:val="19"/>
+          <w:szCs w:val="19"/>
         </w:rPr>
         <w:t>-</w:t>
       </w:r>
       <w:r>
         <w:rPr>
-          <w:rFonts w:ascii="Arial" w:hAnsi="Arial" w:cs="Arial"/>
+          <w:rFonts w:ascii="Arial" w:eastAsia="Arial" w:hAnsi="Arial" w:cs="Arial"/>
+          <w:sz w:val="19"/>
+          <w:szCs w:val="19"/>
         </w:rPr>
         <w:t>m3 and qwen2.5:7b during local development and experimentation.</w:t>
       </w:r>
     </w:p>
     <w:p>
       <w:pPr>
+        <w:pStyle w:val="ListParagraph"/>
         <w:keepLines/>
-        <w:ind w:left="245" w:hanging="173"/>
-        <w:rPr>
-          <w:rFonts w:ascii="Arial" w:hAnsi="Arial" w:cs="Arial"/>
-        </w:rPr>
-      </w:pPr>
-      <w:r>
-        <w:rPr>
-          <w:rFonts w:ascii="Arial" w:hAnsi="Arial" w:cs="Arial"/>
-          <w:b/>
-        </w:rPr>
-        <w:t xml:space="preserve">• </w:t>
-      </w:r>
-      <w:r>
-        <w:rPr>
-          <w:rFonts w:ascii="Arial" w:hAnsi="Arial" w:cs="Arial"/>
+        <w:numPr>
+          <w:ilvl w:val="0"/>
+          <w:numId w:val="49"/>
+        </w:numPr>
+        <w:rPr>
+          <w:rFonts w:ascii="Arial" w:eastAsia="Arial" w:hAnsi="Arial" w:cs="Arial"/>
+          <w:sz w:val="19"/>
+          <w:szCs w:val="19"/>
+        </w:rPr>
+      </w:pPr>
+      <w:r>
+        <w:rPr>
+          <w:rFonts w:ascii="Arial" w:eastAsia="Arial" w:hAnsi="Arial" w:cs="Arial"/>
+          <w:sz w:val="19"/>
+          <w:szCs w:val="19"/>
         </w:rPr>
         <w:t>Used Redis for conversation memory and application</w:t>
       </w:r>
       <w:r>
         <w:rPr>
-          <w:rFonts w:ascii="Arial" w:hAnsi="Arial" w:cs="Arial"/>
+          <w:rFonts w:ascii="Arial" w:eastAsia="Arial" w:hAnsi="Arial" w:cs="Arial"/>
+          <w:sz w:val="19"/>
+          <w:szCs w:val="19"/>
         </w:rPr>
         <w:t>-</w:t>
       </w:r>
       <w:r>
         <w:rPr>
-          <w:rFonts w:ascii="Arial" w:hAnsi="Arial" w:cs="Arial"/>
+          <w:rFonts w:ascii="Arial" w:eastAsia="Arial" w:hAnsi="Arial" w:cs="Arial"/>
+          <w:sz w:val="19"/>
+          <w:szCs w:val="19"/>
         </w:rPr>
         <w:t>level caching.</w:t>
       </w:r>
     </w:p>
     <w:p>
       <w:pPr>
+        <w:pStyle w:val="ListParagraph"/>
         <w:keepLines/>
-        <w:ind w:left="245" w:hanging="173"/>
-        <w:rPr>
-          <w:rFonts w:ascii="Arial" w:hAnsi="Arial" w:cs="Arial"/>
-        </w:rPr>
-      </w:pPr>
-      <w:r>
-        <w:rPr>
-          <w:rFonts w:ascii="Arial" w:hAnsi="Arial" w:cs="Arial"/>
-          <w:b/>
-        </w:rPr>
-        <w:t xml:space="preserve">• </w:t>
-      </w:r>
-      <w:r>
-        <w:rPr>
-          <w:rFonts w:ascii="Arial" w:hAnsi="Arial" w:cs="Arial"/>
+        <w:numPr>
+          <w:ilvl w:val="0"/>
+          <w:numId w:val="49"/>
+        </w:numPr>
+        <w:rPr>
+          <w:rFonts w:ascii="Arial" w:eastAsia="Arial" w:hAnsi="Arial" w:cs="Arial"/>
+          <w:sz w:val="19"/>
+          <w:szCs w:val="19"/>
+        </w:rPr>
+      </w:pPr>
+      <w:r>
+        <w:rPr>
+          <w:rFonts w:ascii="Arial" w:eastAsia="Arial" w:hAnsi="Arial" w:cs="Arial"/>
+          <w:sz w:val="19"/>
+          <w:szCs w:val="19"/>
         </w:rPr>
         <w:t>Built REST APIs with FastAPI and organized the application using dependency</w:t>
       </w:r>
       <w:r>
         <w:rPr>
-          <w:rFonts w:ascii="Arial" w:hAnsi="Arial" w:cs="Arial"/>
+          <w:rFonts w:ascii="Arial" w:eastAsia="Arial" w:hAnsi="Arial" w:cs="Arial"/>
+          <w:sz w:val="19"/>
+          <w:szCs w:val="19"/>
         </w:rPr>
         <w:t>-</w:t>
       </w:r>
       <w:r>
         <w:rPr>
-          <w:rFonts w:ascii="Arial" w:hAnsi="Arial" w:cs="Arial"/>
+          <w:rFonts w:ascii="Arial" w:eastAsia="Arial" w:hAnsi="Arial" w:cs="Arial"/>
+          <w:sz w:val="19"/>
+          <w:szCs w:val="19"/>
         </w:rPr>
         <w:t>based services to keep the components easier to maintain and test.</w:t>
       </w:r>
     </w:p>
     <w:p>
       <w:pPr>
+        <w:pStyle w:val="ListParagraph"/>
         <w:keepLines/>
-        <w:ind w:left="245" w:hanging="173"/>
-        <w:rPr>
-          <w:rFonts w:ascii="Arial" w:hAnsi="Arial" w:cs="Arial"/>
-        </w:rPr>
-      </w:pPr>
-      <w:r>
-        <w:rPr>
-          <w:rFonts w:ascii="Arial" w:hAnsi="Arial" w:cs="Arial"/>
-          <w:b/>
-        </w:rPr>
-        <w:t xml:space="preserve">• </w:t>
-      </w:r>
-      <w:r>
-        <w:rPr>
-          <w:rFonts w:ascii="Arial" w:hAnsi="Arial" w:cs="Arial"/>
+        <w:numPr>
+          <w:ilvl w:val="0"/>
+          <w:numId w:val="49"/>
+        </w:numPr>
+        <w:rPr>
+          <w:rFonts w:ascii="Arial" w:eastAsia="Arial" w:hAnsi="Arial" w:cs="Arial"/>
+          <w:sz w:val="19"/>
+          <w:szCs w:val="19"/>
+        </w:rPr>
+      </w:pPr>
+      <w:r>
+        <w:rPr>
+          <w:rFonts w:ascii="Arial" w:eastAsia="Arial" w:hAnsi="Arial" w:cs="Arial"/>
+          <w:sz w:val="19"/>
+          <w:szCs w:val="19"/>
         </w:rPr>
         <w:t>Containerized the application using Docker Compose and created a GitHub Actions CI/CD workflow for deployment to Render.</w:t>
-      </w:r>
-    </w:p>
-    <w:p>
-      <w:pPr>
-        <w:keepLines/>
-        <w:ind w:left="245" w:hanging="173"/>
-        <w:rPr>
-          <w:rFonts w:ascii="Arial" w:hAnsi="Arial" w:cs="Arial"/>
-        </w:rPr>
-      </w:pPr>
-      <w:r>
-        <w:rPr>
-          <w:rFonts w:ascii="Arial" w:hAnsi="Arial" w:cs="Arial"/>
-          <w:b/>
-        </w:rPr>
-        <w:t xml:space="preserve">• </w:t>
-      </w:r>
-      <w:r>
-        <w:rPr>
-          <w:rFonts w:ascii="Arial" w:hAnsi="Arial" w:cs="Arial"/>
-        </w:rPr>
-        <w:t>Used AI coding tools extensively during development for implementation assistance, debugging and development support while learning and working through the application's architecture and components.</w:t>
       </w:r>
     </w:p>
     <w:p>
@@ -2292,7 +2319,13 @@
         <w:rPr>
           <w:rFonts w:ascii="Arial" w:hAnsi="Arial" w:cs="Arial"/>
         </w:rPr>
-        <w:t xml:space="preserve">- </w:t>
+        <w:t>-</w:t>
+      </w:r>
+      <w:r>
+        <w:rPr>
+          <w:rFonts w:ascii="Arial" w:hAnsi="Arial" w:cs="Arial"/>
+        </w:rPr>
+        <w:t xml:space="preserve"> </w:t>
       </w:r>
       <w:r>
         <w:rPr>
@@ -2317,7 +2350,7 @@
       </w:r>
     </w:p>
     <w:sectPr>
-      <w:pgSz w:w="12240" w:h="15840"/>
+      <w:pgSz w:w="11906" w:h="16838" w:code="9"/>
       <w:pgMar w:top="691" w:right="893" w:bottom="691" w:left="893" w:header="720" w:footer="720" w:gutter="0"/>
       <w:cols w:space="720"/>
       <w:docGrid w:linePitch="360"/>
@@ -2546,6 +2579,3964 @@
       </w:pPr>
       <w:rPr>
         <w:rFonts w:ascii="Symbol" w:hAnsi="Symbol" w:hint="default"/>
+      </w:rPr>
+    </w:lvl>
+  </w:abstractNum>
+  <w:abstractNum w:abstractNumId="9" w15:restartNumberingAfterBreak="0">
+    <w:nsid w:val="062B3E01"/>
+    <w:multiLevelType w:val="hybridMultilevel"/>
+    <w:tmpl w:val="CBD2F116"/>
+    <w:lvl w:ilvl="0" w:tplc="04090001">
+      <w:start w:val="1"/>
+      <w:numFmt w:val="bullet"/>
+      <w:lvlText w:val=""/>
+      <w:lvlJc w:val="left"/>
+      <w:pPr>
+        <w:ind w:left="840" w:hanging="360"/>
+      </w:pPr>
+      <w:rPr>
+        <w:rFonts w:ascii="Symbol" w:hAnsi="Symbol" w:hint="default"/>
+      </w:rPr>
+    </w:lvl>
+    <w:lvl w:ilvl="1" w:tplc="04090003" w:tentative="1">
+      <w:start w:val="1"/>
+      <w:numFmt w:val="bullet"/>
+      <w:lvlText w:val="o"/>
+      <w:lvlJc w:val="left"/>
+      <w:pPr>
+        <w:ind w:left="1560" w:hanging="360"/>
+      </w:pPr>
+      <w:rPr>
+        <w:rFonts w:ascii="Courier New" w:hAnsi="Courier New" w:cs="Courier New" w:hint="default"/>
+      </w:rPr>
+    </w:lvl>
+    <w:lvl w:ilvl="2" w:tplc="04090005" w:tentative="1">
+      <w:start w:val="1"/>
+      <w:numFmt w:val="bullet"/>
+      <w:lvlText w:val=""/>
+      <w:lvlJc w:val="left"/>
+      <w:pPr>
+        <w:ind w:left="2280" w:hanging="360"/>
+      </w:pPr>
+      <w:rPr>
+        <w:rFonts w:ascii="Wingdings" w:hAnsi="Wingdings" w:hint="default"/>
+      </w:rPr>
+    </w:lvl>
+    <w:lvl w:ilvl="3" w:tplc="04090001" w:tentative="1">
+      <w:start w:val="1"/>
+      <w:numFmt w:val="bullet"/>
+      <w:lvlText w:val=""/>
+      <w:lvlJc w:val="left"/>
+      <w:pPr>
+        <w:ind w:left="3000" w:hanging="360"/>
+      </w:pPr>
+      <w:rPr>
+        <w:rFonts w:ascii="Symbol" w:hAnsi="Symbol" w:hint="default"/>
+      </w:rPr>
+    </w:lvl>
+    <w:lvl w:ilvl="4" w:tplc="04090003" w:tentative="1">
+      <w:start w:val="1"/>
+      <w:numFmt w:val="bullet"/>
+      <w:lvlText w:val="o"/>
+      <w:lvlJc w:val="left"/>
+      <w:pPr>
+        <w:ind w:left="3720" w:hanging="360"/>
+      </w:pPr>
+      <w:rPr>
+        <w:rFonts w:ascii="Courier New" w:hAnsi="Courier New" w:cs="Courier New" w:hint="default"/>
+      </w:rPr>
+    </w:lvl>
+    <w:lvl w:ilvl="5" w:tplc="04090005" w:tentative="1">
+      <w:start w:val="1"/>
+      <w:numFmt w:val="bullet"/>
+      <w:lvlText w:val=""/>
+      <w:lvlJc w:val="left"/>
+      <w:pPr>
+        <w:ind w:left="4440" w:hanging="360"/>
+      </w:pPr>
+      <w:rPr>
+        <w:rFonts w:ascii="Wingdings" w:hAnsi="Wingdings" w:hint="default"/>
+      </w:rPr>
+    </w:lvl>
+    <w:lvl w:ilvl="6" w:tplc="04090001" w:tentative="1">
+      <w:start w:val="1"/>
+      <w:numFmt w:val="bullet"/>
+      <w:lvlText w:val=""/>
+      <w:lvlJc w:val="left"/>
+      <w:pPr>
+        <w:ind w:left="5160" w:hanging="360"/>
+      </w:pPr>
+      <w:rPr>
+        <w:rFonts w:ascii="Symbol" w:hAnsi="Symbol" w:hint="default"/>
+      </w:rPr>
+    </w:lvl>
+    <w:lvl w:ilvl="7" w:tplc="04090003" w:tentative="1">
+      <w:start w:val="1"/>
+      <w:numFmt w:val="bullet"/>
+      <w:lvlText w:val="o"/>
+      <w:lvlJc w:val="left"/>
+      <w:pPr>
+        <w:ind w:left="5880" w:hanging="360"/>
+      </w:pPr>
+      <w:rPr>
+        <w:rFonts w:ascii="Courier New" w:hAnsi="Courier New" w:cs="Courier New" w:hint="default"/>
+      </w:rPr>
+    </w:lvl>
+    <w:lvl w:ilvl="8" w:tplc="04090005" w:tentative="1">
+      <w:start w:val="1"/>
+      <w:numFmt w:val="bullet"/>
+      <w:lvlText w:val=""/>
+      <w:lvlJc w:val="left"/>
+      <w:pPr>
+        <w:ind w:left="6600" w:hanging="360"/>
+      </w:pPr>
+      <w:rPr>
+        <w:rFonts w:ascii="Wingdings" w:hAnsi="Wingdings" w:hint="default"/>
+      </w:rPr>
+    </w:lvl>
+  </w:abstractNum>
+  <w:abstractNum w:abstractNumId="10" w15:restartNumberingAfterBreak="0">
+    <w:nsid w:val="07A61049"/>
+    <w:multiLevelType w:val="hybridMultilevel"/>
+    <w:tmpl w:val="0AC2077A"/>
+    <w:lvl w:ilvl="0" w:tplc="04090001">
+      <w:start w:val="1"/>
+      <w:numFmt w:val="bullet"/>
+      <w:lvlText w:val=""/>
+      <w:lvlJc w:val="left"/>
+      <w:pPr>
+        <w:ind w:left="720" w:hanging="360"/>
+      </w:pPr>
+      <w:rPr>
+        <w:rFonts w:ascii="Symbol" w:hAnsi="Symbol" w:hint="default"/>
+      </w:rPr>
+    </w:lvl>
+    <w:lvl w:ilvl="1" w:tplc="04090003" w:tentative="1">
+      <w:start w:val="1"/>
+      <w:numFmt w:val="bullet"/>
+      <w:lvlText w:val="o"/>
+      <w:lvlJc w:val="left"/>
+      <w:pPr>
+        <w:ind w:left="1440" w:hanging="360"/>
+      </w:pPr>
+      <w:rPr>
+        <w:rFonts w:ascii="Courier New" w:hAnsi="Courier New" w:cs="Courier New" w:hint="default"/>
+      </w:rPr>
+    </w:lvl>
+    <w:lvl w:ilvl="2" w:tplc="04090005" w:tentative="1">
+      <w:start w:val="1"/>
+      <w:numFmt w:val="bullet"/>
+      <w:lvlText w:val=""/>
+      <w:lvlJc w:val="left"/>
+      <w:pPr>
+        <w:ind w:left="2160" w:hanging="360"/>
+      </w:pPr>
+      <w:rPr>
+        <w:rFonts w:ascii="Wingdings" w:hAnsi="Wingdings" w:hint="default"/>
+      </w:rPr>
+    </w:lvl>
+    <w:lvl w:ilvl="3" w:tplc="04090001" w:tentative="1">
+      <w:start w:val="1"/>
+      <w:numFmt w:val="bullet"/>
+      <w:lvlText w:val=""/>
+      <w:lvlJc w:val="left"/>
+      <w:pPr>
+        <w:ind w:left="2880" w:hanging="360"/>
+      </w:pPr>
+      <w:rPr>
+        <w:rFonts w:ascii="Symbol" w:hAnsi="Symbol" w:hint="default"/>
+      </w:rPr>
+    </w:lvl>
+    <w:lvl w:ilvl="4" w:tplc="04090003" w:tentative="1">
+      <w:start w:val="1"/>
+      <w:numFmt w:val="bullet"/>
+      <w:lvlText w:val="o"/>
+      <w:lvlJc w:val="left"/>
+      <w:pPr>
+        <w:ind w:left="3600" w:hanging="360"/>
+      </w:pPr>
+      <w:rPr>
+        <w:rFonts w:ascii="Courier New" w:hAnsi="Courier New" w:cs="Courier New" w:hint="default"/>
+      </w:rPr>
+    </w:lvl>
+    <w:lvl w:ilvl="5" w:tplc="04090005" w:tentative="1">
+      <w:start w:val="1"/>
+      <w:numFmt w:val="bullet"/>
+      <w:lvlText w:val=""/>
+      <w:lvlJc w:val="left"/>
+      <w:pPr>
+        <w:ind w:left="4320" w:hanging="360"/>
+      </w:pPr>
+      <w:rPr>
+        <w:rFonts w:ascii="Wingdings" w:hAnsi="Wingdings" w:hint="default"/>
+      </w:rPr>
+    </w:lvl>
+    <w:lvl w:ilvl="6" w:tplc="04090001" w:tentative="1">
+      <w:start w:val="1"/>
+      <w:numFmt w:val="bullet"/>
+      <w:lvlText w:val=""/>
+      <w:lvlJc w:val="left"/>
+      <w:pPr>
+        <w:ind w:left="5040" w:hanging="360"/>
+      </w:pPr>
+      <w:rPr>
+        <w:rFonts w:ascii="Symbol" w:hAnsi="Symbol" w:hint="default"/>
+      </w:rPr>
+    </w:lvl>
+    <w:lvl w:ilvl="7" w:tplc="04090003" w:tentative="1">
+      <w:start w:val="1"/>
+      <w:numFmt w:val="bullet"/>
+      <w:lvlText w:val="o"/>
+      <w:lvlJc w:val="left"/>
+      <w:pPr>
+        <w:ind w:left="5760" w:hanging="360"/>
+      </w:pPr>
+      <w:rPr>
+        <w:rFonts w:ascii="Courier New" w:hAnsi="Courier New" w:cs="Courier New" w:hint="default"/>
+      </w:rPr>
+    </w:lvl>
+    <w:lvl w:ilvl="8" w:tplc="04090005" w:tentative="1">
+      <w:start w:val="1"/>
+      <w:numFmt w:val="bullet"/>
+      <w:lvlText w:val=""/>
+      <w:lvlJc w:val="left"/>
+      <w:pPr>
+        <w:ind w:left="6480" w:hanging="360"/>
+      </w:pPr>
+      <w:rPr>
+        <w:rFonts w:ascii="Wingdings" w:hAnsi="Wingdings" w:hint="default"/>
+      </w:rPr>
+    </w:lvl>
+  </w:abstractNum>
+  <w:abstractNum w:abstractNumId="11" w15:restartNumberingAfterBreak="0">
+    <w:nsid w:val="09896AE1"/>
+    <w:multiLevelType w:val="hybridMultilevel"/>
+    <w:tmpl w:val="3AC4C614"/>
+    <w:lvl w:ilvl="0" w:tplc="04090005">
+      <w:start w:val="1"/>
+      <w:numFmt w:val="bullet"/>
+      <w:lvlText w:val=""/>
+      <w:lvlJc w:val="left"/>
+      <w:pPr>
+        <w:ind w:left="340" w:hanging="220"/>
+      </w:pPr>
+      <w:rPr>
+        <w:rFonts w:ascii="Wingdings" w:hAnsi="Wingdings" w:hint="default"/>
+      </w:rPr>
+    </w:lvl>
+    <w:lvl w:ilvl="1" w:tplc="FFFFFFFF">
+      <w:numFmt w:val="decimal"/>
+      <w:lvlText w:val=""/>
+      <w:lvlJc w:val="left"/>
+    </w:lvl>
+    <w:lvl w:ilvl="2" w:tplc="FFFFFFFF">
+      <w:numFmt w:val="decimal"/>
+      <w:lvlText w:val=""/>
+      <w:lvlJc w:val="left"/>
+    </w:lvl>
+    <w:lvl w:ilvl="3" w:tplc="FFFFFFFF">
+      <w:numFmt w:val="decimal"/>
+      <w:lvlText w:val=""/>
+      <w:lvlJc w:val="left"/>
+    </w:lvl>
+    <w:lvl w:ilvl="4" w:tplc="FFFFFFFF">
+      <w:numFmt w:val="decimal"/>
+      <w:lvlText w:val=""/>
+      <w:lvlJc w:val="left"/>
+    </w:lvl>
+    <w:lvl w:ilvl="5" w:tplc="FFFFFFFF">
+      <w:numFmt w:val="decimal"/>
+      <w:lvlText w:val=""/>
+      <w:lvlJc w:val="left"/>
+    </w:lvl>
+    <w:lvl w:ilvl="6" w:tplc="FFFFFFFF">
+      <w:numFmt w:val="decimal"/>
+      <w:lvlText w:val=""/>
+      <w:lvlJc w:val="left"/>
+    </w:lvl>
+    <w:lvl w:ilvl="7" w:tplc="FFFFFFFF">
+      <w:numFmt w:val="decimal"/>
+      <w:lvlText w:val=""/>
+      <w:lvlJc w:val="left"/>
+    </w:lvl>
+    <w:lvl w:ilvl="8" w:tplc="FFFFFFFF">
+      <w:numFmt w:val="decimal"/>
+      <w:lvlText w:val=""/>
+      <w:lvlJc w:val="left"/>
+    </w:lvl>
+  </w:abstractNum>
+  <w:abstractNum w:abstractNumId="12" w15:restartNumberingAfterBreak="0">
+    <w:nsid w:val="09E13232"/>
+    <w:multiLevelType w:val="hybridMultilevel"/>
+    <w:tmpl w:val="B95C938E"/>
+    <w:lvl w:ilvl="0" w:tplc="04090001">
+      <w:start w:val="1"/>
+      <w:numFmt w:val="bullet"/>
+      <w:lvlText w:val=""/>
+      <w:lvlJc w:val="left"/>
+      <w:pPr>
+        <w:ind w:left="792" w:hanging="360"/>
+      </w:pPr>
+      <w:rPr>
+        <w:rFonts w:ascii="Symbol" w:hAnsi="Symbol" w:hint="default"/>
+      </w:rPr>
+    </w:lvl>
+    <w:lvl w:ilvl="1" w:tplc="04090003" w:tentative="1">
+      <w:start w:val="1"/>
+      <w:numFmt w:val="bullet"/>
+      <w:lvlText w:val="o"/>
+      <w:lvlJc w:val="left"/>
+      <w:pPr>
+        <w:ind w:left="1512" w:hanging="360"/>
+      </w:pPr>
+      <w:rPr>
+        <w:rFonts w:ascii="Courier New" w:hAnsi="Courier New" w:cs="Courier New" w:hint="default"/>
+      </w:rPr>
+    </w:lvl>
+    <w:lvl w:ilvl="2" w:tplc="04090005" w:tentative="1">
+      <w:start w:val="1"/>
+      <w:numFmt w:val="bullet"/>
+      <w:lvlText w:val=""/>
+      <w:lvlJc w:val="left"/>
+      <w:pPr>
+        <w:ind w:left="2232" w:hanging="360"/>
+      </w:pPr>
+      <w:rPr>
+        <w:rFonts w:ascii="Wingdings" w:hAnsi="Wingdings" w:hint="default"/>
+      </w:rPr>
+    </w:lvl>
+    <w:lvl w:ilvl="3" w:tplc="04090001" w:tentative="1">
+      <w:start w:val="1"/>
+      <w:numFmt w:val="bullet"/>
+      <w:lvlText w:val=""/>
+      <w:lvlJc w:val="left"/>
+      <w:pPr>
+        <w:ind w:left="2952" w:hanging="360"/>
+      </w:pPr>
+      <w:rPr>
+        <w:rFonts w:ascii="Symbol" w:hAnsi="Symbol" w:hint="default"/>
+      </w:rPr>
+    </w:lvl>
+    <w:lvl w:ilvl="4" w:tplc="04090003" w:tentative="1">
+      <w:start w:val="1"/>
+      <w:numFmt w:val="bullet"/>
+      <w:lvlText w:val="o"/>
+      <w:lvlJc w:val="left"/>
+      <w:pPr>
+        <w:ind w:left="3672" w:hanging="360"/>
+      </w:pPr>
+      <w:rPr>
+        <w:rFonts w:ascii="Courier New" w:hAnsi="Courier New" w:cs="Courier New" w:hint="default"/>
+      </w:rPr>
+    </w:lvl>
+    <w:lvl w:ilvl="5" w:tplc="04090005" w:tentative="1">
+      <w:start w:val="1"/>
+      <w:numFmt w:val="bullet"/>
+      <w:lvlText w:val=""/>
+      <w:lvlJc w:val="left"/>
+      <w:pPr>
+        <w:ind w:left="4392" w:hanging="360"/>
+      </w:pPr>
+      <w:rPr>
+        <w:rFonts w:ascii="Wingdings" w:hAnsi="Wingdings" w:hint="default"/>
+      </w:rPr>
+    </w:lvl>
+    <w:lvl w:ilvl="6" w:tplc="04090001" w:tentative="1">
+      <w:start w:val="1"/>
+      <w:numFmt w:val="bullet"/>
+      <w:lvlText w:val=""/>
+      <w:lvlJc w:val="left"/>
+      <w:pPr>
+        <w:ind w:left="5112" w:hanging="360"/>
+      </w:pPr>
+      <w:rPr>
+        <w:rFonts w:ascii="Symbol" w:hAnsi="Symbol" w:hint="default"/>
+      </w:rPr>
+    </w:lvl>
+    <w:lvl w:ilvl="7" w:tplc="04090003" w:tentative="1">
+      <w:start w:val="1"/>
+      <w:numFmt w:val="bullet"/>
+      <w:lvlText w:val="o"/>
+      <w:lvlJc w:val="left"/>
+      <w:pPr>
+        <w:ind w:left="5832" w:hanging="360"/>
+      </w:pPr>
+      <w:rPr>
+        <w:rFonts w:ascii="Courier New" w:hAnsi="Courier New" w:cs="Courier New" w:hint="default"/>
+      </w:rPr>
+    </w:lvl>
+    <w:lvl w:ilvl="8" w:tplc="04090005" w:tentative="1">
+      <w:start w:val="1"/>
+      <w:numFmt w:val="bullet"/>
+      <w:lvlText w:val=""/>
+      <w:lvlJc w:val="left"/>
+      <w:pPr>
+        <w:ind w:left="6552" w:hanging="360"/>
+      </w:pPr>
+      <w:rPr>
+        <w:rFonts w:ascii="Wingdings" w:hAnsi="Wingdings" w:hint="default"/>
+      </w:rPr>
+    </w:lvl>
+  </w:abstractNum>
+  <w:abstractNum w:abstractNumId="13" w15:restartNumberingAfterBreak="0">
+    <w:nsid w:val="0A407AB7"/>
+    <w:multiLevelType w:val="hybridMultilevel"/>
+    <w:tmpl w:val="10ECABD4"/>
+    <w:lvl w:ilvl="0" w:tplc="7E5C1126">
+      <w:numFmt w:val="bullet"/>
+      <w:lvlText w:val="•"/>
+      <w:lvlJc w:val="left"/>
+      <w:pPr>
+        <w:ind w:left="504" w:hanging="360"/>
+      </w:pPr>
+      <w:rPr>
+        <w:rFonts w:ascii="Arial" w:eastAsiaTheme="minorEastAsia" w:hAnsi="Arial" w:cs="Arial" w:hint="default"/>
+        <w:b/>
+      </w:rPr>
+    </w:lvl>
+    <w:lvl w:ilvl="1" w:tplc="04090003" w:tentative="1">
+      <w:start w:val="1"/>
+      <w:numFmt w:val="bullet"/>
+      <w:lvlText w:val="o"/>
+      <w:lvlJc w:val="left"/>
+      <w:pPr>
+        <w:ind w:left="1512" w:hanging="360"/>
+      </w:pPr>
+      <w:rPr>
+        <w:rFonts w:ascii="Courier New" w:hAnsi="Courier New" w:cs="Courier New" w:hint="default"/>
+      </w:rPr>
+    </w:lvl>
+    <w:lvl w:ilvl="2" w:tplc="04090005" w:tentative="1">
+      <w:start w:val="1"/>
+      <w:numFmt w:val="bullet"/>
+      <w:lvlText w:val=""/>
+      <w:lvlJc w:val="left"/>
+      <w:pPr>
+        <w:ind w:left="2232" w:hanging="360"/>
+      </w:pPr>
+      <w:rPr>
+        <w:rFonts w:ascii="Wingdings" w:hAnsi="Wingdings" w:hint="default"/>
+      </w:rPr>
+    </w:lvl>
+    <w:lvl w:ilvl="3" w:tplc="04090001" w:tentative="1">
+      <w:start w:val="1"/>
+      <w:numFmt w:val="bullet"/>
+      <w:lvlText w:val=""/>
+      <w:lvlJc w:val="left"/>
+      <w:pPr>
+        <w:ind w:left="2952" w:hanging="360"/>
+      </w:pPr>
+      <w:rPr>
+        <w:rFonts w:ascii="Symbol" w:hAnsi="Symbol" w:hint="default"/>
+      </w:rPr>
+    </w:lvl>
+    <w:lvl w:ilvl="4" w:tplc="04090003" w:tentative="1">
+      <w:start w:val="1"/>
+      <w:numFmt w:val="bullet"/>
+      <w:lvlText w:val="o"/>
+      <w:lvlJc w:val="left"/>
+      <w:pPr>
+        <w:ind w:left="3672" w:hanging="360"/>
+      </w:pPr>
+      <w:rPr>
+        <w:rFonts w:ascii="Courier New" w:hAnsi="Courier New" w:cs="Courier New" w:hint="default"/>
+      </w:rPr>
+    </w:lvl>
+    <w:lvl w:ilvl="5" w:tplc="04090005" w:tentative="1">
+      <w:start w:val="1"/>
+      <w:numFmt w:val="bullet"/>
+      <w:lvlText w:val=""/>
+      <w:lvlJc w:val="left"/>
+      <w:pPr>
+        <w:ind w:left="4392" w:hanging="360"/>
+      </w:pPr>
+      <w:rPr>
+        <w:rFonts w:ascii="Wingdings" w:hAnsi="Wingdings" w:hint="default"/>
+      </w:rPr>
+    </w:lvl>
+    <w:lvl w:ilvl="6" w:tplc="04090001" w:tentative="1">
+      <w:start w:val="1"/>
+      <w:numFmt w:val="bullet"/>
+      <w:lvlText w:val=""/>
+      <w:lvlJc w:val="left"/>
+      <w:pPr>
+        <w:ind w:left="5112" w:hanging="360"/>
+      </w:pPr>
+      <w:rPr>
+        <w:rFonts w:ascii="Symbol" w:hAnsi="Symbol" w:hint="default"/>
+      </w:rPr>
+    </w:lvl>
+    <w:lvl w:ilvl="7" w:tplc="04090003" w:tentative="1">
+      <w:start w:val="1"/>
+      <w:numFmt w:val="bullet"/>
+      <w:lvlText w:val="o"/>
+      <w:lvlJc w:val="left"/>
+      <w:pPr>
+        <w:ind w:left="5832" w:hanging="360"/>
+      </w:pPr>
+      <w:rPr>
+        <w:rFonts w:ascii="Courier New" w:hAnsi="Courier New" w:cs="Courier New" w:hint="default"/>
+      </w:rPr>
+    </w:lvl>
+    <w:lvl w:ilvl="8" w:tplc="04090005" w:tentative="1">
+      <w:start w:val="1"/>
+      <w:numFmt w:val="bullet"/>
+      <w:lvlText w:val=""/>
+      <w:lvlJc w:val="left"/>
+      <w:pPr>
+        <w:ind w:left="6552" w:hanging="360"/>
+      </w:pPr>
+      <w:rPr>
+        <w:rFonts w:ascii="Wingdings" w:hAnsi="Wingdings" w:hint="default"/>
+      </w:rPr>
+    </w:lvl>
+  </w:abstractNum>
+  <w:abstractNum w:abstractNumId="14" w15:restartNumberingAfterBreak="0">
+    <w:nsid w:val="0CA41674"/>
+    <w:multiLevelType w:val="hybridMultilevel"/>
+    <w:tmpl w:val="BB9A7ED6"/>
+    <w:lvl w:ilvl="0" w:tplc="04090001">
+      <w:start w:val="1"/>
+      <w:numFmt w:val="bullet"/>
+      <w:lvlText w:val=""/>
+      <w:lvlJc w:val="left"/>
+      <w:pPr>
+        <w:ind w:left="840" w:hanging="360"/>
+      </w:pPr>
+      <w:rPr>
+        <w:rFonts w:ascii="Symbol" w:hAnsi="Symbol" w:hint="default"/>
+      </w:rPr>
+    </w:lvl>
+    <w:lvl w:ilvl="1" w:tplc="FFFFFFFF" w:tentative="1">
+      <w:start w:val="1"/>
+      <w:numFmt w:val="bullet"/>
+      <w:lvlText w:val="o"/>
+      <w:lvlJc w:val="left"/>
+      <w:pPr>
+        <w:ind w:left="1560" w:hanging="360"/>
+      </w:pPr>
+      <w:rPr>
+        <w:rFonts w:ascii="Courier New" w:hAnsi="Courier New" w:cs="Courier New" w:hint="default"/>
+      </w:rPr>
+    </w:lvl>
+    <w:lvl w:ilvl="2" w:tplc="FFFFFFFF" w:tentative="1">
+      <w:start w:val="1"/>
+      <w:numFmt w:val="bullet"/>
+      <w:lvlText w:val=""/>
+      <w:lvlJc w:val="left"/>
+      <w:pPr>
+        <w:ind w:left="2280" w:hanging="360"/>
+      </w:pPr>
+      <w:rPr>
+        <w:rFonts w:ascii="Wingdings" w:hAnsi="Wingdings" w:hint="default"/>
+      </w:rPr>
+    </w:lvl>
+    <w:lvl w:ilvl="3" w:tplc="FFFFFFFF" w:tentative="1">
+      <w:start w:val="1"/>
+      <w:numFmt w:val="bullet"/>
+      <w:lvlText w:val=""/>
+      <w:lvlJc w:val="left"/>
+      <w:pPr>
+        <w:ind w:left="3000" w:hanging="360"/>
+      </w:pPr>
+      <w:rPr>
+        <w:rFonts w:ascii="Symbol" w:hAnsi="Symbol" w:hint="default"/>
+      </w:rPr>
+    </w:lvl>
+    <w:lvl w:ilvl="4" w:tplc="FFFFFFFF" w:tentative="1">
+      <w:start w:val="1"/>
+      <w:numFmt w:val="bullet"/>
+      <w:lvlText w:val="o"/>
+      <w:lvlJc w:val="left"/>
+      <w:pPr>
+        <w:ind w:left="3720" w:hanging="360"/>
+      </w:pPr>
+      <w:rPr>
+        <w:rFonts w:ascii="Courier New" w:hAnsi="Courier New" w:cs="Courier New" w:hint="default"/>
+      </w:rPr>
+    </w:lvl>
+    <w:lvl w:ilvl="5" w:tplc="FFFFFFFF" w:tentative="1">
+      <w:start w:val="1"/>
+      <w:numFmt w:val="bullet"/>
+      <w:lvlText w:val=""/>
+      <w:lvlJc w:val="left"/>
+      <w:pPr>
+        <w:ind w:left="4440" w:hanging="360"/>
+      </w:pPr>
+      <w:rPr>
+        <w:rFonts w:ascii="Wingdings" w:hAnsi="Wingdings" w:hint="default"/>
+      </w:rPr>
+    </w:lvl>
+    <w:lvl w:ilvl="6" w:tplc="FFFFFFFF" w:tentative="1">
+      <w:start w:val="1"/>
+      <w:numFmt w:val="bullet"/>
+      <w:lvlText w:val=""/>
+      <w:lvlJc w:val="left"/>
+      <w:pPr>
+        <w:ind w:left="5160" w:hanging="360"/>
+      </w:pPr>
+      <w:rPr>
+        <w:rFonts w:ascii="Symbol" w:hAnsi="Symbol" w:hint="default"/>
+      </w:rPr>
+    </w:lvl>
+    <w:lvl w:ilvl="7" w:tplc="FFFFFFFF" w:tentative="1">
+      <w:start w:val="1"/>
+      <w:numFmt w:val="bullet"/>
+      <w:lvlText w:val="o"/>
+      <w:lvlJc w:val="left"/>
+      <w:pPr>
+        <w:ind w:left="5880" w:hanging="360"/>
+      </w:pPr>
+      <w:rPr>
+        <w:rFonts w:ascii="Courier New" w:hAnsi="Courier New" w:cs="Courier New" w:hint="default"/>
+      </w:rPr>
+    </w:lvl>
+    <w:lvl w:ilvl="8" w:tplc="FFFFFFFF" w:tentative="1">
+      <w:start w:val="1"/>
+      <w:numFmt w:val="bullet"/>
+      <w:lvlText w:val=""/>
+      <w:lvlJc w:val="left"/>
+      <w:pPr>
+        <w:ind w:left="6600" w:hanging="360"/>
+      </w:pPr>
+      <w:rPr>
+        <w:rFonts w:ascii="Wingdings" w:hAnsi="Wingdings" w:hint="default"/>
+      </w:rPr>
+    </w:lvl>
+  </w:abstractNum>
+  <w:abstractNum w:abstractNumId="15" w15:restartNumberingAfterBreak="0">
+    <w:nsid w:val="10123473"/>
+    <w:multiLevelType w:val="hybridMultilevel"/>
+    <w:tmpl w:val="A50058D4"/>
+    <w:lvl w:ilvl="0" w:tplc="04090001">
+      <w:start w:val="1"/>
+      <w:numFmt w:val="bullet"/>
+      <w:lvlText w:val=""/>
+      <w:lvlJc w:val="left"/>
+      <w:pPr>
+        <w:ind w:left="840" w:hanging="360"/>
+      </w:pPr>
+      <w:rPr>
+        <w:rFonts w:ascii="Symbol" w:hAnsi="Symbol" w:hint="default"/>
+      </w:rPr>
+    </w:lvl>
+    <w:lvl w:ilvl="1" w:tplc="04090003" w:tentative="1">
+      <w:start w:val="1"/>
+      <w:numFmt w:val="bullet"/>
+      <w:lvlText w:val="o"/>
+      <w:lvlJc w:val="left"/>
+      <w:pPr>
+        <w:ind w:left="1560" w:hanging="360"/>
+      </w:pPr>
+      <w:rPr>
+        <w:rFonts w:ascii="Courier New" w:hAnsi="Courier New" w:cs="Courier New" w:hint="default"/>
+      </w:rPr>
+    </w:lvl>
+    <w:lvl w:ilvl="2" w:tplc="04090005" w:tentative="1">
+      <w:start w:val="1"/>
+      <w:numFmt w:val="bullet"/>
+      <w:lvlText w:val=""/>
+      <w:lvlJc w:val="left"/>
+      <w:pPr>
+        <w:ind w:left="2280" w:hanging="360"/>
+      </w:pPr>
+      <w:rPr>
+        <w:rFonts w:ascii="Wingdings" w:hAnsi="Wingdings" w:hint="default"/>
+      </w:rPr>
+    </w:lvl>
+    <w:lvl w:ilvl="3" w:tplc="04090001" w:tentative="1">
+      <w:start w:val="1"/>
+      <w:numFmt w:val="bullet"/>
+      <w:lvlText w:val=""/>
+      <w:lvlJc w:val="left"/>
+      <w:pPr>
+        <w:ind w:left="3000" w:hanging="360"/>
+      </w:pPr>
+      <w:rPr>
+        <w:rFonts w:ascii="Symbol" w:hAnsi="Symbol" w:hint="default"/>
+      </w:rPr>
+    </w:lvl>
+    <w:lvl w:ilvl="4" w:tplc="04090003" w:tentative="1">
+      <w:start w:val="1"/>
+      <w:numFmt w:val="bullet"/>
+      <w:lvlText w:val="o"/>
+      <w:lvlJc w:val="left"/>
+      <w:pPr>
+        <w:ind w:left="3720" w:hanging="360"/>
+      </w:pPr>
+      <w:rPr>
+        <w:rFonts w:ascii="Courier New" w:hAnsi="Courier New" w:cs="Courier New" w:hint="default"/>
+      </w:rPr>
+    </w:lvl>
+    <w:lvl w:ilvl="5" w:tplc="04090005" w:tentative="1">
+      <w:start w:val="1"/>
+      <w:numFmt w:val="bullet"/>
+      <w:lvlText w:val=""/>
+      <w:lvlJc w:val="left"/>
+      <w:pPr>
+        <w:ind w:left="4440" w:hanging="360"/>
+      </w:pPr>
+      <w:rPr>
+        <w:rFonts w:ascii="Wingdings" w:hAnsi="Wingdings" w:hint="default"/>
+      </w:rPr>
+    </w:lvl>
+    <w:lvl w:ilvl="6" w:tplc="04090001" w:tentative="1">
+      <w:start w:val="1"/>
+      <w:numFmt w:val="bullet"/>
+      <w:lvlText w:val=""/>
+      <w:lvlJc w:val="left"/>
+      <w:pPr>
+        <w:ind w:left="5160" w:hanging="360"/>
+      </w:pPr>
+      <w:rPr>
+        <w:rFonts w:ascii="Symbol" w:hAnsi="Symbol" w:hint="default"/>
+      </w:rPr>
+    </w:lvl>
+    <w:lvl w:ilvl="7" w:tplc="04090003" w:tentative="1">
+      <w:start w:val="1"/>
+      <w:numFmt w:val="bullet"/>
+      <w:lvlText w:val="o"/>
+      <w:lvlJc w:val="left"/>
+      <w:pPr>
+        <w:ind w:left="5880" w:hanging="360"/>
+      </w:pPr>
+      <w:rPr>
+        <w:rFonts w:ascii="Courier New" w:hAnsi="Courier New" w:cs="Courier New" w:hint="default"/>
+      </w:rPr>
+    </w:lvl>
+    <w:lvl w:ilvl="8" w:tplc="04090005" w:tentative="1">
+      <w:start w:val="1"/>
+      <w:numFmt w:val="bullet"/>
+      <w:lvlText w:val=""/>
+      <w:lvlJc w:val="left"/>
+      <w:pPr>
+        <w:ind w:left="6600" w:hanging="360"/>
+      </w:pPr>
+      <w:rPr>
+        <w:rFonts w:ascii="Wingdings" w:hAnsi="Wingdings" w:hint="default"/>
+      </w:rPr>
+    </w:lvl>
+  </w:abstractNum>
+  <w:abstractNum w:abstractNumId="16" w15:restartNumberingAfterBreak="0">
+    <w:nsid w:val="16BB36A9"/>
+    <w:multiLevelType w:val="hybridMultilevel"/>
+    <w:tmpl w:val="3A4CEFC0"/>
+    <w:lvl w:ilvl="0" w:tplc="7E5C1126">
+      <w:numFmt w:val="bullet"/>
+      <w:lvlText w:val="•"/>
+      <w:lvlJc w:val="left"/>
+      <w:pPr>
+        <w:ind w:left="432" w:hanging="360"/>
+      </w:pPr>
+      <w:rPr>
+        <w:rFonts w:ascii="Arial" w:eastAsiaTheme="minorEastAsia" w:hAnsi="Arial" w:cs="Arial" w:hint="default"/>
+        <w:b/>
+      </w:rPr>
+    </w:lvl>
+    <w:lvl w:ilvl="1" w:tplc="04090003" w:tentative="1">
+      <w:start w:val="1"/>
+      <w:numFmt w:val="bullet"/>
+      <w:lvlText w:val="o"/>
+      <w:lvlJc w:val="left"/>
+      <w:pPr>
+        <w:ind w:left="1152" w:hanging="360"/>
+      </w:pPr>
+      <w:rPr>
+        <w:rFonts w:ascii="Courier New" w:hAnsi="Courier New" w:cs="Courier New" w:hint="default"/>
+      </w:rPr>
+    </w:lvl>
+    <w:lvl w:ilvl="2" w:tplc="04090005" w:tentative="1">
+      <w:start w:val="1"/>
+      <w:numFmt w:val="bullet"/>
+      <w:lvlText w:val=""/>
+      <w:lvlJc w:val="left"/>
+      <w:pPr>
+        <w:ind w:left="1872" w:hanging="360"/>
+      </w:pPr>
+      <w:rPr>
+        <w:rFonts w:ascii="Wingdings" w:hAnsi="Wingdings" w:hint="default"/>
+      </w:rPr>
+    </w:lvl>
+    <w:lvl w:ilvl="3" w:tplc="04090001" w:tentative="1">
+      <w:start w:val="1"/>
+      <w:numFmt w:val="bullet"/>
+      <w:lvlText w:val=""/>
+      <w:lvlJc w:val="left"/>
+      <w:pPr>
+        <w:ind w:left="2592" w:hanging="360"/>
+      </w:pPr>
+      <w:rPr>
+        <w:rFonts w:ascii="Symbol" w:hAnsi="Symbol" w:hint="default"/>
+      </w:rPr>
+    </w:lvl>
+    <w:lvl w:ilvl="4" w:tplc="04090003" w:tentative="1">
+      <w:start w:val="1"/>
+      <w:numFmt w:val="bullet"/>
+      <w:lvlText w:val="o"/>
+      <w:lvlJc w:val="left"/>
+      <w:pPr>
+        <w:ind w:left="3312" w:hanging="360"/>
+      </w:pPr>
+      <w:rPr>
+        <w:rFonts w:ascii="Courier New" w:hAnsi="Courier New" w:cs="Courier New" w:hint="default"/>
+      </w:rPr>
+    </w:lvl>
+    <w:lvl w:ilvl="5" w:tplc="04090005" w:tentative="1">
+      <w:start w:val="1"/>
+      <w:numFmt w:val="bullet"/>
+      <w:lvlText w:val=""/>
+      <w:lvlJc w:val="left"/>
+      <w:pPr>
+        <w:ind w:left="4032" w:hanging="360"/>
+      </w:pPr>
+      <w:rPr>
+        <w:rFonts w:ascii="Wingdings" w:hAnsi="Wingdings" w:hint="default"/>
+      </w:rPr>
+    </w:lvl>
+    <w:lvl w:ilvl="6" w:tplc="04090001" w:tentative="1">
+      <w:start w:val="1"/>
+      <w:numFmt w:val="bullet"/>
+      <w:lvlText w:val=""/>
+      <w:lvlJc w:val="left"/>
+      <w:pPr>
+        <w:ind w:left="4752" w:hanging="360"/>
+      </w:pPr>
+      <w:rPr>
+        <w:rFonts w:ascii="Symbol" w:hAnsi="Symbol" w:hint="default"/>
+      </w:rPr>
+    </w:lvl>
+    <w:lvl w:ilvl="7" w:tplc="04090003" w:tentative="1">
+      <w:start w:val="1"/>
+      <w:numFmt w:val="bullet"/>
+      <w:lvlText w:val="o"/>
+      <w:lvlJc w:val="left"/>
+      <w:pPr>
+        <w:ind w:left="5472" w:hanging="360"/>
+      </w:pPr>
+      <w:rPr>
+        <w:rFonts w:ascii="Courier New" w:hAnsi="Courier New" w:cs="Courier New" w:hint="default"/>
+      </w:rPr>
+    </w:lvl>
+    <w:lvl w:ilvl="8" w:tplc="04090005" w:tentative="1">
+      <w:start w:val="1"/>
+      <w:numFmt w:val="bullet"/>
+      <w:lvlText w:val=""/>
+      <w:lvlJc w:val="left"/>
+      <w:pPr>
+        <w:ind w:left="6192" w:hanging="360"/>
+      </w:pPr>
+      <w:rPr>
+        <w:rFonts w:ascii="Wingdings" w:hAnsi="Wingdings" w:hint="default"/>
+      </w:rPr>
+    </w:lvl>
+  </w:abstractNum>
+  <w:abstractNum w:abstractNumId="17" w15:restartNumberingAfterBreak="0">
+    <w:nsid w:val="1820334A"/>
+    <w:multiLevelType w:val="hybridMultilevel"/>
+    <w:tmpl w:val="34E6B3A2"/>
+    <w:lvl w:ilvl="0" w:tplc="7E5C1126">
+      <w:numFmt w:val="bullet"/>
+      <w:lvlText w:val="•"/>
+      <w:lvlJc w:val="left"/>
+      <w:pPr>
+        <w:ind w:left="840" w:hanging="360"/>
+      </w:pPr>
+      <w:rPr>
+        <w:rFonts w:ascii="Arial" w:eastAsiaTheme="minorEastAsia" w:hAnsi="Arial" w:cs="Arial" w:hint="default"/>
+        <w:b/>
+      </w:rPr>
+    </w:lvl>
+    <w:lvl w:ilvl="1" w:tplc="FFFFFFFF" w:tentative="1">
+      <w:start w:val="1"/>
+      <w:numFmt w:val="bullet"/>
+      <w:lvlText w:val="o"/>
+      <w:lvlJc w:val="left"/>
+      <w:pPr>
+        <w:ind w:left="1560" w:hanging="360"/>
+      </w:pPr>
+      <w:rPr>
+        <w:rFonts w:ascii="Courier New" w:hAnsi="Courier New" w:cs="Courier New" w:hint="default"/>
+      </w:rPr>
+    </w:lvl>
+    <w:lvl w:ilvl="2" w:tplc="FFFFFFFF" w:tentative="1">
+      <w:start w:val="1"/>
+      <w:numFmt w:val="bullet"/>
+      <w:lvlText w:val=""/>
+      <w:lvlJc w:val="left"/>
+      <w:pPr>
+        <w:ind w:left="2280" w:hanging="360"/>
+      </w:pPr>
+      <w:rPr>
+        <w:rFonts w:ascii="Wingdings" w:hAnsi="Wingdings" w:hint="default"/>
+      </w:rPr>
+    </w:lvl>
+    <w:lvl w:ilvl="3" w:tplc="FFFFFFFF" w:tentative="1">
+      <w:start w:val="1"/>
+      <w:numFmt w:val="bullet"/>
+      <w:lvlText w:val=""/>
+      <w:lvlJc w:val="left"/>
+      <w:pPr>
+        <w:ind w:left="3000" w:hanging="360"/>
+      </w:pPr>
+      <w:rPr>
+        <w:rFonts w:ascii="Symbol" w:hAnsi="Symbol" w:hint="default"/>
+      </w:rPr>
+    </w:lvl>
+    <w:lvl w:ilvl="4" w:tplc="FFFFFFFF" w:tentative="1">
+      <w:start w:val="1"/>
+      <w:numFmt w:val="bullet"/>
+      <w:lvlText w:val="o"/>
+      <w:lvlJc w:val="left"/>
+      <w:pPr>
+        <w:ind w:left="3720" w:hanging="360"/>
+      </w:pPr>
+      <w:rPr>
+        <w:rFonts w:ascii="Courier New" w:hAnsi="Courier New" w:cs="Courier New" w:hint="default"/>
+      </w:rPr>
+    </w:lvl>
+    <w:lvl w:ilvl="5" w:tplc="FFFFFFFF" w:tentative="1">
+      <w:start w:val="1"/>
+      <w:numFmt w:val="bullet"/>
+      <w:lvlText w:val=""/>
+      <w:lvlJc w:val="left"/>
+      <w:pPr>
+        <w:ind w:left="4440" w:hanging="360"/>
+      </w:pPr>
+      <w:rPr>
+        <w:rFonts w:ascii="Wingdings" w:hAnsi="Wingdings" w:hint="default"/>
+      </w:rPr>
+    </w:lvl>
+    <w:lvl w:ilvl="6" w:tplc="FFFFFFFF" w:tentative="1">
+      <w:start w:val="1"/>
+      <w:numFmt w:val="bullet"/>
+      <w:lvlText w:val=""/>
+      <w:lvlJc w:val="left"/>
+      <w:pPr>
+        <w:ind w:left="5160" w:hanging="360"/>
+      </w:pPr>
+      <w:rPr>
+        <w:rFonts w:ascii="Symbol" w:hAnsi="Symbol" w:hint="default"/>
+      </w:rPr>
+    </w:lvl>
+    <w:lvl w:ilvl="7" w:tplc="FFFFFFFF" w:tentative="1">
+      <w:start w:val="1"/>
+      <w:numFmt w:val="bullet"/>
+      <w:lvlText w:val="o"/>
+      <w:lvlJc w:val="left"/>
+      <w:pPr>
+        <w:ind w:left="5880" w:hanging="360"/>
+      </w:pPr>
+      <w:rPr>
+        <w:rFonts w:ascii="Courier New" w:hAnsi="Courier New" w:cs="Courier New" w:hint="default"/>
+      </w:rPr>
+    </w:lvl>
+    <w:lvl w:ilvl="8" w:tplc="FFFFFFFF" w:tentative="1">
+      <w:start w:val="1"/>
+      <w:numFmt w:val="bullet"/>
+      <w:lvlText w:val=""/>
+      <w:lvlJc w:val="left"/>
+      <w:pPr>
+        <w:ind w:left="6600" w:hanging="360"/>
+      </w:pPr>
+      <w:rPr>
+        <w:rFonts w:ascii="Wingdings" w:hAnsi="Wingdings" w:hint="default"/>
+      </w:rPr>
+    </w:lvl>
+  </w:abstractNum>
+  <w:abstractNum w:abstractNumId="18" w15:restartNumberingAfterBreak="0">
+    <w:nsid w:val="19F87003"/>
+    <w:multiLevelType w:val="hybridMultilevel"/>
+    <w:tmpl w:val="088AE11E"/>
+    <w:lvl w:ilvl="0" w:tplc="04090001">
+      <w:start w:val="1"/>
+      <w:numFmt w:val="bullet"/>
+      <w:lvlText w:val=""/>
+      <w:lvlJc w:val="left"/>
+      <w:pPr>
+        <w:ind w:left="840" w:hanging="360"/>
+      </w:pPr>
+      <w:rPr>
+        <w:rFonts w:ascii="Symbol" w:hAnsi="Symbol" w:hint="default"/>
+      </w:rPr>
+    </w:lvl>
+    <w:lvl w:ilvl="1" w:tplc="FFFFFFFF" w:tentative="1">
+      <w:start w:val="1"/>
+      <w:numFmt w:val="bullet"/>
+      <w:lvlText w:val="o"/>
+      <w:lvlJc w:val="left"/>
+      <w:pPr>
+        <w:ind w:left="1560" w:hanging="360"/>
+      </w:pPr>
+      <w:rPr>
+        <w:rFonts w:ascii="Courier New" w:hAnsi="Courier New" w:cs="Courier New" w:hint="default"/>
+      </w:rPr>
+    </w:lvl>
+    <w:lvl w:ilvl="2" w:tplc="FFFFFFFF" w:tentative="1">
+      <w:start w:val="1"/>
+      <w:numFmt w:val="bullet"/>
+      <w:lvlText w:val=""/>
+      <w:lvlJc w:val="left"/>
+      <w:pPr>
+        <w:ind w:left="2280" w:hanging="360"/>
+      </w:pPr>
+      <w:rPr>
+        <w:rFonts w:ascii="Wingdings" w:hAnsi="Wingdings" w:hint="default"/>
+      </w:rPr>
+    </w:lvl>
+    <w:lvl w:ilvl="3" w:tplc="FFFFFFFF" w:tentative="1">
+      <w:start w:val="1"/>
+      <w:numFmt w:val="bullet"/>
+      <w:lvlText w:val=""/>
+      <w:lvlJc w:val="left"/>
+      <w:pPr>
+        <w:ind w:left="3000" w:hanging="360"/>
+      </w:pPr>
+      <w:rPr>
+        <w:rFonts w:ascii="Symbol" w:hAnsi="Symbol" w:hint="default"/>
+      </w:rPr>
+    </w:lvl>
+    <w:lvl w:ilvl="4" w:tplc="FFFFFFFF" w:tentative="1">
+      <w:start w:val="1"/>
+      <w:numFmt w:val="bullet"/>
+      <w:lvlText w:val="o"/>
+      <w:lvlJc w:val="left"/>
+      <w:pPr>
+        <w:ind w:left="3720" w:hanging="360"/>
+      </w:pPr>
+      <w:rPr>
+        <w:rFonts w:ascii="Courier New" w:hAnsi="Courier New" w:cs="Courier New" w:hint="default"/>
+      </w:rPr>
+    </w:lvl>
+    <w:lvl w:ilvl="5" w:tplc="FFFFFFFF" w:tentative="1">
+      <w:start w:val="1"/>
+      <w:numFmt w:val="bullet"/>
+      <w:lvlText w:val=""/>
+      <w:lvlJc w:val="left"/>
+      <w:pPr>
+        <w:ind w:left="4440" w:hanging="360"/>
+      </w:pPr>
+      <w:rPr>
+        <w:rFonts w:ascii="Wingdings" w:hAnsi="Wingdings" w:hint="default"/>
+      </w:rPr>
+    </w:lvl>
+    <w:lvl w:ilvl="6" w:tplc="FFFFFFFF" w:tentative="1">
+      <w:start w:val="1"/>
+      <w:numFmt w:val="bullet"/>
+      <w:lvlText w:val=""/>
+      <w:lvlJc w:val="left"/>
+      <w:pPr>
+        <w:ind w:left="5160" w:hanging="360"/>
+      </w:pPr>
+      <w:rPr>
+        <w:rFonts w:ascii="Symbol" w:hAnsi="Symbol" w:hint="default"/>
+      </w:rPr>
+    </w:lvl>
+    <w:lvl w:ilvl="7" w:tplc="FFFFFFFF" w:tentative="1">
+      <w:start w:val="1"/>
+      <w:numFmt w:val="bullet"/>
+      <w:lvlText w:val="o"/>
+      <w:lvlJc w:val="left"/>
+      <w:pPr>
+        <w:ind w:left="5880" w:hanging="360"/>
+      </w:pPr>
+      <w:rPr>
+        <w:rFonts w:ascii="Courier New" w:hAnsi="Courier New" w:cs="Courier New" w:hint="default"/>
+      </w:rPr>
+    </w:lvl>
+    <w:lvl w:ilvl="8" w:tplc="FFFFFFFF" w:tentative="1">
+      <w:start w:val="1"/>
+      <w:numFmt w:val="bullet"/>
+      <w:lvlText w:val=""/>
+      <w:lvlJc w:val="left"/>
+      <w:pPr>
+        <w:ind w:left="6600" w:hanging="360"/>
+      </w:pPr>
+      <w:rPr>
+        <w:rFonts w:ascii="Wingdings" w:hAnsi="Wingdings" w:hint="default"/>
+      </w:rPr>
+    </w:lvl>
+  </w:abstractNum>
+  <w:abstractNum w:abstractNumId="19" w15:restartNumberingAfterBreak="0">
+    <w:nsid w:val="235B04B0"/>
+    <w:multiLevelType w:val="hybridMultilevel"/>
+    <w:tmpl w:val="F3886D16"/>
+    <w:lvl w:ilvl="0" w:tplc="04090001">
+      <w:start w:val="1"/>
+      <w:numFmt w:val="bullet"/>
+      <w:lvlText w:val=""/>
+      <w:lvlJc w:val="left"/>
+      <w:pPr>
+        <w:ind w:left="720" w:hanging="360"/>
+      </w:pPr>
+      <w:rPr>
+        <w:rFonts w:ascii="Symbol" w:hAnsi="Symbol" w:hint="default"/>
+      </w:rPr>
+    </w:lvl>
+    <w:lvl w:ilvl="1" w:tplc="04090003" w:tentative="1">
+      <w:start w:val="1"/>
+      <w:numFmt w:val="bullet"/>
+      <w:lvlText w:val="o"/>
+      <w:lvlJc w:val="left"/>
+      <w:pPr>
+        <w:ind w:left="1440" w:hanging="360"/>
+      </w:pPr>
+      <w:rPr>
+        <w:rFonts w:ascii="Courier New" w:hAnsi="Courier New" w:cs="Courier New" w:hint="default"/>
+      </w:rPr>
+    </w:lvl>
+    <w:lvl w:ilvl="2" w:tplc="04090005" w:tentative="1">
+      <w:start w:val="1"/>
+      <w:numFmt w:val="bullet"/>
+      <w:lvlText w:val=""/>
+      <w:lvlJc w:val="left"/>
+      <w:pPr>
+        <w:ind w:left="2160" w:hanging="360"/>
+      </w:pPr>
+      <w:rPr>
+        <w:rFonts w:ascii="Wingdings" w:hAnsi="Wingdings" w:hint="default"/>
+      </w:rPr>
+    </w:lvl>
+    <w:lvl w:ilvl="3" w:tplc="04090001" w:tentative="1">
+      <w:start w:val="1"/>
+      <w:numFmt w:val="bullet"/>
+      <w:lvlText w:val=""/>
+      <w:lvlJc w:val="left"/>
+      <w:pPr>
+        <w:ind w:left="2880" w:hanging="360"/>
+      </w:pPr>
+      <w:rPr>
+        <w:rFonts w:ascii="Symbol" w:hAnsi="Symbol" w:hint="default"/>
+      </w:rPr>
+    </w:lvl>
+    <w:lvl w:ilvl="4" w:tplc="04090003" w:tentative="1">
+      <w:start w:val="1"/>
+      <w:numFmt w:val="bullet"/>
+      <w:lvlText w:val="o"/>
+      <w:lvlJc w:val="left"/>
+      <w:pPr>
+        <w:ind w:left="3600" w:hanging="360"/>
+      </w:pPr>
+      <w:rPr>
+        <w:rFonts w:ascii="Courier New" w:hAnsi="Courier New" w:cs="Courier New" w:hint="default"/>
+      </w:rPr>
+    </w:lvl>
+    <w:lvl w:ilvl="5" w:tplc="04090005" w:tentative="1">
+      <w:start w:val="1"/>
+      <w:numFmt w:val="bullet"/>
+      <w:lvlText w:val=""/>
+      <w:lvlJc w:val="left"/>
+      <w:pPr>
+        <w:ind w:left="4320" w:hanging="360"/>
+      </w:pPr>
+      <w:rPr>
+        <w:rFonts w:ascii="Wingdings" w:hAnsi="Wingdings" w:hint="default"/>
+      </w:rPr>
+    </w:lvl>
+    <w:lvl w:ilvl="6" w:tplc="04090001" w:tentative="1">
+      <w:start w:val="1"/>
+      <w:numFmt w:val="bullet"/>
+      <w:lvlText w:val=""/>
+      <w:lvlJc w:val="left"/>
+      <w:pPr>
+        <w:ind w:left="5040" w:hanging="360"/>
+      </w:pPr>
+      <w:rPr>
+        <w:rFonts w:ascii="Symbol" w:hAnsi="Symbol" w:hint="default"/>
+      </w:rPr>
+    </w:lvl>
+    <w:lvl w:ilvl="7" w:tplc="04090003" w:tentative="1">
+      <w:start w:val="1"/>
+      <w:numFmt w:val="bullet"/>
+      <w:lvlText w:val="o"/>
+      <w:lvlJc w:val="left"/>
+      <w:pPr>
+        <w:ind w:left="5760" w:hanging="360"/>
+      </w:pPr>
+      <w:rPr>
+        <w:rFonts w:ascii="Courier New" w:hAnsi="Courier New" w:cs="Courier New" w:hint="default"/>
+      </w:rPr>
+    </w:lvl>
+    <w:lvl w:ilvl="8" w:tplc="04090005" w:tentative="1">
+      <w:start w:val="1"/>
+      <w:numFmt w:val="bullet"/>
+      <w:lvlText w:val=""/>
+      <w:lvlJc w:val="left"/>
+      <w:pPr>
+        <w:ind w:left="6480" w:hanging="360"/>
+      </w:pPr>
+      <w:rPr>
+        <w:rFonts w:ascii="Wingdings" w:hAnsi="Wingdings" w:hint="default"/>
+      </w:rPr>
+    </w:lvl>
+  </w:abstractNum>
+  <w:abstractNum w:abstractNumId="20" w15:restartNumberingAfterBreak="0">
+    <w:nsid w:val="23A06158"/>
+    <w:multiLevelType w:val="hybridMultilevel"/>
+    <w:tmpl w:val="5F5005A2"/>
+    <w:lvl w:ilvl="0" w:tplc="7E5C1126">
+      <w:numFmt w:val="bullet"/>
+      <w:lvlText w:val="•"/>
+      <w:lvlJc w:val="left"/>
+      <w:pPr>
+        <w:ind w:left="504" w:hanging="360"/>
+      </w:pPr>
+      <w:rPr>
+        <w:rFonts w:ascii="Arial" w:eastAsiaTheme="minorEastAsia" w:hAnsi="Arial" w:cs="Arial" w:hint="default"/>
+        <w:b/>
+      </w:rPr>
+    </w:lvl>
+    <w:lvl w:ilvl="1" w:tplc="04090003" w:tentative="1">
+      <w:start w:val="1"/>
+      <w:numFmt w:val="bullet"/>
+      <w:lvlText w:val="o"/>
+      <w:lvlJc w:val="left"/>
+      <w:pPr>
+        <w:ind w:left="1512" w:hanging="360"/>
+      </w:pPr>
+      <w:rPr>
+        <w:rFonts w:ascii="Courier New" w:hAnsi="Courier New" w:cs="Courier New" w:hint="default"/>
+      </w:rPr>
+    </w:lvl>
+    <w:lvl w:ilvl="2" w:tplc="04090005" w:tentative="1">
+      <w:start w:val="1"/>
+      <w:numFmt w:val="bullet"/>
+      <w:lvlText w:val=""/>
+      <w:lvlJc w:val="left"/>
+      <w:pPr>
+        <w:ind w:left="2232" w:hanging="360"/>
+      </w:pPr>
+      <w:rPr>
+        <w:rFonts w:ascii="Wingdings" w:hAnsi="Wingdings" w:hint="default"/>
+      </w:rPr>
+    </w:lvl>
+    <w:lvl w:ilvl="3" w:tplc="04090001" w:tentative="1">
+      <w:start w:val="1"/>
+      <w:numFmt w:val="bullet"/>
+      <w:lvlText w:val=""/>
+      <w:lvlJc w:val="left"/>
+      <w:pPr>
+        <w:ind w:left="2952" w:hanging="360"/>
+      </w:pPr>
+      <w:rPr>
+        <w:rFonts w:ascii="Symbol" w:hAnsi="Symbol" w:hint="default"/>
+      </w:rPr>
+    </w:lvl>
+    <w:lvl w:ilvl="4" w:tplc="04090003" w:tentative="1">
+      <w:start w:val="1"/>
+      <w:numFmt w:val="bullet"/>
+      <w:lvlText w:val="o"/>
+      <w:lvlJc w:val="left"/>
+      <w:pPr>
+        <w:ind w:left="3672" w:hanging="360"/>
+      </w:pPr>
+      <w:rPr>
+        <w:rFonts w:ascii="Courier New" w:hAnsi="Courier New" w:cs="Courier New" w:hint="default"/>
+      </w:rPr>
+    </w:lvl>
+    <w:lvl w:ilvl="5" w:tplc="04090005" w:tentative="1">
+      <w:start w:val="1"/>
+      <w:numFmt w:val="bullet"/>
+      <w:lvlText w:val=""/>
+      <w:lvlJc w:val="left"/>
+      <w:pPr>
+        <w:ind w:left="4392" w:hanging="360"/>
+      </w:pPr>
+      <w:rPr>
+        <w:rFonts w:ascii="Wingdings" w:hAnsi="Wingdings" w:hint="default"/>
+      </w:rPr>
+    </w:lvl>
+    <w:lvl w:ilvl="6" w:tplc="04090001" w:tentative="1">
+      <w:start w:val="1"/>
+      <w:numFmt w:val="bullet"/>
+      <w:lvlText w:val=""/>
+      <w:lvlJc w:val="left"/>
+      <w:pPr>
+        <w:ind w:left="5112" w:hanging="360"/>
+      </w:pPr>
+      <w:rPr>
+        <w:rFonts w:ascii="Symbol" w:hAnsi="Symbol" w:hint="default"/>
+      </w:rPr>
+    </w:lvl>
+    <w:lvl w:ilvl="7" w:tplc="04090003" w:tentative="1">
+      <w:start w:val="1"/>
+      <w:numFmt w:val="bullet"/>
+      <w:lvlText w:val="o"/>
+      <w:lvlJc w:val="left"/>
+      <w:pPr>
+        <w:ind w:left="5832" w:hanging="360"/>
+      </w:pPr>
+      <w:rPr>
+        <w:rFonts w:ascii="Courier New" w:hAnsi="Courier New" w:cs="Courier New" w:hint="default"/>
+      </w:rPr>
+    </w:lvl>
+    <w:lvl w:ilvl="8" w:tplc="04090005" w:tentative="1">
+      <w:start w:val="1"/>
+      <w:numFmt w:val="bullet"/>
+      <w:lvlText w:val=""/>
+      <w:lvlJc w:val="left"/>
+      <w:pPr>
+        <w:ind w:left="6552" w:hanging="360"/>
+      </w:pPr>
+      <w:rPr>
+        <w:rFonts w:ascii="Wingdings" w:hAnsi="Wingdings" w:hint="default"/>
+      </w:rPr>
+    </w:lvl>
+  </w:abstractNum>
+  <w:abstractNum w:abstractNumId="21" w15:restartNumberingAfterBreak="0">
+    <w:nsid w:val="2730169E"/>
+    <w:multiLevelType w:val="hybridMultilevel"/>
+    <w:tmpl w:val="69DC8F2E"/>
+    <w:lvl w:ilvl="0" w:tplc="04090001">
+      <w:start w:val="1"/>
+      <w:numFmt w:val="bullet"/>
+      <w:lvlText w:val=""/>
+      <w:lvlJc w:val="left"/>
+      <w:pPr>
+        <w:ind w:left="340" w:hanging="220"/>
+      </w:pPr>
+      <w:rPr>
+        <w:rFonts w:ascii="Symbol" w:hAnsi="Symbol" w:hint="default"/>
+      </w:rPr>
+    </w:lvl>
+    <w:lvl w:ilvl="1" w:tplc="FFFFFFFF">
+      <w:numFmt w:val="decimal"/>
+      <w:lvlText w:val=""/>
+      <w:lvlJc w:val="left"/>
+    </w:lvl>
+    <w:lvl w:ilvl="2" w:tplc="FFFFFFFF">
+      <w:numFmt w:val="decimal"/>
+      <w:lvlText w:val=""/>
+      <w:lvlJc w:val="left"/>
+    </w:lvl>
+    <w:lvl w:ilvl="3" w:tplc="FFFFFFFF">
+      <w:numFmt w:val="decimal"/>
+      <w:lvlText w:val=""/>
+      <w:lvlJc w:val="left"/>
+    </w:lvl>
+    <w:lvl w:ilvl="4" w:tplc="FFFFFFFF">
+      <w:numFmt w:val="decimal"/>
+      <w:lvlText w:val=""/>
+      <w:lvlJc w:val="left"/>
+    </w:lvl>
+    <w:lvl w:ilvl="5" w:tplc="FFFFFFFF">
+      <w:numFmt w:val="decimal"/>
+      <w:lvlText w:val=""/>
+      <w:lvlJc w:val="left"/>
+    </w:lvl>
+    <w:lvl w:ilvl="6" w:tplc="FFFFFFFF">
+      <w:numFmt w:val="decimal"/>
+      <w:lvlText w:val=""/>
+      <w:lvlJc w:val="left"/>
+    </w:lvl>
+    <w:lvl w:ilvl="7" w:tplc="FFFFFFFF">
+      <w:numFmt w:val="decimal"/>
+      <w:lvlText w:val=""/>
+      <w:lvlJc w:val="left"/>
+    </w:lvl>
+    <w:lvl w:ilvl="8" w:tplc="FFFFFFFF">
+      <w:numFmt w:val="decimal"/>
+      <w:lvlText w:val=""/>
+      <w:lvlJc w:val="left"/>
+    </w:lvl>
+  </w:abstractNum>
+  <w:abstractNum w:abstractNumId="22" w15:restartNumberingAfterBreak="0">
+    <w:nsid w:val="2B5E6DA8"/>
+    <w:multiLevelType w:val="hybridMultilevel"/>
+    <w:tmpl w:val="C0B2F1AE"/>
+    <w:lvl w:ilvl="0" w:tplc="04090001">
+      <w:start w:val="1"/>
+      <w:numFmt w:val="bullet"/>
+      <w:lvlText w:val=""/>
+      <w:lvlJc w:val="left"/>
+      <w:pPr>
+        <w:ind w:left="340" w:hanging="220"/>
+      </w:pPr>
+      <w:rPr>
+        <w:rFonts w:ascii="Symbol" w:hAnsi="Symbol" w:hint="default"/>
+      </w:rPr>
+    </w:lvl>
+    <w:lvl w:ilvl="1" w:tplc="FFFFFFFF">
+      <w:numFmt w:val="decimal"/>
+      <w:lvlText w:val=""/>
+      <w:lvlJc w:val="left"/>
+    </w:lvl>
+    <w:lvl w:ilvl="2" w:tplc="FFFFFFFF">
+      <w:numFmt w:val="decimal"/>
+      <w:lvlText w:val=""/>
+      <w:lvlJc w:val="left"/>
+    </w:lvl>
+    <w:lvl w:ilvl="3" w:tplc="FFFFFFFF">
+      <w:numFmt w:val="decimal"/>
+      <w:lvlText w:val=""/>
+      <w:lvlJc w:val="left"/>
+    </w:lvl>
+    <w:lvl w:ilvl="4" w:tplc="FFFFFFFF">
+      <w:numFmt w:val="decimal"/>
+      <w:lvlText w:val=""/>
+      <w:lvlJc w:val="left"/>
+    </w:lvl>
+    <w:lvl w:ilvl="5" w:tplc="FFFFFFFF">
+      <w:numFmt w:val="decimal"/>
+      <w:lvlText w:val=""/>
+      <w:lvlJc w:val="left"/>
+    </w:lvl>
+    <w:lvl w:ilvl="6" w:tplc="FFFFFFFF">
+      <w:numFmt w:val="decimal"/>
+      <w:lvlText w:val=""/>
+      <w:lvlJc w:val="left"/>
+    </w:lvl>
+    <w:lvl w:ilvl="7" w:tplc="FFFFFFFF">
+      <w:numFmt w:val="decimal"/>
+      <w:lvlText w:val=""/>
+      <w:lvlJc w:val="left"/>
+    </w:lvl>
+    <w:lvl w:ilvl="8" w:tplc="FFFFFFFF">
+      <w:numFmt w:val="decimal"/>
+      <w:lvlText w:val=""/>
+      <w:lvlJc w:val="left"/>
+    </w:lvl>
+  </w:abstractNum>
+  <w:abstractNum w:abstractNumId="23" w15:restartNumberingAfterBreak="0">
+    <w:nsid w:val="2E146FC3"/>
+    <w:multiLevelType w:val="hybridMultilevel"/>
+    <w:tmpl w:val="AEAEDDC8"/>
+    <w:lvl w:ilvl="0" w:tplc="04090001">
+      <w:start w:val="1"/>
+      <w:numFmt w:val="bullet"/>
+      <w:lvlText w:val=""/>
+      <w:lvlJc w:val="left"/>
+      <w:pPr>
+        <w:ind w:left="340" w:hanging="220"/>
+      </w:pPr>
+      <w:rPr>
+        <w:rFonts w:ascii="Symbol" w:hAnsi="Symbol" w:hint="default"/>
+      </w:rPr>
+    </w:lvl>
+    <w:lvl w:ilvl="1" w:tplc="FFFFFFFF">
+      <w:numFmt w:val="decimal"/>
+      <w:lvlText w:val=""/>
+      <w:lvlJc w:val="left"/>
+    </w:lvl>
+    <w:lvl w:ilvl="2" w:tplc="FFFFFFFF">
+      <w:numFmt w:val="decimal"/>
+      <w:lvlText w:val=""/>
+      <w:lvlJc w:val="left"/>
+    </w:lvl>
+    <w:lvl w:ilvl="3" w:tplc="FFFFFFFF">
+      <w:numFmt w:val="decimal"/>
+      <w:lvlText w:val=""/>
+      <w:lvlJc w:val="left"/>
+    </w:lvl>
+    <w:lvl w:ilvl="4" w:tplc="FFFFFFFF">
+      <w:numFmt w:val="decimal"/>
+      <w:lvlText w:val=""/>
+      <w:lvlJc w:val="left"/>
+    </w:lvl>
+    <w:lvl w:ilvl="5" w:tplc="FFFFFFFF">
+      <w:numFmt w:val="decimal"/>
+      <w:lvlText w:val=""/>
+      <w:lvlJc w:val="left"/>
+    </w:lvl>
+    <w:lvl w:ilvl="6" w:tplc="FFFFFFFF">
+      <w:numFmt w:val="decimal"/>
+      <w:lvlText w:val=""/>
+      <w:lvlJc w:val="left"/>
+    </w:lvl>
+    <w:lvl w:ilvl="7" w:tplc="FFFFFFFF">
+      <w:numFmt w:val="decimal"/>
+      <w:lvlText w:val=""/>
+      <w:lvlJc w:val="left"/>
+    </w:lvl>
+    <w:lvl w:ilvl="8" w:tplc="FFFFFFFF">
+      <w:numFmt w:val="decimal"/>
+      <w:lvlText w:val=""/>
+      <w:lvlJc w:val="left"/>
+    </w:lvl>
+  </w:abstractNum>
+  <w:abstractNum w:abstractNumId="24" w15:restartNumberingAfterBreak="0">
+    <w:nsid w:val="2F3E1ED6"/>
+    <w:multiLevelType w:val="hybridMultilevel"/>
+    <w:tmpl w:val="636EFD40"/>
+    <w:lvl w:ilvl="0" w:tplc="04090001">
+      <w:start w:val="1"/>
+      <w:numFmt w:val="bullet"/>
+      <w:lvlText w:val=""/>
+      <w:lvlJc w:val="left"/>
+      <w:pPr>
+        <w:ind w:left="840" w:hanging="360"/>
+      </w:pPr>
+      <w:rPr>
+        <w:rFonts w:ascii="Symbol" w:hAnsi="Symbol" w:hint="default"/>
+      </w:rPr>
+    </w:lvl>
+    <w:lvl w:ilvl="1" w:tplc="04090003" w:tentative="1">
+      <w:start w:val="1"/>
+      <w:numFmt w:val="bullet"/>
+      <w:lvlText w:val="o"/>
+      <w:lvlJc w:val="left"/>
+      <w:pPr>
+        <w:ind w:left="1560" w:hanging="360"/>
+      </w:pPr>
+      <w:rPr>
+        <w:rFonts w:ascii="Courier New" w:hAnsi="Courier New" w:cs="Courier New" w:hint="default"/>
+      </w:rPr>
+    </w:lvl>
+    <w:lvl w:ilvl="2" w:tplc="04090005" w:tentative="1">
+      <w:start w:val="1"/>
+      <w:numFmt w:val="bullet"/>
+      <w:lvlText w:val=""/>
+      <w:lvlJc w:val="left"/>
+      <w:pPr>
+        <w:ind w:left="2280" w:hanging="360"/>
+      </w:pPr>
+      <w:rPr>
+        <w:rFonts w:ascii="Wingdings" w:hAnsi="Wingdings" w:hint="default"/>
+      </w:rPr>
+    </w:lvl>
+    <w:lvl w:ilvl="3" w:tplc="04090001" w:tentative="1">
+      <w:start w:val="1"/>
+      <w:numFmt w:val="bullet"/>
+      <w:lvlText w:val=""/>
+      <w:lvlJc w:val="left"/>
+      <w:pPr>
+        <w:ind w:left="3000" w:hanging="360"/>
+      </w:pPr>
+      <w:rPr>
+        <w:rFonts w:ascii="Symbol" w:hAnsi="Symbol" w:hint="default"/>
+      </w:rPr>
+    </w:lvl>
+    <w:lvl w:ilvl="4" w:tplc="04090003" w:tentative="1">
+      <w:start w:val="1"/>
+      <w:numFmt w:val="bullet"/>
+      <w:lvlText w:val="o"/>
+      <w:lvlJc w:val="left"/>
+      <w:pPr>
+        <w:ind w:left="3720" w:hanging="360"/>
+      </w:pPr>
+      <w:rPr>
+        <w:rFonts w:ascii="Courier New" w:hAnsi="Courier New" w:cs="Courier New" w:hint="default"/>
+      </w:rPr>
+    </w:lvl>
+    <w:lvl w:ilvl="5" w:tplc="04090005" w:tentative="1">
+      <w:start w:val="1"/>
+      <w:numFmt w:val="bullet"/>
+      <w:lvlText w:val=""/>
+      <w:lvlJc w:val="left"/>
+      <w:pPr>
+        <w:ind w:left="4440" w:hanging="360"/>
+      </w:pPr>
+      <w:rPr>
+        <w:rFonts w:ascii="Wingdings" w:hAnsi="Wingdings" w:hint="default"/>
+      </w:rPr>
+    </w:lvl>
+    <w:lvl w:ilvl="6" w:tplc="04090001" w:tentative="1">
+      <w:start w:val="1"/>
+      <w:numFmt w:val="bullet"/>
+      <w:lvlText w:val=""/>
+      <w:lvlJc w:val="left"/>
+      <w:pPr>
+        <w:ind w:left="5160" w:hanging="360"/>
+      </w:pPr>
+      <w:rPr>
+        <w:rFonts w:ascii="Symbol" w:hAnsi="Symbol" w:hint="default"/>
+      </w:rPr>
+    </w:lvl>
+    <w:lvl w:ilvl="7" w:tplc="04090003" w:tentative="1">
+      <w:start w:val="1"/>
+      <w:numFmt w:val="bullet"/>
+      <w:lvlText w:val="o"/>
+      <w:lvlJc w:val="left"/>
+      <w:pPr>
+        <w:ind w:left="5880" w:hanging="360"/>
+      </w:pPr>
+      <w:rPr>
+        <w:rFonts w:ascii="Courier New" w:hAnsi="Courier New" w:cs="Courier New" w:hint="default"/>
+      </w:rPr>
+    </w:lvl>
+    <w:lvl w:ilvl="8" w:tplc="04090005" w:tentative="1">
+      <w:start w:val="1"/>
+      <w:numFmt w:val="bullet"/>
+      <w:lvlText w:val=""/>
+      <w:lvlJc w:val="left"/>
+      <w:pPr>
+        <w:ind w:left="6600" w:hanging="360"/>
+      </w:pPr>
+      <w:rPr>
+        <w:rFonts w:ascii="Wingdings" w:hAnsi="Wingdings" w:hint="default"/>
+      </w:rPr>
+    </w:lvl>
+  </w:abstractNum>
+  <w:abstractNum w:abstractNumId="25" w15:restartNumberingAfterBreak="0">
+    <w:nsid w:val="304D44F0"/>
+    <w:multiLevelType w:val="hybridMultilevel"/>
+    <w:tmpl w:val="CCC89624"/>
+    <w:lvl w:ilvl="0" w:tplc="04090001">
+      <w:start w:val="1"/>
+      <w:numFmt w:val="bullet"/>
+      <w:lvlText w:val=""/>
+      <w:lvlJc w:val="left"/>
+      <w:pPr>
+        <w:ind w:left="1080" w:hanging="360"/>
+      </w:pPr>
+      <w:rPr>
+        <w:rFonts w:ascii="Symbol" w:hAnsi="Symbol" w:hint="default"/>
+      </w:rPr>
+    </w:lvl>
+    <w:lvl w:ilvl="1" w:tplc="04090003" w:tentative="1">
+      <w:start w:val="1"/>
+      <w:numFmt w:val="bullet"/>
+      <w:lvlText w:val="o"/>
+      <w:lvlJc w:val="left"/>
+      <w:pPr>
+        <w:ind w:left="1800" w:hanging="360"/>
+      </w:pPr>
+      <w:rPr>
+        <w:rFonts w:ascii="Courier New" w:hAnsi="Courier New" w:cs="Courier New" w:hint="default"/>
+      </w:rPr>
+    </w:lvl>
+    <w:lvl w:ilvl="2" w:tplc="04090005" w:tentative="1">
+      <w:start w:val="1"/>
+      <w:numFmt w:val="bullet"/>
+      <w:lvlText w:val=""/>
+      <w:lvlJc w:val="left"/>
+      <w:pPr>
+        <w:ind w:left="2520" w:hanging="360"/>
+      </w:pPr>
+      <w:rPr>
+        <w:rFonts w:ascii="Wingdings" w:hAnsi="Wingdings" w:hint="default"/>
+      </w:rPr>
+    </w:lvl>
+    <w:lvl w:ilvl="3" w:tplc="04090001" w:tentative="1">
+      <w:start w:val="1"/>
+      <w:numFmt w:val="bullet"/>
+      <w:lvlText w:val=""/>
+      <w:lvlJc w:val="left"/>
+      <w:pPr>
+        <w:ind w:left="3240" w:hanging="360"/>
+      </w:pPr>
+      <w:rPr>
+        <w:rFonts w:ascii="Symbol" w:hAnsi="Symbol" w:hint="default"/>
+      </w:rPr>
+    </w:lvl>
+    <w:lvl w:ilvl="4" w:tplc="04090003" w:tentative="1">
+      <w:start w:val="1"/>
+      <w:numFmt w:val="bullet"/>
+      <w:lvlText w:val="o"/>
+      <w:lvlJc w:val="left"/>
+      <w:pPr>
+        <w:ind w:left="3960" w:hanging="360"/>
+      </w:pPr>
+      <w:rPr>
+        <w:rFonts w:ascii="Courier New" w:hAnsi="Courier New" w:cs="Courier New" w:hint="default"/>
+      </w:rPr>
+    </w:lvl>
+    <w:lvl w:ilvl="5" w:tplc="04090005" w:tentative="1">
+      <w:start w:val="1"/>
+      <w:numFmt w:val="bullet"/>
+      <w:lvlText w:val=""/>
+      <w:lvlJc w:val="left"/>
+      <w:pPr>
+        <w:ind w:left="4680" w:hanging="360"/>
+      </w:pPr>
+      <w:rPr>
+        <w:rFonts w:ascii="Wingdings" w:hAnsi="Wingdings" w:hint="default"/>
+      </w:rPr>
+    </w:lvl>
+    <w:lvl w:ilvl="6" w:tplc="04090001" w:tentative="1">
+      <w:start w:val="1"/>
+      <w:numFmt w:val="bullet"/>
+      <w:lvlText w:val=""/>
+      <w:lvlJc w:val="left"/>
+      <w:pPr>
+        <w:ind w:left="5400" w:hanging="360"/>
+      </w:pPr>
+      <w:rPr>
+        <w:rFonts w:ascii="Symbol" w:hAnsi="Symbol" w:hint="default"/>
+      </w:rPr>
+    </w:lvl>
+    <w:lvl w:ilvl="7" w:tplc="04090003" w:tentative="1">
+      <w:start w:val="1"/>
+      <w:numFmt w:val="bullet"/>
+      <w:lvlText w:val="o"/>
+      <w:lvlJc w:val="left"/>
+      <w:pPr>
+        <w:ind w:left="6120" w:hanging="360"/>
+      </w:pPr>
+      <w:rPr>
+        <w:rFonts w:ascii="Courier New" w:hAnsi="Courier New" w:cs="Courier New" w:hint="default"/>
+      </w:rPr>
+    </w:lvl>
+    <w:lvl w:ilvl="8" w:tplc="04090005" w:tentative="1">
+      <w:start w:val="1"/>
+      <w:numFmt w:val="bullet"/>
+      <w:lvlText w:val=""/>
+      <w:lvlJc w:val="left"/>
+      <w:pPr>
+        <w:ind w:left="6840" w:hanging="360"/>
+      </w:pPr>
+      <w:rPr>
+        <w:rFonts w:ascii="Wingdings" w:hAnsi="Wingdings" w:hint="default"/>
+      </w:rPr>
+    </w:lvl>
+  </w:abstractNum>
+  <w:abstractNum w:abstractNumId="26" w15:restartNumberingAfterBreak="0">
+    <w:nsid w:val="317C0DE6"/>
+    <w:multiLevelType w:val="hybridMultilevel"/>
+    <w:tmpl w:val="B080B76A"/>
+    <w:lvl w:ilvl="0" w:tplc="04090001">
+      <w:start w:val="1"/>
+      <w:numFmt w:val="bullet"/>
+      <w:lvlText w:val=""/>
+      <w:lvlJc w:val="left"/>
+      <w:pPr>
+        <w:ind w:left="840" w:hanging="360"/>
+      </w:pPr>
+      <w:rPr>
+        <w:rFonts w:ascii="Symbol" w:hAnsi="Symbol" w:hint="default"/>
+      </w:rPr>
+    </w:lvl>
+    <w:lvl w:ilvl="1" w:tplc="04090003" w:tentative="1">
+      <w:start w:val="1"/>
+      <w:numFmt w:val="bullet"/>
+      <w:lvlText w:val="o"/>
+      <w:lvlJc w:val="left"/>
+      <w:pPr>
+        <w:ind w:left="1560" w:hanging="360"/>
+      </w:pPr>
+      <w:rPr>
+        <w:rFonts w:ascii="Courier New" w:hAnsi="Courier New" w:cs="Courier New" w:hint="default"/>
+      </w:rPr>
+    </w:lvl>
+    <w:lvl w:ilvl="2" w:tplc="04090005" w:tentative="1">
+      <w:start w:val="1"/>
+      <w:numFmt w:val="bullet"/>
+      <w:lvlText w:val=""/>
+      <w:lvlJc w:val="left"/>
+      <w:pPr>
+        <w:ind w:left="2280" w:hanging="360"/>
+      </w:pPr>
+      <w:rPr>
+        <w:rFonts w:ascii="Wingdings" w:hAnsi="Wingdings" w:hint="default"/>
+      </w:rPr>
+    </w:lvl>
+    <w:lvl w:ilvl="3" w:tplc="04090001" w:tentative="1">
+      <w:start w:val="1"/>
+      <w:numFmt w:val="bullet"/>
+      <w:lvlText w:val=""/>
+      <w:lvlJc w:val="left"/>
+      <w:pPr>
+        <w:ind w:left="3000" w:hanging="360"/>
+      </w:pPr>
+      <w:rPr>
+        <w:rFonts w:ascii="Symbol" w:hAnsi="Symbol" w:hint="default"/>
+      </w:rPr>
+    </w:lvl>
+    <w:lvl w:ilvl="4" w:tplc="04090003" w:tentative="1">
+      <w:start w:val="1"/>
+      <w:numFmt w:val="bullet"/>
+      <w:lvlText w:val="o"/>
+      <w:lvlJc w:val="left"/>
+      <w:pPr>
+        <w:ind w:left="3720" w:hanging="360"/>
+      </w:pPr>
+      <w:rPr>
+        <w:rFonts w:ascii="Courier New" w:hAnsi="Courier New" w:cs="Courier New" w:hint="default"/>
+      </w:rPr>
+    </w:lvl>
+    <w:lvl w:ilvl="5" w:tplc="04090005" w:tentative="1">
+      <w:start w:val="1"/>
+      <w:numFmt w:val="bullet"/>
+      <w:lvlText w:val=""/>
+      <w:lvlJc w:val="left"/>
+      <w:pPr>
+        <w:ind w:left="4440" w:hanging="360"/>
+      </w:pPr>
+      <w:rPr>
+        <w:rFonts w:ascii="Wingdings" w:hAnsi="Wingdings" w:hint="default"/>
+      </w:rPr>
+    </w:lvl>
+    <w:lvl w:ilvl="6" w:tplc="04090001" w:tentative="1">
+      <w:start w:val="1"/>
+      <w:numFmt w:val="bullet"/>
+      <w:lvlText w:val=""/>
+      <w:lvlJc w:val="left"/>
+      <w:pPr>
+        <w:ind w:left="5160" w:hanging="360"/>
+      </w:pPr>
+      <w:rPr>
+        <w:rFonts w:ascii="Symbol" w:hAnsi="Symbol" w:hint="default"/>
+      </w:rPr>
+    </w:lvl>
+    <w:lvl w:ilvl="7" w:tplc="04090003" w:tentative="1">
+      <w:start w:val="1"/>
+      <w:numFmt w:val="bullet"/>
+      <w:lvlText w:val="o"/>
+      <w:lvlJc w:val="left"/>
+      <w:pPr>
+        <w:ind w:left="5880" w:hanging="360"/>
+      </w:pPr>
+      <w:rPr>
+        <w:rFonts w:ascii="Courier New" w:hAnsi="Courier New" w:cs="Courier New" w:hint="default"/>
+      </w:rPr>
+    </w:lvl>
+    <w:lvl w:ilvl="8" w:tplc="04090005" w:tentative="1">
+      <w:start w:val="1"/>
+      <w:numFmt w:val="bullet"/>
+      <w:lvlText w:val=""/>
+      <w:lvlJc w:val="left"/>
+      <w:pPr>
+        <w:ind w:left="6600" w:hanging="360"/>
+      </w:pPr>
+      <w:rPr>
+        <w:rFonts w:ascii="Wingdings" w:hAnsi="Wingdings" w:hint="default"/>
+      </w:rPr>
+    </w:lvl>
+  </w:abstractNum>
+  <w:abstractNum w:abstractNumId="27" w15:restartNumberingAfterBreak="0">
+    <w:nsid w:val="34D45752"/>
+    <w:multiLevelType w:val="hybridMultilevel"/>
+    <w:tmpl w:val="447EE9DA"/>
+    <w:lvl w:ilvl="0" w:tplc="04090001">
+      <w:start w:val="1"/>
+      <w:numFmt w:val="bullet"/>
+      <w:lvlText w:val=""/>
+      <w:lvlJc w:val="left"/>
+      <w:pPr>
+        <w:ind w:left="340" w:hanging="220"/>
+      </w:pPr>
+      <w:rPr>
+        <w:rFonts w:ascii="Symbol" w:hAnsi="Symbol" w:hint="default"/>
+      </w:rPr>
+    </w:lvl>
+    <w:lvl w:ilvl="1" w:tplc="FFFFFFFF">
+      <w:numFmt w:val="decimal"/>
+      <w:lvlText w:val=""/>
+      <w:lvlJc w:val="left"/>
+    </w:lvl>
+    <w:lvl w:ilvl="2" w:tplc="FFFFFFFF">
+      <w:numFmt w:val="decimal"/>
+      <w:lvlText w:val=""/>
+      <w:lvlJc w:val="left"/>
+    </w:lvl>
+    <w:lvl w:ilvl="3" w:tplc="FFFFFFFF">
+      <w:numFmt w:val="decimal"/>
+      <w:lvlText w:val=""/>
+      <w:lvlJc w:val="left"/>
+    </w:lvl>
+    <w:lvl w:ilvl="4" w:tplc="FFFFFFFF">
+      <w:numFmt w:val="decimal"/>
+      <w:lvlText w:val=""/>
+      <w:lvlJc w:val="left"/>
+    </w:lvl>
+    <w:lvl w:ilvl="5" w:tplc="FFFFFFFF">
+      <w:numFmt w:val="decimal"/>
+      <w:lvlText w:val=""/>
+      <w:lvlJc w:val="left"/>
+    </w:lvl>
+    <w:lvl w:ilvl="6" w:tplc="FFFFFFFF">
+      <w:numFmt w:val="decimal"/>
+      <w:lvlText w:val=""/>
+      <w:lvlJc w:val="left"/>
+    </w:lvl>
+    <w:lvl w:ilvl="7" w:tplc="FFFFFFFF">
+      <w:numFmt w:val="decimal"/>
+      <w:lvlText w:val=""/>
+      <w:lvlJc w:val="left"/>
+    </w:lvl>
+    <w:lvl w:ilvl="8" w:tplc="FFFFFFFF">
+      <w:numFmt w:val="decimal"/>
+      <w:lvlText w:val=""/>
+      <w:lvlJc w:val="left"/>
+    </w:lvl>
+  </w:abstractNum>
+  <w:abstractNum w:abstractNumId="28" w15:restartNumberingAfterBreak="0">
+    <w:nsid w:val="38E14A8B"/>
+    <w:multiLevelType w:val="hybridMultilevel"/>
+    <w:tmpl w:val="1E306CBA"/>
+    <w:lvl w:ilvl="0" w:tplc="04090003">
+      <w:start w:val="1"/>
+      <w:numFmt w:val="bullet"/>
+      <w:lvlText w:val="o"/>
+      <w:lvlJc w:val="left"/>
+      <w:pPr>
+        <w:ind w:left="840" w:hanging="360"/>
+      </w:pPr>
+      <w:rPr>
+        <w:rFonts w:ascii="Courier New" w:hAnsi="Courier New" w:cs="Courier New" w:hint="default"/>
+        <w:b/>
+      </w:rPr>
+    </w:lvl>
+    <w:lvl w:ilvl="1" w:tplc="FFFFFFFF" w:tentative="1">
+      <w:start w:val="1"/>
+      <w:numFmt w:val="bullet"/>
+      <w:lvlText w:val="o"/>
+      <w:lvlJc w:val="left"/>
+      <w:pPr>
+        <w:ind w:left="1560" w:hanging="360"/>
+      </w:pPr>
+      <w:rPr>
+        <w:rFonts w:ascii="Courier New" w:hAnsi="Courier New" w:cs="Courier New" w:hint="default"/>
+      </w:rPr>
+    </w:lvl>
+    <w:lvl w:ilvl="2" w:tplc="FFFFFFFF" w:tentative="1">
+      <w:start w:val="1"/>
+      <w:numFmt w:val="bullet"/>
+      <w:lvlText w:val=""/>
+      <w:lvlJc w:val="left"/>
+      <w:pPr>
+        <w:ind w:left="2280" w:hanging="360"/>
+      </w:pPr>
+      <w:rPr>
+        <w:rFonts w:ascii="Wingdings" w:hAnsi="Wingdings" w:hint="default"/>
+      </w:rPr>
+    </w:lvl>
+    <w:lvl w:ilvl="3" w:tplc="FFFFFFFF" w:tentative="1">
+      <w:start w:val="1"/>
+      <w:numFmt w:val="bullet"/>
+      <w:lvlText w:val=""/>
+      <w:lvlJc w:val="left"/>
+      <w:pPr>
+        <w:ind w:left="3000" w:hanging="360"/>
+      </w:pPr>
+      <w:rPr>
+        <w:rFonts w:ascii="Symbol" w:hAnsi="Symbol" w:hint="default"/>
+      </w:rPr>
+    </w:lvl>
+    <w:lvl w:ilvl="4" w:tplc="FFFFFFFF" w:tentative="1">
+      <w:start w:val="1"/>
+      <w:numFmt w:val="bullet"/>
+      <w:lvlText w:val="o"/>
+      <w:lvlJc w:val="left"/>
+      <w:pPr>
+        <w:ind w:left="3720" w:hanging="360"/>
+      </w:pPr>
+      <w:rPr>
+        <w:rFonts w:ascii="Courier New" w:hAnsi="Courier New" w:cs="Courier New" w:hint="default"/>
+      </w:rPr>
+    </w:lvl>
+    <w:lvl w:ilvl="5" w:tplc="FFFFFFFF" w:tentative="1">
+      <w:start w:val="1"/>
+      <w:numFmt w:val="bullet"/>
+      <w:lvlText w:val=""/>
+      <w:lvlJc w:val="left"/>
+      <w:pPr>
+        <w:ind w:left="4440" w:hanging="360"/>
+      </w:pPr>
+      <w:rPr>
+        <w:rFonts w:ascii="Wingdings" w:hAnsi="Wingdings" w:hint="default"/>
+      </w:rPr>
+    </w:lvl>
+    <w:lvl w:ilvl="6" w:tplc="FFFFFFFF" w:tentative="1">
+      <w:start w:val="1"/>
+      <w:numFmt w:val="bullet"/>
+      <w:lvlText w:val=""/>
+      <w:lvlJc w:val="left"/>
+      <w:pPr>
+        <w:ind w:left="5160" w:hanging="360"/>
+      </w:pPr>
+      <w:rPr>
+        <w:rFonts w:ascii="Symbol" w:hAnsi="Symbol" w:hint="default"/>
+      </w:rPr>
+    </w:lvl>
+    <w:lvl w:ilvl="7" w:tplc="FFFFFFFF" w:tentative="1">
+      <w:start w:val="1"/>
+      <w:numFmt w:val="bullet"/>
+      <w:lvlText w:val="o"/>
+      <w:lvlJc w:val="left"/>
+      <w:pPr>
+        <w:ind w:left="5880" w:hanging="360"/>
+      </w:pPr>
+      <w:rPr>
+        <w:rFonts w:ascii="Courier New" w:hAnsi="Courier New" w:cs="Courier New" w:hint="default"/>
+      </w:rPr>
+    </w:lvl>
+    <w:lvl w:ilvl="8" w:tplc="FFFFFFFF" w:tentative="1">
+      <w:start w:val="1"/>
+      <w:numFmt w:val="bullet"/>
+      <w:lvlText w:val=""/>
+      <w:lvlJc w:val="left"/>
+      <w:pPr>
+        <w:ind w:left="6600" w:hanging="360"/>
+      </w:pPr>
+      <w:rPr>
+        <w:rFonts w:ascii="Wingdings" w:hAnsi="Wingdings" w:hint="default"/>
+      </w:rPr>
+    </w:lvl>
+  </w:abstractNum>
+  <w:abstractNum w:abstractNumId="29" w15:restartNumberingAfterBreak="0">
+    <w:nsid w:val="39861931"/>
+    <w:multiLevelType w:val="hybridMultilevel"/>
+    <w:tmpl w:val="26CE243A"/>
+    <w:lvl w:ilvl="0" w:tplc="04090001">
+      <w:start w:val="1"/>
+      <w:numFmt w:val="bullet"/>
+      <w:lvlText w:val=""/>
+      <w:lvlJc w:val="left"/>
+      <w:pPr>
+        <w:ind w:left="840" w:hanging="360"/>
+      </w:pPr>
+      <w:rPr>
+        <w:rFonts w:ascii="Symbol" w:hAnsi="Symbol" w:hint="default"/>
+      </w:rPr>
+    </w:lvl>
+    <w:lvl w:ilvl="1" w:tplc="04090003" w:tentative="1">
+      <w:start w:val="1"/>
+      <w:numFmt w:val="bullet"/>
+      <w:lvlText w:val="o"/>
+      <w:lvlJc w:val="left"/>
+      <w:pPr>
+        <w:ind w:left="1560" w:hanging="360"/>
+      </w:pPr>
+      <w:rPr>
+        <w:rFonts w:ascii="Courier New" w:hAnsi="Courier New" w:cs="Courier New" w:hint="default"/>
+      </w:rPr>
+    </w:lvl>
+    <w:lvl w:ilvl="2" w:tplc="04090005" w:tentative="1">
+      <w:start w:val="1"/>
+      <w:numFmt w:val="bullet"/>
+      <w:lvlText w:val=""/>
+      <w:lvlJc w:val="left"/>
+      <w:pPr>
+        <w:ind w:left="2280" w:hanging="360"/>
+      </w:pPr>
+      <w:rPr>
+        <w:rFonts w:ascii="Wingdings" w:hAnsi="Wingdings" w:hint="default"/>
+      </w:rPr>
+    </w:lvl>
+    <w:lvl w:ilvl="3" w:tplc="04090001" w:tentative="1">
+      <w:start w:val="1"/>
+      <w:numFmt w:val="bullet"/>
+      <w:lvlText w:val=""/>
+      <w:lvlJc w:val="left"/>
+      <w:pPr>
+        <w:ind w:left="3000" w:hanging="360"/>
+      </w:pPr>
+      <w:rPr>
+        <w:rFonts w:ascii="Symbol" w:hAnsi="Symbol" w:hint="default"/>
+      </w:rPr>
+    </w:lvl>
+    <w:lvl w:ilvl="4" w:tplc="04090003" w:tentative="1">
+      <w:start w:val="1"/>
+      <w:numFmt w:val="bullet"/>
+      <w:lvlText w:val="o"/>
+      <w:lvlJc w:val="left"/>
+      <w:pPr>
+        <w:ind w:left="3720" w:hanging="360"/>
+      </w:pPr>
+      <w:rPr>
+        <w:rFonts w:ascii="Courier New" w:hAnsi="Courier New" w:cs="Courier New" w:hint="default"/>
+      </w:rPr>
+    </w:lvl>
+    <w:lvl w:ilvl="5" w:tplc="04090005" w:tentative="1">
+      <w:start w:val="1"/>
+      <w:numFmt w:val="bullet"/>
+      <w:lvlText w:val=""/>
+      <w:lvlJc w:val="left"/>
+      <w:pPr>
+        <w:ind w:left="4440" w:hanging="360"/>
+      </w:pPr>
+      <w:rPr>
+        <w:rFonts w:ascii="Wingdings" w:hAnsi="Wingdings" w:hint="default"/>
+      </w:rPr>
+    </w:lvl>
+    <w:lvl w:ilvl="6" w:tplc="04090001" w:tentative="1">
+      <w:start w:val="1"/>
+      <w:numFmt w:val="bullet"/>
+      <w:lvlText w:val=""/>
+      <w:lvlJc w:val="left"/>
+      <w:pPr>
+        <w:ind w:left="5160" w:hanging="360"/>
+      </w:pPr>
+      <w:rPr>
+        <w:rFonts w:ascii="Symbol" w:hAnsi="Symbol" w:hint="default"/>
+      </w:rPr>
+    </w:lvl>
+    <w:lvl w:ilvl="7" w:tplc="04090003" w:tentative="1">
+      <w:start w:val="1"/>
+      <w:numFmt w:val="bullet"/>
+      <w:lvlText w:val="o"/>
+      <w:lvlJc w:val="left"/>
+      <w:pPr>
+        <w:ind w:left="5880" w:hanging="360"/>
+      </w:pPr>
+      <w:rPr>
+        <w:rFonts w:ascii="Courier New" w:hAnsi="Courier New" w:cs="Courier New" w:hint="default"/>
+      </w:rPr>
+    </w:lvl>
+    <w:lvl w:ilvl="8" w:tplc="04090005" w:tentative="1">
+      <w:start w:val="1"/>
+      <w:numFmt w:val="bullet"/>
+      <w:lvlText w:val=""/>
+      <w:lvlJc w:val="left"/>
+      <w:pPr>
+        <w:ind w:left="6600" w:hanging="360"/>
+      </w:pPr>
+      <w:rPr>
+        <w:rFonts w:ascii="Wingdings" w:hAnsi="Wingdings" w:hint="default"/>
+      </w:rPr>
+    </w:lvl>
+  </w:abstractNum>
+  <w:abstractNum w:abstractNumId="30" w15:restartNumberingAfterBreak="0">
+    <w:nsid w:val="3A9E0E56"/>
+    <w:multiLevelType w:val="hybridMultilevel"/>
+    <w:tmpl w:val="9580B5BE"/>
+    <w:lvl w:ilvl="0" w:tplc="04090001">
+      <w:start w:val="1"/>
+      <w:numFmt w:val="bullet"/>
+      <w:lvlText w:val=""/>
+      <w:lvlJc w:val="left"/>
+      <w:pPr>
+        <w:ind w:left="340" w:hanging="220"/>
+      </w:pPr>
+      <w:rPr>
+        <w:rFonts w:ascii="Symbol" w:hAnsi="Symbol" w:hint="default"/>
+      </w:rPr>
+    </w:lvl>
+    <w:lvl w:ilvl="1" w:tplc="FFFFFFFF">
+      <w:numFmt w:val="decimal"/>
+      <w:lvlText w:val=""/>
+      <w:lvlJc w:val="left"/>
+    </w:lvl>
+    <w:lvl w:ilvl="2" w:tplc="FFFFFFFF">
+      <w:numFmt w:val="decimal"/>
+      <w:lvlText w:val=""/>
+      <w:lvlJc w:val="left"/>
+    </w:lvl>
+    <w:lvl w:ilvl="3" w:tplc="FFFFFFFF">
+      <w:numFmt w:val="decimal"/>
+      <w:lvlText w:val=""/>
+      <w:lvlJc w:val="left"/>
+    </w:lvl>
+    <w:lvl w:ilvl="4" w:tplc="FFFFFFFF">
+      <w:numFmt w:val="decimal"/>
+      <w:lvlText w:val=""/>
+      <w:lvlJc w:val="left"/>
+    </w:lvl>
+    <w:lvl w:ilvl="5" w:tplc="FFFFFFFF">
+      <w:numFmt w:val="decimal"/>
+      <w:lvlText w:val=""/>
+      <w:lvlJc w:val="left"/>
+    </w:lvl>
+    <w:lvl w:ilvl="6" w:tplc="FFFFFFFF">
+      <w:numFmt w:val="decimal"/>
+      <w:lvlText w:val=""/>
+      <w:lvlJc w:val="left"/>
+    </w:lvl>
+    <w:lvl w:ilvl="7" w:tplc="FFFFFFFF">
+      <w:numFmt w:val="decimal"/>
+      <w:lvlText w:val=""/>
+      <w:lvlJc w:val="left"/>
+    </w:lvl>
+    <w:lvl w:ilvl="8" w:tplc="FFFFFFFF">
+      <w:numFmt w:val="decimal"/>
+      <w:lvlText w:val=""/>
+      <w:lvlJc w:val="left"/>
+    </w:lvl>
+  </w:abstractNum>
+  <w:abstractNum w:abstractNumId="31" w15:restartNumberingAfterBreak="0">
+    <w:nsid w:val="3ACC5D57"/>
+    <w:multiLevelType w:val="hybridMultilevel"/>
+    <w:tmpl w:val="F9EEB14E"/>
+    <w:lvl w:ilvl="0" w:tplc="0409000F">
+      <w:start w:val="1"/>
+      <w:numFmt w:val="decimal"/>
+      <w:lvlText w:val="%1."/>
+      <w:lvlJc w:val="left"/>
+      <w:pPr>
+        <w:ind w:left="340" w:hanging="220"/>
+      </w:pPr>
+    </w:lvl>
+    <w:lvl w:ilvl="1" w:tplc="FF286C40">
+      <w:numFmt w:val="decimal"/>
+      <w:lvlText w:val=""/>
+      <w:lvlJc w:val="left"/>
+    </w:lvl>
+    <w:lvl w:ilvl="2" w:tplc="56567F6C">
+      <w:numFmt w:val="decimal"/>
+      <w:lvlText w:val=""/>
+      <w:lvlJc w:val="left"/>
+    </w:lvl>
+    <w:lvl w:ilvl="3" w:tplc="AEF43748">
+      <w:numFmt w:val="decimal"/>
+      <w:lvlText w:val=""/>
+      <w:lvlJc w:val="left"/>
+    </w:lvl>
+    <w:lvl w:ilvl="4" w:tplc="57665628">
+      <w:numFmt w:val="decimal"/>
+      <w:lvlText w:val=""/>
+      <w:lvlJc w:val="left"/>
+    </w:lvl>
+    <w:lvl w:ilvl="5" w:tplc="C8E20186">
+      <w:numFmt w:val="decimal"/>
+      <w:lvlText w:val=""/>
+      <w:lvlJc w:val="left"/>
+    </w:lvl>
+    <w:lvl w:ilvl="6" w:tplc="ACC6C70E">
+      <w:numFmt w:val="decimal"/>
+      <w:lvlText w:val=""/>
+      <w:lvlJc w:val="left"/>
+    </w:lvl>
+    <w:lvl w:ilvl="7" w:tplc="EDBE42B6">
+      <w:numFmt w:val="decimal"/>
+      <w:lvlText w:val=""/>
+      <w:lvlJc w:val="left"/>
+    </w:lvl>
+    <w:lvl w:ilvl="8" w:tplc="ACB40ED6">
+      <w:numFmt w:val="decimal"/>
+      <w:lvlText w:val=""/>
+      <w:lvlJc w:val="left"/>
+    </w:lvl>
+  </w:abstractNum>
+  <w:abstractNum w:abstractNumId="32" w15:restartNumberingAfterBreak="0">
+    <w:nsid w:val="3DB75256"/>
+    <w:multiLevelType w:val="hybridMultilevel"/>
+    <w:tmpl w:val="C584D4C2"/>
+    <w:lvl w:ilvl="0" w:tplc="7E5C1126">
+      <w:numFmt w:val="bullet"/>
+      <w:lvlText w:val="•"/>
+      <w:lvlJc w:val="left"/>
+      <w:pPr>
+        <w:ind w:left="552" w:hanging="360"/>
+      </w:pPr>
+      <w:rPr>
+        <w:rFonts w:ascii="Arial" w:eastAsiaTheme="minorEastAsia" w:hAnsi="Arial" w:cs="Arial" w:hint="default"/>
+        <w:b/>
+      </w:rPr>
+    </w:lvl>
+    <w:lvl w:ilvl="1" w:tplc="04090003" w:tentative="1">
+      <w:start w:val="1"/>
+      <w:numFmt w:val="bullet"/>
+      <w:lvlText w:val="o"/>
+      <w:lvlJc w:val="left"/>
+      <w:pPr>
+        <w:ind w:left="1560" w:hanging="360"/>
+      </w:pPr>
+      <w:rPr>
+        <w:rFonts w:ascii="Courier New" w:hAnsi="Courier New" w:cs="Courier New" w:hint="default"/>
+      </w:rPr>
+    </w:lvl>
+    <w:lvl w:ilvl="2" w:tplc="04090005" w:tentative="1">
+      <w:start w:val="1"/>
+      <w:numFmt w:val="bullet"/>
+      <w:lvlText w:val=""/>
+      <w:lvlJc w:val="left"/>
+      <w:pPr>
+        <w:ind w:left="2280" w:hanging="360"/>
+      </w:pPr>
+      <w:rPr>
+        <w:rFonts w:ascii="Wingdings" w:hAnsi="Wingdings" w:hint="default"/>
+      </w:rPr>
+    </w:lvl>
+    <w:lvl w:ilvl="3" w:tplc="04090001" w:tentative="1">
+      <w:start w:val="1"/>
+      <w:numFmt w:val="bullet"/>
+      <w:lvlText w:val=""/>
+      <w:lvlJc w:val="left"/>
+      <w:pPr>
+        <w:ind w:left="3000" w:hanging="360"/>
+      </w:pPr>
+      <w:rPr>
+        <w:rFonts w:ascii="Symbol" w:hAnsi="Symbol" w:hint="default"/>
+      </w:rPr>
+    </w:lvl>
+    <w:lvl w:ilvl="4" w:tplc="04090003" w:tentative="1">
+      <w:start w:val="1"/>
+      <w:numFmt w:val="bullet"/>
+      <w:lvlText w:val="o"/>
+      <w:lvlJc w:val="left"/>
+      <w:pPr>
+        <w:ind w:left="3720" w:hanging="360"/>
+      </w:pPr>
+      <w:rPr>
+        <w:rFonts w:ascii="Courier New" w:hAnsi="Courier New" w:cs="Courier New" w:hint="default"/>
+      </w:rPr>
+    </w:lvl>
+    <w:lvl w:ilvl="5" w:tplc="04090005" w:tentative="1">
+      <w:start w:val="1"/>
+      <w:numFmt w:val="bullet"/>
+      <w:lvlText w:val=""/>
+      <w:lvlJc w:val="left"/>
+      <w:pPr>
+        <w:ind w:left="4440" w:hanging="360"/>
+      </w:pPr>
+      <w:rPr>
+        <w:rFonts w:ascii="Wingdings" w:hAnsi="Wingdings" w:hint="default"/>
+      </w:rPr>
+    </w:lvl>
+    <w:lvl w:ilvl="6" w:tplc="04090001" w:tentative="1">
+      <w:start w:val="1"/>
+      <w:numFmt w:val="bullet"/>
+      <w:lvlText w:val=""/>
+      <w:lvlJc w:val="left"/>
+      <w:pPr>
+        <w:ind w:left="5160" w:hanging="360"/>
+      </w:pPr>
+      <w:rPr>
+        <w:rFonts w:ascii="Symbol" w:hAnsi="Symbol" w:hint="default"/>
+      </w:rPr>
+    </w:lvl>
+    <w:lvl w:ilvl="7" w:tplc="04090003" w:tentative="1">
+      <w:start w:val="1"/>
+      <w:numFmt w:val="bullet"/>
+      <w:lvlText w:val="o"/>
+      <w:lvlJc w:val="left"/>
+      <w:pPr>
+        <w:ind w:left="5880" w:hanging="360"/>
+      </w:pPr>
+      <w:rPr>
+        <w:rFonts w:ascii="Courier New" w:hAnsi="Courier New" w:cs="Courier New" w:hint="default"/>
+      </w:rPr>
+    </w:lvl>
+    <w:lvl w:ilvl="8" w:tplc="04090005" w:tentative="1">
+      <w:start w:val="1"/>
+      <w:numFmt w:val="bullet"/>
+      <w:lvlText w:val=""/>
+      <w:lvlJc w:val="left"/>
+      <w:pPr>
+        <w:ind w:left="6600" w:hanging="360"/>
+      </w:pPr>
+      <w:rPr>
+        <w:rFonts w:ascii="Wingdings" w:hAnsi="Wingdings" w:hint="default"/>
+      </w:rPr>
+    </w:lvl>
+  </w:abstractNum>
+  <w:abstractNum w:abstractNumId="33" w15:restartNumberingAfterBreak="0">
+    <w:nsid w:val="3FE57EA4"/>
+    <w:multiLevelType w:val="hybridMultilevel"/>
+    <w:tmpl w:val="4B58EC58"/>
+    <w:lvl w:ilvl="0" w:tplc="04090001">
+      <w:start w:val="1"/>
+      <w:numFmt w:val="bullet"/>
+      <w:lvlText w:val=""/>
+      <w:lvlJc w:val="left"/>
+      <w:pPr>
+        <w:ind w:left="792" w:hanging="360"/>
+      </w:pPr>
+      <w:rPr>
+        <w:rFonts w:ascii="Symbol" w:hAnsi="Symbol" w:hint="default"/>
+      </w:rPr>
+    </w:lvl>
+    <w:lvl w:ilvl="1" w:tplc="04090003" w:tentative="1">
+      <w:start w:val="1"/>
+      <w:numFmt w:val="bullet"/>
+      <w:lvlText w:val="o"/>
+      <w:lvlJc w:val="left"/>
+      <w:pPr>
+        <w:ind w:left="1512" w:hanging="360"/>
+      </w:pPr>
+      <w:rPr>
+        <w:rFonts w:ascii="Courier New" w:hAnsi="Courier New" w:cs="Courier New" w:hint="default"/>
+      </w:rPr>
+    </w:lvl>
+    <w:lvl w:ilvl="2" w:tplc="04090005" w:tentative="1">
+      <w:start w:val="1"/>
+      <w:numFmt w:val="bullet"/>
+      <w:lvlText w:val=""/>
+      <w:lvlJc w:val="left"/>
+      <w:pPr>
+        <w:ind w:left="2232" w:hanging="360"/>
+      </w:pPr>
+      <w:rPr>
+        <w:rFonts w:ascii="Wingdings" w:hAnsi="Wingdings" w:hint="default"/>
+      </w:rPr>
+    </w:lvl>
+    <w:lvl w:ilvl="3" w:tplc="04090001" w:tentative="1">
+      <w:start w:val="1"/>
+      <w:numFmt w:val="bullet"/>
+      <w:lvlText w:val=""/>
+      <w:lvlJc w:val="left"/>
+      <w:pPr>
+        <w:ind w:left="2952" w:hanging="360"/>
+      </w:pPr>
+      <w:rPr>
+        <w:rFonts w:ascii="Symbol" w:hAnsi="Symbol" w:hint="default"/>
+      </w:rPr>
+    </w:lvl>
+    <w:lvl w:ilvl="4" w:tplc="04090003" w:tentative="1">
+      <w:start w:val="1"/>
+      <w:numFmt w:val="bullet"/>
+      <w:lvlText w:val="o"/>
+      <w:lvlJc w:val="left"/>
+      <w:pPr>
+        <w:ind w:left="3672" w:hanging="360"/>
+      </w:pPr>
+      <w:rPr>
+        <w:rFonts w:ascii="Courier New" w:hAnsi="Courier New" w:cs="Courier New" w:hint="default"/>
+      </w:rPr>
+    </w:lvl>
+    <w:lvl w:ilvl="5" w:tplc="04090005" w:tentative="1">
+      <w:start w:val="1"/>
+      <w:numFmt w:val="bullet"/>
+      <w:lvlText w:val=""/>
+      <w:lvlJc w:val="left"/>
+      <w:pPr>
+        <w:ind w:left="4392" w:hanging="360"/>
+      </w:pPr>
+      <w:rPr>
+        <w:rFonts w:ascii="Wingdings" w:hAnsi="Wingdings" w:hint="default"/>
+      </w:rPr>
+    </w:lvl>
+    <w:lvl w:ilvl="6" w:tplc="04090001" w:tentative="1">
+      <w:start w:val="1"/>
+      <w:numFmt w:val="bullet"/>
+      <w:lvlText w:val=""/>
+      <w:lvlJc w:val="left"/>
+      <w:pPr>
+        <w:ind w:left="5112" w:hanging="360"/>
+      </w:pPr>
+      <w:rPr>
+        <w:rFonts w:ascii="Symbol" w:hAnsi="Symbol" w:hint="default"/>
+      </w:rPr>
+    </w:lvl>
+    <w:lvl w:ilvl="7" w:tplc="04090003" w:tentative="1">
+      <w:start w:val="1"/>
+      <w:numFmt w:val="bullet"/>
+      <w:lvlText w:val="o"/>
+      <w:lvlJc w:val="left"/>
+      <w:pPr>
+        <w:ind w:left="5832" w:hanging="360"/>
+      </w:pPr>
+      <w:rPr>
+        <w:rFonts w:ascii="Courier New" w:hAnsi="Courier New" w:cs="Courier New" w:hint="default"/>
+      </w:rPr>
+    </w:lvl>
+    <w:lvl w:ilvl="8" w:tplc="04090005" w:tentative="1">
+      <w:start w:val="1"/>
+      <w:numFmt w:val="bullet"/>
+      <w:lvlText w:val=""/>
+      <w:lvlJc w:val="left"/>
+      <w:pPr>
+        <w:ind w:left="6552" w:hanging="360"/>
+      </w:pPr>
+      <w:rPr>
+        <w:rFonts w:ascii="Wingdings" w:hAnsi="Wingdings" w:hint="default"/>
+      </w:rPr>
+    </w:lvl>
+  </w:abstractNum>
+  <w:abstractNum w:abstractNumId="34" w15:restartNumberingAfterBreak="0">
+    <w:nsid w:val="40164B5E"/>
+    <w:multiLevelType w:val="hybridMultilevel"/>
+    <w:tmpl w:val="131A379E"/>
+    <w:lvl w:ilvl="0" w:tplc="7E5C1126">
+      <w:numFmt w:val="bullet"/>
+      <w:lvlText w:val="•"/>
+      <w:lvlJc w:val="left"/>
+      <w:pPr>
+        <w:ind w:left="504" w:hanging="360"/>
+      </w:pPr>
+      <w:rPr>
+        <w:rFonts w:ascii="Arial" w:eastAsiaTheme="minorEastAsia" w:hAnsi="Arial" w:cs="Arial" w:hint="default"/>
+        <w:b/>
+      </w:rPr>
+    </w:lvl>
+    <w:lvl w:ilvl="1" w:tplc="04090003" w:tentative="1">
+      <w:start w:val="1"/>
+      <w:numFmt w:val="bullet"/>
+      <w:lvlText w:val="o"/>
+      <w:lvlJc w:val="left"/>
+      <w:pPr>
+        <w:ind w:left="1512" w:hanging="360"/>
+      </w:pPr>
+      <w:rPr>
+        <w:rFonts w:ascii="Courier New" w:hAnsi="Courier New" w:cs="Courier New" w:hint="default"/>
+      </w:rPr>
+    </w:lvl>
+    <w:lvl w:ilvl="2" w:tplc="04090005" w:tentative="1">
+      <w:start w:val="1"/>
+      <w:numFmt w:val="bullet"/>
+      <w:lvlText w:val=""/>
+      <w:lvlJc w:val="left"/>
+      <w:pPr>
+        <w:ind w:left="2232" w:hanging="360"/>
+      </w:pPr>
+      <w:rPr>
+        <w:rFonts w:ascii="Wingdings" w:hAnsi="Wingdings" w:hint="default"/>
+      </w:rPr>
+    </w:lvl>
+    <w:lvl w:ilvl="3" w:tplc="04090001" w:tentative="1">
+      <w:start w:val="1"/>
+      <w:numFmt w:val="bullet"/>
+      <w:lvlText w:val=""/>
+      <w:lvlJc w:val="left"/>
+      <w:pPr>
+        <w:ind w:left="2952" w:hanging="360"/>
+      </w:pPr>
+      <w:rPr>
+        <w:rFonts w:ascii="Symbol" w:hAnsi="Symbol" w:hint="default"/>
+      </w:rPr>
+    </w:lvl>
+    <w:lvl w:ilvl="4" w:tplc="04090003" w:tentative="1">
+      <w:start w:val="1"/>
+      <w:numFmt w:val="bullet"/>
+      <w:lvlText w:val="o"/>
+      <w:lvlJc w:val="left"/>
+      <w:pPr>
+        <w:ind w:left="3672" w:hanging="360"/>
+      </w:pPr>
+      <w:rPr>
+        <w:rFonts w:ascii="Courier New" w:hAnsi="Courier New" w:cs="Courier New" w:hint="default"/>
+      </w:rPr>
+    </w:lvl>
+    <w:lvl w:ilvl="5" w:tplc="04090005" w:tentative="1">
+      <w:start w:val="1"/>
+      <w:numFmt w:val="bullet"/>
+      <w:lvlText w:val=""/>
+      <w:lvlJc w:val="left"/>
+      <w:pPr>
+        <w:ind w:left="4392" w:hanging="360"/>
+      </w:pPr>
+      <w:rPr>
+        <w:rFonts w:ascii="Wingdings" w:hAnsi="Wingdings" w:hint="default"/>
+      </w:rPr>
+    </w:lvl>
+    <w:lvl w:ilvl="6" w:tplc="04090001" w:tentative="1">
+      <w:start w:val="1"/>
+      <w:numFmt w:val="bullet"/>
+      <w:lvlText w:val=""/>
+      <w:lvlJc w:val="left"/>
+      <w:pPr>
+        <w:ind w:left="5112" w:hanging="360"/>
+      </w:pPr>
+      <w:rPr>
+        <w:rFonts w:ascii="Symbol" w:hAnsi="Symbol" w:hint="default"/>
+      </w:rPr>
+    </w:lvl>
+    <w:lvl w:ilvl="7" w:tplc="04090003" w:tentative="1">
+      <w:start w:val="1"/>
+      <w:numFmt w:val="bullet"/>
+      <w:lvlText w:val="o"/>
+      <w:lvlJc w:val="left"/>
+      <w:pPr>
+        <w:ind w:left="5832" w:hanging="360"/>
+      </w:pPr>
+      <w:rPr>
+        <w:rFonts w:ascii="Courier New" w:hAnsi="Courier New" w:cs="Courier New" w:hint="default"/>
+      </w:rPr>
+    </w:lvl>
+    <w:lvl w:ilvl="8" w:tplc="04090005" w:tentative="1">
+      <w:start w:val="1"/>
+      <w:numFmt w:val="bullet"/>
+      <w:lvlText w:val=""/>
+      <w:lvlJc w:val="left"/>
+      <w:pPr>
+        <w:ind w:left="6552" w:hanging="360"/>
+      </w:pPr>
+      <w:rPr>
+        <w:rFonts w:ascii="Wingdings" w:hAnsi="Wingdings" w:hint="default"/>
+      </w:rPr>
+    </w:lvl>
+  </w:abstractNum>
+  <w:abstractNum w:abstractNumId="35" w15:restartNumberingAfterBreak="0">
+    <w:nsid w:val="41575735"/>
+    <w:multiLevelType w:val="hybridMultilevel"/>
+    <w:tmpl w:val="1D76C30A"/>
+    <w:lvl w:ilvl="0" w:tplc="04090001">
+      <w:start w:val="1"/>
+      <w:numFmt w:val="bullet"/>
+      <w:lvlText w:val=""/>
+      <w:lvlJc w:val="left"/>
+      <w:pPr>
+        <w:ind w:left="840" w:hanging="360"/>
+      </w:pPr>
+      <w:rPr>
+        <w:rFonts w:ascii="Symbol" w:hAnsi="Symbol" w:hint="default"/>
+        <w:b/>
+      </w:rPr>
+    </w:lvl>
+    <w:lvl w:ilvl="1" w:tplc="FFFFFFFF" w:tentative="1">
+      <w:start w:val="1"/>
+      <w:numFmt w:val="bullet"/>
+      <w:lvlText w:val="o"/>
+      <w:lvlJc w:val="left"/>
+      <w:pPr>
+        <w:ind w:left="1560" w:hanging="360"/>
+      </w:pPr>
+      <w:rPr>
+        <w:rFonts w:ascii="Courier New" w:hAnsi="Courier New" w:cs="Courier New" w:hint="default"/>
+      </w:rPr>
+    </w:lvl>
+    <w:lvl w:ilvl="2" w:tplc="FFFFFFFF" w:tentative="1">
+      <w:start w:val="1"/>
+      <w:numFmt w:val="bullet"/>
+      <w:lvlText w:val=""/>
+      <w:lvlJc w:val="left"/>
+      <w:pPr>
+        <w:ind w:left="2280" w:hanging="360"/>
+      </w:pPr>
+      <w:rPr>
+        <w:rFonts w:ascii="Wingdings" w:hAnsi="Wingdings" w:hint="default"/>
+      </w:rPr>
+    </w:lvl>
+    <w:lvl w:ilvl="3" w:tplc="FFFFFFFF" w:tentative="1">
+      <w:start w:val="1"/>
+      <w:numFmt w:val="bullet"/>
+      <w:lvlText w:val=""/>
+      <w:lvlJc w:val="left"/>
+      <w:pPr>
+        <w:ind w:left="3000" w:hanging="360"/>
+      </w:pPr>
+      <w:rPr>
+        <w:rFonts w:ascii="Symbol" w:hAnsi="Symbol" w:hint="default"/>
+      </w:rPr>
+    </w:lvl>
+    <w:lvl w:ilvl="4" w:tplc="FFFFFFFF" w:tentative="1">
+      <w:start w:val="1"/>
+      <w:numFmt w:val="bullet"/>
+      <w:lvlText w:val="o"/>
+      <w:lvlJc w:val="left"/>
+      <w:pPr>
+        <w:ind w:left="3720" w:hanging="360"/>
+      </w:pPr>
+      <w:rPr>
+        <w:rFonts w:ascii="Courier New" w:hAnsi="Courier New" w:cs="Courier New" w:hint="default"/>
+      </w:rPr>
+    </w:lvl>
+    <w:lvl w:ilvl="5" w:tplc="FFFFFFFF" w:tentative="1">
+      <w:start w:val="1"/>
+      <w:numFmt w:val="bullet"/>
+      <w:lvlText w:val=""/>
+      <w:lvlJc w:val="left"/>
+      <w:pPr>
+        <w:ind w:left="4440" w:hanging="360"/>
+      </w:pPr>
+      <w:rPr>
+        <w:rFonts w:ascii="Wingdings" w:hAnsi="Wingdings" w:hint="default"/>
+      </w:rPr>
+    </w:lvl>
+    <w:lvl w:ilvl="6" w:tplc="FFFFFFFF" w:tentative="1">
+      <w:start w:val="1"/>
+      <w:numFmt w:val="bullet"/>
+      <w:lvlText w:val=""/>
+      <w:lvlJc w:val="left"/>
+      <w:pPr>
+        <w:ind w:left="5160" w:hanging="360"/>
+      </w:pPr>
+      <w:rPr>
+        <w:rFonts w:ascii="Symbol" w:hAnsi="Symbol" w:hint="default"/>
+      </w:rPr>
+    </w:lvl>
+    <w:lvl w:ilvl="7" w:tplc="FFFFFFFF" w:tentative="1">
+      <w:start w:val="1"/>
+      <w:numFmt w:val="bullet"/>
+      <w:lvlText w:val="o"/>
+      <w:lvlJc w:val="left"/>
+      <w:pPr>
+        <w:ind w:left="5880" w:hanging="360"/>
+      </w:pPr>
+      <w:rPr>
+        <w:rFonts w:ascii="Courier New" w:hAnsi="Courier New" w:cs="Courier New" w:hint="default"/>
+      </w:rPr>
+    </w:lvl>
+    <w:lvl w:ilvl="8" w:tplc="FFFFFFFF" w:tentative="1">
+      <w:start w:val="1"/>
+      <w:numFmt w:val="bullet"/>
+      <w:lvlText w:val=""/>
+      <w:lvlJc w:val="left"/>
+      <w:pPr>
+        <w:ind w:left="6600" w:hanging="360"/>
+      </w:pPr>
+      <w:rPr>
+        <w:rFonts w:ascii="Wingdings" w:hAnsi="Wingdings" w:hint="default"/>
+      </w:rPr>
+    </w:lvl>
+  </w:abstractNum>
+  <w:abstractNum w:abstractNumId="36" w15:restartNumberingAfterBreak="0">
+    <w:nsid w:val="41EC3C08"/>
+    <w:multiLevelType w:val="hybridMultilevel"/>
+    <w:tmpl w:val="70F6FE7C"/>
+    <w:lvl w:ilvl="0" w:tplc="04090001">
+      <w:start w:val="1"/>
+      <w:numFmt w:val="bullet"/>
+      <w:lvlText w:val=""/>
+      <w:lvlJc w:val="left"/>
+      <w:pPr>
+        <w:ind w:left="720" w:hanging="360"/>
+      </w:pPr>
+      <w:rPr>
+        <w:rFonts w:ascii="Symbol" w:hAnsi="Symbol" w:hint="default"/>
+      </w:rPr>
+    </w:lvl>
+    <w:lvl w:ilvl="1" w:tplc="04090003" w:tentative="1">
+      <w:start w:val="1"/>
+      <w:numFmt w:val="bullet"/>
+      <w:lvlText w:val="o"/>
+      <w:lvlJc w:val="left"/>
+      <w:pPr>
+        <w:ind w:left="1440" w:hanging="360"/>
+      </w:pPr>
+      <w:rPr>
+        <w:rFonts w:ascii="Courier New" w:hAnsi="Courier New" w:cs="Courier New" w:hint="default"/>
+      </w:rPr>
+    </w:lvl>
+    <w:lvl w:ilvl="2" w:tplc="04090005" w:tentative="1">
+      <w:start w:val="1"/>
+      <w:numFmt w:val="bullet"/>
+      <w:lvlText w:val=""/>
+      <w:lvlJc w:val="left"/>
+      <w:pPr>
+        <w:ind w:left="2160" w:hanging="360"/>
+      </w:pPr>
+      <w:rPr>
+        <w:rFonts w:ascii="Wingdings" w:hAnsi="Wingdings" w:hint="default"/>
+      </w:rPr>
+    </w:lvl>
+    <w:lvl w:ilvl="3" w:tplc="04090001" w:tentative="1">
+      <w:start w:val="1"/>
+      <w:numFmt w:val="bullet"/>
+      <w:lvlText w:val=""/>
+      <w:lvlJc w:val="left"/>
+      <w:pPr>
+        <w:ind w:left="2880" w:hanging="360"/>
+      </w:pPr>
+      <w:rPr>
+        <w:rFonts w:ascii="Symbol" w:hAnsi="Symbol" w:hint="default"/>
+      </w:rPr>
+    </w:lvl>
+    <w:lvl w:ilvl="4" w:tplc="04090003" w:tentative="1">
+      <w:start w:val="1"/>
+      <w:numFmt w:val="bullet"/>
+      <w:lvlText w:val="o"/>
+      <w:lvlJc w:val="left"/>
+      <w:pPr>
+        <w:ind w:left="3600" w:hanging="360"/>
+      </w:pPr>
+      <w:rPr>
+        <w:rFonts w:ascii="Courier New" w:hAnsi="Courier New" w:cs="Courier New" w:hint="default"/>
+      </w:rPr>
+    </w:lvl>
+    <w:lvl w:ilvl="5" w:tplc="04090005" w:tentative="1">
+      <w:start w:val="1"/>
+      <w:numFmt w:val="bullet"/>
+      <w:lvlText w:val=""/>
+      <w:lvlJc w:val="left"/>
+      <w:pPr>
+        <w:ind w:left="4320" w:hanging="360"/>
+      </w:pPr>
+      <w:rPr>
+        <w:rFonts w:ascii="Wingdings" w:hAnsi="Wingdings" w:hint="default"/>
+      </w:rPr>
+    </w:lvl>
+    <w:lvl w:ilvl="6" w:tplc="04090001" w:tentative="1">
+      <w:start w:val="1"/>
+      <w:numFmt w:val="bullet"/>
+      <w:lvlText w:val=""/>
+      <w:lvlJc w:val="left"/>
+      <w:pPr>
+        <w:ind w:left="5040" w:hanging="360"/>
+      </w:pPr>
+      <w:rPr>
+        <w:rFonts w:ascii="Symbol" w:hAnsi="Symbol" w:hint="default"/>
+      </w:rPr>
+    </w:lvl>
+    <w:lvl w:ilvl="7" w:tplc="04090003" w:tentative="1">
+      <w:start w:val="1"/>
+      <w:numFmt w:val="bullet"/>
+      <w:lvlText w:val="o"/>
+      <w:lvlJc w:val="left"/>
+      <w:pPr>
+        <w:ind w:left="5760" w:hanging="360"/>
+      </w:pPr>
+      <w:rPr>
+        <w:rFonts w:ascii="Courier New" w:hAnsi="Courier New" w:cs="Courier New" w:hint="default"/>
+      </w:rPr>
+    </w:lvl>
+    <w:lvl w:ilvl="8" w:tplc="04090005" w:tentative="1">
+      <w:start w:val="1"/>
+      <w:numFmt w:val="bullet"/>
+      <w:lvlText w:val=""/>
+      <w:lvlJc w:val="left"/>
+      <w:pPr>
+        <w:ind w:left="6480" w:hanging="360"/>
+      </w:pPr>
+      <w:rPr>
+        <w:rFonts w:ascii="Wingdings" w:hAnsi="Wingdings" w:hint="default"/>
+      </w:rPr>
+    </w:lvl>
+  </w:abstractNum>
+  <w:abstractNum w:abstractNumId="37" w15:restartNumberingAfterBreak="0">
+    <w:nsid w:val="427B2468"/>
+    <w:multiLevelType w:val="hybridMultilevel"/>
+    <w:tmpl w:val="EA5C7B54"/>
+    <w:lvl w:ilvl="0" w:tplc="7E5C1126">
+      <w:numFmt w:val="bullet"/>
+      <w:lvlText w:val="•"/>
+      <w:lvlJc w:val="left"/>
+      <w:pPr>
+        <w:ind w:left="504" w:hanging="360"/>
+      </w:pPr>
+      <w:rPr>
+        <w:rFonts w:ascii="Arial" w:eastAsiaTheme="minorEastAsia" w:hAnsi="Arial" w:cs="Arial" w:hint="default"/>
+        <w:b/>
+      </w:rPr>
+    </w:lvl>
+    <w:lvl w:ilvl="1" w:tplc="04090003" w:tentative="1">
+      <w:start w:val="1"/>
+      <w:numFmt w:val="bullet"/>
+      <w:lvlText w:val="o"/>
+      <w:lvlJc w:val="left"/>
+      <w:pPr>
+        <w:ind w:left="1512" w:hanging="360"/>
+      </w:pPr>
+      <w:rPr>
+        <w:rFonts w:ascii="Courier New" w:hAnsi="Courier New" w:cs="Courier New" w:hint="default"/>
+      </w:rPr>
+    </w:lvl>
+    <w:lvl w:ilvl="2" w:tplc="04090005" w:tentative="1">
+      <w:start w:val="1"/>
+      <w:numFmt w:val="bullet"/>
+      <w:lvlText w:val=""/>
+      <w:lvlJc w:val="left"/>
+      <w:pPr>
+        <w:ind w:left="2232" w:hanging="360"/>
+      </w:pPr>
+      <w:rPr>
+        <w:rFonts w:ascii="Wingdings" w:hAnsi="Wingdings" w:hint="default"/>
+      </w:rPr>
+    </w:lvl>
+    <w:lvl w:ilvl="3" w:tplc="04090001" w:tentative="1">
+      <w:start w:val="1"/>
+      <w:numFmt w:val="bullet"/>
+      <w:lvlText w:val=""/>
+      <w:lvlJc w:val="left"/>
+      <w:pPr>
+        <w:ind w:left="2952" w:hanging="360"/>
+      </w:pPr>
+      <w:rPr>
+        <w:rFonts w:ascii="Symbol" w:hAnsi="Symbol" w:hint="default"/>
+      </w:rPr>
+    </w:lvl>
+    <w:lvl w:ilvl="4" w:tplc="04090003" w:tentative="1">
+      <w:start w:val="1"/>
+      <w:numFmt w:val="bullet"/>
+      <w:lvlText w:val="o"/>
+      <w:lvlJc w:val="left"/>
+      <w:pPr>
+        <w:ind w:left="3672" w:hanging="360"/>
+      </w:pPr>
+      <w:rPr>
+        <w:rFonts w:ascii="Courier New" w:hAnsi="Courier New" w:cs="Courier New" w:hint="default"/>
+      </w:rPr>
+    </w:lvl>
+    <w:lvl w:ilvl="5" w:tplc="04090005" w:tentative="1">
+      <w:start w:val="1"/>
+      <w:numFmt w:val="bullet"/>
+      <w:lvlText w:val=""/>
+      <w:lvlJc w:val="left"/>
+      <w:pPr>
+        <w:ind w:left="4392" w:hanging="360"/>
+      </w:pPr>
+      <w:rPr>
+        <w:rFonts w:ascii="Wingdings" w:hAnsi="Wingdings" w:hint="default"/>
+      </w:rPr>
+    </w:lvl>
+    <w:lvl w:ilvl="6" w:tplc="04090001" w:tentative="1">
+      <w:start w:val="1"/>
+      <w:numFmt w:val="bullet"/>
+      <w:lvlText w:val=""/>
+      <w:lvlJc w:val="left"/>
+      <w:pPr>
+        <w:ind w:left="5112" w:hanging="360"/>
+      </w:pPr>
+      <w:rPr>
+        <w:rFonts w:ascii="Symbol" w:hAnsi="Symbol" w:hint="default"/>
+      </w:rPr>
+    </w:lvl>
+    <w:lvl w:ilvl="7" w:tplc="04090003" w:tentative="1">
+      <w:start w:val="1"/>
+      <w:numFmt w:val="bullet"/>
+      <w:lvlText w:val="o"/>
+      <w:lvlJc w:val="left"/>
+      <w:pPr>
+        <w:ind w:left="5832" w:hanging="360"/>
+      </w:pPr>
+      <w:rPr>
+        <w:rFonts w:ascii="Courier New" w:hAnsi="Courier New" w:cs="Courier New" w:hint="default"/>
+      </w:rPr>
+    </w:lvl>
+    <w:lvl w:ilvl="8" w:tplc="04090005" w:tentative="1">
+      <w:start w:val="1"/>
+      <w:numFmt w:val="bullet"/>
+      <w:lvlText w:val=""/>
+      <w:lvlJc w:val="left"/>
+      <w:pPr>
+        <w:ind w:left="6552" w:hanging="360"/>
+      </w:pPr>
+      <w:rPr>
+        <w:rFonts w:ascii="Wingdings" w:hAnsi="Wingdings" w:hint="default"/>
+      </w:rPr>
+    </w:lvl>
+  </w:abstractNum>
+  <w:abstractNum w:abstractNumId="38" w15:restartNumberingAfterBreak="0">
+    <w:nsid w:val="449D784D"/>
+    <w:multiLevelType w:val="hybridMultilevel"/>
+    <w:tmpl w:val="DA28D676"/>
+    <w:lvl w:ilvl="0" w:tplc="7E5C1126">
+      <w:numFmt w:val="bullet"/>
+      <w:lvlText w:val="•"/>
+      <w:lvlJc w:val="left"/>
+      <w:pPr>
+        <w:ind w:left="504" w:hanging="360"/>
+      </w:pPr>
+      <w:rPr>
+        <w:rFonts w:ascii="Arial" w:eastAsiaTheme="minorEastAsia" w:hAnsi="Arial" w:cs="Arial" w:hint="default"/>
+        <w:b/>
+      </w:rPr>
+    </w:lvl>
+    <w:lvl w:ilvl="1" w:tplc="04090003" w:tentative="1">
+      <w:start w:val="1"/>
+      <w:numFmt w:val="bullet"/>
+      <w:lvlText w:val="o"/>
+      <w:lvlJc w:val="left"/>
+      <w:pPr>
+        <w:ind w:left="1512" w:hanging="360"/>
+      </w:pPr>
+      <w:rPr>
+        <w:rFonts w:ascii="Courier New" w:hAnsi="Courier New" w:cs="Courier New" w:hint="default"/>
+      </w:rPr>
+    </w:lvl>
+    <w:lvl w:ilvl="2" w:tplc="04090005" w:tentative="1">
+      <w:start w:val="1"/>
+      <w:numFmt w:val="bullet"/>
+      <w:lvlText w:val=""/>
+      <w:lvlJc w:val="left"/>
+      <w:pPr>
+        <w:ind w:left="2232" w:hanging="360"/>
+      </w:pPr>
+      <w:rPr>
+        <w:rFonts w:ascii="Wingdings" w:hAnsi="Wingdings" w:hint="default"/>
+      </w:rPr>
+    </w:lvl>
+    <w:lvl w:ilvl="3" w:tplc="04090001" w:tentative="1">
+      <w:start w:val="1"/>
+      <w:numFmt w:val="bullet"/>
+      <w:lvlText w:val=""/>
+      <w:lvlJc w:val="left"/>
+      <w:pPr>
+        <w:ind w:left="2952" w:hanging="360"/>
+      </w:pPr>
+      <w:rPr>
+        <w:rFonts w:ascii="Symbol" w:hAnsi="Symbol" w:hint="default"/>
+      </w:rPr>
+    </w:lvl>
+    <w:lvl w:ilvl="4" w:tplc="04090003" w:tentative="1">
+      <w:start w:val="1"/>
+      <w:numFmt w:val="bullet"/>
+      <w:lvlText w:val="o"/>
+      <w:lvlJc w:val="left"/>
+      <w:pPr>
+        <w:ind w:left="3672" w:hanging="360"/>
+      </w:pPr>
+      <w:rPr>
+        <w:rFonts w:ascii="Courier New" w:hAnsi="Courier New" w:cs="Courier New" w:hint="default"/>
+      </w:rPr>
+    </w:lvl>
+    <w:lvl w:ilvl="5" w:tplc="04090005" w:tentative="1">
+      <w:start w:val="1"/>
+      <w:numFmt w:val="bullet"/>
+      <w:lvlText w:val=""/>
+      <w:lvlJc w:val="left"/>
+      <w:pPr>
+        <w:ind w:left="4392" w:hanging="360"/>
+      </w:pPr>
+      <w:rPr>
+        <w:rFonts w:ascii="Wingdings" w:hAnsi="Wingdings" w:hint="default"/>
+      </w:rPr>
+    </w:lvl>
+    <w:lvl w:ilvl="6" w:tplc="04090001" w:tentative="1">
+      <w:start w:val="1"/>
+      <w:numFmt w:val="bullet"/>
+      <w:lvlText w:val=""/>
+      <w:lvlJc w:val="left"/>
+      <w:pPr>
+        <w:ind w:left="5112" w:hanging="360"/>
+      </w:pPr>
+      <w:rPr>
+        <w:rFonts w:ascii="Symbol" w:hAnsi="Symbol" w:hint="default"/>
+      </w:rPr>
+    </w:lvl>
+    <w:lvl w:ilvl="7" w:tplc="04090003" w:tentative="1">
+      <w:start w:val="1"/>
+      <w:numFmt w:val="bullet"/>
+      <w:lvlText w:val="o"/>
+      <w:lvlJc w:val="left"/>
+      <w:pPr>
+        <w:ind w:left="5832" w:hanging="360"/>
+      </w:pPr>
+      <w:rPr>
+        <w:rFonts w:ascii="Courier New" w:hAnsi="Courier New" w:cs="Courier New" w:hint="default"/>
+      </w:rPr>
+    </w:lvl>
+    <w:lvl w:ilvl="8" w:tplc="04090005" w:tentative="1">
+      <w:start w:val="1"/>
+      <w:numFmt w:val="bullet"/>
+      <w:lvlText w:val=""/>
+      <w:lvlJc w:val="left"/>
+      <w:pPr>
+        <w:ind w:left="6552" w:hanging="360"/>
+      </w:pPr>
+      <w:rPr>
+        <w:rFonts w:ascii="Wingdings" w:hAnsi="Wingdings" w:hint="default"/>
+      </w:rPr>
+    </w:lvl>
+  </w:abstractNum>
+  <w:abstractNum w:abstractNumId="39" w15:restartNumberingAfterBreak="0">
+    <w:nsid w:val="49126E0D"/>
+    <w:multiLevelType w:val="hybridMultilevel"/>
+    <w:tmpl w:val="6E4863EE"/>
+    <w:lvl w:ilvl="0" w:tplc="7E5C1126">
+      <w:numFmt w:val="bullet"/>
+      <w:lvlText w:val="•"/>
+      <w:lvlJc w:val="left"/>
+      <w:pPr>
+        <w:ind w:left="504" w:hanging="360"/>
+      </w:pPr>
+      <w:rPr>
+        <w:rFonts w:ascii="Arial" w:eastAsiaTheme="minorEastAsia" w:hAnsi="Arial" w:cs="Arial" w:hint="default"/>
+        <w:b/>
+      </w:rPr>
+    </w:lvl>
+    <w:lvl w:ilvl="1" w:tplc="04090003" w:tentative="1">
+      <w:start w:val="1"/>
+      <w:numFmt w:val="bullet"/>
+      <w:lvlText w:val="o"/>
+      <w:lvlJc w:val="left"/>
+      <w:pPr>
+        <w:ind w:left="1512" w:hanging="360"/>
+      </w:pPr>
+      <w:rPr>
+        <w:rFonts w:ascii="Courier New" w:hAnsi="Courier New" w:cs="Courier New" w:hint="default"/>
+      </w:rPr>
+    </w:lvl>
+    <w:lvl w:ilvl="2" w:tplc="04090005" w:tentative="1">
+      <w:start w:val="1"/>
+      <w:numFmt w:val="bullet"/>
+      <w:lvlText w:val=""/>
+      <w:lvlJc w:val="left"/>
+      <w:pPr>
+        <w:ind w:left="2232" w:hanging="360"/>
+      </w:pPr>
+      <w:rPr>
+        <w:rFonts w:ascii="Wingdings" w:hAnsi="Wingdings" w:hint="default"/>
+      </w:rPr>
+    </w:lvl>
+    <w:lvl w:ilvl="3" w:tplc="04090001" w:tentative="1">
+      <w:start w:val="1"/>
+      <w:numFmt w:val="bullet"/>
+      <w:lvlText w:val=""/>
+      <w:lvlJc w:val="left"/>
+      <w:pPr>
+        <w:ind w:left="2952" w:hanging="360"/>
+      </w:pPr>
+      <w:rPr>
+        <w:rFonts w:ascii="Symbol" w:hAnsi="Symbol" w:hint="default"/>
+      </w:rPr>
+    </w:lvl>
+    <w:lvl w:ilvl="4" w:tplc="04090003" w:tentative="1">
+      <w:start w:val="1"/>
+      <w:numFmt w:val="bullet"/>
+      <w:lvlText w:val="o"/>
+      <w:lvlJc w:val="left"/>
+      <w:pPr>
+        <w:ind w:left="3672" w:hanging="360"/>
+      </w:pPr>
+      <w:rPr>
+        <w:rFonts w:ascii="Courier New" w:hAnsi="Courier New" w:cs="Courier New" w:hint="default"/>
+      </w:rPr>
+    </w:lvl>
+    <w:lvl w:ilvl="5" w:tplc="04090005" w:tentative="1">
+      <w:start w:val="1"/>
+      <w:numFmt w:val="bullet"/>
+      <w:lvlText w:val=""/>
+      <w:lvlJc w:val="left"/>
+      <w:pPr>
+        <w:ind w:left="4392" w:hanging="360"/>
+      </w:pPr>
+      <w:rPr>
+        <w:rFonts w:ascii="Wingdings" w:hAnsi="Wingdings" w:hint="default"/>
+      </w:rPr>
+    </w:lvl>
+    <w:lvl w:ilvl="6" w:tplc="04090001" w:tentative="1">
+      <w:start w:val="1"/>
+      <w:numFmt w:val="bullet"/>
+      <w:lvlText w:val=""/>
+      <w:lvlJc w:val="left"/>
+      <w:pPr>
+        <w:ind w:left="5112" w:hanging="360"/>
+      </w:pPr>
+      <w:rPr>
+        <w:rFonts w:ascii="Symbol" w:hAnsi="Symbol" w:hint="default"/>
+      </w:rPr>
+    </w:lvl>
+    <w:lvl w:ilvl="7" w:tplc="04090003" w:tentative="1">
+      <w:start w:val="1"/>
+      <w:numFmt w:val="bullet"/>
+      <w:lvlText w:val="o"/>
+      <w:lvlJc w:val="left"/>
+      <w:pPr>
+        <w:ind w:left="5832" w:hanging="360"/>
+      </w:pPr>
+      <w:rPr>
+        <w:rFonts w:ascii="Courier New" w:hAnsi="Courier New" w:cs="Courier New" w:hint="default"/>
+      </w:rPr>
+    </w:lvl>
+    <w:lvl w:ilvl="8" w:tplc="04090005" w:tentative="1">
+      <w:start w:val="1"/>
+      <w:numFmt w:val="bullet"/>
+      <w:lvlText w:val=""/>
+      <w:lvlJc w:val="left"/>
+      <w:pPr>
+        <w:ind w:left="6552" w:hanging="360"/>
+      </w:pPr>
+      <w:rPr>
+        <w:rFonts w:ascii="Wingdings" w:hAnsi="Wingdings" w:hint="default"/>
+      </w:rPr>
+    </w:lvl>
+  </w:abstractNum>
+  <w:abstractNum w:abstractNumId="40" w15:restartNumberingAfterBreak="0">
+    <w:nsid w:val="52C47B01"/>
+    <w:multiLevelType w:val="hybridMultilevel"/>
+    <w:tmpl w:val="74148950"/>
+    <w:lvl w:ilvl="0" w:tplc="04090001">
+      <w:start w:val="1"/>
+      <w:numFmt w:val="bullet"/>
+      <w:lvlText w:val=""/>
+      <w:lvlJc w:val="left"/>
+      <w:pPr>
+        <w:ind w:left="840" w:hanging="360"/>
+      </w:pPr>
+      <w:rPr>
+        <w:rFonts w:ascii="Symbol" w:hAnsi="Symbol" w:hint="default"/>
+      </w:rPr>
+    </w:lvl>
+    <w:lvl w:ilvl="1" w:tplc="04090003" w:tentative="1">
+      <w:start w:val="1"/>
+      <w:numFmt w:val="bullet"/>
+      <w:lvlText w:val="o"/>
+      <w:lvlJc w:val="left"/>
+      <w:pPr>
+        <w:ind w:left="1560" w:hanging="360"/>
+      </w:pPr>
+      <w:rPr>
+        <w:rFonts w:ascii="Courier New" w:hAnsi="Courier New" w:cs="Courier New" w:hint="default"/>
+      </w:rPr>
+    </w:lvl>
+    <w:lvl w:ilvl="2" w:tplc="04090005" w:tentative="1">
+      <w:start w:val="1"/>
+      <w:numFmt w:val="bullet"/>
+      <w:lvlText w:val=""/>
+      <w:lvlJc w:val="left"/>
+      <w:pPr>
+        <w:ind w:left="2280" w:hanging="360"/>
+      </w:pPr>
+      <w:rPr>
+        <w:rFonts w:ascii="Wingdings" w:hAnsi="Wingdings" w:hint="default"/>
+      </w:rPr>
+    </w:lvl>
+    <w:lvl w:ilvl="3" w:tplc="04090001" w:tentative="1">
+      <w:start w:val="1"/>
+      <w:numFmt w:val="bullet"/>
+      <w:lvlText w:val=""/>
+      <w:lvlJc w:val="left"/>
+      <w:pPr>
+        <w:ind w:left="3000" w:hanging="360"/>
+      </w:pPr>
+      <w:rPr>
+        <w:rFonts w:ascii="Symbol" w:hAnsi="Symbol" w:hint="default"/>
+      </w:rPr>
+    </w:lvl>
+    <w:lvl w:ilvl="4" w:tplc="04090003" w:tentative="1">
+      <w:start w:val="1"/>
+      <w:numFmt w:val="bullet"/>
+      <w:lvlText w:val="o"/>
+      <w:lvlJc w:val="left"/>
+      <w:pPr>
+        <w:ind w:left="3720" w:hanging="360"/>
+      </w:pPr>
+      <w:rPr>
+        <w:rFonts w:ascii="Courier New" w:hAnsi="Courier New" w:cs="Courier New" w:hint="default"/>
+      </w:rPr>
+    </w:lvl>
+    <w:lvl w:ilvl="5" w:tplc="04090005" w:tentative="1">
+      <w:start w:val="1"/>
+      <w:numFmt w:val="bullet"/>
+      <w:lvlText w:val=""/>
+      <w:lvlJc w:val="left"/>
+      <w:pPr>
+        <w:ind w:left="4440" w:hanging="360"/>
+      </w:pPr>
+      <w:rPr>
+        <w:rFonts w:ascii="Wingdings" w:hAnsi="Wingdings" w:hint="default"/>
+      </w:rPr>
+    </w:lvl>
+    <w:lvl w:ilvl="6" w:tplc="04090001" w:tentative="1">
+      <w:start w:val="1"/>
+      <w:numFmt w:val="bullet"/>
+      <w:lvlText w:val=""/>
+      <w:lvlJc w:val="left"/>
+      <w:pPr>
+        <w:ind w:left="5160" w:hanging="360"/>
+      </w:pPr>
+      <w:rPr>
+        <w:rFonts w:ascii="Symbol" w:hAnsi="Symbol" w:hint="default"/>
+      </w:rPr>
+    </w:lvl>
+    <w:lvl w:ilvl="7" w:tplc="04090003" w:tentative="1">
+      <w:start w:val="1"/>
+      <w:numFmt w:val="bullet"/>
+      <w:lvlText w:val="o"/>
+      <w:lvlJc w:val="left"/>
+      <w:pPr>
+        <w:ind w:left="5880" w:hanging="360"/>
+      </w:pPr>
+      <w:rPr>
+        <w:rFonts w:ascii="Courier New" w:hAnsi="Courier New" w:cs="Courier New" w:hint="default"/>
+      </w:rPr>
+    </w:lvl>
+    <w:lvl w:ilvl="8" w:tplc="04090005" w:tentative="1">
+      <w:start w:val="1"/>
+      <w:numFmt w:val="bullet"/>
+      <w:lvlText w:val=""/>
+      <w:lvlJc w:val="left"/>
+      <w:pPr>
+        <w:ind w:left="6600" w:hanging="360"/>
+      </w:pPr>
+      <w:rPr>
+        <w:rFonts w:ascii="Wingdings" w:hAnsi="Wingdings" w:hint="default"/>
+      </w:rPr>
+    </w:lvl>
+  </w:abstractNum>
+  <w:abstractNum w:abstractNumId="41" w15:restartNumberingAfterBreak="0">
+    <w:nsid w:val="5A2F01FE"/>
+    <w:multiLevelType w:val="hybridMultilevel"/>
+    <w:tmpl w:val="39F838E8"/>
+    <w:lvl w:ilvl="0" w:tplc="04090001">
+      <w:start w:val="1"/>
+      <w:numFmt w:val="bullet"/>
+      <w:lvlText w:val=""/>
+      <w:lvlJc w:val="left"/>
+      <w:pPr>
+        <w:ind w:left="1080" w:hanging="360"/>
+      </w:pPr>
+      <w:rPr>
+        <w:rFonts w:ascii="Symbol" w:hAnsi="Symbol" w:hint="default"/>
+      </w:rPr>
+    </w:lvl>
+    <w:lvl w:ilvl="1" w:tplc="04090003" w:tentative="1">
+      <w:start w:val="1"/>
+      <w:numFmt w:val="bullet"/>
+      <w:lvlText w:val="o"/>
+      <w:lvlJc w:val="left"/>
+      <w:pPr>
+        <w:ind w:left="1800" w:hanging="360"/>
+      </w:pPr>
+      <w:rPr>
+        <w:rFonts w:ascii="Courier New" w:hAnsi="Courier New" w:cs="Courier New" w:hint="default"/>
+      </w:rPr>
+    </w:lvl>
+    <w:lvl w:ilvl="2" w:tplc="04090005" w:tentative="1">
+      <w:start w:val="1"/>
+      <w:numFmt w:val="bullet"/>
+      <w:lvlText w:val=""/>
+      <w:lvlJc w:val="left"/>
+      <w:pPr>
+        <w:ind w:left="2520" w:hanging="360"/>
+      </w:pPr>
+      <w:rPr>
+        <w:rFonts w:ascii="Wingdings" w:hAnsi="Wingdings" w:hint="default"/>
+      </w:rPr>
+    </w:lvl>
+    <w:lvl w:ilvl="3" w:tplc="04090001" w:tentative="1">
+      <w:start w:val="1"/>
+      <w:numFmt w:val="bullet"/>
+      <w:lvlText w:val=""/>
+      <w:lvlJc w:val="left"/>
+      <w:pPr>
+        <w:ind w:left="3240" w:hanging="360"/>
+      </w:pPr>
+      <w:rPr>
+        <w:rFonts w:ascii="Symbol" w:hAnsi="Symbol" w:hint="default"/>
+      </w:rPr>
+    </w:lvl>
+    <w:lvl w:ilvl="4" w:tplc="04090003" w:tentative="1">
+      <w:start w:val="1"/>
+      <w:numFmt w:val="bullet"/>
+      <w:lvlText w:val="o"/>
+      <w:lvlJc w:val="left"/>
+      <w:pPr>
+        <w:ind w:left="3960" w:hanging="360"/>
+      </w:pPr>
+      <w:rPr>
+        <w:rFonts w:ascii="Courier New" w:hAnsi="Courier New" w:cs="Courier New" w:hint="default"/>
+      </w:rPr>
+    </w:lvl>
+    <w:lvl w:ilvl="5" w:tplc="04090005" w:tentative="1">
+      <w:start w:val="1"/>
+      <w:numFmt w:val="bullet"/>
+      <w:lvlText w:val=""/>
+      <w:lvlJc w:val="left"/>
+      <w:pPr>
+        <w:ind w:left="4680" w:hanging="360"/>
+      </w:pPr>
+      <w:rPr>
+        <w:rFonts w:ascii="Wingdings" w:hAnsi="Wingdings" w:hint="default"/>
+      </w:rPr>
+    </w:lvl>
+    <w:lvl w:ilvl="6" w:tplc="04090001" w:tentative="1">
+      <w:start w:val="1"/>
+      <w:numFmt w:val="bullet"/>
+      <w:lvlText w:val=""/>
+      <w:lvlJc w:val="left"/>
+      <w:pPr>
+        <w:ind w:left="5400" w:hanging="360"/>
+      </w:pPr>
+      <w:rPr>
+        <w:rFonts w:ascii="Symbol" w:hAnsi="Symbol" w:hint="default"/>
+      </w:rPr>
+    </w:lvl>
+    <w:lvl w:ilvl="7" w:tplc="04090003" w:tentative="1">
+      <w:start w:val="1"/>
+      <w:numFmt w:val="bullet"/>
+      <w:lvlText w:val="o"/>
+      <w:lvlJc w:val="left"/>
+      <w:pPr>
+        <w:ind w:left="6120" w:hanging="360"/>
+      </w:pPr>
+      <w:rPr>
+        <w:rFonts w:ascii="Courier New" w:hAnsi="Courier New" w:cs="Courier New" w:hint="default"/>
+      </w:rPr>
+    </w:lvl>
+    <w:lvl w:ilvl="8" w:tplc="04090005" w:tentative="1">
+      <w:start w:val="1"/>
+      <w:numFmt w:val="bullet"/>
+      <w:lvlText w:val=""/>
+      <w:lvlJc w:val="left"/>
+      <w:pPr>
+        <w:ind w:left="6840" w:hanging="360"/>
+      </w:pPr>
+      <w:rPr>
+        <w:rFonts w:ascii="Wingdings" w:hAnsi="Wingdings" w:hint="default"/>
+      </w:rPr>
+    </w:lvl>
+  </w:abstractNum>
+  <w:abstractNum w:abstractNumId="42" w15:restartNumberingAfterBreak="0">
+    <w:nsid w:val="5A5A73DD"/>
+    <w:multiLevelType w:val="hybridMultilevel"/>
+    <w:tmpl w:val="CC5434C2"/>
+    <w:lvl w:ilvl="0" w:tplc="04090001">
+      <w:start w:val="1"/>
+      <w:numFmt w:val="bullet"/>
+      <w:lvlText w:val=""/>
+      <w:lvlJc w:val="left"/>
+      <w:pPr>
+        <w:ind w:left="340" w:hanging="220"/>
+      </w:pPr>
+      <w:rPr>
+        <w:rFonts w:ascii="Symbol" w:hAnsi="Symbol" w:hint="default"/>
+      </w:rPr>
+    </w:lvl>
+    <w:lvl w:ilvl="1" w:tplc="FFFFFFFF">
+      <w:numFmt w:val="decimal"/>
+      <w:lvlText w:val=""/>
+      <w:lvlJc w:val="left"/>
+    </w:lvl>
+    <w:lvl w:ilvl="2" w:tplc="FFFFFFFF">
+      <w:numFmt w:val="decimal"/>
+      <w:lvlText w:val=""/>
+      <w:lvlJc w:val="left"/>
+    </w:lvl>
+    <w:lvl w:ilvl="3" w:tplc="FFFFFFFF">
+      <w:numFmt w:val="decimal"/>
+      <w:lvlText w:val=""/>
+      <w:lvlJc w:val="left"/>
+    </w:lvl>
+    <w:lvl w:ilvl="4" w:tplc="FFFFFFFF">
+      <w:numFmt w:val="decimal"/>
+      <w:lvlText w:val=""/>
+      <w:lvlJc w:val="left"/>
+    </w:lvl>
+    <w:lvl w:ilvl="5" w:tplc="FFFFFFFF">
+      <w:numFmt w:val="decimal"/>
+      <w:lvlText w:val=""/>
+      <w:lvlJc w:val="left"/>
+    </w:lvl>
+    <w:lvl w:ilvl="6" w:tplc="FFFFFFFF">
+      <w:numFmt w:val="decimal"/>
+      <w:lvlText w:val=""/>
+      <w:lvlJc w:val="left"/>
+    </w:lvl>
+    <w:lvl w:ilvl="7" w:tplc="FFFFFFFF">
+      <w:numFmt w:val="decimal"/>
+      <w:lvlText w:val=""/>
+      <w:lvlJc w:val="left"/>
+    </w:lvl>
+    <w:lvl w:ilvl="8" w:tplc="FFFFFFFF">
+      <w:numFmt w:val="decimal"/>
+      <w:lvlText w:val=""/>
+      <w:lvlJc w:val="left"/>
+    </w:lvl>
+  </w:abstractNum>
+  <w:abstractNum w:abstractNumId="43" w15:restartNumberingAfterBreak="0">
+    <w:nsid w:val="65506EE3"/>
+    <w:multiLevelType w:val="hybridMultilevel"/>
+    <w:tmpl w:val="83F6ECA2"/>
+    <w:lvl w:ilvl="0" w:tplc="04090001">
+      <w:start w:val="1"/>
+      <w:numFmt w:val="bullet"/>
+      <w:lvlText w:val=""/>
+      <w:lvlJc w:val="left"/>
+      <w:pPr>
+        <w:ind w:left="840" w:hanging="360"/>
+      </w:pPr>
+      <w:rPr>
+        <w:rFonts w:ascii="Symbol" w:hAnsi="Symbol" w:hint="default"/>
+      </w:rPr>
+    </w:lvl>
+    <w:lvl w:ilvl="1" w:tplc="04090003" w:tentative="1">
+      <w:start w:val="1"/>
+      <w:numFmt w:val="bullet"/>
+      <w:lvlText w:val="o"/>
+      <w:lvlJc w:val="left"/>
+      <w:pPr>
+        <w:ind w:left="1560" w:hanging="360"/>
+      </w:pPr>
+      <w:rPr>
+        <w:rFonts w:ascii="Courier New" w:hAnsi="Courier New" w:cs="Courier New" w:hint="default"/>
+      </w:rPr>
+    </w:lvl>
+    <w:lvl w:ilvl="2" w:tplc="04090005" w:tentative="1">
+      <w:start w:val="1"/>
+      <w:numFmt w:val="bullet"/>
+      <w:lvlText w:val=""/>
+      <w:lvlJc w:val="left"/>
+      <w:pPr>
+        <w:ind w:left="2280" w:hanging="360"/>
+      </w:pPr>
+      <w:rPr>
+        <w:rFonts w:ascii="Wingdings" w:hAnsi="Wingdings" w:hint="default"/>
+      </w:rPr>
+    </w:lvl>
+    <w:lvl w:ilvl="3" w:tplc="04090001" w:tentative="1">
+      <w:start w:val="1"/>
+      <w:numFmt w:val="bullet"/>
+      <w:lvlText w:val=""/>
+      <w:lvlJc w:val="left"/>
+      <w:pPr>
+        <w:ind w:left="3000" w:hanging="360"/>
+      </w:pPr>
+      <w:rPr>
+        <w:rFonts w:ascii="Symbol" w:hAnsi="Symbol" w:hint="default"/>
+      </w:rPr>
+    </w:lvl>
+    <w:lvl w:ilvl="4" w:tplc="04090003" w:tentative="1">
+      <w:start w:val="1"/>
+      <w:numFmt w:val="bullet"/>
+      <w:lvlText w:val="o"/>
+      <w:lvlJc w:val="left"/>
+      <w:pPr>
+        <w:ind w:left="3720" w:hanging="360"/>
+      </w:pPr>
+      <w:rPr>
+        <w:rFonts w:ascii="Courier New" w:hAnsi="Courier New" w:cs="Courier New" w:hint="default"/>
+      </w:rPr>
+    </w:lvl>
+    <w:lvl w:ilvl="5" w:tplc="04090005" w:tentative="1">
+      <w:start w:val="1"/>
+      <w:numFmt w:val="bullet"/>
+      <w:lvlText w:val=""/>
+      <w:lvlJc w:val="left"/>
+      <w:pPr>
+        <w:ind w:left="4440" w:hanging="360"/>
+      </w:pPr>
+      <w:rPr>
+        <w:rFonts w:ascii="Wingdings" w:hAnsi="Wingdings" w:hint="default"/>
+      </w:rPr>
+    </w:lvl>
+    <w:lvl w:ilvl="6" w:tplc="04090001" w:tentative="1">
+      <w:start w:val="1"/>
+      <w:numFmt w:val="bullet"/>
+      <w:lvlText w:val=""/>
+      <w:lvlJc w:val="left"/>
+      <w:pPr>
+        <w:ind w:left="5160" w:hanging="360"/>
+      </w:pPr>
+      <w:rPr>
+        <w:rFonts w:ascii="Symbol" w:hAnsi="Symbol" w:hint="default"/>
+      </w:rPr>
+    </w:lvl>
+    <w:lvl w:ilvl="7" w:tplc="04090003" w:tentative="1">
+      <w:start w:val="1"/>
+      <w:numFmt w:val="bullet"/>
+      <w:lvlText w:val="o"/>
+      <w:lvlJc w:val="left"/>
+      <w:pPr>
+        <w:ind w:left="5880" w:hanging="360"/>
+      </w:pPr>
+      <w:rPr>
+        <w:rFonts w:ascii="Courier New" w:hAnsi="Courier New" w:cs="Courier New" w:hint="default"/>
+      </w:rPr>
+    </w:lvl>
+    <w:lvl w:ilvl="8" w:tplc="04090005" w:tentative="1">
+      <w:start w:val="1"/>
+      <w:numFmt w:val="bullet"/>
+      <w:lvlText w:val=""/>
+      <w:lvlJc w:val="left"/>
+      <w:pPr>
+        <w:ind w:left="6600" w:hanging="360"/>
+      </w:pPr>
+      <w:rPr>
+        <w:rFonts w:ascii="Wingdings" w:hAnsi="Wingdings" w:hint="default"/>
+      </w:rPr>
+    </w:lvl>
+  </w:abstractNum>
+  <w:abstractNum w:abstractNumId="44" w15:restartNumberingAfterBreak="0">
+    <w:nsid w:val="67EF0CFC"/>
+    <w:multiLevelType w:val="hybridMultilevel"/>
+    <w:tmpl w:val="7DC202C0"/>
+    <w:lvl w:ilvl="0" w:tplc="04090001">
+      <w:start w:val="1"/>
+      <w:numFmt w:val="bullet"/>
+      <w:lvlText w:val=""/>
+      <w:lvlJc w:val="left"/>
+      <w:pPr>
+        <w:ind w:left="792" w:hanging="360"/>
+      </w:pPr>
+      <w:rPr>
+        <w:rFonts w:ascii="Symbol" w:hAnsi="Symbol" w:hint="default"/>
+      </w:rPr>
+    </w:lvl>
+    <w:lvl w:ilvl="1" w:tplc="04090003" w:tentative="1">
+      <w:start w:val="1"/>
+      <w:numFmt w:val="bullet"/>
+      <w:lvlText w:val="o"/>
+      <w:lvlJc w:val="left"/>
+      <w:pPr>
+        <w:ind w:left="1512" w:hanging="360"/>
+      </w:pPr>
+      <w:rPr>
+        <w:rFonts w:ascii="Courier New" w:hAnsi="Courier New" w:cs="Courier New" w:hint="default"/>
+      </w:rPr>
+    </w:lvl>
+    <w:lvl w:ilvl="2" w:tplc="04090005" w:tentative="1">
+      <w:start w:val="1"/>
+      <w:numFmt w:val="bullet"/>
+      <w:lvlText w:val=""/>
+      <w:lvlJc w:val="left"/>
+      <w:pPr>
+        <w:ind w:left="2232" w:hanging="360"/>
+      </w:pPr>
+      <w:rPr>
+        <w:rFonts w:ascii="Wingdings" w:hAnsi="Wingdings" w:hint="default"/>
+      </w:rPr>
+    </w:lvl>
+    <w:lvl w:ilvl="3" w:tplc="04090001" w:tentative="1">
+      <w:start w:val="1"/>
+      <w:numFmt w:val="bullet"/>
+      <w:lvlText w:val=""/>
+      <w:lvlJc w:val="left"/>
+      <w:pPr>
+        <w:ind w:left="2952" w:hanging="360"/>
+      </w:pPr>
+      <w:rPr>
+        <w:rFonts w:ascii="Symbol" w:hAnsi="Symbol" w:hint="default"/>
+      </w:rPr>
+    </w:lvl>
+    <w:lvl w:ilvl="4" w:tplc="04090003" w:tentative="1">
+      <w:start w:val="1"/>
+      <w:numFmt w:val="bullet"/>
+      <w:lvlText w:val="o"/>
+      <w:lvlJc w:val="left"/>
+      <w:pPr>
+        <w:ind w:left="3672" w:hanging="360"/>
+      </w:pPr>
+      <w:rPr>
+        <w:rFonts w:ascii="Courier New" w:hAnsi="Courier New" w:cs="Courier New" w:hint="default"/>
+      </w:rPr>
+    </w:lvl>
+    <w:lvl w:ilvl="5" w:tplc="04090005" w:tentative="1">
+      <w:start w:val="1"/>
+      <w:numFmt w:val="bullet"/>
+      <w:lvlText w:val=""/>
+      <w:lvlJc w:val="left"/>
+      <w:pPr>
+        <w:ind w:left="4392" w:hanging="360"/>
+      </w:pPr>
+      <w:rPr>
+        <w:rFonts w:ascii="Wingdings" w:hAnsi="Wingdings" w:hint="default"/>
+      </w:rPr>
+    </w:lvl>
+    <w:lvl w:ilvl="6" w:tplc="04090001" w:tentative="1">
+      <w:start w:val="1"/>
+      <w:numFmt w:val="bullet"/>
+      <w:lvlText w:val=""/>
+      <w:lvlJc w:val="left"/>
+      <w:pPr>
+        <w:ind w:left="5112" w:hanging="360"/>
+      </w:pPr>
+      <w:rPr>
+        <w:rFonts w:ascii="Symbol" w:hAnsi="Symbol" w:hint="default"/>
+      </w:rPr>
+    </w:lvl>
+    <w:lvl w:ilvl="7" w:tplc="04090003" w:tentative="1">
+      <w:start w:val="1"/>
+      <w:numFmt w:val="bullet"/>
+      <w:lvlText w:val="o"/>
+      <w:lvlJc w:val="left"/>
+      <w:pPr>
+        <w:ind w:left="5832" w:hanging="360"/>
+      </w:pPr>
+      <w:rPr>
+        <w:rFonts w:ascii="Courier New" w:hAnsi="Courier New" w:cs="Courier New" w:hint="default"/>
+      </w:rPr>
+    </w:lvl>
+    <w:lvl w:ilvl="8" w:tplc="04090005" w:tentative="1">
+      <w:start w:val="1"/>
+      <w:numFmt w:val="bullet"/>
+      <w:lvlText w:val=""/>
+      <w:lvlJc w:val="left"/>
+      <w:pPr>
+        <w:ind w:left="6552" w:hanging="360"/>
+      </w:pPr>
+      <w:rPr>
+        <w:rFonts w:ascii="Wingdings" w:hAnsi="Wingdings" w:hint="default"/>
+      </w:rPr>
+    </w:lvl>
+  </w:abstractNum>
+  <w:abstractNum w:abstractNumId="45" w15:restartNumberingAfterBreak="0">
+    <w:nsid w:val="68235251"/>
+    <w:multiLevelType w:val="hybridMultilevel"/>
+    <w:tmpl w:val="66485876"/>
+    <w:lvl w:ilvl="0" w:tplc="04090001">
+      <w:start w:val="1"/>
+      <w:numFmt w:val="bullet"/>
+      <w:lvlText w:val=""/>
+      <w:lvlJc w:val="left"/>
+      <w:pPr>
+        <w:ind w:left="840" w:hanging="360"/>
+      </w:pPr>
+      <w:rPr>
+        <w:rFonts w:ascii="Symbol" w:hAnsi="Symbol" w:hint="default"/>
+      </w:rPr>
+    </w:lvl>
+    <w:lvl w:ilvl="1" w:tplc="04090003" w:tentative="1">
+      <w:start w:val="1"/>
+      <w:numFmt w:val="bullet"/>
+      <w:lvlText w:val="o"/>
+      <w:lvlJc w:val="left"/>
+      <w:pPr>
+        <w:ind w:left="1560" w:hanging="360"/>
+      </w:pPr>
+      <w:rPr>
+        <w:rFonts w:ascii="Courier New" w:hAnsi="Courier New" w:cs="Courier New" w:hint="default"/>
+      </w:rPr>
+    </w:lvl>
+    <w:lvl w:ilvl="2" w:tplc="04090005" w:tentative="1">
+      <w:start w:val="1"/>
+      <w:numFmt w:val="bullet"/>
+      <w:lvlText w:val=""/>
+      <w:lvlJc w:val="left"/>
+      <w:pPr>
+        <w:ind w:left="2280" w:hanging="360"/>
+      </w:pPr>
+      <w:rPr>
+        <w:rFonts w:ascii="Wingdings" w:hAnsi="Wingdings" w:hint="default"/>
+      </w:rPr>
+    </w:lvl>
+    <w:lvl w:ilvl="3" w:tplc="04090001" w:tentative="1">
+      <w:start w:val="1"/>
+      <w:numFmt w:val="bullet"/>
+      <w:lvlText w:val=""/>
+      <w:lvlJc w:val="left"/>
+      <w:pPr>
+        <w:ind w:left="3000" w:hanging="360"/>
+      </w:pPr>
+      <w:rPr>
+        <w:rFonts w:ascii="Symbol" w:hAnsi="Symbol" w:hint="default"/>
+      </w:rPr>
+    </w:lvl>
+    <w:lvl w:ilvl="4" w:tplc="04090003" w:tentative="1">
+      <w:start w:val="1"/>
+      <w:numFmt w:val="bullet"/>
+      <w:lvlText w:val="o"/>
+      <w:lvlJc w:val="left"/>
+      <w:pPr>
+        <w:ind w:left="3720" w:hanging="360"/>
+      </w:pPr>
+      <w:rPr>
+        <w:rFonts w:ascii="Courier New" w:hAnsi="Courier New" w:cs="Courier New" w:hint="default"/>
+      </w:rPr>
+    </w:lvl>
+    <w:lvl w:ilvl="5" w:tplc="04090005" w:tentative="1">
+      <w:start w:val="1"/>
+      <w:numFmt w:val="bullet"/>
+      <w:lvlText w:val=""/>
+      <w:lvlJc w:val="left"/>
+      <w:pPr>
+        <w:ind w:left="4440" w:hanging="360"/>
+      </w:pPr>
+      <w:rPr>
+        <w:rFonts w:ascii="Wingdings" w:hAnsi="Wingdings" w:hint="default"/>
+      </w:rPr>
+    </w:lvl>
+    <w:lvl w:ilvl="6" w:tplc="04090001" w:tentative="1">
+      <w:start w:val="1"/>
+      <w:numFmt w:val="bullet"/>
+      <w:lvlText w:val=""/>
+      <w:lvlJc w:val="left"/>
+      <w:pPr>
+        <w:ind w:left="5160" w:hanging="360"/>
+      </w:pPr>
+      <w:rPr>
+        <w:rFonts w:ascii="Symbol" w:hAnsi="Symbol" w:hint="default"/>
+      </w:rPr>
+    </w:lvl>
+    <w:lvl w:ilvl="7" w:tplc="04090003" w:tentative="1">
+      <w:start w:val="1"/>
+      <w:numFmt w:val="bullet"/>
+      <w:lvlText w:val="o"/>
+      <w:lvlJc w:val="left"/>
+      <w:pPr>
+        <w:ind w:left="5880" w:hanging="360"/>
+      </w:pPr>
+      <w:rPr>
+        <w:rFonts w:ascii="Courier New" w:hAnsi="Courier New" w:cs="Courier New" w:hint="default"/>
+      </w:rPr>
+    </w:lvl>
+    <w:lvl w:ilvl="8" w:tplc="04090005" w:tentative="1">
+      <w:start w:val="1"/>
+      <w:numFmt w:val="bullet"/>
+      <w:lvlText w:val=""/>
+      <w:lvlJc w:val="left"/>
+      <w:pPr>
+        <w:ind w:left="6600" w:hanging="360"/>
+      </w:pPr>
+      <w:rPr>
+        <w:rFonts w:ascii="Wingdings" w:hAnsi="Wingdings" w:hint="default"/>
+      </w:rPr>
+    </w:lvl>
+  </w:abstractNum>
+  <w:abstractNum w:abstractNumId="46" w15:restartNumberingAfterBreak="0">
+    <w:nsid w:val="6E770C72"/>
+    <w:multiLevelType w:val="hybridMultilevel"/>
+    <w:tmpl w:val="50A8C00C"/>
+    <w:lvl w:ilvl="0" w:tplc="7E5C1126">
+      <w:numFmt w:val="bullet"/>
+      <w:lvlText w:val="•"/>
+      <w:lvlJc w:val="left"/>
+      <w:pPr>
+        <w:ind w:left="432" w:hanging="360"/>
+      </w:pPr>
+      <w:rPr>
+        <w:rFonts w:ascii="Arial" w:eastAsiaTheme="minorEastAsia" w:hAnsi="Arial" w:cs="Arial" w:hint="default"/>
+        <w:b/>
+      </w:rPr>
+    </w:lvl>
+    <w:lvl w:ilvl="1" w:tplc="04090003" w:tentative="1">
+      <w:start w:val="1"/>
+      <w:numFmt w:val="bullet"/>
+      <w:lvlText w:val="o"/>
+      <w:lvlJc w:val="left"/>
+      <w:pPr>
+        <w:ind w:left="1152" w:hanging="360"/>
+      </w:pPr>
+      <w:rPr>
+        <w:rFonts w:ascii="Courier New" w:hAnsi="Courier New" w:cs="Courier New" w:hint="default"/>
+      </w:rPr>
+    </w:lvl>
+    <w:lvl w:ilvl="2" w:tplc="04090005" w:tentative="1">
+      <w:start w:val="1"/>
+      <w:numFmt w:val="bullet"/>
+      <w:lvlText w:val=""/>
+      <w:lvlJc w:val="left"/>
+      <w:pPr>
+        <w:ind w:left="1872" w:hanging="360"/>
+      </w:pPr>
+      <w:rPr>
+        <w:rFonts w:ascii="Wingdings" w:hAnsi="Wingdings" w:hint="default"/>
+      </w:rPr>
+    </w:lvl>
+    <w:lvl w:ilvl="3" w:tplc="04090001" w:tentative="1">
+      <w:start w:val="1"/>
+      <w:numFmt w:val="bullet"/>
+      <w:lvlText w:val=""/>
+      <w:lvlJc w:val="left"/>
+      <w:pPr>
+        <w:ind w:left="2592" w:hanging="360"/>
+      </w:pPr>
+      <w:rPr>
+        <w:rFonts w:ascii="Symbol" w:hAnsi="Symbol" w:hint="default"/>
+      </w:rPr>
+    </w:lvl>
+    <w:lvl w:ilvl="4" w:tplc="04090003" w:tentative="1">
+      <w:start w:val="1"/>
+      <w:numFmt w:val="bullet"/>
+      <w:lvlText w:val="o"/>
+      <w:lvlJc w:val="left"/>
+      <w:pPr>
+        <w:ind w:left="3312" w:hanging="360"/>
+      </w:pPr>
+      <w:rPr>
+        <w:rFonts w:ascii="Courier New" w:hAnsi="Courier New" w:cs="Courier New" w:hint="default"/>
+      </w:rPr>
+    </w:lvl>
+    <w:lvl w:ilvl="5" w:tplc="04090005" w:tentative="1">
+      <w:start w:val="1"/>
+      <w:numFmt w:val="bullet"/>
+      <w:lvlText w:val=""/>
+      <w:lvlJc w:val="left"/>
+      <w:pPr>
+        <w:ind w:left="4032" w:hanging="360"/>
+      </w:pPr>
+      <w:rPr>
+        <w:rFonts w:ascii="Wingdings" w:hAnsi="Wingdings" w:hint="default"/>
+      </w:rPr>
+    </w:lvl>
+    <w:lvl w:ilvl="6" w:tplc="04090001" w:tentative="1">
+      <w:start w:val="1"/>
+      <w:numFmt w:val="bullet"/>
+      <w:lvlText w:val=""/>
+      <w:lvlJc w:val="left"/>
+      <w:pPr>
+        <w:ind w:left="4752" w:hanging="360"/>
+      </w:pPr>
+      <w:rPr>
+        <w:rFonts w:ascii="Symbol" w:hAnsi="Symbol" w:hint="default"/>
+      </w:rPr>
+    </w:lvl>
+    <w:lvl w:ilvl="7" w:tplc="04090003" w:tentative="1">
+      <w:start w:val="1"/>
+      <w:numFmt w:val="bullet"/>
+      <w:lvlText w:val="o"/>
+      <w:lvlJc w:val="left"/>
+      <w:pPr>
+        <w:ind w:left="5472" w:hanging="360"/>
+      </w:pPr>
+      <w:rPr>
+        <w:rFonts w:ascii="Courier New" w:hAnsi="Courier New" w:cs="Courier New" w:hint="default"/>
+      </w:rPr>
+    </w:lvl>
+    <w:lvl w:ilvl="8" w:tplc="04090005" w:tentative="1">
+      <w:start w:val="1"/>
+      <w:numFmt w:val="bullet"/>
+      <w:lvlText w:val=""/>
+      <w:lvlJc w:val="left"/>
+      <w:pPr>
+        <w:ind w:left="6192" w:hanging="360"/>
+      </w:pPr>
+      <w:rPr>
+        <w:rFonts w:ascii="Wingdings" w:hAnsi="Wingdings" w:hint="default"/>
+      </w:rPr>
+    </w:lvl>
+  </w:abstractNum>
+  <w:abstractNum w:abstractNumId="47" w15:restartNumberingAfterBreak="0">
+    <w:nsid w:val="71D715A9"/>
+    <w:multiLevelType w:val="hybridMultilevel"/>
+    <w:tmpl w:val="547C7B40"/>
+    <w:lvl w:ilvl="0" w:tplc="7E5C1126">
+      <w:numFmt w:val="bullet"/>
+      <w:lvlText w:val="•"/>
+      <w:lvlJc w:val="left"/>
+      <w:pPr>
+        <w:ind w:left="504" w:hanging="360"/>
+      </w:pPr>
+      <w:rPr>
+        <w:rFonts w:ascii="Arial" w:eastAsiaTheme="minorEastAsia" w:hAnsi="Arial" w:cs="Arial" w:hint="default"/>
+        <w:b/>
+      </w:rPr>
+    </w:lvl>
+    <w:lvl w:ilvl="1" w:tplc="04090003" w:tentative="1">
+      <w:start w:val="1"/>
+      <w:numFmt w:val="bullet"/>
+      <w:lvlText w:val="o"/>
+      <w:lvlJc w:val="left"/>
+      <w:pPr>
+        <w:ind w:left="1512" w:hanging="360"/>
+      </w:pPr>
+      <w:rPr>
+        <w:rFonts w:ascii="Courier New" w:hAnsi="Courier New" w:cs="Courier New" w:hint="default"/>
+      </w:rPr>
+    </w:lvl>
+    <w:lvl w:ilvl="2" w:tplc="04090005" w:tentative="1">
+      <w:start w:val="1"/>
+      <w:numFmt w:val="bullet"/>
+      <w:lvlText w:val=""/>
+      <w:lvlJc w:val="left"/>
+      <w:pPr>
+        <w:ind w:left="2232" w:hanging="360"/>
+      </w:pPr>
+      <w:rPr>
+        <w:rFonts w:ascii="Wingdings" w:hAnsi="Wingdings" w:hint="default"/>
+      </w:rPr>
+    </w:lvl>
+    <w:lvl w:ilvl="3" w:tplc="04090001" w:tentative="1">
+      <w:start w:val="1"/>
+      <w:numFmt w:val="bullet"/>
+      <w:lvlText w:val=""/>
+      <w:lvlJc w:val="left"/>
+      <w:pPr>
+        <w:ind w:left="2952" w:hanging="360"/>
+      </w:pPr>
+      <w:rPr>
+        <w:rFonts w:ascii="Symbol" w:hAnsi="Symbol" w:hint="default"/>
+      </w:rPr>
+    </w:lvl>
+    <w:lvl w:ilvl="4" w:tplc="04090003" w:tentative="1">
+      <w:start w:val="1"/>
+      <w:numFmt w:val="bullet"/>
+      <w:lvlText w:val="o"/>
+      <w:lvlJc w:val="left"/>
+      <w:pPr>
+        <w:ind w:left="3672" w:hanging="360"/>
+      </w:pPr>
+      <w:rPr>
+        <w:rFonts w:ascii="Courier New" w:hAnsi="Courier New" w:cs="Courier New" w:hint="default"/>
+      </w:rPr>
+    </w:lvl>
+    <w:lvl w:ilvl="5" w:tplc="04090005" w:tentative="1">
+      <w:start w:val="1"/>
+      <w:numFmt w:val="bullet"/>
+      <w:lvlText w:val=""/>
+      <w:lvlJc w:val="left"/>
+      <w:pPr>
+        <w:ind w:left="4392" w:hanging="360"/>
+      </w:pPr>
+      <w:rPr>
+        <w:rFonts w:ascii="Wingdings" w:hAnsi="Wingdings" w:hint="default"/>
+      </w:rPr>
+    </w:lvl>
+    <w:lvl w:ilvl="6" w:tplc="04090001" w:tentative="1">
+      <w:start w:val="1"/>
+      <w:numFmt w:val="bullet"/>
+      <w:lvlText w:val=""/>
+      <w:lvlJc w:val="left"/>
+      <w:pPr>
+        <w:ind w:left="5112" w:hanging="360"/>
+      </w:pPr>
+      <w:rPr>
+        <w:rFonts w:ascii="Symbol" w:hAnsi="Symbol" w:hint="default"/>
+      </w:rPr>
+    </w:lvl>
+    <w:lvl w:ilvl="7" w:tplc="04090003" w:tentative="1">
+      <w:start w:val="1"/>
+      <w:numFmt w:val="bullet"/>
+      <w:lvlText w:val="o"/>
+      <w:lvlJc w:val="left"/>
+      <w:pPr>
+        <w:ind w:left="5832" w:hanging="360"/>
+      </w:pPr>
+      <w:rPr>
+        <w:rFonts w:ascii="Courier New" w:hAnsi="Courier New" w:cs="Courier New" w:hint="default"/>
+      </w:rPr>
+    </w:lvl>
+    <w:lvl w:ilvl="8" w:tplc="04090005" w:tentative="1">
+      <w:start w:val="1"/>
+      <w:numFmt w:val="bullet"/>
+      <w:lvlText w:val=""/>
+      <w:lvlJc w:val="left"/>
+      <w:pPr>
+        <w:ind w:left="6552" w:hanging="360"/>
+      </w:pPr>
+      <w:rPr>
+        <w:rFonts w:ascii="Wingdings" w:hAnsi="Wingdings" w:hint="default"/>
       </w:rPr>
     </w:lvl>
   </w:abstractNum>
@@ -2575,6 +6566,126 @@
   </w:num>
   <w:num w:numId="9" w16cid:durableId="2116175116">
     <w:abstractNumId w:val="0"/>
+  </w:num>
+  <w:num w:numId="10" w16cid:durableId="1272006085">
+    <w:abstractNumId w:val="31"/>
+  </w:num>
+  <w:num w:numId="11" w16cid:durableId="1678002194">
+    <w:abstractNumId w:val="31"/>
+  </w:num>
+  <w:num w:numId="12" w16cid:durableId="456144047">
+    <w:abstractNumId w:val="30"/>
+  </w:num>
+  <w:num w:numId="13" w16cid:durableId="41567208">
+    <w:abstractNumId w:val="22"/>
+  </w:num>
+  <w:num w:numId="14" w16cid:durableId="50154397">
+    <w:abstractNumId w:val="11"/>
+  </w:num>
+  <w:num w:numId="15" w16cid:durableId="727068760">
+    <w:abstractNumId w:val="42"/>
+  </w:num>
+  <w:num w:numId="16" w16cid:durableId="1882328425">
+    <w:abstractNumId w:val="21"/>
+  </w:num>
+  <w:num w:numId="17" w16cid:durableId="1709985972">
+    <w:abstractNumId w:val="23"/>
+  </w:num>
+  <w:num w:numId="18" w16cid:durableId="554464564">
+    <w:abstractNumId w:val="27"/>
+  </w:num>
+  <w:num w:numId="19" w16cid:durableId="1859392662">
+    <w:abstractNumId w:val="44"/>
+  </w:num>
+  <w:num w:numId="20" w16cid:durableId="924076792">
+    <w:abstractNumId w:val="16"/>
+  </w:num>
+  <w:num w:numId="21" w16cid:durableId="1745755432">
+    <w:abstractNumId w:val="34"/>
+  </w:num>
+  <w:num w:numId="22" w16cid:durableId="738602241">
+    <w:abstractNumId w:val="39"/>
+  </w:num>
+  <w:num w:numId="23" w16cid:durableId="1128161535">
+    <w:abstractNumId w:val="43"/>
+  </w:num>
+  <w:num w:numId="24" w16cid:durableId="603608308">
+    <w:abstractNumId w:val="14"/>
+  </w:num>
+  <w:num w:numId="25" w16cid:durableId="1468427675">
+    <w:abstractNumId w:val="17"/>
+  </w:num>
+  <w:num w:numId="26" w16cid:durableId="162595329">
+    <w:abstractNumId w:val="28"/>
+  </w:num>
+  <w:num w:numId="27" w16cid:durableId="1694068813">
+    <w:abstractNumId w:val="35"/>
+  </w:num>
+  <w:num w:numId="28" w16cid:durableId="1360620031">
+    <w:abstractNumId w:val="24"/>
+  </w:num>
+  <w:num w:numId="29" w16cid:durableId="1529682753">
+    <w:abstractNumId w:val="26"/>
+  </w:num>
+  <w:num w:numId="30" w16cid:durableId="459106736">
+    <w:abstractNumId w:val="36"/>
+  </w:num>
+  <w:num w:numId="31" w16cid:durableId="823280543">
+    <w:abstractNumId w:val="41"/>
+  </w:num>
+  <w:num w:numId="32" w16cid:durableId="1331715292">
+    <w:abstractNumId w:val="25"/>
+  </w:num>
+  <w:num w:numId="33" w16cid:durableId="422997386">
+    <w:abstractNumId w:val="19"/>
+  </w:num>
+  <w:num w:numId="34" w16cid:durableId="2112166589">
+    <w:abstractNumId w:val="10"/>
+  </w:num>
+  <w:num w:numId="35" w16cid:durableId="451873717">
+    <w:abstractNumId w:val="33"/>
+  </w:num>
+  <w:num w:numId="36" w16cid:durableId="120539138">
+    <w:abstractNumId w:val="46"/>
+  </w:num>
+  <w:num w:numId="37" w16cid:durableId="1166939815">
+    <w:abstractNumId w:val="37"/>
+  </w:num>
+  <w:num w:numId="38" w16cid:durableId="1186676670">
+    <w:abstractNumId w:val="13"/>
+  </w:num>
+  <w:num w:numId="39" w16cid:durableId="963659463">
+    <w:abstractNumId w:val="47"/>
+  </w:num>
+  <w:num w:numId="40" w16cid:durableId="1452431262">
+    <w:abstractNumId w:val="20"/>
+  </w:num>
+  <w:num w:numId="41" w16cid:durableId="697587038">
+    <w:abstractNumId w:val="38"/>
+  </w:num>
+  <w:num w:numId="42" w16cid:durableId="269356647">
+    <w:abstractNumId w:val="32"/>
+  </w:num>
+  <w:num w:numId="43" w16cid:durableId="124861029">
+    <w:abstractNumId w:val="9"/>
+  </w:num>
+  <w:num w:numId="44" w16cid:durableId="2083990263">
+    <w:abstractNumId w:val="18"/>
+  </w:num>
+  <w:num w:numId="45" w16cid:durableId="652223558">
+    <w:abstractNumId w:val="40"/>
+  </w:num>
+  <w:num w:numId="46" w16cid:durableId="1905682029">
+    <w:abstractNumId w:val="29"/>
+  </w:num>
+  <w:num w:numId="47" w16cid:durableId="467406782">
+    <w:abstractNumId w:val="15"/>
+  </w:num>
+  <w:num w:numId="48" w16cid:durableId="1819345248">
+    <w:abstractNumId w:val="45"/>
+  </w:num>
+  <w:num w:numId="49" w16cid:durableId="1141534043">
+    <w:abstractNumId w:val="12"/>
   </w:num>
 </w:numbering>
 </file>
@@ -2776,7 +6887,7 @@
     <w:lsdException w:name="Medium Shading 2 Accent 1" w:uiPriority="64"/>
     <w:lsdException w:name="Medium List 1 Accent 1" w:uiPriority="65"/>
     <w:lsdException w:name="Revision" w:semiHidden="1"/>
-    <w:lsdException w:name="List Paragraph" w:uiPriority="34" w:qFormat="1"/>
+    <w:lsdException w:name="List Paragraph" w:uiPriority="0" w:qFormat="1"/>
     <w:lsdException w:name="Quote" w:uiPriority="29" w:qFormat="1"/>
     <w:lsdException w:name="Intense Quote" w:uiPriority="30" w:qFormat="1"/>
     <w:lsdException w:name="Medium List 2 Accent 1" w:uiPriority="66"/>
@@ -3189,7 +7300,6 @@
   <w:style w:type="character" w:default="1" w:styleId="DefaultParagraphFont">
     <w:name w:val="Default Paragraph Font"/>
     <w:uiPriority w:val="1"/>
-    <w:semiHidden/>
     <w:unhideWhenUsed/>
   </w:style>
   <w:style w:type="table" w:default="1" w:styleId="TableNormal">
@@ -3391,7 +7501,6 @@
   <w:style w:type="paragraph" w:styleId="ListParagraph">
     <w:name w:val="List Paragraph"/>
     <w:basedOn w:val="Normal"/>
-    <w:uiPriority w:val="34"/>
     <w:qFormat/>
     <w:rsid w:val="00FC693F"/>
     <w:pPr>
@@ -13986,6 +18095,19 @@
       <w:shd w:val="clear" w:color="auto" w:fill="E1DFDD"/>
     </w:rPr>
   </w:style>
+  <w:style w:type="paragraph" w:styleId="NormalWeb">
+    <w:name w:val="Normal (Web)"/>
+    <w:basedOn w:val="Normal"/>
+    <w:uiPriority w:val="99"/>
+    <w:semiHidden/>
+    <w:unhideWhenUsed/>
+    <w:rsid w:val="00FC04DA"/>
+    <w:rPr>
+      <w:rFonts w:ascii="Times New Roman" w:hAnsi="Times New Roman" w:cs="Times New Roman"/>
+      <w:sz w:val="24"/>
+      <w:szCs w:val="24"/>
+    </w:rPr>
+  </w:style>
 </w:styles>
 </file>
 
